--- a/ОПИСАНИЕ ДИПЛОМА/ВТОРАЯ ГЛАВА.docx
+++ b/ОПИСАНИЕ ДИПЛОМА/ВТОРАЯ ГЛАВА.docx
@@ -3503,6 +3503,8 @@
         <w:jc w:val="center"/>
         <w:rPr>
           <w:rFonts w:eastAsia="Times New Roman"/>
+          <w:sz w:val="32"/>
+          <w:szCs w:val="32"/>
           <w:lang w:eastAsia="ar-SA"/>
         </w:rPr>
       </w:pPr>
@@ -3510,6 +3512,8 @@
       <w:r>
         <w:rPr>
           <w:rFonts w:eastAsia="Times New Roman"/>
+          <w:sz w:val="32"/>
+          <w:szCs w:val="32"/>
           <w:lang w:eastAsia="ar-SA"/>
         </w:rPr>
         <w:lastRenderedPageBreak/>
@@ -3518,6 +3522,8 @@
       <w:r>
         <w:rPr>
           <w:rFonts w:eastAsia="Times New Roman"/>
+          <w:sz w:val="32"/>
+          <w:szCs w:val="32"/>
           <w:lang w:eastAsia="ar-SA"/>
         </w:rPr>
         <w:t>Проект автоматизации бизнес-процесса анализа пользовательских событий веб-приложения интернет-магазина</w:t>
@@ -3637,10 +3643,11 @@
           <w:numId w:val="3"/>
         </w:numPr>
         <w:spacing w:line="360" w:lineRule="auto"/>
-        <w:jc w:val="center"/>
+        <w:ind w:left="709" w:hanging="709"/>
         <w:rPr>
           <w:b/>
           <w:bCs/>
+          <w:szCs w:val="28"/>
           <w:lang w:eastAsia="ar-SA"/>
         </w:rPr>
       </w:pPr>
@@ -3650,12 +3657,58 @@
         <w:rPr>
           <w:b/>
           <w:bCs/>
+          <w:szCs w:val="28"/>
           <w:lang w:eastAsia="ar-SA"/>
         </w:rPr>
         <w:t>Функциональная структура</w:t>
       </w:r>
       <w:bookmarkEnd w:id="34"/>
       <w:bookmarkEnd w:id="35"/>
+      <w:r>
+        <w:rPr>
+          <w:b/>
+          <w:bCs/>
+          <w:szCs w:val="28"/>
+          <w:lang w:eastAsia="ar-SA"/>
+        </w:rPr>
+        <w:t xml:space="preserve"> </w:t>
+      </w:r>
+      <w:r>
+        <w:rPr>
+          <w:b/>
+          <w:bCs/>
+          <w:szCs w:val="28"/>
+          <w:lang w:eastAsia="ar-SA"/>
+        </w:rPr>
+        <w:t xml:space="preserve">модуля </w:t>
+      </w:r>
+      <w:r>
+        <w:rPr>
+          <w:b/>
+          <w:bCs/>
+          <w:szCs w:val="28"/>
+          <w:lang w:eastAsia="ar-SA"/>
+        </w:rPr>
+        <w:t>объединённой</w:t>
+      </w:r>
+      <w:r>
+        <w:rPr>
+          <w:b/>
+          <w:bCs/>
+          <w:szCs w:val="28"/>
+          <w:lang w:eastAsia="ar-SA"/>
+        </w:rPr>
+        <w:t xml:space="preserve"> </w:t>
+      </w:r>
+      <w:r>
+        <w:rPr>
+          <w:b/>
+          <w:bCs/>
+          <w:szCs w:val="28"/>
+          <w:lang w:eastAsia="ar-SA"/>
+        </w:rPr>
+        <w:t>аналитики пользовательских событий</w:t>
+      </w:r>
     </w:p>
     <w:p>
       <w:pPr>
@@ -3861,7 +3914,8 @@
                 <w:rFonts w:eastAsia="Times New Roman"/>
                 <w:b/>
                 <w:color w:val="000000" w:themeColor="text1"/>
-                <w:szCs w:val="28"/>
+                <w:sz w:val="22"/>
+                <w:szCs w:val="22"/>
               </w:rPr>
             </w:pPr>
             <w:r>
@@ -3869,7 +3923,8 @@
                 <w:rFonts w:eastAsia="Times New Roman"/>
                 <w:b/>
                 <w:color w:val="000000" w:themeColor="text1"/>
-                <w:szCs w:val="28"/>
+                <w:sz w:val="22"/>
+                <w:szCs w:val="22"/>
               </w:rPr>
               <w:t>Класс пользователя</w:t>
             </w:r>
@@ -3899,7 +3954,8 @@
                 <w:rFonts w:eastAsia="Times New Roman"/>
                 <w:b/>
                 <w:color w:val="000000" w:themeColor="text1"/>
-                <w:szCs w:val="28"/>
+                <w:sz w:val="22"/>
+                <w:szCs w:val="22"/>
               </w:rPr>
             </w:pPr>
             <w:r>
@@ -3907,7 +3963,8 @@
                 <w:rFonts w:eastAsia="Times New Roman"/>
                 <w:b/>
                 <w:color w:val="000000" w:themeColor="text1"/>
-                <w:szCs w:val="28"/>
+                <w:sz w:val="22"/>
+                <w:szCs w:val="22"/>
               </w:rPr>
               <w:t>Роль в системе</w:t>
             </w:r>
@@ -3937,7 +3994,8 @@
                 <w:rFonts w:eastAsia="Times New Roman"/>
                 <w:b/>
                 <w:color w:val="000000" w:themeColor="text1"/>
-                <w:szCs w:val="28"/>
+                <w:sz w:val="22"/>
+                <w:szCs w:val="22"/>
               </w:rPr>
             </w:pPr>
             <w:r>
@@ -3945,7 +4003,8 @@
                 <w:rFonts w:eastAsia="Times New Roman"/>
                 <w:b/>
                 <w:color w:val="000000" w:themeColor="text1"/>
-                <w:szCs w:val="28"/>
+                <w:sz w:val="22"/>
+                <w:szCs w:val="22"/>
               </w:rPr>
               <w:t>Описание</w:t>
             </w:r>
@@ -3978,14 +4037,16 @@
               <w:rPr>
                 <w:rFonts w:eastAsia="Times New Roman"/>
                 <w:color w:val="000000" w:themeColor="text1"/>
-                <w:szCs w:val="28"/>
-              </w:rPr>
-            </w:pPr>
-            <w:r>
-              <w:rPr>
-                <w:rFonts w:eastAsia="Times New Roman"/>
-                <w:color w:val="000000" w:themeColor="text1"/>
-                <w:szCs w:val="28"/>
+                <w:sz w:val="22"/>
+                <w:szCs w:val="22"/>
+              </w:rPr>
+            </w:pPr>
+            <w:r>
+              <w:rPr>
+                <w:rFonts w:eastAsia="Times New Roman"/>
+                <w:color w:val="000000" w:themeColor="text1"/>
+                <w:sz w:val="22"/>
+                <w:szCs w:val="22"/>
               </w:rPr>
               <w:t>Пользователь интернет-магазина</w:t>
             </w:r>
@@ -4013,14 +4074,16 @@
               <w:rPr>
                 <w:rFonts w:eastAsia="Times New Roman"/>
                 <w:color w:val="000000" w:themeColor="text1"/>
-                <w:szCs w:val="28"/>
-              </w:rPr>
-            </w:pPr>
-            <w:r>
-              <w:rPr>
-                <w:rFonts w:eastAsia="Times New Roman"/>
-                <w:color w:val="000000" w:themeColor="text1"/>
-                <w:szCs w:val="28"/>
+                <w:sz w:val="22"/>
+                <w:szCs w:val="22"/>
+              </w:rPr>
+            </w:pPr>
+            <w:r>
+              <w:rPr>
+                <w:rFonts w:eastAsia="Times New Roman"/>
+                <w:color w:val="000000" w:themeColor="text1"/>
+                <w:sz w:val="22"/>
+                <w:szCs w:val="22"/>
               </w:rPr>
               <w:t>Источник пользовательских событий</w:t>
             </w:r>
@@ -4049,14 +4112,16 @@
               <w:rPr>
                 <w:rFonts w:eastAsia="Times New Roman"/>
                 <w:color w:val="000000" w:themeColor="text1"/>
-                <w:szCs w:val="28"/>
-              </w:rPr>
-            </w:pPr>
-            <w:r>
-              <w:rPr>
-                <w:rFonts w:eastAsia="Times New Roman"/>
-                <w:color w:val="000000" w:themeColor="text1"/>
-                <w:szCs w:val="28"/>
+                <w:sz w:val="22"/>
+                <w:szCs w:val="22"/>
+              </w:rPr>
+            </w:pPr>
+            <w:r>
+              <w:rPr>
+                <w:rFonts w:eastAsia="Times New Roman"/>
+                <w:color w:val="000000" w:themeColor="text1"/>
+                <w:sz w:val="22"/>
+                <w:szCs w:val="22"/>
               </w:rPr>
               <w:t>Конечный пользователь веб-приложения, выполняющий действия в системе (просмотр товаров, переходы, добавление в корзину, оформление заказа). Данные действия автоматически фиксируются модулем аналитики и используются для формирования метрик.</w:t>
             </w:r>
@@ -4089,14 +4154,15 @@
               <w:rPr>
                 <w:rFonts w:eastAsia="Times New Roman"/>
                 <w:color w:val="000000" w:themeColor="text1"/>
-                <w:szCs w:val="28"/>
-              </w:rPr>
-            </w:pPr>
-            <w:r>
-              <w:rPr>
-                <w:szCs w:val="28"/>
-              </w:rPr>
-              <w:lastRenderedPageBreak/>
+                <w:sz w:val="22"/>
+                <w:szCs w:val="22"/>
+              </w:rPr>
+            </w:pPr>
+            <w:r>
+              <w:rPr>
+                <w:sz w:val="22"/>
+                <w:szCs w:val="22"/>
+              </w:rPr>
               <w:t>Администратор интернет-магазина</w:t>
             </w:r>
           </w:p>
@@ -4123,12 +4189,14 @@
               <w:rPr>
                 <w:rFonts w:eastAsia="Times New Roman"/>
                 <w:color w:val="000000" w:themeColor="text1"/>
-                <w:szCs w:val="28"/>
-              </w:rPr>
-            </w:pPr>
-            <w:r>
-              <w:rPr>
-                <w:szCs w:val="28"/>
+                <w:sz w:val="22"/>
+                <w:szCs w:val="22"/>
+              </w:rPr>
+            </w:pPr>
+            <w:r>
+              <w:rPr>
+                <w:sz w:val="22"/>
+                <w:szCs w:val="22"/>
               </w:rPr>
               <w:t>Пользователь аналитической системы</w:t>
             </w:r>
@@ -4156,16 +4224,28 @@
               <w:rPr>
                 <w:rFonts w:eastAsia="Times New Roman"/>
                 <w:color w:val="000000" w:themeColor="text1"/>
-                <w:szCs w:val="28"/>
-              </w:rPr>
-            </w:pPr>
-            <w:r>
-              <w:rPr>
-                <w:rFonts w:eastAsia="Times New Roman"/>
-                <w:color w:val="000000" w:themeColor="text1"/>
-                <w:szCs w:val="28"/>
-              </w:rPr>
-              <w:t>Уполномоченный пользователь, имеющий доступ к административной панели. Осуществляет просмотр и анализ пользовательских событий, изучает метрики производительности и использует полученные данные для выявления узких мест и оптимизации работы системы.</w:t>
+                <w:sz w:val="22"/>
+                <w:szCs w:val="22"/>
+              </w:rPr>
+            </w:pPr>
+            <w:r>
+              <w:rPr>
+                <w:rFonts w:eastAsia="Times New Roman"/>
+                <w:color w:val="000000" w:themeColor="text1"/>
+                <w:sz w:val="22"/>
+                <w:szCs w:val="22"/>
+              </w:rPr>
+              <w:t xml:space="preserve">Уполномоченный пользователь, имеющий доступ к административной панели. Осуществляет просмотр и </w:t>
+            </w:r>
+            <w:r>
+              <w:rPr>
+                <w:rFonts w:eastAsia="Times New Roman"/>
+                <w:color w:val="000000" w:themeColor="text1"/>
+                <w:sz w:val="22"/>
+                <w:szCs w:val="22"/>
+              </w:rPr>
+              <w:lastRenderedPageBreak/>
+              <w:t>анализ пользовательских событий, изучает метрики производительности и использует полученные данные для выявления узких мест и оптимизации работы системы.</w:t>
             </w:r>
           </w:p>
         </w:tc>
@@ -4183,6 +4263,7 @@
           <w:rFonts w:eastAsia="Times New Roman"/>
           <w:szCs w:val="28"/>
         </w:rPr>
+        <w:lastRenderedPageBreak/>
         <w:br/>
       </w:r>
       <w:bookmarkStart w:id="36" w:name="_Ref194849489"/>
@@ -4314,7 +4395,6 @@
         <w:jc w:val="both"/>
       </w:pPr>
       <w:r>
-        <w:lastRenderedPageBreak/>
         <w:t>администратор интернет-магазина, осуществляющий анализ полученных данных;</w:t>
       </w:r>
     </w:p>
@@ -4353,6 +4433,7 @@
         <w:rPr>
           <w:noProof/>
         </w:rPr>
+        <w:lastRenderedPageBreak/>
         <w:drawing>
           <wp:inline distT="0" distB="0" distL="0" distR="0" wp14:anchorId="739AB8A8" wp14:editId="07B1A5E4">
             <wp:extent cx="5939790" cy="4076065"/>
@@ -4453,7 +4534,6 @@
         <w:jc w:val="both"/>
       </w:pPr>
       <w:r>
-        <w:lastRenderedPageBreak/>
         <w:t>просмотр списка пользовательских событий;</w:t>
       </w:r>
     </w:p>
@@ -4549,10 +4629,315 @@
           <w:noProof/>
           <w:lang w:val="en-US"/>
         </w:rPr>
+        <w:lastRenderedPageBreak/>
         <w:drawing>
-          <wp:inline distT="0" distB="0" distL="0" distR="0" wp14:anchorId="6FDD0FD6" wp14:editId="32DC54B5">
-            <wp:extent cx="5939790" cy="2703830"/>
-            <wp:effectExtent l="0" t="0" r="3810" b="1270"/>
+          <wp:inline distT="0" distB="0" distL="0" distR="0" wp14:anchorId="57CDE123" wp14:editId="29367D58">
+            <wp:extent cx="5939790" cy="2565400"/>
+            <wp:effectExtent l="0" t="0" r="3810" b="6350"/>
+            <wp:docPr id="1532026062" name="Рисунок 1"/>
+            <wp:cNvGraphicFramePr>
+              <a:graphicFrameLocks xmlns:a="http://schemas.openxmlformats.org/drawingml/2006/main" noChangeAspect="1"/>
+            </wp:cNvGraphicFramePr>
+            <a:graphic xmlns:a="http://schemas.openxmlformats.org/drawingml/2006/main">
+              <a:graphicData uri="http://schemas.openxmlformats.org/drawingml/2006/picture">
+                <pic:pic xmlns:pic="http://schemas.openxmlformats.org/drawingml/2006/picture">
+                  <pic:nvPicPr>
+                    <pic:cNvPr id="1532026062" name=""/>
+                    <pic:cNvPicPr/>
+                  </pic:nvPicPr>
+                  <pic:blipFill>
+                    <a:blip r:embed="rId9"/>
+                    <a:stretch>
+                      <a:fillRect/>
+                    </a:stretch>
+                  </pic:blipFill>
+                  <pic:spPr>
+                    <a:xfrm>
+                      <a:off x="0" y="0"/>
+                      <a:ext cx="5939790" cy="2565400"/>
+                    </a:xfrm>
+                    <a:prstGeom prst="rect">
+                      <a:avLst/>
+                    </a:prstGeom>
+                  </pic:spPr>
+                </pic:pic>
+              </a:graphicData>
+            </a:graphic>
+          </wp:inline>
+        </w:drawing>
+      </w:r>
+    </w:p>
+    <w:p>
+      <w:pPr>
+        <w:spacing w:line="360" w:lineRule="auto"/>
+        <w:ind w:firstLine="709"/>
+        <w:jc w:val="center"/>
+      </w:pPr>
+      <w:r>
+        <w:t xml:space="preserve">Рисунок 2. </w:t>
+      </w:r>
+      <w:r>
+        <w:t>Диаграмма вариантов использования подсистемы аналитики для администратора интернет-магазина</w:t>
+      </w:r>
+      <w:r>
+        <w:t xml:space="preserve"> </w:t>
+      </w:r>
+      <w:r>
+        <w:t>(</w:t>
+      </w:r>
+      <w:r>
+        <w:rPr>
+          <w:lang w:val="en-US"/>
+        </w:rPr>
+        <w:t>Use</w:t>
+      </w:r>
+      <w:r>
+        <w:t>-</w:t>
+      </w:r>
+      <w:r>
+        <w:rPr>
+          <w:lang w:val="en-US"/>
+        </w:rPr>
+        <w:t>Case</w:t>
+      </w:r>
+      <w:r>
+        <w:t>)</w:t>
+      </w:r>
+    </w:p>
+    <w:p>
+      <w:pPr>
+        <w:spacing w:line="360" w:lineRule="auto"/>
+        <w:ind w:firstLine="709"/>
+        <w:jc w:val="both"/>
+      </w:pPr>
+      <w:r>
+        <w:t>Таким образом, представленная функциональная структура отражает разделение ответственности между компонентами системы: сервер интернет-магазина формирует поток пользовательских событий, модуль аналитики обеспечивает их регистрацию, обработку и хранение, а администратор осуществляет анализ полученных данных через интерфейс аналитики.</w:t>
+      </w:r>
+    </w:p>
+    <w:p>
+      <w:pPr>
+        <w:spacing w:line="360" w:lineRule="auto"/>
+        <w:ind w:firstLine="709"/>
+        <w:jc w:val="both"/>
+      </w:pPr>
+    </w:p>
+    <w:p>
+      <w:pPr>
+        <w:spacing w:line="360" w:lineRule="auto"/>
+        <w:ind w:firstLine="709"/>
+        <w:jc w:val="both"/>
+        <w:rPr>
+          <w:b/>
+          <w:bCs/>
+        </w:rPr>
+      </w:pPr>
+      <w:r>
+        <w:t>Предложенная структура обеспечивает целостное представление пользовательских событий как объектов анализа и создаёт основу для последующего проектирования информационного и алгоритмического обеспечения модуля.</w:t>
+      </w:r>
+      <w:r>
+        <w:rPr>
+          <w:b/>
+          <w:bCs/>
+        </w:rPr>
+        <w:t xml:space="preserve"> </w:t>
+      </w:r>
+    </w:p>
+    <w:p/>
+    <w:p>
+      <w:pPr>
+        <w:pStyle w:val="2"/>
+        <w:numPr>
+          <w:ilvl w:val="1"/>
+          <w:numId w:val="3"/>
+        </w:numPr>
+        <w:spacing w:line="360" w:lineRule="auto"/>
+        <w:ind w:left="709" w:hanging="709"/>
+        <w:rPr>
+          <w:b/>
+          <w:bCs/>
+        </w:rPr>
+      </w:pPr>
+      <w:r>
+        <w:rPr>
+          <w:b/>
+          <w:bCs/>
+        </w:rPr>
+        <w:t>Информационное обеспечение</w:t>
+      </w:r>
+      <w:bookmarkEnd w:id="37"/>
+      <w:bookmarkEnd w:id="38"/>
+      <w:r>
+        <w:rPr>
+          <w:b/>
+          <w:bCs/>
+        </w:rPr>
+        <w:t xml:space="preserve"> </w:t>
+      </w:r>
+      <w:r>
+        <w:rPr>
+          <w:b/>
+          <w:bCs/>
+        </w:rPr>
+        <w:t xml:space="preserve">модуля </w:t>
+      </w:r>
+      <w:r>
+        <w:rPr>
+          <w:b/>
+          <w:bCs/>
+          <w:szCs w:val="28"/>
+          <w:lang w:eastAsia="ar-SA"/>
+        </w:rPr>
+        <w:t xml:space="preserve">объединённой </w:t>
+      </w:r>
+      <w:r>
+        <w:rPr>
+          <w:b/>
+          <w:bCs/>
+        </w:rPr>
+        <w:t>аналитики пользовательских событий</w:t>
+      </w:r>
+    </w:p>
+    <w:p>
+      <w:pPr>
+        <w:suppressAutoHyphens w:val="0"/>
+        <w:spacing w:before="100" w:beforeAutospacing="1" w:after="100" w:afterAutospacing="1" w:line="360" w:lineRule="auto"/>
+        <w:ind w:firstLine="709"/>
+        <w:jc w:val="both"/>
+        <w:rPr>
+          <w:rFonts w:eastAsia="Times New Roman"/>
+          <w:szCs w:val="28"/>
+          <w:lang w:eastAsia="ru-RU"/>
+        </w:rPr>
+      </w:pPr>
+      <w:r>
+        <w:rPr>
+          <w:rFonts w:eastAsia="Times New Roman"/>
+          <w:szCs w:val="28"/>
+          <w:lang w:eastAsia="ru-RU"/>
+        </w:rPr>
+        <w:t>Информационное обеспечение разрабатываемого модуля объединённой аналитики пользовательских событий включает проектирование структуры данных, предназначенной для хранения, обработки и анализа информации о пользовательских действиях и этапах их выполнения.</w:t>
+      </w:r>
+    </w:p>
+    <w:p>
+      <w:pPr>
+        <w:suppressAutoHyphens w:val="0"/>
+        <w:spacing w:before="100" w:beforeAutospacing="1" w:after="100" w:afterAutospacing="1" w:line="360" w:lineRule="auto"/>
+        <w:ind w:firstLine="709"/>
+        <w:jc w:val="both"/>
+        <w:rPr>
+          <w:rFonts w:eastAsia="Times New Roman"/>
+          <w:szCs w:val="28"/>
+          <w:lang w:eastAsia="ru-RU"/>
+        </w:rPr>
+      </w:pPr>
+      <w:r>
+        <w:rPr>
+          <w:rFonts w:eastAsia="Times New Roman"/>
+          <w:szCs w:val="28"/>
+          <w:lang w:eastAsia="ru-RU"/>
+        </w:rPr>
+        <w:lastRenderedPageBreak/>
+        <w:t>В отличие от традиционных систем мониторинга, где данные представлены в виде разрозненных метрик, в рамках данного модуля используется централизованная модель, основанная на представлении пользовательского события как целостной аналитической сущности с декомпозицией на этапы выполнения и связанные метрики.</w:t>
+      </w:r>
+    </w:p>
+    <w:p>
+      <w:pPr>
+        <w:suppressAutoHyphens w:val="0"/>
+        <w:spacing w:before="100" w:beforeAutospacing="1" w:after="100" w:afterAutospacing="1" w:line="360" w:lineRule="auto"/>
+        <w:ind w:firstLine="709"/>
+        <w:jc w:val="both"/>
+        <w:rPr>
+          <w:rFonts w:eastAsia="Times New Roman"/>
+          <w:szCs w:val="28"/>
+          <w:lang w:eastAsia="ru-RU"/>
+        </w:rPr>
+      </w:pPr>
+      <w:r>
+        <w:rPr>
+          <w:rFonts w:eastAsia="Times New Roman"/>
+          <w:szCs w:val="28"/>
+          <w:lang w:eastAsia="ru-RU"/>
+        </w:rPr>
+        <w:t xml:space="preserve">Хранение данных осуществляется в реляционной базе данных </w:t>
+      </w:r>
+      <w:proofErr w:type="spellStart"/>
+      <w:r>
+        <w:rPr>
+          <w:rFonts w:eastAsia="Times New Roman"/>
+          <w:szCs w:val="28"/>
+          <w:lang w:eastAsia="ru-RU"/>
+        </w:rPr>
+        <w:t>PostgreSQL</w:t>
+      </w:r>
+      <w:proofErr w:type="spellEnd"/>
+      <w:r>
+        <w:rPr>
+          <w:rFonts w:eastAsia="Times New Roman"/>
+          <w:szCs w:val="28"/>
+          <w:lang w:eastAsia="ru-RU"/>
+        </w:rPr>
+        <w:t xml:space="preserve"> в отдельной логической схеме </w:t>
+      </w:r>
+      <w:proofErr w:type="spellStart"/>
+      <w:r>
+        <w:rPr>
+          <w:rFonts w:eastAsia="Times New Roman"/>
+          <w:szCs w:val="28"/>
+          <w:lang w:eastAsia="ru-RU"/>
+        </w:rPr>
+        <w:t>analytics</w:t>
+      </w:r>
+      <w:proofErr w:type="spellEnd"/>
+      <w:r>
+        <w:rPr>
+          <w:rFonts w:eastAsia="Times New Roman"/>
+          <w:szCs w:val="28"/>
+          <w:lang w:eastAsia="ru-RU"/>
+        </w:rPr>
+        <w:t>, что обеспечивает изоляцию аналитических данных от основной бизнес-логики интернет-магазина.</w:t>
+      </w:r>
+    </w:p>
+    <w:p>
+      <w:pPr>
+        <w:suppressAutoHyphens w:val="0"/>
+        <w:spacing w:before="100" w:beforeAutospacing="1" w:after="100" w:afterAutospacing="1" w:line="360" w:lineRule="auto"/>
+        <w:ind w:firstLine="709"/>
+        <w:jc w:val="both"/>
+        <w:rPr>
+          <w:rFonts w:eastAsia="Times New Roman"/>
+          <w:szCs w:val="28"/>
+          <w:lang w:eastAsia="ru-RU"/>
+        </w:rPr>
+      </w:pPr>
+      <w:r>
+        <w:rPr>
+          <w:rFonts w:eastAsia="Times New Roman"/>
+          <w:szCs w:val="28"/>
+          <w:lang w:eastAsia="ru-RU"/>
+        </w:rPr>
+        <w:t>Инфологическая модель базы данных представлена в виде ER-диаграммы (рисунок 3).</w:t>
+      </w:r>
+    </w:p>
+    <w:p>
+      <w:pPr>
+        <w:suppressAutoHyphens w:val="0"/>
+        <w:spacing w:before="100" w:beforeAutospacing="1" w:after="100" w:afterAutospacing="1" w:line="360" w:lineRule="auto"/>
+        <w:rPr>
+          <w:rFonts w:eastAsia="Times New Roman"/>
+          <w:sz w:val="24"/>
+          <w:lang w:eastAsia="ru-RU"/>
+        </w:rPr>
+      </w:pPr>
+      <w:r>
+        <w:rPr>
+          <w:rFonts w:eastAsia="Times New Roman"/>
+          <w:sz w:val="24"/>
+          <w:lang w:eastAsia="ru-RU"/>
+        </w:rPr>
+        <w:drawing>
+          <wp:inline distT="0" distB="0" distL="0" distR="0" wp14:anchorId="337DEDC4" wp14:editId="46BEB575">
+            <wp:extent cx="5920423" cy="2884147"/>
+            <wp:effectExtent l="0" t="0" r="4445" b="0"/>
             <wp:docPr id="2" name="Рисунок 2"/>
             <wp:cNvGraphicFramePr>
               <a:graphicFrameLocks xmlns:a="http://schemas.openxmlformats.org/drawingml/2006/main" noChangeAspect="1"/>
@@ -4564,20 +4949,27 @@
                     <pic:cNvPr id="1" name=""/>
                     <pic:cNvPicPr/>
                   </pic:nvPicPr>
-                  <pic:blipFill>
-                    <a:blip r:embed="rId9"/>
-                    <a:stretch>
-                      <a:fillRect/>
-                    </a:stretch>
+                  <pic:blipFill rotWithShape="1">
+                    <a:blip r:embed="rId10"/>
+                    <a:srcRect l="325"/>
+                    <a:stretch/>
                   </pic:blipFill>
-                  <pic:spPr>
+                  <pic:spPr bwMode="auto">
                     <a:xfrm>
                       <a:off x="0" y="0"/>
-                      <a:ext cx="5939790" cy="2703830"/>
+                      <a:ext cx="5920471" cy="2884170"/>
                     </a:xfrm>
                     <a:prstGeom prst="rect">
                       <a:avLst/>
                     </a:prstGeom>
+                    <a:ln>
+                      <a:noFill/>
+                    </a:ln>
+                    <a:extLst>
+                      <a:ext uri="{53640926-AAD7-44D8-BBD7-CCE9431645EC}">
+                        <a14:shadowObscured xmlns:a14="http://schemas.microsoft.com/office/drawing/2010/main"/>
+                      </a:ext>
+                    </a:extLst>
                   </pic:spPr>
                 </pic:pic>
               </a:graphicData>
@@ -4588,604 +4980,6 @@
     </w:p>
     <w:p>
       <w:pPr>
-        <w:spacing w:line="360" w:lineRule="auto"/>
-        <w:ind w:firstLine="709"/>
-        <w:jc w:val="center"/>
-      </w:pPr>
-      <w:r>
-        <w:t xml:space="preserve">Рисунок 2. </w:t>
-      </w:r>
-      <w:r>
-        <w:t>Диаграмма вариантов использования подсистемы аналитики для администратора интернет-магазина</w:t>
-      </w:r>
-      <w:r>
-        <w:t xml:space="preserve"> </w:t>
-      </w:r>
-      <w:r>
-        <w:t>(</w:t>
-      </w:r>
-      <w:r>
-        <w:rPr>
-          <w:lang w:val="en-US"/>
-        </w:rPr>
-        <w:t>Use</w:t>
-      </w:r>
-      <w:r>
-        <w:t>-</w:t>
-      </w:r>
-      <w:r>
-        <w:rPr>
-          <w:lang w:val="en-US"/>
-        </w:rPr>
-        <w:t>Case</w:t>
-      </w:r>
-      <w:r>
-        <w:t>)</w:t>
-      </w:r>
-    </w:p>
-    <w:p>
-      <w:pPr>
-        <w:spacing w:line="360" w:lineRule="auto"/>
-        <w:ind w:firstLine="709"/>
-        <w:jc w:val="both"/>
-      </w:pPr>
-      <w:r>
-        <w:t>Таким образом, представленная функциональная структура отражает разделение ответственности между компонентами системы: сервер интернет-магазина формирует поток пользовательских событий, модуль аналитики обеспечивает их регистрацию, обработку и хранение, а администратор осуществляет анализ полученных данных через интерфейс аналитики.</w:t>
-      </w:r>
-    </w:p>
-    <w:p>
-      <w:pPr>
-        <w:spacing w:line="360" w:lineRule="auto"/>
-        <w:ind w:firstLine="709"/>
-        <w:jc w:val="both"/>
-      </w:pPr>
-    </w:p>
-    <w:p>
-      <w:pPr>
-        <w:spacing w:line="360" w:lineRule="auto"/>
-        <w:ind w:firstLine="709"/>
-        <w:jc w:val="both"/>
-        <w:rPr>
-          <w:b/>
-          <w:bCs/>
-        </w:rPr>
-      </w:pPr>
-      <w:r>
-        <w:t>Предложенная структура обеспечивает целостное представление пользовательских событий как объектов анализа и создаёт основу для последующего проектирования информационного и алгоритмического обеспечения модуля.</w:t>
-      </w:r>
-      <w:r>
-        <w:rPr>
-          <w:b/>
-          <w:bCs/>
-        </w:rPr>
-        <w:t xml:space="preserve"> </w:t>
-      </w:r>
-    </w:p>
-    <w:p/>
-    <w:p>
-      <w:pPr>
-        <w:pStyle w:val="2"/>
-        <w:numPr>
-          <w:ilvl w:val="1"/>
-          <w:numId w:val="3"/>
-        </w:numPr>
-        <w:spacing w:line="360" w:lineRule="auto"/>
-        <w:jc w:val="center"/>
-        <w:rPr>
-          <w:b/>
-          <w:bCs/>
-        </w:rPr>
-      </w:pPr>
-      <w:r>
-        <w:rPr>
-          <w:b/>
-          <w:bCs/>
-        </w:rPr>
-        <w:lastRenderedPageBreak/>
-        <w:t>Информационное обеспечение</w:t>
-      </w:r>
-      <w:bookmarkEnd w:id="37"/>
-      <w:bookmarkEnd w:id="38"/>
-    </w:p>
-    <w:p>
-      <w:pPr>
-        <w:suppressAutoHyphens w:val="0"/>
-        <w:spacing w:before="100" w:beforeAutospacing="1" w:after="100" w:afterAutospacing="1" w:line="360" w:lineRule="auto"/>
-        <w:ind w:firstLine="709"/>
-        <w:jc w:val="both"/>
-        <w:rPr>
-          <w:rFonts w:eastAsia="Times New Roman"/>
-          <w:szCs w:val="28"/>
-          <w:lang w:eastAsia="ru-RU"/>
-        </w:rPr>
-      </w:pPr>
-      <w:r>
-        <w:rPr>
-          <w:rFonts w:eastAsia="Times New Roman"/>
-          <w:szCs w:val="28"/>
-          <w:lang w:eastAsia="ru-RU"/>
-        </w:rPr>
-        <w:t>Информационное обеспечение разрабатываемого модуля объединённой аналитики пользовательских событий включает проектирование структуры данных, обеспечивающей хранение, обработку и анализ информации о пользовательских действиях и этапах их выполнения.</w:t>
-      </w:r>
-    </w:p>
-    <w:p>
-      <w:pPr>
-        <w:suppressAutoHyphens w:val="0"/>
-        <w:spacing w:before="100" w:beforeAutospacing="1" w:after="100" w:afterAutospacing="1" w:line="360" w:lineRule="auto"/>
-        <w:ind w:firstLine="709"/>
-        <w:jc w:val="both"/>
-        <w:rPr>
-          <w:rFonts w:eastAsia="Times New Roman"/>
-          <w:szCs w:val="28"/>
-          <w:lang w:eastAsia="ru-RU"/>
-        </w:rPr>
-      </w:pPr>
-      <w:r>
-        <w:rPr>
-          <w:rFonts w:eastAsia="Times New Roman"/>
-          <w:szCs w:val="28"/>
-          <w:lang w:eastAsia="ru-RU"/>
-        </w:rPr>
-        <w:t>В отличие от традиционных систем мониторинга, в которых данные представлены в виде разрозненных метрик, в рамках разрабатываемого модуля используется централизованная модель хранения, основанная на представлении пользовательского события как целостной аналитической сущности.</w:t>
-      </w:r>
-    </w:p>
-    <w:p>
-      <w:pPr>
-        <w:suppressAutoHyphens w:val="0"/>
-        <w:spacing w:before="100" w:beforeAutospacing="1" w:after="100" w:afterAutospacing="1" w:line="360" w:lineRule="auto"/>
-        <w:ind w:firstLine="709"/>
-        <w:jc w:val="both"/>
-        <w:rPr>
-          <w:rFonts w:eastAsia="Times New Roman"/>
-          <w:szCs w:val="28"/>
-          <w:lang w:eastAsia="ru-RU"/>
-        </w:rPr>
-      </w:pPr>
-      <w:r>
-        <w:rPr>
-          <w:rFonts w:eastAsia="Times New Roman"/>
-          <w:szCs w:val="28"/>
-          <w:lang w:eastAsia="ru-RU"/>
-        </w:rPr>
-        <w:t>Основной сущностью системы является пользовательское событие (Event), представляющее собой зафиксированное действие пользователя в веб-приложении, сопровождаемое контекстной информацией и совокупностью этапов обработки.</w:t>
-      </w:r>
-    </w:p>
-    <w:p>
-      <w:pPr>
-        <w:suppressAutoHyphens w:val="0"/>
-        <w:spacing w:before="100" w:beforeAutospacing="1" w:after="100" w:afterAutospacing="1" w:line="360" w:lineRule="auto"/>
-        <w:ind w:firstLine="709"/>
-        <w:jc w:val="both"/>
-        <w:rPr>
-          <w:rFonts w:eastAsia="Times New Roman"/>
-          <w:szCs w:val="28"/>
-          <w:lang w:eastAsia="ru-RU"/>
-        </w:rPr>
-      </w:pPr>
-      <w:r>
-        <w:rPr>
-          <w:rFonts w:eastAsia="Times New Roman"/>
-          <w:szCs w:val="28"/>
-          <w:lang w:eastAsia="ru-RU"/>
-        </w:rPr>
-        <w:t>Система реализована с использованием реляционной модели данных и включает следующие ключевые сущности:</w:t>
-      </w:r>
-    </w:p>
-    <w:p>
-      <w:pPr>
-        <w:pStyle w:val="ad"/>
-        <w:numPr>
-          <w:ilvl w:val="0"/>
-          <w:numId w:val="21"/>
-        </w:numPr>
-        <w:spacing w:before="100" w:beforeAutospacing="1" w:after="100" w:afterAutospacing="1" w:line="360" w:lineRule="auto"/>
-        <w:ind w:hanging="513"/>
-        <w:jc w:val="both"/>
-        <w:rPr>
-          <w:rFonts w:eastAsia="Times New Roman"/>
-          <w:szCs w:val="28"/>
-          <w:lang w:eastAsia="ru-RU"/>
-        </w:rPr>
-      </w:pPr>
-      <w:r>
-        <w:rPr>
-          <w:rFonts w:eastAsia="Times New Roman"/>
-          <w:szCs w:val="28"/>
-          <w:lang w:eastAsia="ru-RU"/>
-        </w:rPr>
-        <w:t xml:space="preserve">Пользовательское событие (Event) — хранит информацию о пользовательском действии, включая тип события, временные характеристики, контекст выполнения и диагностические данные; </w:t>
-      </w:r>
-    </w:p>
-    <w:p>
-      <w:pPr>
-        <w:pStyle w:val="ad"/>
-        <w:numPr>
-          <w:ilvl w:val="0"/>
-          <w:numId w:val="21"/>
-        </w:numPr>
-        <w:spacing w:before="100" w:beforeAutospacing="1" w:after="100" w:afterAutospacing="1" w:line="360" w:lineRule="auto"/>
-        <w:ind w:hanging="513"/>
-        <w:jc w:val="both"/>
-        <w:rPr>
-          <w:rFonts w:eastAsia="Times New Roman"/>
-          <w:szCs w:val="28"/>
-          <w:lang w:eastAsia="ru-RU"/>
-        </w:rPr>
-      </w:pPr>
-      <w:r>
-        <w:rPr>
-          <w:rFonts w:eastAsia="Times New Roman"/>
-          <w:szCs w:val="28"/>
-          <w:lang w:eastAsia="ru-RU"/>
-        </w:rPr>
-        <w:t>Этап обработки (</w:t>
-      </w:r>
-      <w:proofErr w:type="spellStart"/>
-      <w:r>
-        <w:rPr>
-          <w:rFonts w:eastAsia="Times New Roman"/>
-          <w:szCs w:val="28"/>
-          <w:lang w:eastAsia="ru-RU"/>
-        </w:rPr>
-        <w:t>Stage</w:t>
-      </w:r>
-      <w:proofErr w:type="spellEnd"/>
-      <w:r>
-        <w:rPr>
-          <w:rFonts w:eastAsia="Times New Roman"/>
-          <w:szCs w:val="28"/>
-          <w:lang w:eastAsia="ru-RU"/>
-        </w:rPr>
-        <w:t xml:space="preserve">) — отражает отдельный этап выполнения пользовательского события (обработка на </w:t>
-      </w:r>
-      <w:proofErr w:type="spellStart"/>
-      <w:r>
-        <w:rPr>
-          <w:rFonts w:eastAsia="Times New Roman"/>
-          <w:szCs w:val="28"/>
-          <w:lang w:eastAsia="ru-RU"/>
-        </w:rPr>
-        <w:t>backend</w:t>
-      </w:r>
-      <w:proofErr w:type="spellEnd"/>
-      <w:r>
-        <w:rPr>
-          <w:rFonts w:eastAsia="Times New Roman"/>
-          <w:szCs w:val="28"/>
-          <w:lang w:eastAsia="ru-RU"/>
-        </w:rPr>
-        <w:t xml:space="preserve">, обращение к базе данных, формирование ответа и др.); </w:t>
-      </w:r>
-    </w:p>
-    <w:p>
-      <w:pPr>
-        <w:pStyle w:val="ad"/>
-        <w:numPr>
-          <w:ilvl w:val="0"/>
-          <w:numId w:val="21"/>
-        </w:numPr>
-        <w:spacing w:before="100" w:beforeAutospacing="1" w:after="100" w:afterAutospacing="1" w:line="360" w:lineRule="auto"/>
-        <w:ind w:hanging="513"/>
-        <w:jc w:val="both"/>
-        <w:rPr>
-          <w:rFonts w:eastAsia="Times New Roman"/>
-          <w:szCs w:val="28"/>
-          <w:lang w:eastAsia="ru-RU"/>
-        </w:rPr>
-      </w:pPr>
-      <w:r>
-        <w:rPr>
-          <w:rFonts w:eastAsia="Times New Roman"/>
-          <w:szCs w:val="28"/>
-          <w:lang w:eastAsia="ru-RU"/>
-        </w:rPr>
-        <w:t>Метрики этапа (</w:t>
-      </w:r>
-      <w:proofErr w:type="spellStart"/>
-      <w:r>
-        <w:rPr>
-          <w:rFonts w:eastAsia="Times New Roman"/>
-          <w:szCs w:val="28"/>
-          <w:lang w:eastAsia="ru-RU"/>
-        </w:rPr>
-        <w:t>StageMetrics</w:t>
-      </w:r>
-      <w:proofErr w:type="spellEnd"/>
-      <w:r>
-        <w:rPr>
-          <w:rFonts w:eastAsia="Times New Roman"/>
-          <w:szCs w:val="28"/>
-          <w:lang w:eastAsia="ru-RU"/>
-        </w:rPr>
-        <w:t xml:space="preserve">) — содержит количественные показатели выполнения этапа обработки, включая длительность и дополнительные параметры; </w:t>
-      </w:r>
-    </w:p>
-    <w:p>
-      <w:pPr>
-        <w:pStyle w:val="ad"/>
-        <w:numPr>
-          <w:ilvl w:val="0"/>
-          <w:numId w:val="21"/>
-        </w:numPr>
-        <w:spacing w:before="100" w:beforeAutospacing="1" w:after="100" w:afterAutospacing="1" w:line="360" w:lineRule="auto"/>
-        <w:ind w:hanging="513"/>
-        <w:jc w:val="both"/>
-        <w:rPr>
-          <w:rFonts w:eastAsia="Times New Roman"/>
-          <w:szCs w:val="28"/>
-          <w:lang w:eastAsia="ru-RU"/>
-        </w:rPr>
-      </w:pPr>
-      <w:r>
-        <w:rPr>
-          <w:rFonts w:eastAsia="Times New Roman"/>
-          <w:szCs w:val="28"/>
-          <w:lang w:eastAsia="ru-RU"/>
-        </w:rPr>
-        <w:lastRenderedPageBreak/>
-        <w:t>Агрегированные метрики (</w:t>
-      </w:r>
-      <w:proofErr w:type="spellStart"/>
-      <w:r>
-        <w:rPr>
-          <w:rFonts w:eastAsia="Times New Roman"/>
-          <w:szCs w:val="28"/>
-          <w:lang w:eastAsia="ru-RU"/>
-        </w:rPr>
-        <w:t>AggregatedMetrics</w:t>
-      </w:r>
-      <w:proofErr w:type="spellEnd"/>
-      <w:r>
-        <w:rPr>
-          <w:rFonts w:eastAsia="Times New Roman"/>
-          <w:szCs w:val="28"/>
-          <w:lang w:eastAsia="ru-RU"/>
-        </w:rPr>
-        <w:t xml:space="preserve">) — хранит обобщённые показатели выполнения пользовательских событий (средние значения, перцентили, статистические характеристики). </w:t>
-      </w:r>
-    </w:p>
-    <w:p>
-      <w:pPr>
-        <w:suppressAutoHyphens w:val="0"/>
-        <w:spacing w:before="100" w:beforeAutospacing="1" w:after="100" w:afterAutospacing="1" w:line="360" w:lineRule="auto"/>
-        <w:ind w:firstLine="709"/>
-        <w:jc w:val="both"/>
-        <w:rPr>
-          <w:rFonts w:eastAsia="Times New Roman"/>
-          <w:szCs w:val="28"/>
-          <w:lang w:eastAsia="ru-RU"/>
-        </w:rPr>
-      </w:pPr>
-      <w:r>
-        <w:rPr>
-          <w:rFonts w:eastAsia="Times New Roman"/>
-          <w:szCs w:val="28"/>
-          <w:lang w:eastAsia="ru-RU"/>
-        </w:rPr>
-        <w:t>Связь между сущностями организована по принципу иерархической зависимости:</w:t>
-      </w:r>
-    </w:p>
-    <w:p>
-      <w:pPr>
-        <w:pStyle w:val="ad"/>
-        <w:numPr>
-          <w:ilvl w:val="0"/>
-          <w:numId w:val="22"/>
-        </w:numPr>
-        <w:spacing w:before="100" w:beforeAutospacing="1" w:after="100" w:afterAutospacing="1" w:line="360" w:lineRule="auto"/>
-        <w:ind w:hanging="371"/>
-        <w:jc w:val="both"/>
-        <w:rPr>
-          <w:rFonts w:eastAsia="Times New Roman"/>
-          <w:szCs w:val="28"/>
-          <w:lang w:eastAsia="ru-RU"/>
-        </w:rPr>
-      </w:pPr>
-      <w:r>
-        <w:rPr>
-          <w:rFonts w:eastAsia="Times New Roman"/>
-          <w:szCs w:val="28"/>
-          <w:lang w:eastAsia="ru-RU"/>
-        </w:rPr>
-        <w:t xml:space="preserve">одно пользовательское событие может включать несколько этапов обработки; </w:t>
-      </w:r>
-    </w:p>
-    <w:p>
-      <w:pPr>
-        <w:pStyle w:val="ad"/>
-        <w:numPr>
-          <w:ilvl w:val="0"/>
-          <w:numId w:val="22"/>
-        </w:numPr>
-        <w:spacing w:before="100" w:beforeAutospacing="1" w:after="100" w:afterAutospacing="1" w:line="360" w:lineRule="auto"/>
-        <w:ind w:hanging="371"/>
-        <w:jc w:val="both"/>
-        <w:rPr>
-          <w:rFonts w:eastAsia="Times New Roman"/>
-          <w:szCs w:val="28"/>
-          <w:lang w:eastAsia="ru-RU"/>
-        </w:rPr>
-      </w:pPr>
-      <w:r>
-        <w:rPr>
-          <w:rFonts w:eastAsia="Times New Roman"/>
-          <w:szCs w:val="28"/>
-          <w:lang w:eastAsia="ru-RU"/>
-        </w:rPr>
-        <w:t xml:space="preserve">каждому этапу обработки соответствует набор метрик; </w:t>
-      </w:r>
-    </w:p>
-    <w:p>
-      <w:pPr>
-        <w:pStyle w:val="ad"/>
-        <w:numPr>
-          <w:ilvl w:val="0"/>
-          <w:numId w:val="22"/>
-        </w:numPr>
-        <w:spacing w:before="100" w:beforeAutospacing="1" w:after="100" w:afterAutospacing="1" w:line="360" w:lineRule="auto"/>
-        <w:ind w:hanging="371"/>
-        <w:jc w:val="both"/>
-        <w:rPr>
-          <w:rFonts w:eastAsia="Times New Roman"/>
-          <w:szCs w:val="28"/>
-          <w:lang w:eastAsia="ru-RU"/>
-        </w:rPr>
-      </w:pPr>
-      <w:r>
-        <w:rPr>
-          <w:rFonts w:eastAsia="Times New Roman"/>
-          <w:szCs w:val="28"/>
-          <w:lang w:eastAsia="ru-RU"/>
-        </w:rPr>
-        <w:t xml:space="preserve">агрегированные метрики формируются на основе множества пользовательских событий. </w:t>
-      </w:r>
-    </w:p>
-    <w:p>
-      <w:pPr>
-        <w:suppressAutoHyphens w:val="0"/>
-        <w:spacing w:before="100" w:beforeAutospacing="1" w:after="100" w:afterAutospacing="1" w:line="360" w:lineRule="auto"/>
-        <w:ind w:firstLine="709"/>
-        <w:jc w:val="both"/>
-        <w:rPr>
-          <w:rFonts w:eastAsia="Times New Roman"/>
-          <w:szCs w:val="28"/>
-          <w:lang w:eastAsia="ru-RU"/>
-        </w:rPr>
-      </w:pPr>
-      <w:r>
-        <w:rPr>
-          <w:rFonts w:eastAsia="Times New Roman"/>
-          <w:szCs w:val="28"/>
-          <w:lang w:eastAsia="ru-RU"/>
-        </w:rPr>
-        <w:t>Таким образом обеспечивается возможность анализа пользовательского действия как единого процесса с детальной декомпозицией на этапы и измерением вклада каждого этапа в общее время выполнения.</w:t>
-      </w:r>
-    </w:p>
-    <w:p>
-      <w:pPr>
-        <w:suppressAutoHyphens w:val="0"/>
-        <w:spacing w:before="100" w:beforeAutospacing="1" w:after="100" w:afterAutospacing="1" w:line="360" w:lineRule="auto"/>
-        <w:ind w:firstLine="709"/>
-        <w:jc w:val="both"/>
-        <w:rPr>
-          <w:rFonts w:eastAsia="Times New Roman"/>
-          <w:szCs w:val="28"/>
-          <w:lang w:eastAsia="ru-RU"/>
-        </w:rPr>
-      </w:pPr>
-      <w:r>
-        <w:rPr>
-          <w:rFonts w:eastAsia="Times New Roman"/>
-          <w:szCs w:val="28"/>
-          <w:lang w:eastAsia="ru-RU"/>
-        </w:rPr>
-        <w:t xml:space="preserve">Хранение данных осуществляется в реляционной базе данных </w:t>
-      </w:r>
-      <w:proofErr w:type="spellStart"/>
-      <w:r>
-        <w:rPr>
-          <w:rFonts w:eastAsia="Times New Roman"/>
-          <w:szCs w:val="28"/>
-          <w:lang w:eastAsia="ru-RU"/>
-        </w:rPr>
-        <w:t>PostgreSQL</w:t>
-      </w:r>
-      <w:proofErr w:type="spellEnd"/>
-      <w:r>
-        <w:rPr>
-          <w:rFonts w:eastAsia="Times New Roman"/>
-          <w:szCs w:val="28"/>
-          <w:lang w:eastAsia="ru-RU"/>
-        </w:rPr>
-        <w:t xml:space="preserve"> в рамках отдельной логической схемы, выделенной для аналитического модуля. Это позволяет изолировать аналитические данные от основной бизнес-логики интернет-магазина и обеспечить независимость масштабирования и сопровождения.</w:t>
-      </w:r>
-    </w:p>
-    <w:p>
-      <w:pPr>
-        <w:suppressAutoHyphens w:val="0"/>
-        <w:spacing w:before="100" w:beforeAutospacing="1" w:after="100" w:afterAutospacing="1" w:line="360" w:lineRule="auto"/>
-        <w:ind w:firstLine="709"/>
-        <w:jc w:val="both"/>
-        <w:rPr>
-          <w:rFonts w:eastAsia="Times New Roman"/>
-          <w:sz w:val="24"/>
-          <w:lang w:eastAsia="ru-RU"/>
-        </w:rPr>
-      </w:pPr>
-      <w:r>
-        <w:rPr>
-          <w:rFonts w:eastAsia="Times New Roman"/>
-          <w:szCs w:val="28"/>
-          <w:lang w:eastAsia="ru-RU"/>
-        </w:rPr>
-        <w:t xml:space="preserve">Инфологическая модель базы данных представлена в виде ER-диаграммы (рисунок </w:t>
-      </w:r>
-      <w:r>
-        <w:rPr>
-          <w:rFonts w:eastAsia="Times New Roman"/>
-          <w:sz w:val="24"/>
-          <w:lang w:eastAsia="ru-RU"/>
-        </w:rPr>
-        <w:t>3).</w:t>
-      </w:r>
-    </w:p>
-    <w:p>
-      <w:pPr>
-        <w:suppressAutoHyphens w:val="0"/>
-        <w:spacing w:before="100" w:beforeAutospacing="1" w:after="100" w:afterAutospacing="1" w:line="360" w:lineRule="auto"/>
-        <w:jc w:val="both"/>
-        <w:rPr>
-          <w:rFonts w:eastAsia="Times New Roman"/>
-          <w:sz w:val="24"/>
-          <w:lang w:eastAsia="ru-RU"/>
-        </w:rPr>
-      </w:pPr>
-      <w:r>
-        <w:rPr>
-          <w:rFonts w:eastAsia="Times New Roman"/>
-          <w:sz w:val="24"/>
-          <w:lang w:eastAsia="ru-RU"/>
-        </w:rPr>
-        <w:lastRenderedPageBreak/>
-        <w:drawing>
-          <wp:inline distT="0" distB="0" distL="0" distR="0" wp14:anchorId="1A9C6A6D" wp14:editId="77F5E468">
-            <wp:extent cx="5939790" cy="3804285"/>
-            <wp:effectExtent l="0" t="0" r="3810" b="5715"/>
-            <wp:docPr id="5" name="Рисунок 5"/>
-            <wp:cNvGraphicFramePr>
-              <a:graphicFrameLocks xmlns:a="http://schemas.openxmlformats.org/drawingml/2006/main" noChangeAspect="1"/>
-            </wp:cNvGraphicFramePr>
-            <a:graphic xmlns:a="http://schemas.openxmlformats.org/drawingml/2006/main">
-              <a:graphicData uri="http://schemas.openxmlformats.org/drawingml/2006/picture">
-                <pic:pic xmlns:pic="http://schemas.openxmlformats.org/drawingml/2006/picture">
-                  <pic:nvPicPr>
-                    <pic:cNvPr id="1" name=""/>
-                    <pic:cNvPicPr/>
-                  </pic:nvPicPr>
-                  <pic:blipFill>
-                    <a:blip r:embed="rId10"/>
-                    <a:stretch>
-                      <a:fillRect/>
-                    </a:stretch>
-                  </pic:blipFill>
-                  <pic:spPr>
-                    <a:xfrm>
-                      <a:off x="0" y="0"/>
-                      <a:ext cx="5939790" cy="3804285"/>
-                    </a:xfrm>
-                    <a:prstGeom prst="rect">
-                      <a:avLst/>
-                    </a:prstGeom>
-                  </pic:spPr>
-                </pic:pic>
-              </a:graphicData>
-            </a:graphic>
-          </wp:inline>
-        </w:drawing>
-      </w:r>
-    </w:p>
-    <w:p>
-      <w:pPr>
         <w:pStyle w:val="af7"/>
         <w:spacing w:line="360" w:lineRule="auto"/>
         <w:jc w:val="center"/>
@@ -5236,113 +5030,109 @@
         <w:ind w:firstLine="709"/>
         <w:jc w:val="both"/>
         <w:rPr>
+          <w:lang w:eastAsia="en-US"/>
+        </w:rPr>
+      </w:pPr>
+      <w:r>
+        <w:rPr>
+          <w:lang w:eastAsia="en-US"/>
+        </w:rPr>
+        <w:t xml:space="preserve">На ER-диаграмме использованы типы данных, доступные в CASE-средстве Visual </w:t>
+      </w:r>
+      <w:proofErr w:type="spellStart"/>
+      <w:r>
+        <w:rPr>
+          <w:lang w:eastAsia="en-US"/>
+        </w:rPr>
+        <w:t>Paradigm</w:t>
+      </w:r>
+      <w:proofErr w:type="spellEnd"/>
+      <w:r>
+        <w:rPr>
+          <w:lang w:eastAsia="en-US"/>
+        </w:rPr>
+        <w:t xml:space="preserve">. В физической реализации базы данных </w:t>
+      </w:r>
+      <w:proofErr w:type="spellStart"/>
+      <w:r>
+        <w:rPr>
+          <w:lang w:eastAsia="en-US"/>
+        </w:rPr>
+        <w:t>PostgreSQL</w:t>
+      </w:r>
+      <w:proofErr w:type="spellEnd"/>
+      <w:r>
+        <w:rPr>
+          <w:lang w:eastAsia="en-US"/>
+        </w:rPr>
+        <w:t xml:space="preserve"> применяются специализированные типы, включая UUID, JSONB и TIMESTAMPTZ.</w:t>
+      </w:r>
+    </w:p>
+    <w:p>
+      <w:pPr>
+        <w:spacing w:before="120" w:after="240" w:line="360" w:lineRule="auto"/>
+        <w:ind w:firstLine="709"/>
+        <w:jc w:val="both"/>
+      </w:pPr>
+      <w:r>
+        <w:lastRenderedPageBreak/>
+        <w:t xml:space="preserve">Центральной сущностью разработанной модели является пользовательское событие </w:t>
+      </w:r>
+      <w:proofErr w:type="spellStart"/>
+      <w:proofErr w:type="gramStart"/>
+      <w:r>
+        <w:t>analytics.event</w:t>
+      </w:r>
+      <w:proofErr w:type="spellEnd"/>
+      <w:proofErr w:type="gramEnd"/>
+      <w:r>
+        <w:t xml:space="preserve"> (</w:t>
+      </w:r>
+      <w:r>
+        <w:rPr>
           <w:rFonts w:eastAsia="Times New Roman"/>
           <w:color w:val="000000" w:themeColor="text1"/>
           <w:szCs w:val="28"/>
         </w:rPr>
-      </w:pPr>
+        <w:t>Т</w:t>
+      </w:r>
       <w:r>
         <w:rPr>
           <w:rFonts w:eastAsia="Times New Roman"/>
           <w:color w:val="000000" w:themeColor="text1"/>
           <w:szCs w:val="28"/>
         </w:rPr>
-        <w:t>Основной сущностью разрабатываемого модуля объединённой аналитики пользовательских событий является сущность пользовательского события (</w:t>
-      </w:r>
-      <w:proofErr w:type="spellStart"/>
+        <w:t>аблиц</w:t>
+      </w:r>
       <w:r>
         <w:rPr>
           <w:rFonts w:eastAsia="Times New Roman"/>
           <w:color w:val="000000" w:themeColor="text1"/>
           <w:szCs w:val="28"/>
         </w:rPr>
-        <w:t>event</w:t>
-      </w:r>
-      <w:proofErr w:type="spellEnd"/>
+        <w:t>а</w:t>
+      </w:r>
       <w:r>
         <w:rPr>
           <w:rFonts w:eastAsia="Times New Roman"/>
           <w:color w:val="000000" w:themeColor="text1"/>
           <w:szCs w:val="28"/>
         </w:rPr>
-        <w:t>).</w:t>
-      </w:r>
-    </w:p>
-    <w:p>
-      <w:pPr>
-        <w:spacing w:before="120" w:line="360" w:lineRule="auto"/>
-        <w:ind w:firstLine="709"/>
-        <w:jc w:val="both"/>
-        <w:rPr>
-          <w:rFonts w:eastAsia="Times New Roman"/>
-          <w:color w:val="000000" w:themeColor="text1"/>
-          <w:szCs w:val="28"/>
-        </w:rPr>
-      </w:pPr>
-      <w:r>
-        <w:rPr>
-          <w:rFonts w:eastAsia="Times New Roman"/>
-          <w:color w:val="000000" w:themeColor="text1"/>
-          <w:szCs w:val="28"/>
-        </w:rPr>
-        <w:t>Пользовательское событие представляет собой зафиксированный факт взаимодействия пользователя с веб-приложением интернет-магазина (например, просмотр товара, добавление товара в корзину, оформление заказа), рассматриваемый как целостный процесс выполнения. В рамках данного процесса фиксируются временные характеристики, параметры запроса, а также диагностическая информация, необходимая для анализа производительности и выявления ошибок.</w:t>
-      </w:r>
-    </w:p>
-    <w:p>
-      <w:pPr>
-        <w:spacing w:before="120" w:line="360" w:lineRule="auto"/>
-        <w:ind w:firstLine="709"/>
-        <w:jc w:val="both"/>
-        <w:rPr>
-          <w:rFonts w:eastAsia="Times New Roman"/>
-          <w:color w:val="000000" w:themeColor="text1"/>
-          <w:szCs w:val="28"/>
-        </w:rPr>
-      </w:pPr>
-      <w:r>
-        <w:rPr>
-          <w:rFonts w:eastAsia="Times New Roman"/>
-          <w:color w:val="000000" w:themeColor="text1"/>
-          <w:szCs w:val="28"/>
-        </w:rPr>
-        <w:t>Хранение данных осуществляется в отдельной логической схеме базы данных (</w:t>
+        <w:t xml:space="preserve"> 2</w:t>
+      </w:r>
+      <w:r>
+        <w:t>)</w:t>
+      </w:r>
+      <w:r>
+        <w:t xml:space="preserve">, представляющее собой зафиксированный факт взаимодействия пользователя с системой. Данная сущность содержит информацию о параметрах запроса, временных характеристиках выполнения и диагностических данных. Событие связано с набором этапов обработки, а также может содержать дополнительный контекст в виде атрибутов. Кроме того, каждому событию соответствует определённый тип, задаваемый через справочник </w:t>
       </w:r>
       <w:proofErr w:type="spellStart"/>
       <w:r>
-        <w:rPr>
-          <w:rFonts w:eastAsia="Times New Roman"/>
-          <w:color w:val="000000" w:themeColor="text1"/>
-          <w:szCs w:val="28"/>
-        </w:rPr>
-        <w:t>analytics</w:t>
+        <w:t>event_type</w:t>
       </w:r>
       <w:proofErr w:type="spellEnd"/>
       <w:r>
-        <w:rPr>
-          <w:rFonts w:eastAsia="Times New Roman"/>
-          <w:color w:val="000000" w:themeColor="text1"/>
-          <w:szCs w:val="28"/>
-        </w:rPr>
-        <w:t>), что обеспечивает изоляцию аналитических данных от основной базы интернет-магазина и повышает гибкость интеграции модуля в различные проекты.</w:t>
-      </w:r>
-    </w:p>
-    <w:p>
-      <w:pPr>
-        <w:spacing w:before="120" w:after="240" w:line="360" w:lineRule="auto"/>
-        <w:jc w:val="both"/>
-        <w:rPr>
-          <w:rFonts w:eastAsia="Times New Roman"/>
-          <w:color w:val="000000" w:themeColor="text1"/>
-          <w:szCs w:val="28"/>
-        </w:rPr>
-      </w:pPr>
-      <w:r>
-        <w:rPr>
-          <w:rFonts w:eastAsia="Times New Roman"/>
-          <w:color w:val="000000" w:themeColor="text1"/>
-          <w:szCs w:val="28"/>
-        </w:rPr>
-        <w:t>Структура таблицы пользовательских событий представлена в таблице 2.</w:t>
+        <w:t>, что обеспечивает единообразие классификации пользовательских действий.</w:t>
       </w:r>
     </w:p>
     <w:tbl>
@@ -5382,7 +5172,6 @@
                 <w:sz w:val="22"/>
                 <w:szCs w:val="22"/>
               </w:rPr>
-              <w:lastRenderedPageBreak/>
               <w:t xml:space="preserve">Атрибут </w:t>
             </w:r>
           </w:p>
@@ -6038,6 +5827,7 @@
                 <w:sz w:val="22"/>
                 <w:szCs w:val="22"/>
               </w:rPr>
+              <w:lastRenderedPageBreak/>
               <w:t>http_method</w:t>
             </w:r>
             <w:proofErr w:type="spellEnd"/>
@@ -6394,7 +6184,6 @@
                 <w:sz w:val="22"/>
                 <w:szCs w:val="22"/>
               </w:rPr>
-              <w:lastRenderedPageBreak/>
               <w:t>error_message</w:t>
             </w:r>
             <w:proofErr w:type="spellEnd"/>
@@ -6870,68 +6659,6 @@
     </w:p>
     <w:p>
       <w:pPr>
-        <w:spacing w:line="360" w:lineRule="auto"/>
-        <w:ind w:firstLine="709"/>
-        <w:jc w:val="both"/>
-        <w:rPr>
-          <w:lang w:eastAsia="en-US"/>
-        </w:rPr>
-      </w:pPr>
-      <w:r>
-        <w:rPr>
-          <w:lang w:eastAsia="en-US"/>
-        </w:rPr>
-        <w:t>Для обеспечения единообразия классификации пользовательских действий в системе используется справочная сущность типа события (</w:t>
-      </w:r>
-      <w:proofErr w:type="spellStart"/>
-      <w:r>
-        <w:rPr>
-          <w:lang w:eastAsia="en-US"/>
-        </w:rPr>
-        <w:t>event_type</w:t>
-      </w:r>
-      <w:proofErr w:type="spellEnd"/>
-      <w:r>
-        <w:rPr>
-          <w:lang w:eastAsia="en-US"/>
-        </w:rPr>
-        <w:t>).</w:t>
-      </w:r>
-    </w:p>
-    <w:p>
-      <w:pPr>
-        <w:spacing w:line="360" w:lineRule="auto"/>
-        <w:ind w:firstLine="709"/>
-        <w:jc w:val="both"/>
-        <w:rPr>
-          <w:lang w:eastAsia="en-US"/>
-        </w:rPr>
-      </w:pPr>
-      <w:r>
-        <w:rPr>
-          <w:lang w:eastAsia="en-US"/>
-        </w:rPr>
-        <w:t>Данная сущность представляет собой каталог бизнес-событий, фиксируемых в системе (например, добавление товара в корзину, просмотр карточки товара, оформление заказа). Использование справочника позволяет отказаться от хранения произвольных строковых значений в основной таблице событий и обеспечивает контроль корректности данных на уровне базы данных.</w:t>
-      </w:r>
-    </w:p>
-    <w:p>
-      <w:pPr>
-        <w:spacing w:line="360" w:lineRule="auto"/>
-        <w:ind w:firstLine="709"/>
-        <w:jc w:val="both"/>
-        <w:rPr>
-          <w:lang w:eastAsia="en-US"/>
-        </w:rPr>
-      </w:pPr>
-      <w:r>
-        <w:rPr>
-          <w:lang w:eastAsia="en-US"/>
-        </w:rPr>
-        <w:t>Формирование перечня типов событий осуществляется на стороне интегрируемого приложения (интернет-магазина), поскольку именно оно определяет набор пользовательских действий, подлежащих анализу. Модуль аналитики, в свою очередь, обеспечивает синхронизацию данного перечня со справочником в базе данных.</w:t>
-      </w:r>
-    </w:p>
-    <w:p>
-      <w:pPr>
         <w:spacing w:after="240" w:line="360" w:lineRule="auto"/>
         <w:ind w:firstLine="709"/>
         <w:jc w:val="both"/>
@@ -6943,7 +6670,81 @@
         <w:rPr>
           <w:lang w:eastAsia="en-US"/>
         </w:rPr>
-        <w:t>Структура таблицы типов событий представлена в таблице 3.</w:t>
+        <w:t xml:space="preserve">Справочная сущность </w:t>
+      </w:r>
+      <w:proofErr w:type="spellStart"/>
+      <w:proofErr w:type="gramStart"/>
+      <w:r>
+        <w:rPr>
+          <w:lang w:eastAsia="en-US"/>
+        </w:rPr>
+        <w:t>analytics.event</w:t>
+      </w:r>
+      <w:proofErr w:type="gramEnd"/>
+      <w:r>
+        <w:rPr>
+          <w:lang w:eastAsia="en-US"/>
+        </w:rPr>
+        <w:t>_type</w:t>
+      </w:r>
+      <w:proofErr w:type="spellEnd"/>
+      <w:r>
+        <w:rPr>
+          <w:lang w:eastAsia="en-US"/>
+        </w:rPr>
+        <w:t xml:space="preserve"> </w:t>
+      </w:r>
+      <w:r>
+        <w:t>(</w:t>
+      </w:r>
+      <w:r>
+        <w:rPr>
+          <w:rFonts w:eastAsia="Times New Roman"/>
+          <w:color w:val="000000" w:themeColor="text1"/>
+          <w:szCs w:val="28"/>
+        </w:rPr>
+        <w:t>Т</w:t>
+      </w:r>
+      <w:r>
+        <w:rPr>
+          <w:rFonts w:eastAsia="Times New Roman"/>
+          <w:color w:val="000000" w:themeColor="text1"/>
+          <w:szCs w:val="28"/>
+        </w:rPr>
+        <w:t>аблиц</w:t>
+      </w:r>
+      <w:r>
+        <w:rPr>
+          <w:rFonts w:eastAsia="Times New Roman"/>
+          <w:color w:val="000000" w:themeColor="text1"/>
+          <w:szCs w:val="28"/>
+        </w:rPr>
+        <w:t>а</w:t>
+      </w:r>
+      <w:r>
+        <w:rPr>
+          <w:rFonts w:eastAsia="Times New Roman"/>
+          <w:color w:val="000000" w:themeColor="text1"/>
+          <w:szCs w:val="28"/>
+        </w:rPr>
+        <w:t xml:space="preserve"> </w:t>
+      </w:r>
+      <w:r>
+        <w:rPr>
+          <w:rFonts w:eastAsia="Times New Roman"/>
+          <w:color w:val="000000" w:themeColor="text1"/>
+          <w:szCs w:val="28"/>
+        </w:rPr>
+        <w:t>3</w:t>
+      </w:r>
+      <w:r>
+        <w:t>)</w:t>
+      </w:r>
+      <w:r>
+        <w:rPr>
+          <w:lang w:eastAsia="en-US"/>
+        </w:rPr>
+        <w:t xml:space="preserve"> представляет собой каталог типов пользовательских действий (например, просмотр товара, добавление в корзину, оформление заказа). Использование данной сущности позволяет исключить хранение произвольных строковых значений в основной таблице событий и обеспечивает контроль корректности данных на уровне базы.</w:t>
       </w:r>
     </w:p>
     <w:tbl>
@@ -7065,6 +6866,7 @@
                 <w:sz w:val="22"/>
                 <w:szCs w:val="22"/>
               </w:rPr>
+              <w:lastRenderedPageBreak/>
               <w:t>code</w:t>
             </w:r>
             <w:proofErr w:type="spellEnd"/>
@@ -7170,7 +6972,6 @@
                       <w:szCs w:val="22"/>
                       <w:lang w:eastAsia="ru-RU"/>
                     </w:rPr>
-                    <w:lastRenderedPageBreak/>
                     <w:t>Уникальный машинный код типа события, используемый для идентификации и связи с таблицей событий.</w:t>
                   </w:r>
                 </w:p>
@@ -7211,7 +7012,6 @@
                 <w:sz w:val="22"/>
                 <w:szCs w:val="22"/>
               </w:rPr>
-              <w:lastRenderedPageBreak/>
               <w:t>VARCHAR(</w:t>
             </w:r>
             <w:proofErr w:type="gramEnd"/>
@@ -7590,7 +7390,19 @@
         <w:t>3</w:t>
       </w:r>
       <w:r>
-        <w:t xml:space="preserve">. Таблица данных классификации событий </w:t>
+        <w:t>. Таблица данных</w:t>
+      </w:r>
+      <w:r>
+        <w:t xml:space="preserve"> типов</w:t>
+      </w:r>
+      <w:r>
+        <w:t xml:space="preserve"> </w:t>
+      </w:r>
+      <w:r>
+        <w:t>пользовательских действий</w:t>
+      </w:r>
+      <w:r>
+        <w:t xml:space="preserve"> </w:t>
       </w:r>
       <w:r>
         <w:br/>
@@ -7632,88 +7444,6 @@
       <w:proofErr w:type="spellEnd"/>
       <w:r>
         <w:t>)</w:t>
-      </w:r>
-    </w:p>
-    <w:p>
-      <w:pPr>
-        <w:spacing w:line="360" w:lineRule="auto"/>
-        <w:ind w:firstLine="709"/>
-        <w:jc w:val="both"/>
-        <w:rPr>
-          <w:lang w:eastAsia="en-US"/>
-        </w:rPr>
-      </w:pPr>
-      <w:r>
-        <w:rPr>
-          <w:lang w:eastAsia="en-US"/>
-        </w:rPr>
-        <w:t>Сущность этапа обработки пользовательского события (</w:t>
-      </w:r>
-      <w:proofErr w:type="spellStart"/>
-      <w:proofErr w:type="gramStart"/>
-      <w:r>
-        <w:rPr>
-          <w:lang w:eastAsia="en-US"/>
-        </w:rPr>
-        <w:t>stage</w:t>
-      </w:r>
-      <w:proofErr w:type="spellEnd"/>
-      <w:r>
-        <w:rPr>
-          <w:lang w:eastAsia="en-US"/>
-        </w:rPr>
-        <w:t>)  предназначена</w:t>
-      </w:r>
-      <w:proofErr w:type="gramEnd"/>
-      <w:r>
-        <w:rPr>
-          <w:lang w:eastAsia="en-US"/>
-        </w:rPr>
-        <w:t xml:space="preserve"> для декомпозиции пользовательского события на отдельные технические этапы выполнения, соответствующие различным компонентам системы (например, обработка на сервере, выполнение запросов к базе данных, взаимодействие с внешними сервисами, формирование ответа).</w:t>
-      </w:r>
-    </w:p>
-    <w:p>
-      <w:pPr>
-        <w:spacing w:line="360" w:lineRule="auto"/>
-        <w:ind w:firstLine="709"/>
-        <w:jc w:val="both"/>
-        <w:rPr>
-          <w:lang w:eastAsia="en-US"/>
-        </w:rPr>
-      </w:pPr>
-      <w:r>
-        <w:rPr>
-          <w:lang w:eastAsia="en-US"/>
-        </w:rPr>
-        <w:t xml:space="preserve">Связь между сущностями </w:t>
-      </w:r>
-      <w:proofErr w:type="spellStart"/>
-      <w:r>
-        <w:rPr>
-          <w:lang w:eastAsia="en-US"/>
-        </w:rPr>
-        <w:t>event</w:t>
-      </w:r>
-      <w:proofErr w:type="spellEnd"/>
-      <w:r>
-        <w:rPr>
-          <w:lang w:eastAsia="en-US"/>
-        </w:rPr>
-        <w:t xml:space="preserve"> и </w:t>
-      </w:r>
-      <w:proofErr w:type="spellStart"/>
-      <w:r>
-        <w:rPr>
-          <w:lang w:eastAsia="en-US"/>
-        </w:rPr>
-        <w:t>stage</w:t>
-      </w:r>
-      <w:proofErr w:type="spellEnd"/>
-      <w:r>
-        <w:rPr>
-          <w:lang w:eastAsia="en-US"/>
-        </w:rPr>
-        <w:t xml:space="preserve"> реализована по принципу «один ко многим»: одному пользовательскому событию может соответствовать несколько этапов обработки.</w:t>
       </w:r>
     </w:p>
     <w:p>
@@ -7729,19 +7459,103 @@
         <w:rPr>
           <w:lang w:eastAsia="en-US"/>
         </w:rPr>
-        <w:t xml:space="preserve">Структура таблицы этапов обработки представлена в таблице </w:t>
-      </w:r>
+        <w:t xml:space="preserve">Для детального анализа выполнения пользовательского события в модели выделена сущность этапа обработки </w:t>
+      </w:r>
+      <w:proofErr w:type="spellStart"/>
+      <w:proofErr w:type="gramStart"/>
       <w:r>
         <w:rPr>
           <w:lang w:eastAsia="en-US"/>
         </w:rPr>
+        <w:t>analytics.stage</w:t>
+      </w:r>
+      <w:proofErr w:type="spellEnd"/>
+      <w:proofErr w:type="gramEnd"/>
+      <w:r>
+        <w:rPr>
+          <w:lang w:eastAsia="en-US"/>
+        </w:rPr>
+        <w:t xml:space="preserve"> </w:t>
+      </w:r>
+      <w:r>
+        <w:t>(</w:t>
+      </w:r>
+      <w:r>
+        <w:rPr>
+          <w:rFonts w:eastAsia="Times New Roman"/>
+          <w:color w:val="000000" w:themeColor="text1"/>
+          <w:szCs w:val="28"/>
+        </w:rPr>
+        <w:t>Т</w:t>
+      </w:r>
+      <w:r>
+        <w:rPr>
+          <w:rFonts w:eastAsia="Times New Roman"/>
+          <w:color w:val="000000" w:themeColor="text1"/>
+          <w:szCs w:val="28"/>
+        </w:rPr>
+        <w:t>аблиц</w:t>
+      </w:r>
+      <w:r>
+        <w:rPr>
+          <w:rFonts w:eastAsia="Times New Roman"/>
+          <w:color w:val="000000" w:themeColor="text1"/>
+          <w:szCs w:val="28"/>
+        </w:rPr>
+        <w:t>а</w:t>
+      </w:r>
+      <w:r>
+        <w:rPr>
+          <w:rFonts w:eastAsia="Times New Roman"/>
+          <w:color w:val="000000" w:themeColor="text1"/>
+          <w:szCs w:val="28"/>
+        </w:rPr>
+        <w:t xml:space="preserve"> </w:t>
+      </w:r>
+      <w:r>
+        <w:rPr>
+          <w:rFonts w:eastAsia="Times New Roman"/>
+          <w:color w:val="000000" w:themeColor="text1"/>
+          <w:szCs w:val="28"/>
+        </w:rPr>
         <w:t>4</w:t>
       </w:r>
       <w:r>
+        <w:t>)</w:t>
+      </w:r>
+      <w:r>
         <w:rPr>
           <w:lang w:eastAsia="en-US"/>
         </w:rPr>
-        <w:t>.</w:t>
+        <w:t xml:space="preserve">. Каждое событие может включать несколько этапов, отражающих последовательные стадии обработки запроса (например, выполнение бизнес-логики, обращение к базе данных, формирование ответа). Этапы связаны с соответствующим событием и классифицируются с использованием справочника </w:t>
+      </w:r>
+      <w:proofErr w:type="spellStart"/>
+      <w:proofErr w:type="gramStart"/>
+      <w:r>
+        <w:rPr>
+          <w:lang w:eastAsia="en-US"/>
+        </w:rPr>
+        <w:t>analytics.stage</w:t>
+      </w:r>
+      <w:proofErr w:type="gramEnd"/>
+      <w:r>
+        <w:rPr>
+          <w:lang w:eastAsia="en-US"/>
+        </w:rPr>
+        <w:t>_type</w:t>
+      </w:r>
+      <w:proofErr w:type="spellEnd"/>
+      <w:r>
+        <w:rPr>
+          <w:lang w:eastAsia="en-US"/>
+        </w:rPr>
+        <w:t>, что позволяет унифицировать структуру обработки и корректно агрегировать данные по типам этапов.</w:t>
+      </w:r>
+      <w:r>
+        <w:rPr>
+          <w:lang w:eastAsia="en-US"/>
+        </w:rPr>
+        <w:t xml:space="preserve"> </w:t>
       </w:r>
     </w:p>
     <w:tbl>
@@ -8045,43 +7859,50 @@
                 <w:sz w:val="22"/>
                 <w:szCs w:val="22"/>
               </w:rPr>
+              <w:t>stage_type_code</w:t>
+            </w:r>
+            <w:proofErr w:type="spellEnd"/>
+          </w:p>
+        </w:tc>
+        <w:tc>
+          <w:tcPr>
+            <w:tcW w:w="3181" w:type="pct"/>
+          </w:tcPr>
+          <w:p>
+            <w:pPr>
+              <w:spacing w:before="160" w:line="360" w:lineRule="auto"/>
+              <w:jc w:val="both"/>
+              <w:rPr>
+                <w:rFonts w:eastAsia="Times New Roman"/>
+                <w:color w:val="000000" w:themeColor="text1"/>
+                <w:sz w:val="22"/>
+                <w:szCs w:val="22"/>
+              </w:rPr>
+            </w:pPr>
+            <w:r>
+              <w:rPr>
+                <w:sz w:val="22"/>
+                <w:szCs w:val="22"/>
+              </w:rPr>
+              <w:t xml:space="preserve">Код типа этапа обработки (например, BACKEND, DB, RESPONSE). Является внешним ключом, ссылающимся на </w:t>
+            </w:r>
+            <w:r>
+              <w:rPr>
+                <w:sz w:val="22"/>
+                <w:szCs w:val="22"/>
+              </w:rPr>
               <w:lastRenderedPageBreak/>
-              <w:t>stage_type_code</w:t>
+              <w:t xml:space="preserve">справочник типов этапов (таблица </w:t>
+            </w:r>
+            <w:proofErr w:type="spellStart"/>
+            <w:r>
+              <w:rPr>
+                <w:sz w:val="22"/>
+                <w:szCs w:val="22"/>
+              </w:rPr>
+              <w:t>stage_type</w:t>
             </w:r>
             <w:proofErr w:type="spellEnd"/>
-          </w:p>
-        </w:tc>
-        <w:tc>
-          <w:tcPr>
-            <w:tcW w:w="3181" w:type="pct"/>
-          </w:tcPr>
-          <w:p>
-            <w:pPr>
-              <w:spacing w:before="160" w:line="360" w:lineRule="auto"/>
-              <w:jc w:val="both"/>
-              <w:rPr>
-                <w:rFonts w:eastAsia="Times New Roman"/>
-                <w:color w:val="000000" w:themeColor="text1"/>
-                <w:sz w:val="22"/>
-                <w:szCs w:val="22"/>
-              </w:rPr>
-            </w:pPr>
-            <w:r>
-              <w:rPr>
-                <w:sz w:val="22"/>
-                <w:szCs w:val="22"/>
-              </w:rPr>
-              <w:t xml:space="preserve">Код типа этапа обработки (например, BACKEND, DB, RESPONSE). Является внешним ключом, ссылающимся на справочник типов этапов (таблица </w:t>
-            </w:r>
-            <w:proofErr w:type="spellStart"/>
-            <w:r>
-              <w:rPr>
-                <w:sz w:val="22"/>
-                <w:szCs w:val="22"/>
-              </w:rPr>
-              <w:t>stage_type</w:t>
-            </w:r>
-            <w:proofErr w:type="spellEnd"/>
             <w:r>
               <w:rPr>
                 <w:sz w:val="22"/>
@@ -8114,6 +7935,7 @@
                 <w:sz w:val="22"/>
                 <w:szCs w:val="22"/>
               </w:rPr>
+              <w:lastRenderedPageBreak/>
               <w:t>VARCHAR(</w:t>
             </w:r>
             <w:proofErr w:type="gramEnd"/>
@@ -8761,54 +8583,77 @@
     </w:p>
     <w:p>
       <w:pPr>
-        <w:spacing w:line="360" w:lineRule="auto"/>
-        <w:ind w:firstLine="709"/>
-        <w:jc w:val="both"/>
-      </w:pPr>
-      <w:r>
-        <w:t>Для классификации этапов обработки пользовательских событий используется справочная сущность типа этапа (</w:t>
-      </w:r>
-      <w:proofErr w:type="spellStart"/>
-      <w:r>
-        <w:t>stage_type</w:t>
-      </w:r>
-      <w:proofErr w:type="spellEnd"/>
-      <w:r>
-        <w:t>).</w:t>
-      </w:r>
-    </w:p>
-    <w:p>
-      <w:pPr>
-        <w:spacing w:line="360" w:lineRule="auto"/>
-        <w:ind w:firstLine="709"/>
-        <w:jc w:val="both"/>
-      </w:pPr>
-      <w:r>
-        <w:t xml:space="preserve">Данная сущность содержит перечень возможных этапов выполнения, отражающих техническую структуру обработки запроса (например, </w:t>
-      </w:r>
-      <w:r>
-        <w:lastRenderedPageBreak/>
-        <w:t>выполнение бизнес-логики, обращение к базе данных, взаимодействие с внешними сервисами, формирование ответа).</w:t>
-      </w:r>
-    </w:p>
-    <w:p>
-      <w:pPr>
-        <w:spacing w:line="360" w:lineRule="auto"/>
-        <w:ind w:firstLine="709"/>
-        <w:jc w:val="both"/>
-      </w:pPr>
-      <w:r>
-        <w:t>Базовый набор типов этапов определяется в модуле аналитики, однако может быть расширен на стороне интегрируемого приложения в зависимости от особенностей архитектуры системы.</w:t>
-      </w:r>
-    </w:p>
-    <w:p>
-      <w:pPr>
         <w:spacing w:after="240" w:line="360" w:lineRule="auto"/>
         <w:ind w:firstLine="709"/>
         <w:jc w:val="both"/>
       </w:pPr>
       <w:r>
-        <w:t>Структура таблицы типов этапов представлена в таблице 5.</w:t>
+        <w:t xml:space="preserve">Справочник </w:t>
+      </w:r>
+      <w:proofErr w:type="spellStart"/>
+      <w:proofErr w:type="gramStart"/>
+      <w:r>
+        <w:t>analytics.stage</w:t>
+      </w:r>
+      <w:proofErr w:type="gramEnd"/>
+      <w:r>
+        <w:t>_type</w:t>
+      </w:r>
+      <w:proofErr w:type="spellEnd"/>
+      <w:r>
+        <w:t xml:space="preserve"> </w:t>
+      </w:r>
+      <w:r>
+        <w:t>(</w:t>
+      </w:r>
+      <w:r>
+        <w:rPr>
+          <w:rFonts w:eastAsia="Times New Roman"/>
+          <w:color w:val="000000" w:themeColor="text1"/>
+          <w:szCs w:val="28"/>
+        </w:rPr>
+        <w:t>Т</w:t>
+      </w:r>
+      <w:r>
+        <w:rPr>
+          <w:rFonts w:eastAsia="Times New Roman"/>
+          <w:color w:val="000000" w:themeColor="text1"/>
+          <w:szCs w:val="28"/>
+        </w:rPr>
+        <w:t>аблиц</w:t>
+      </w:r>
+      <w:r>
+        <w:rPr>
+          <w:rFonts w:eastAsia="Times New Roman"/>
+          <w:color w:val="000000" w:themeColor="text1"/>
+          <w:szCs w:val="28"/>
+        </w:rPr>
+        <w:t>а</w:t>
+      </w:r>
+      <w:r>
+        <w:rPr>
+          <w:rFonts w:eastAsia="Times New Roman"/>
+          <w:color w:val="000000" w:themeColor="text1"/>
+          <w:szCs w:val="28"/>
+        </w:rPr>
+        <w:t xml:space="preserve"> </w:t>
+      </w:r>
+      <w:r>
+        <w:rPr>
+          <w:rFonts w:eastAsia="Times New Roman"/>
+          <w:color w:val="000000" w:themeColor="text1"/>
+          <w:szCs w:val="28"/>
+        </w:rPr>
+        <w:t>5</w:t>
+      </w:r>
+      <w:r>
+        <w:t>)</w:t>
+      </w:r>
+      <w:r>
+        <w:t xml:space="preserve"> содержит перечень допустимых этапов обработки и используется для обеспечения согласованности данных и их последующего анализа. Благодаря выделению данной сущности становится возможным расширение набора этапов без изменения структуры основной таблицы.</w:t>
+      </w:r>
+      <w:r>
+        <w:t xml:space="preserve"> </w:t>
       </w:r>
     </w:p>
     <w:tbl>
@@ -8848,6 +8693,7 @@
                 <w:sz w:val="22"/>
                 <w:szCs w:val="22"/>
               </w:rPr>
+              <w:lastRenderedPageBreak/>
               <w:t xml:space="preserve">Атрибут </w:t>
             </w:r>
           </w:p>
@@ -9332,206 +9178,125 @@
           <w:szCs w:val="28"/>
           <w:lang w:eastAsia="ru-RU"/>
         </w:rPr>
-        <w:t>Сущность метрик этапа обработки (</w:t>
+        <w:t xml:space="preserve">Для фиксации количественных и качественных характеристик выполнения этапов используется сущность </w:t>
       </w:r>
       <w:proofErr w:type="spellStart"/>
+      <w:proofErr w:type="gramStart"/>
       <w:r>
         <w:rPr>
           <w:rFonts w:eastAsia="Times New Roman"/>
           <w:szCs w:val="28"/>
           <w:lang w:eastAsia="ru-RU"/>
         </w:rPr>
-        <w:t>stage_metric</w:t>
-      </w:r>
-      <w:proofErr w:type="spellEnd"/>
+        <w:t>analytics.stage</w:t>
+      </w:r>
+      <w:proofErr w:type="gramEnd"/>
       <w:r>
         <w:rPr>
           <w:rFonts w:eastAsia="Times New Roman"/>
           <w:szCs w:val="28"/>
           <w:lang w:eastAsia="ru-RU"/>
         </w:rPr>
-        <w:t xml:space="preserve">) предназначена для хранения количественных и качественных показателей, характеризующих выполнение конкретного этапа обработки пользовательского события. В отличие от основной таблицы этапов, содержащей базовые временные характеристики, таблица </w:t>
-      </w:r>
-      <w:proofErr w:type="spellStart"/>
+        <w:t>_metric</w:t>
+      </w:r>
+      <w:proofErr w:type="spellEnd"/>
       <w:r>
         <w:rPr>
           <w:rFonts w:eastAsia="Times New Roman"/>
           <w:szCs w:val="28"/>
           <w:lang w:eastAsia="ru-RU"/>
         </w:rPr>
-        <w:t>stage_metric</w:t>
-      </w:r>
-      <w:proofErr w:type="spellEnd"/>
+        <w:t xml:space="preserve"> </w:t>
+      </w:r>
+      <w:r>
+        <w:t>(</w:t>
+      </w:r>
+      <w:r>
+        <w:rPr>
+          <w:rFonts w:eastAsia="Times New Roman"/>
+          <w:color w:val="000000" w:themeColor="text1"/>
+          <w:szCs w:val="28"/>
+        </w:rPr>
+        <w:t>Т</w:t>
+      </w:r>
+      <w:r>
+        <w:rPr>
+          <w:rFonts w:eastAsia="Times New Roman"/>
+          <w:color w:val="000000" w:themeColor="text1"/>
+          <w:szCs w:val="28"/>
+        </w:rPr>
+        <w:t>аблиц</w:t>
+      </w:r>
+      <w:r>
+        <w:rPr>
+          <w:rFonts w:eastAsia="Times New Roman"/>
+          <w:color w:val="000000" w:themeColor="text1"/>
+          <w:szCs w:val="28"/>
+        </w:rPr>
+        <w:t>а</w:t>
+      </w:r>
+      <w:r>
+        <w:rPr>
+          <w:rFonts w:eastAsia="Times New Roman"/>
+          <w:color w:val="000000" w:themeColor="text1"/>
+          <w:szCs w:val="28"/>
+        </w:rPr>
+        <w:t xml:space="preserve"> </w:t>
+      </w:r>
+      <w:r>
+        <w:rPr>
+          <w:rFonts w:eastAsia="Times New Roman"/>
+          <w:color w:val="000000" w:themeColor="text1"/>
+          <w:szCs w:val="28"/>
+        </w:rPr>
+        <w:t>6</w:t>
+      </w:r>
+      <w:r>
+        <w:t>)</w:t>
+      </w:r>
       <w:r>
         <w:rPr>
           <w:rFonts w:eastAsia="Times New Roman"/>
           <w:szCs w:val="28"/>
           <w:lang w:eastAsia="ru-RU"/>
         </w:rPr>
-        <w:t xml:space="preserve"> позволяет фиксировать произвольное количество дополнительных метрик, отражающих различные аспекты выполнения.</w:t>
-      </w:r>
-    </w:p>
-    <w:p>
-      <w:pPr>
-        <w:suppressAutoHyphens w:val="0"/>
-        <w:spacing w:before="100" w:beforeAutospacing="1" w:after="100" w:afterAutospacing="1" w:line="360" w:lineRule="auto"/>
-        <w:ind w:firstLine="709"/>
-        <w:jc w:val="both"/>
+        <w:t xml:space="preserve">. Каждому этапу может соответствовать несколько метрик, отражающих различные аспекты выполнения (например, количество запросов к базе данных, объём переданных данных, время выполнения внешних вызовов). Метрики классифицируются с помощью справочника </w:t>
+      </w:r>
+      <w:proofErr w:type="spellStart"/>
+      <w:proofErr w:type="gramStart"/>
+      <w:r>
         <w:rPr>
           <w:rFonts w:eastAsia="Times New Roman"/>
           <w:szCs w:val="28"/>
           <w:lang w:eastAsia="ru-RU"/>
         </w:rPr>
-      </w:pPr>
+        <w:t>analytics.metric</w:t>
+      </w:r>
+      <w:proofErr w:type="gramEnd"/>
       <w:r>
         <w:rPr>
           <w:rFonts w:eastAsia="Times New Roman"/>
           <w:szCs w:val="28"/>
           <w:lang w:eastAsia="ru-RU"/>
         </w:rPr>
-        <w:t xml:space="preserve">Необходимость введения данной сущности обусловлена тем, что один этап обработки может иметь несколько независимых измерений (например, количество SQL-запросов, объём переданных данных, количество обращений </w:t>
-      </w:r>
+        <w:t>_type</w:t>
+      </w:r>
+      <w:proofErr w:type="spellEnd"/>
       <w:r>
         <w:rPr>
           <w:rFonts w:eastAsia="Times New Roman"/>
           <w:szCs w:val="28"/>
           <w:lang w:eastAsia="ru-RU"/>
         </w:rPr>
-        <w:lastRenderedPageBreak/>
-        <w:t>к внешним сервисам), которые невозможно корректно представить в виде фиксированного набора полей.</w:t>
-      </w:r>
-    </w:p>
-    <w:p>
-      <w:pPr>
-        <w:suppressAutoHyphens w:val="0"/>
-        <w:spacing w:before="100" w:beforeAutospacing="1" w:after="100" w:afterAutospacing="1" w:line="360" w:lineRule="auto"/>
-        <w:ind w:firstLine="709"/>
-        <w:jc w:val="both"/>
+        <w:t>, который определяет тип значения (числовой или текстовый) и единицы измерения, что обеспечивает единообразие хранения и обработки данных.</w:t>
+      </w:r>
+      <w:r>
         <w:rPr>
           <w:rFonts w:eastAsia="Times New Roman"/>
           <w:szCs w:val="28"/>
           <w:lang w:eastAsia="ru-RU"/>
         </w:rPr>
-      </w:pPr>
-      <w:r>
-        <w:rPr>
-          <w:rFonts w:eastAsia="Times New Roman"/>
-          <w:szCs w:val="28"/>
-          <w:lang w:eastAsia="ru-RU"/>
-        </w:rPr>
-        <w:t xml:space="preserve">Связь между сущностями </w:t>
-      </w:r>
-      <w:proofErr w:type="spellStart"/>
-      <w:r>
-        <w:rPr>
-          <w:rFonts w:eastAsia="Times New Roman"/>
-          <w:szCs w:val="28"/>
-          <w:lang w:eastAsia="ru-RU"/>
-        </w:rPr>
-        <w:t>stage</w:t>
-      </w:r>
-      <w:proofErr w:type="spellEnd"/>
-      <w:r>
-        <w:rPr>
-          <w:rFonts w:eastAsia="Times New Roman"/>
-          <w:szCs w:val="28"/>
-          <w:lang w:eastAsia="ru-RU"/>
-        </w:rPr>
-        <w:t xml:space="preserve"> и </w:t>
-      </w:r>
-      <w:proofErr w:type="spellStart"/>
-      <w:r>
-        <w:rPr>
-          <w:rFonts w:eastAsia="Times New Roman"/>
-          <w:szCs w:val="28"/>
-          <w:lang w:eastAsia="ru-RU"/>
-        </w:rPr>
-        <w:t>stage_metric</w:t>
-      </w:r>
-      <w:proofErr w:type="spellEnd"/>
-      <w:r>
-        <w:rPr>
-          <w:rFonts w:eastAsia="Times New Roman"/>
-          <w:szCs w:val="28"/>
-          <w:lang w:eastAsia="ru-RU"/>
-        </w:rPr>
-        <w:t xml:space="preserve"> реализована по принципу «один ко многим»: одному этапу обработки может соответствовать несколько метрик.</w:t>
-      </w:r>
-    </w:p>
-    <w:p>
-      <w:pPr>
-        <w:suppressAutoHyphens w:val="0"/>
-        <w:spacing w:before="100" w:beforeAutospacing="1" w:after="100" w:afterAutospacing="1" w:line="360" w:lineRule="auto"/>
-        <w:ind w:firstLine="709"/>
-        <w:jc w:val="both"/>
-        <w:rPr>
-          <w:rFonts w:eastAsia="Times New Roman"/>
-          <w:szCs w:val="28"/>
-          <w:lang w:eastAsia="ru-RU"/>
-        </w:rPr>
-      </w:pPr>
-      <w:r>
-        <w:rPr>
-          <w:rFonts w:eastAsia="Times New Roman"/>
-          <w:szCs w:val="28"/>
-          <w:lang w:eastAsia="ru-RU"/>
-        </w:rPr>
-        <w:t>Для обеспечения единообразия и контроля допустимых метрик используется справочник типов метрик (</w:t>
-      </w:r>
-      <w:proofErr w:type="spellStart"/>
-      <w:r>
-        <w:rPr>
-          <w:rFonts w:eastAsia="Times New Roman"/>
-          <w:szCs w:val="28"/>
-          <w:lang w:eastAsia="ru-RU"/>
-        </w:rPr>
-        <w:t>metric_type</w:t>
-      </w:r>
-      <w:proofErr w:type="spellEnd"/>
-      <w:r>
-        <w:rPr>
-          <w:rFonts w:eastAsia="Times New Roman"/>
-          <w:szCs w:val="28"/>
-          <w:lang w:eastAsia="ru-RU"/>
-        </w:rPr>
-        <w:t>), на который ссылается каждая запись метрики.</w:t>
-      </w:r>
-    </w:p>
-    <w:p>
-      <w:pPr>
-        <w:suppressAutoHyphens w:val="0"/>
-        <w:spacing w:before="100" w:beforeAutospacing="1" w:after="100" w:afterAutospacing="1" w:line="360" w:lineRule="auto"/>
-        <w:ind w:firstLine="709"/>
-        <w:jc w:val="both"/>
-        <w:rPr>
-          <w:rFonts w:eastAsia="Times New Roman"/>
-          <w:szCs w:val="28"/>
-          <w:lang w:eastAsia="ru-RU"/>
-        </w:rPr>
-      </w:pPr>
-      <w:r>
-        <w:rPr>
-          <w:rFonts w:eastAsia="Times New Roman"/>
-          <w:szCs w:val="28"/>
-          <w:lang w:eastAsia="ru-RU"/>
-        </w:rPr>
-        <w:t xml:space="preserve">Структура таблицы метрик этапа представлена в таблице </w:t>
-      </w:r>
-      <w:r>
-        <w:rPr>
-          <w:rFonts w:eastAsia="Times New Roman"/>
-          <w:szCs w:val="28"/>
-          <w:lang w:eastAsia="ru-RU"/>
-        </w:rPr>
-        <w:t>6</w:t>
-      </w:r>
-      <w:r>
-        <w:rPr>
-          <w:rFonts w:eastAsia="Times New Roman"/>
-          <w:szCs w:val="28"/>
-          <w:lang w:eastAsia="ru-RU"/>
-        </w:rPr>
-        <w:t>.</w:t>
+        <w:t xml:space="preserve"> </w:t>
       </w:r>
     </w:p>
     <w:tbl>
@@ -9827,6 +9592,7 @@
                 <w:sz w:val="22"/>
                 <w:szCs w:val="22"/>
               </w:rPr>
+              <w:lastRenderedPageBreak/>
               <w:t>metric</w:t>
             </w:r>
             <w:proofErr w:type="spellEnd"/>
@@ -10230,7 +9996,6 @@
                 <w:sz w:val="22"/>
                 <w:szCs w:val="22"/>
               </w:rPr>
-              <w:lastRenderedPageBreak/>
               <w:t>unit</w:t>
             </w:r>
             <w:proofErr w:type="spellEnd"/>
@@ -10493,50 +10258,74 @@
     </w:p>
     <w:p>
       <w:pPr>
-        <w:spacing w:line="360" w:lineRule="auto"/>
-        <w:ind w:firstLine="709"/>
-        <w:jc w:val="both"/>
-      </w:pPr>
-      <w:r>
-        <w:t>Для определения перечня измеряемых характеристик этапов обработки используется справочная сущность типа метрики (</w:t>
-      </w:r>
-      <w:proofErr w:type="spellStart"/>
-      <w:r>
-        <w:t>metric_type</w:t>
-      </w:r>
-      <w:proofErr w:type="spellEnd"/>
-      <w:r>
-        <w:t>).</w:t>
-      </w:r>
-    </w:p>
-    <w:p>
-      <w:pPr>
-        <w:spacing w:line="360" w:lineRule="auto"/>
-        <w:ind w:firstLine="709"/>
-        <w:jc w:val="both"/>
-      </w:pPr>
-      <w:r>
-        <w:t>Данная сущность представляет собой каталог метрик, используемых для анализа выполнения этапов обработки пользовательских событий (например, количество SQL-запросов, объём переданных данных, время выполнения внешних вызовов).</w:t>
-      </w:r>
-    </w:p>
-    <w:p>
-      <w:pPr>
-        <w:spacing w:line="360" w:lineRule="auto"/>
-        <w:ind w:firstLine="709"/>
-        <w:jc w:val="both"/>
-      </w:pPr>
-      <w:r>
-        <w:t>Базовый набор метрик формируется в составе модуля аналитики и загружается в базу данных при его развёртывании. При необходимости перечень метрик может быть расширен.</w:t>
-      </w:r>
-    </w:p>
-    <w:p>
-      <w:pPr>
         <w:spacing w:after="240" w:line="360" w:lineRule="auto"/>
         <w:ind w:firstLine="709"/>
         <w:jc w:val="both"/>
       </w:pPr>
       <w:r>
-        <w:t>Структура таблицы типов метрик представлена в таблице 7.</w:t>
+        <w:t xml:space="preserve">Справочная сущность </w:t>
+      </w:r>
+      <w:proofErr w:type="spellStart"/>
+      <w:proofErr w:type="gramStart"/>
+      <w:r>
+        <w:t>analytics.metric</w:t>
+      </w:r>
+      <w:proofErr w:type="gramEnd"/>
+      <w:r>
+        <w:t>_type</w:t>
+      </w:r>
+      <w:proofErr w:type="spellEnd"/>
+      <w:r>
+        <w:t xml:space="preserve"> </w:t>
+      </w:r>
+      <w:r>
+        <w:t>(</w:t>
+      </w:r>
+      <w:r>
+        <w:rPr>
+          <w:rFonts w:eastAsia="Times New Roman"/>
+          <w:color w:val="000000" w:themeColor="text1"/>
+          <w:szCs w:val="28"/>
+        </w:rPr>
+        <w:t>Т</w:t>
+      </w:r>
+      <w:r>
+        <w:rPr>
+          <w:rFonts w:eastAsia="Times New Roman"/>
+          <w:color w:val="000000" w:themeColor="text1"/>
+          <w:szCs w:val="28"/>
+        </w:rPr>
+        <w:t>аблиц</w:t>
+      </w:r>
+      <w:r>
+        <w:rPr>
+          <w:rFonts w:eastAsia="Times New Roman"/>
+          <w:color w:val="000000" w:themeColor="text1"/>
+          <w:szCs w:val="28"/>
+        </w:rPr>
+        <w:t>а</w:t>
+      </w:r>
+      <w:r>
+        <w:rPr>
+          <w:rFonts w:eastAsia="Times New Roman"/>
+          <w:color w:val="000000" w:themeColor="text1"/>
+          <w:szCs w:val="28"/>
+        </w:rPr>
+        <w:t xml:space="preserve"> </w:t>
+      </w:r>
+      <w:r>
+        <w:rPr>
+          <w:rFonts w:eastAsia="Times New Roman"/>
+          <w:color w:val="000000" w:themeColor="text1"/>
+          <w:szCs w:val="28"/>
+        </w:rPr>
+        <w:t>7</w:t>
+      </w:r>
+      <w:r>
+        <w:t>)</w:t>
+      </w:r>
+      <w:r>
+        <w:t xml:space="preserve"> представляет собой каталог допустимых метрик и используется для исключения неоднозначности их интерпретации. Это позволяет унифицировать подход к анализу данных и корректно формировать отчёты.</w:t>
       </w:r>
     </w:p>
     <w:tbl>
@@ -11033,6 +10822,7 @@
                 <w:sz w:val="22"/>
                 <w:szCs w:val="22"/>
               </w:rPr>
+              <w:lastRenderedPageBreak/>
               <w:t>value_kind</w:t>
             </w:r>
             <w:proofErr w:type="spellEnd"/>
@@ -11137,7 +10927,6 @@
                 <w:sz w:val="22"/>
                 <w:szCs w:val="22"/>
               </w:rPr>
-              <w:lastRenderedPageBreak/>
               <w:t>unit_default</w:t>
             </w:r>
             <w:proofErr w:type="spellEnd"/>
@@ -11396,68 +11185,6 @@
     </w:p>
     <w:p>
       <w:pPr>
-        <w:spacing w:line="360" w:lineRule="auto"/>
-        <w:ind w:firstLine="709"/>
-        <w:jc w:val="both"/>
-        <w:rPr>
-          <w:lang w:eastAsia="en-US"/>
-        </w:rPr>
-      </w:pPr>
-      <w:r>
-        <w:rPr>
-          <w:lang w:eastAsia="en-US"/>
-        </w:rPr>
-        <w:t>Для хранения дополнительного контекста пользовательских событий используется сущность атрибутов события (</w:t>
-      </w:r>
-      <w:proofErr w:type="spellStart"/>
-      <w:r>
-        <w:rPr>
-          <w:lang w:eastAsia="en-US"/>
-        </w:rPr>
-        <w:t>event_attribute</w:t>
-      </w:r>
-      <w:proofErr w:type="spellEnd"/>
-      <w:r>
-        <w:rPr>
-          <w:lang w:eastAsia="en-US"/>
-        </w:rPr>
-        <w:t>).</w:t>
-      </w:r>
-    </w:p>
-    <w:p>
-      <w:pPr>
-        <w:spacing w:line="360" w:lineRule="auto"/>
-        <w:ind w:firstLine="709"/>
-        <w:jc w:val="both"/>
-        <w:rPr>
-          <w:lang w:eastAsia="en-US"/>
-        </w:rPr>
-      </w:pPr>
-      <w:r>
-        <w:rPr>
-          <w:lang w:eastAsia="en-US"/>
-        </w:rPr>
-        <w:t>Данная сущность реализует механизм гибкого хранения параметров события в формате «ключ–значение», что позволяет фиксировать произвольные характеристики пользовательского действия без изменения структуры основной таблицы событий.</w:t>
-      </w:r>
-    </w:p>
-    <w:p>
-      <w:pPr>
-        <w:spacing w:line="360" w:lineRule="auto"/>
-        <w:ind w:firstLine="709"/>
-        <w:jc w:val="both"/>
-        <w:rPr>
-          <w:lang w:eastAsia="en-US"/>
-        </w:rPr>
-      </w:pPr>
-      <w:r>
-        <w:rPr>
-          <w:lang w:eastAsia="en-US"/>
-        </w:rPr>
-        <w:t>Необходимость введения данной сущности обусловлена тем, что различные типы событий могут иметь различный набор контекстных параметров (например, идентификатор товара, категория, источник перехода, параметры фильтрации), которые невозможно заранее предусмотреть в виде фиксированного набора полей.</w:t>
-      </w:r>
-    </w:p>
-    <w:p>
-      <w:pPr>
         <w:spacing w:after="240" w:line="360" w:lineRule="auto"/>
         <w:ind w:firstLine="709"/>
         <w:jc w:val="both"/>
@@ -11466,92 +11193,87 @@
         </w:rPr>
       </w:pPr>
       <w:r>
-        <w:rPr>
-          <w:lang w:eastAsia="en-US"/>
-        </w:rPr>
-        <w:t xml:space="preserve">Связь между сущностями </w:t>
+        <w:t xml:space="preserve">Для хранения дополнительного контекста пользовательского события применяется сущность </w:t>
       </w:r>
       <w:proofErr w:type="spellStart"/>
-      <w:r>
-        <w:rPr>
-          <w:lang w:eastAsia="en-US"/>
-        </w:rPr>
-        <w:t>event</w:t>
+      <w:proofErr w:type="gramStart"/>
+      <w:r>
+        <w:t>analytics.event</w:t>
+      </w:r>
+      <w:proofErr w:type="gramEnd"/>
+      <w:r>
+        <w:t>_attribute</w:t>
       </w:r>
       <w:proofErr w:type="spellEnd"/>
       <w:r>
-        <w:rPr>
-          <w:lang w:eastAsia="en-US"/>
-        </w:rPr>
-        <w:t xml:space="preserve"> и </w:t>
+        <w:t xml:space="preserve"> </w:t>
+      </w:r>
+      <w:r>
+        <w:t>(</w:t>
+      </w:r>
+      <w:r>
+        <w:rPr>
+          <w:rFonts w:eastAsia="Times New Roman"/>
+          <w:color w:val="000000" w:themeColor="text1"/>
+          <w:szCs w:val="28"/>
+        </w:rPr>
+        <w:t>Т</w:t>
+      </w:r>
+      <w:r>
+        <w:rPr>
+          <w:rFonts w:eastAsia="Times New Roman"/>
+          <w:color w:val="000000" w:themeColor="text1"/>
+          <w:szCs w:val="28"/>
+        </w:rPr>
+        <w:t>аблиц</w:t>
+      </w:r>
+      <w:r>
+        <w:rPr>
+          <w:rFonts w:eastAsia="Times New Roman"/>
+          <w:color w:val="000000" w:themeColor="text1"/>
+          <w:szCs w:val="28"/>
+        </w:rPr>
+        <w:t>а</w:t>
+      </w:r>
+      <w:r>
+        <w:rPr>
+          <w:rFonts w:eastAsia="Times New Roman"/>
+          <w:color w:val="000000" w:themeColor="text1"/>
+          <w:szCs w:val="28"/>
+        </w:rPr>
+        <w:t xml:space="preserve"> </w:t>
+      </w:r>
+      <w:r>
+        <w:rPr>
+          <w:rFonts w:eastAsia="Times New Roman"/>
+          <w:color w:val="000000" w:themeColor="text1"/>
+          <w:szCs w:val="28"/>
+        </w:rPr>
+        <w:t>8</w:t>
+      </w:r>
+      <w:r>
+        <w:t xml:space="preserve">), реализующая модель «ключ–значение». Она позволяет фиксировать произвольные параметры, связанные с событием (например, идентификатор товара, категория, источник перехода), без изменения структуры основной таблицы событий. Атрибуты классифицируются с использованием справочника </w:t>
       </w:r>
       <w:proofErr w:type="spellStart"/>
-      <w:r>
-        <w:rPr>
-          <w:lang w:eastAsia="en-US"/>
-        </w:rPr>
-        <w:t>event_attribute</w:t>
+      <w:proofErr w:type="gramStart"/>
+      <w:r>
+        <w:t>analytics.event</w:t>
+      </w:r>
+      <w:proofErr w:type="gramEnd"/>
+      <w:r>
+        <w:t>_attribute_type</w:t>
       </w:r>
       <w:proofErr w:type="spellEnd"/>
       <w:r>
-        <w:rPr>
-          <w:lang w:eastAsia="en-US"/>
-        </w:rPr>
-        <w:t xml:space="preserve"> реализована по принципу «один ко многим».</w:t>
-      </w:r>
-      <w:r>
-        <w:rPr>
-          <w:lang w:eastAsia="en-US"/>
-        </w:rPr>
-        <w:t xml:space="preserve"> А п</w:t>
-      </w:r>
-      <w:r>
-        <w:rPr>
-          <w:lang w:eastAsia="en-US"/>
-        </w:rPr>
-        <w:t xml:space="preserve">оле </w:t>
+        <w:t xml:space="preserve">, что обеспечивает контроль допустимых параметров и предотвращает появление дублирующих или </w:t>
       </w:r>
       <w:proofErr w:type="spellStart"/>
       <w:r>
-        <w:rPr>
-          <w:lang w:eastAsia="en-US"/>
-        </w:rPr>
-        <w:t>attribute_code</w:t>
+        <w:t>неконсистентных</w:t>
       </w:r>
       <w:proofErr w:type="spellEnd"/>
       <w:r>
-        <w:rPr>
-          <w:lang w:eastAsia="en-US"/>
-        </w:rPr>
-        <w:t xml:space="preserve"> является внешним ключом и ссылается на поле </w:t>
-      </w:r>
-      <w:proofErr w:type="spellStart"/>
-      <w:r>
-        <w:rPr>
-          <w:lang w:eastAsia="en-US"/>
-        </w:rPr>
-        <w:t>code</w:t>
-      </w:r>
-      <w:proofErr w:type="spellEnd"/>
-      <w:r>
-        <w:rPr>
-          <w:lang w:eastAsia="en-US"/>
-        </w:rPr>
-        <w:t xml:space="preserve"> таблицы </w:t>
-      </w:r>
-      <w:proofErr w:type="spellStart"/>
-      <w:r>
-        <w:rPr>
-          <w:lang w:eastAsia="en-US"/>
-        </w:rPr>
-        <w:t>event_attribute_type</w:t>
-      </w:r>
-      <w:proofErr w:type="spellEnd"/>
-      <w:r>
-        <w:rPr>
-          <w:lang w:eastAsia="en-US"/>
-        </w:rPr>
-        <w:t>.</w:t>
+        <w:t xml:space="preserve"> данных.</w:t>
       </w:r>
     </w:p>
     <w:tbl>
@@ -11847,7 +11569,6 @@
                 <w:sz w:val="22"/>
                 <w:szCs w:val="22"/>
               </w:rPr>
-              <w:lastRenderedPageBreak/>
               <w:t>attribute_code</w:t>
             </w:r>
             <w:proofErr w:type="spellEnd"/>
@@ -12001,6 +11722,7 @@
                 <w:sz w:val="22"/>
                 <w:szCs w:val="22"/>
               </w:rPr>
+              <w:lastRenderedPageBreak/>
               <w:t>attr_value</w:t>
             </w:r>
             <w:proofErr w:type="spellEnd"/>
@@ -12220,13 +11942,7 @@
         <w:jc w:val="center"/>
       </w:pPr>
       <w:r>
-        <w:t xml:space="preserve">Таблица </w:t>
-      </w:r>
-      <w:r>
-        <w:t>8</w:t>
-      </w:r>
-      <w:r>
-        <w:t xml:space="preserve">. Таблица данных </w:t>
+        <w:t xml:space="preserve">Таблица 8. Таблица данных </w:t>
       </w:r>
       <w:r>
         <w:rPr>
@@ -12242,10 +11958,7 @@
         <w:t>контекста</w:t>
       </w:r>
       <w:r>
-        <w:t xml:space="preserve">  </w:t>
-      </w:r>
-      <w:r>
-        <w:t>(</w:t>
+        <w:t xml:space="preserve">  (</w:t>
       </w:r>
       <w:proofErr w:type="spellStart"/>
       <w:proofErr w:type="gramEnd"/>
@@ -12295,80 +12008,71 @@
     </w:p>
     <w:p>
       <w:pPr>
-        <w:spacing w:line="360" w:lineRule="auto"/>
-        <w:ind w:firstLine="709"/>
-        <w:jc w:val="both"/>
-        <w:rPr>
-          <w:lang w:eastAsia="en-US"/>
-        </w:rPr>
-      </w:pPr>
-      <w:r>
-        <w:rPr>
-          <w:lang w:eastAsia="en-US"/>
-        </w:rPr>
-        <w:t>Для обеспечения единообразия и контроля допустимых атрибутов контекста используется справочная сущность типа атрибута события (</w:t>
-      </w:r>
-      <w:proofErr w:type="spellStart"/>
-      <w:r>
-        <w:rPr>
-          <w:lang w:eastAsia="en-US"/>
-        </w:rPr>
-        <w:t>event_attribute_type</w:t>
-      </w:r>
-      <w:proofErr w:type="spellEnd"/>
-      <w:r>
-        <w:rPr>
-          <w:lang w:eastAsia="en-US"/>
-        </w:rPr>
-        <w:t>).</w:t>
-      </w:r>
-    </w:p>
-    <w:p>
-      <w:pPr>
-        <w:spacing w:line="360" w:lineRule="auto"/>
-        <w:ind w:firstLine="709"/>
-        <w:jc w:val="both"/>
-        <w:rPr>
-          <w:lang w:eastAsia="en-US"/>
-        </w:rPr>
-      </w:pPr>
-      <w:r>
-        <w:rPr>
-          <w:lang w:eastAsia="en-US"/>
-        </w:rPr>
-        <w:t>Данная сущность представляет собой каталог допустимых параметров, которые могут быть зафиксированы для пользовательских событий (например, идентификатор товара, категория, источник перехода). Использование справочника позволяет исключить дублирование и несогласованность наименований атрибутов, а также обеспечить корректность хранения данных.</w:t>
-      </w:r>
-    </w:p>
-    <w:p>
-      <w:pPr>
-        <w:spacing w:line="360" w:lineRule="auto"/>
-        <w:ind w:firstLine="709"/>
-        <w:jc w:val="both"/>
-        <w:rPr>
-          <w:lang w:eastAsia="en-US"/>
-        </w:rPr>
-      </w:pPr>
-      <w:r>
-        <w:rPr>
-          <w:lang w:eastAsia="en-US"/>
-        </w:rPr>
-        <w:t>Перечень атрибутов определяется на стороне интегрируемого приложения и может расширяться без изменения структуры базы данных.</w:t>
-      </w:r>
-    </w:p>
-    <w:p>
-      <w:pPr>
         <w:spacing w:after="240" w:line="360" w:lineRule="auto"/>
         <w:ind w:firstLine="709"/>
         <w:jc w:val="both"/>
-        <w:rPr>
-          <w:lang w:eastAsia="en-US"/>
-        </w:rPr>
-      </w:pPr>
-      <w:r>
-        <w:rPr>
-          <w:lang w:eastAsia="en-US"/>
-        </w:rPr>
-        <w:t>Структура таблицы типов атрибутов представлена в таблице 9.</w:t>
+      </w:pPr>
+      <w:r>
+        <w:t xml:space="preserve">Справочник </w:t>
+      </w:r>
+      <w:proofErr w:type="spellStart"/>
+      <w:proofErr w:type="gramStart"/>
+      <w:r>
+        <w:t>analytics.event</w:t>
+      </w:r>
+      <w:proofErr w:type="gramEnd"/>
+      <w:r>
+        <w:t>_attribute_type</w:t>
+      </w:r>
+      <w:proofErr w:type="spellEnd"/>
+      <w:r>
+        <w:t xml:space="preserve"> </w:t>
+      </w:r>
+      <w:r>
+        <w:t>(</w:t>
+      </w:r>
+      <w:r>
+        <w:rPr>
+          <w:rFonts w:eastAsia="Times New Roman"/>
+          <w:color w:val="000000" w:themeColor="text1"/>
+          <w:szCs w:val="28"/>
+        </w:rPr>
+        <w:t>Т</w:t>
+      </w:r>
+      <w:r>
+        <w:rPr>
+          <w:rFonts w:eastAsia="Times New Roman"/>
+          <w:color w:val="000000" w:themeColor="text1"/>
+          <w:szCs w:val="28"/>
+        </w:rPr>
+        <w:t>аблиц</w:t>
+      </w:r>
+      <w:r>
+        <w:rPr>
+          <w:rFonts w:eastAsia="Times New Roman"/>
+          <w:color w:val="000000" w:themeColor="text1"/>
+          <w:szCs w:val="28"/>
+        </w:rPr>
+        <w:t>а</w:t>
+      </w:r>
+      <w:r>
+        <w:rPr>
+          <w:rFonts w:eastAsia="Times New Roman"/>
+          <w:color w:val="000000" w:themeColor="text1"/>
+          <w:szCs w:val="28"/>
+        </w:rPr>
+        <w:t xml:space="preserve"> </w:t>
+      </w:r>
+      <w:r>
+        <w:rPr>
+          <w:rFonts w:eastAsia="Times New Roman"/>
+          <w:color w:val="000000" w:themeColor="text1"/>
+          <w:szCs w:val="28"/>
+        </w:rPr>
+        <w:t>9</w:t>
+      </w:r>
+      <w:r>
+        <w:t>) определяет перечень допустимых атрибутов и их характеристики, включая тип значения. Это позволяет обеспечить единообразие структуры контекстных данных и упростить их последующую обработку.</w:t>
       </w:r>
     </w:p>
     <w:tbl>
@@ -12642,7 +12346,6 @@
                 <w:sz w:val="22"/>
                 <w:szCs w:val="22"/>
               </w:rPr>
-              <w:lastRenderedPageBreak/>
               <w:t>name</w:t>
             </w:r>
             <w:proofErr w:type="spellEnd"/>
@@ -13025,6 +12728,7 @@
                 <w:sz w:val="22"/>
                 <w:szCs w:val="22"/>
               </w:rPr>
+              <w:lastRenderedPageBreak/>
               <w:t>is_active</w:t>
             </w:r>
             <w:proofErr w:type="spellEnd"/>
@@ -13127,6 +12831,7 @@
       <w:r>
         <w:t>(</w:t>
       </w:r>
+      <w:proofErr w:type="gramStart"/>
       <w:r>
         <w:rPr>
           <w:rFonts w:eastAsia="Times New Roman"/>
@@ -13145,191 +12850,40 @@
       </w:r>
       <w:r>
         <w:rPr>
+          <w:lang w:val="en-US" w:eastAsia="en-US"/>
+        </w:rPr>
+        <w:t>event</w:t>
+      </w:r>
+      <w:proofErr w:type="gramEnd"/>
+      <w:r>
+        <w:rPr>
           <w:lang w:eastAsia="en-US"/>
         </w:rPr>
-        <w:t xml:space="preserve"> </w:t>
+        <w:t>_</w:t>
       </w:r>
       <w:r>
         <w:rPr>
           <w:lang w:val="en-US" w:eastAsia="en-US"/>
         </w:rPr>
-        <w:t>event</w:t>
+        <w:t>attribute</w:t>
       </w:r>
       <w:r>
         <w:rPr>
           <w:lang w:eastAsia="en-US"/>
         </w:rPr>
-        <w:t>-</w:t>
+        <w:t>_</w:t>
       </w:r>
       <w:r>
         <w:rPr>
           <w:lang w:val="en-US" w:eastAsia="en-US"/>
         </w:rPr>
-        <w:t>attribute</w:t>
+        <w:t>type</w:t>
       </w:r>
       <w:r>
         <w:rPr>
           <w:lang w:eastAsia="en-US"/>
         </w:rPr>
-        <w:t>-</w:t>
-      </w:r>
-      <w:r>
-        <w:rPr>
-          <w:lang w:val="en-US" w:eastAsia="en-US"/>
-        </w:rPr>
-        <w:t>type</w:t>
-      </w:r>
-      <w:r>
-        <w:rPr>
-          <w:lang w:eastAsia="en-US"/>
-        </w:rPr>
         <w:t>)</w:t>
-      </w:r>
-    </w:p>
-    <w:p>
-      <w:pPr>
-        <w:spacing w:line="360" w:lineRule="auto"/>
-        <w:ind w:firstLine="709"/>
-        <w:jc w:val="both"/>
-        <w:rPr>
-          <w:lang w:eastAsia="en-US"/>
-        </w:rPr>
-      </w:pPr>
-      <w:r>
-        <w:rPr>
-          <w:lang w:eastAsia="en-US"/>
-        </w:rPr>
-        <w:t>Для обеспечения контроля и воспроизводимости результатов агрегации в системе используется сущность запуска агрегации (</w:t>
-      </w:r>
-      <w:r>
-        <w:rPr>
-          <w:lang w:val="en-US" w:eastAsia="en-US"/>
-        </w:rPr>
-        <w:t>aggregation</w:t>
-      </w:r>
-      <w:r>
-        <w:rPr>
-          <w:lang w:eastAsia="en-US"/>
-        </w:rPr>
-        <w:t>_</w:t>
-      </w:r>
-      <w:r>
-        <w:rPr>
-          <w:lang w:val="en-US" w:eastAsia="en-US"/>
-        </w:rPr>
-        <w:t>run</w:t>
-      </w:r>
-      <w:r>
-        <w:rPr>
-          <w:lang w:eastAsia="en-US"/>
-        </w:rPr>
-        <w:t>).</w:t>
-      </w:r>
-    </w:p>
-    <w:p>
-      <w:pPr>
-        <w:spacing w:line="360" w:lineRule="auto"/>
-        <w:ind w:firstLine="709"/>
-        <w:jc w:val="both"/>
-        <w:rPr>
-          <w:lang w:eastAsia="en-US"/>
-        </w:rPr>
-      </w:pPr>
-      <w:r>
-        <w:rPr>
-          <w:lang w:eastAsia="en-US"/>
-        </w:rPr>
-        <w:t>Данная сущность представляет собой журнал выполнения процедур расчёта агрегированных показателей. Каждый запуск агрегации фиксируется в системе с указанием параметров периода, типа агрегации и результата выполнения.</w:t>
-      </w:r>
-    </w:p>
-    <w:p>
-      <w:pPr>
-        <w:spacing w:line="360" w:lineRule="auto"/>
-        <w:ind w:firstLine="709"/>
-        <w:jc w:val="both"/>
-        <w:rPr>
-          <w:lang w:eastAsia="en-US"/>
-        </w:rPr>
-      </w:pPr>
-      <w:r>
-        <w:rPr>
-          <w:lang w:eastAsia="en-US"/>
-        </w:rPr>
-        <w:t xml:space="preserve">Необходимость введения данной сущности обусловлена тем, что агрегированные данные используются для построения отчётов и </w:t>
-      </w:r>
-      <w:proofErr w:type="spellStart"/>
-      <w:r>
-        <w:rPr>
-          <w:lang w:eastAsia="en-US"/>
-        </w:rPr>
-        <w:t>дашбордов</w:t>
-      </w:r>
-      <w:proofErr w:type="spellEnd"/>
-      <w:r>
-        <w:rPr>
-          <w:lang w:eastAsia="en-US"/>
-        </w:rPr>
-        <w:t>, и важно иметь возможность определить:</w:t>
-      </w:r>
-    </w:p>
-    <w:p>
-      <w:pPr>
-        <w:pStyle w:val="ad"/>
-        <w:numPr>
-          <w:ilvl w:val="0"/>
-          <w:numId w:val="23"/>
-        </w:numPr>
-        <w:spacing w:line="360" w:lineRule="auto"/>
-        <w:ind w:left="709"/>
-        <w:jc w:val="both"/>
-      </w:pPr>
-      <w:r>
-        <w:t>когда именно были рассчитаны данные;</w:t>
-      </w:r>
-    </w:p>
-    <w:p>
-      <w:pPr>
-        <w:pStyle w:val="ad"/>
-        <w:numPr>
-          <w:ilvl w:val="0"/>
-          <w:numId w:val="23"/>
-        </w:numPr>
-        <w:spacing w:line="360" w:lineRule="auto"/>
-        <w:ind w:left="709"/>
-        <w:jc w:val="both"/>
-      </w:pPr>
-      <w:r>
-        <w:t>за какой период выполнен расчёт;</w:t>
-      </w:r>
-    </w:p>
-    <w:p>
-      <w:pPr>
-        <w:pStyle w:val="ad"/>
-        <w:numPr>
-          <w:ilvl w:val="0"/>
-          <w:numId w:val="23"/>
-        </w:numPr>
-        <w:spacing w:line="360" w:lineRule="auto"/>
-        <w:ind w:left="709"/>
-        <w:jc w:val="both"/>
-      </w:pPr>
-      <w:r>
-        <w:t>был ли расчёт выполнен успешно;</w:t>
-      </w:r>
-    </w:p>
-    <w:p>
-      <w:pPr>
-        <w:pStyle w:val="ad"/>
-        <w:numPr>
-          <w:ilvl w:val="0"/>
-          <w:numId w:val="23"/>
-        </w:numPr>
-        <w:spacing w:line="360" w:lineRule="auto"/>
-        <w:ind w:left="709"/>
-        <w:jc w:val="both"/>
-      </w:pPr>
-      <w:r>
-        <w:t>актуальны ли отображаемые показатели.</w:t>
       </w:r>
     </w:p>
     <w:p>
@@ -13342,35 +12896,35 @@
         </w:rPr>
       </w:pPr>
       <w:r>
-        <w:rPr>
-          <w:lang w:eastAsia="en-US"/>
-        </w:rPr>
-        <w:lastRenderedPageBreak/>
-        <w:t xml:space="preserve">Таким образом, таблица </w:t>
-      </w:r>
-      <w:r>
-        <w:rPr>
-          <w:lang w:val="en-US" w:eastAsia="en-US"/>
-        </w:rPr>
-        <w:t>aggregation</w:t>
-      </w:r>
-      <w:r>
-        <w:rPr>
-          <w:lang w:eastAsia="en-US"/>
-        </w:rPr>
-        <w:t>_</w:t>
-      </w:r>
-      <w:r>
-        <w:rPr>
-          <w:lang w:val="en-US" w:eastAsia="en-US"/>
-        </w:rPr>
-        <w:t>run</w:t>
-      </w:r>
-      <w:r>
-        <w:rPr>
-          <w:lang w:eastAsia="en-US"/>
-        </w:rPr>
-        <w:t xml:space="preserve"> обеспечивает прозрачность работы аналитической подсистемы и упрощает диагностику возможных проблем.</w:t>
+        <w:t xml:space="preserve">Для повышения производительности системы и ускорения построения отчётов в модели предусмотрен механизм агрегации данных. Сущность </w:t>
+      </w:r>
+      <w:proofErr w:type="spellStart"/>
+      <w:proofErr w:type="gramStart"/>
+      <w:r>
+        <w:t>analytics.aggregation</w:t>
+      </w:r>
+      <w:proofErr w:type="gramEnd"/>
+      <w:r>
+        <w:t>_run</w:t>
+      </w:r>
+      <w:proofErr w:type="spellEnd"/>
+      <w:r>
+        <w:t xml:space="preserve"> (Таблица 10)</w:t>
+      </w:r>
+      <w:r>
+        <w:t xml:space="preserve"> хранит информацию о каждом запуске процедуры агрегации, включая параметры периода и статус выполнения. Это обеспечивает возможность контроля актуальност</w:t>
+      </w:r>
+      <w:r>
+        <w:t>и</w:t>
+      </w:r>
+      <w:r>
+        <w:t xml:space="preserve"> </w:t>
+      </w:r>
+      <w:r>
+        <w:t>и состояния расчётов</w:t>
+      </w:r>
+      <w:r>
+        <w:t>.</w:t>
       </w:r>
     </w:p>
     <w:tbl>
@@ -14151,6 +13705,7 @@
                 <w:sz w:val="22"/>
                 <w:szCs w:val="22"/>
               </w:rPr>
+              <w:lastRenderedPageBreak/>
               <w:t>rows_written</w:t>
             </w:r>
             <w:proofErr w:type="spellEnd"/>
@@ -14295,13 +13850,7 @@
         </w:rPr>
       </w:pPr>
       <w:r>
-        <w:t xml:space="preserve">Таблица </w:t>
-      </w:r>
-      <w:r>
-        <w:t>10</w:t>
-      </w:r>
-      <w:r>
-        <w:t>. Таблица</w:t>
+        <w:t>Таблица 10. Таблица</w:t>
       </w:r>
       <w:r>
         <w:t xml:space="preserve"> </w:t>
@@ -14375,174 +13924,6 @@
     </w:p>
     <w:p>
       <w:pPr>
-        <w:spacing w:line="360" w:lineRule="auto"/>
-        <w:ind w:firstLine="709"/>
-        <w:jc w:val="both"/>
-        <w:rPr>
-          <w:szCs w:val="28"/>
-          <w:lang w:eastAsia="en-US"/>
-        </w:rPr>
-      </w:pPr>
-      <w:r>
-        <w:rPr>
-          <w:szCs w:val="28"/>
-          <w:lang w:eastAsia="en-US"/>
-        </w:rPr>
-        <w:lastRenderedPageBreak/>
-        <w:t>Для обеспечения высокой производительности построения аналитических отчётов используется сущность агрегированных метрик (</w:t>
-      </w:r>
-      <w:proofErr w:type="spellStart"/>
-      <w:r>
-        <w:rPr>
-          <w:szCs w:val="28"/>
-          <w:lang w:eastAsia="en-US"/>
-        </w:rPr>
-        <w:t>aggregated_metric</w:t>
-      </w:r>
-      <w:proofErr w:type="spellEnd"/>
-      <w:r>
-        <w:rPr>
-          <w:szCs w:val="28"/>
-          <w:lang w:eastAsia="en-US"/>
-        </w:rPr>
-        <w:t>).</w:t>
-      </w:r>
-    </w:p>
-    <w:p>
-      <w:pPr>
-        <w:spacing w:line="360" w:lineRule="auto"/>
-        <w:ind w:firstLine="709"/>
-        <w:jc w:val="both"/>
-        <w:rPr>
-          <w:szCs w:val="28"/>
-          <w:lang w:eastAsia="en-US"/>
-        </w:rPr>
-      </w:pPr>
-      <w:r>
-        <w:rPr>
-          <w:szCs w:val="28"/>
-          <w:lang w:eastAsia="en-US"/>
-        </w:rPr>
-        <w:t xml:space="preserve">Данная таблица хранит заранее рассчитанные статистические показатели по группам пользовательских событий за определённые временные интервалы. Использование агрегированных данных позволяет значительно сократить время формирования </w:t>
-      </w:r>
-      <w:proofErr w:type="spellStart"/>
-      <w:r>
-        <w:rPr>
-          <w:szCs w:val="28"/>
-          <w:lang w:eastAsia="en-US"/>
-        </w:rPr>
-        <w:t>дашбордов</w:t>
-      </w:r>
-      <w:proofErr w:type="spellEnd"/>
-      <w:r>
-        <w:rPr>
-          <w:szCs w:val="28"/>
-          <w:lang w:eastAsia="en-US"/>
-        </w:rPr>
-        <w:t xml:space="preserve"> и снизить нагрузку на базу данных.</w:t>
-      </w:r>
-    </w:p>
-    <w:p>
-      <w:pPr>
-        <w:spacing w:line="360" w:lineRule="auto"/>
-        <w:ind w:firstLine="709"/>
-        <w:jc w:val="both"/>
-        <w:rPr>
-          <w:szCs w:val="28"/>
-          <w:lang w:eastAsia="en-US"/>
-        </w:rPr>
-      </w:pPr>
-      <w:r>
-        <w:rPr>
-          <w:szCs w:val="28"/>
-          <w:lang w:eastAsia="en-US"/>
-        </w:rPr>
-        <w:t>Агрегация выполняется по ключевым аналитическим измерениям:</w:t>
-      </w:r>
-    </w:p>
-    <w:p>
-      <w:pPr>
-        <w:pStyle w:val="ad"/>
-        <w:numPr>
-          <w:ilvl w:val="0"/>
-          <w:numId w:val="24"/>
-        </w:numPr>
-        <w:spacing w:line="360" w:lineRule="auto"/>
-        <w:ind w:left="1134"/>
-        <w:jc w:val="both"/>
-        <w:rPr>
-          <w:szCs w:val="28"/>
-        </w:rPr>
-      </w:pPr>
-      <w:r>
-        <w:rPr>
-          <w:szCs w:val="28"/>
-        </w:rPr>
-        <w:t>тип события;</w:t>
-      </w:r>
-    </w:p>
-    <w:p>
-      <w:pPr>
-        <w:pStyle w:val="ad"/>
-        <w:numPr>
-          <w:ilvl w:val="0"/>
-          <w:numId w:val="24"/>
-        </w:numPr>
-        <w:spacing w:line="360" w:lineRule="auto"/>
-        <w:ind w:left="1134"/>
-        <w:jc w:val="both"/>
-        <w:rPr>
-          <w:szCs w:val="28"/>
-        </w:rPr>
-      </w:pPr>
-      <w:r>
-        <w:rPr>
-          <w:szCs w:val="28"/>
-        </w:rPr>
-        <w:t>этап обработки;</w:t>
-      </w:r>
-    </w:p>
-    <w:p>
-      <w:pPr>
-        <w:pStyle w:val="ad"/>
-        <w:numPr>
-          <w:ilvl w:val="0"/>
-          <w:numId w:val="24"/>
-        </w:numPr>
-        <w:spacing w:line="360" w:lineRule="auto"/>
-        <w:ind w:left="1134"/>
-        <w:jc w:val="both"/>
-        <w:rPr>
-          <w:szCs w:val="28"/>
-        </w:rPr>
-      </w:pPr>
-      <w:r>
-        <w:rPr>
-          <w:szCs w:val="28"/>
-        </w:rPr>
-        <w:t>временной интервал.</w:t>
-      </w:r>
-    </w:p>
-    <w:p>
-      <w:pPr>
-        <w:spacing w:line="360" w:lineRule="auto"/>
-        <w:ind w:firstLine="709"/>
-        <w:jc w:val="both"/>
-        <w:rPr>
-          <w:szCs w:val="28"/>
-          <w:lang w:eastAsia="en-US"/>
-        </w:rPr>
-      </w:pPr>
-      <w:r>
-        <w:rPr>
-          <w:szCs w:val="28"/>
-          <w:lang w:eastAsia="en-US"/>
-        </w:rPr>
-        <w:t>Каждая запись агрегированных данных связана с конкретным запуском агрегации, что обеспечивает воспроизводимость и контроль качества вычислений.</w:t>
-      </w:r>
-    </w:p>
-    <w:p>
-      <w:pPr>
         <w:spacing w:after="240" w:line="360" w:lineRule="auto"/>
         <w:ind w:firstLine="709"/>
         <w:jc w:val="both"/>
@@ -14556,21 +13937,55 @@
           <w:szCs w:val="28"/>
           <w:lang w:eastAsia="en-US"/>
         </w:rPr>
-        <w:t>Структура таблицы представлена в таблице 1</w:t>
-      </w:r>
+        <w:t xml:space="preserve">Результаты агрегации сохраняются в сущности </w:t>
+      </w:r>
+      <w:proofErr w:type="spellStart"/>
+      <w:proofErr w:type="gramStart"/>
       <w:r>
         <w:rPr>
           <w:szCs w:val="28"/>
           <w:lang w:eastAsia="en-US"/>
         </w:rPr>
-        <w:t>1</w:t>
-      </w:r>
+        <w:t>analytics.aggregated</w:t>
+      </w:r>
+      <w:proofErr w:type="gramEnd"/>
       <w:r>
         <w:rPr>
           <w:szCs w:val="28"/>
           <w:lang w:eastAsia="en-US"/>
         </w:rPr>
-        <w:t>.</w:t>
+        <w:t>_metric</w:t>
+      </w:r>
+      <w:proofErr w:type="spellEnd"/>
+      <w:r>
+        <w:rPr>
+          <w:szCs w:val="28"/>
+          <w:lang w:eastAsia="en-US"/>
+        </w:rPr>
+        <w:t xml:space="preserve"> (Таблица 11)</w:t>
+      </w:r>
+      <w:r>
+        <w:rPr>
+          <w:szCs w:val="28"/>
+          <w:lang w:eastAsia="en-US"/>
+        </w:rPr>
+        <w:t xml:space="preserve">, которая содержит </w:t>
+      </w:r>
+      <w:proofErr w:type="spellStart"/>
+      <w:r>
+        <w:rPr>
+          <w:szCs w:val="28"/>
+          <w:lang w:eastAsia="en-US"/>
+        </w:rPr>
+        <w:t>предрассчитанные</w:t>
+      </w:r>
+      <w:proofErr w:type="spellEnd"/>
+      <w:r>
+        <w:rPr>
+          <w:szCs w:val="28"/>
+          <w:lang w:eastAsia="en-US"/>
+        </w:rPr>
+        <w:t xml:space="preserve"> показатели (средние значения, перцентили, максимальные значения и долю ошибок) в разрезе типов событий и этапов обработки за определённые временные интервалы. Использование данной сущности позволяет существенно снизить нагрузку на базу данных при формировании аналитических отчётов и обеспечить высокую скорость отклика системы.</w:t>
       </w:r>
     </w:p>
     <w:tbl>
@@ -14963,7 +14378,44 @@
                 <w:sz w:val="22"/>
                 <w:szCs w:val="22"/>
               </w:rPr>
-              <w:t>Этап обработки события (может отсутствовать для агрегатов уровня события).</w:t>
+              <w:t xml:space="preserve">Этап обработки события (может </w:t>
+            </w:r>
+            <w:r>
+              <w:rPr>
+                <w:sz w:val="22"/>
+                <w:szCs w:val="22"/>
+              </w:rPr>
+              <w:t xml:space="preserve">принимать </w:t>
+            </w:r>
+            <w:proofErr w:type="gramStart"/>
+            <w:r>
+              <w:rPr>
+                <w:sz w:val="22"/>
+                <w:szCs w:val="22"/>
+              </w:rPr>
+              <w:t>NULL</w:t>
+            </w:r>
+            <w:r>
+              <w:rPr>
+                <w:sz w:val="22"/>
+                <w:szCs w:val="22"/>
+              </w:rPr>
+              <w:t xml:space="preserve"> </w:t>
+            </w:r>
+            <w:r>
+              <w:rPr>
+                <w:sz w:val="22"/>
+                <w:szCs w:val="22"/>
+              </w:rPr>
+              <w:t xml:space="preserve"> для</w:t>
+            </w:r>
+            <w:proofErr w:type="gramEnd"/>
+            <w:r>
+              <w:rPr>
+                <w:sz w:val="22"/>
+                <w:szCs w:val="22"/>
+              </w:rPr>
+              <w:t xml:space="preserve"> агрегатов уровня события).</w:t>
             </w:r>
           </w:p>
         </w:tc>
@@ -15026,7 +14478,7 @@
                 <w:sz w:val="22"/>
                 <w:szCs w:val="22"/>
               </w:rPr>
-              <w:t>granularity</w:t>
+              <w:t>period_start</w:t>
             </w:r>
             <w:proofErr w:type="spellEnd"/>
           </w:p>
@@ -15044,38 +14496,14 @@
                 <w:color w:val="000000" w:themeColor="text1"/>
                 <w:sz w:val="22"/>
                 <w:szCs w:val="22"/>
-                <w:lang w:val="en-US"/>
-              </w:rPr>
-            </w:pPr>
-            <w:r>
-              <w:rPr>
-                <w:sz w:val="22"/>
-                <w:szCs w:val="22"/>
-              </w:rPr>
-              <w:t>Уровень</w:t>
-            </w:r>
-            <w:r>
-              <w:rPr>
-                <w:sz w:val="22"/>
-                <w:szCs w:val="22"/>
-                <w:lang w:val="en-US"/>
-              </w:rPr>
-              <w:t xml:space="preserve"> </w:t>
-            </w:r>
-            <w:r>
-              <w:rPr>
-                <w:sz w:val="22"/>
-                <w:szCs w:val="22"/>
-              </w:rPr>
-              <w:t>агрегации</w:t>
-            </w:r>
-            <w:r>
-              <w:rPr>
-                <w:sz w:val="22"/>
-                <w:szCs w:val="22"/>
-                <w:lang w:val="en-US"/>
-              </w:rPr>
-              <w:t xml:space="preserve"> (HOUR, DAY, MONTH).</w:t>
+              </w:rPr>
+            </w:pPr>
+            <w:r>
+              <w:rPr>
+                <w:sz w:val="22"/>
+                <w:szCs w:val="22"/>
+              </w:rPr>
+              <w:t>Начало временного интервала агрегирования.</w:t>
             </w:r>
           </w:p>
         </w:tc>
@@ -15094,28 +14522,12 @@
                 <w:szCs w:val="22"/>
               </w:rPr>
             </w:pPr>
-            <w:proofErr w:type="gramStart"/>
-            <w:r>
-              <w:rPr>
-                <w:sz w:val="22"/>
-                <w:szCs w:val="22"/>
-              </w:rPr>
-              <w:t>VARCHAR(</w:t>
-            </w:r>
-            <w:proofErr w:type="gramEnd"/>
-            <w:r>
-              <w:rPr>
-                <w:sz w:val="22"/>
-                <w:szCs w:val="22"/>
-              </w:rPr>
-              <w:t>16</w:t>
-            </w:r>
-            <w:r>
-              <w:rPr>
-                <w:sz w:val="22"/>
-                <w:szCs w:val="22"/>
-              </w:rPr>
-              <w:t>)</w:t>
+            <w:r>
+              <w:rPr>
+                <w:sz w:val="22"/>
+                <w:szCs w:val="22"/>
+              </w:rPr>
+              <w:t>TIMESTAMPTZ</w:t>
             </w:r>
           </w:p>
         </w:tc>
@@ -15145,7 +14557,7 @@
                 <w:sz w:val="22"/>
                 <w:szCs w:val="22"/>
               </w:rPr>
-              <w:t>period_start</w:t>
+              <w:t>period_end</w:t>
             </w:r>
             <w:proofErr w:type="spellEnd"/>
           </w:p>
@@ -15170,7 +14582,7 @@
                 <w:sz w:val="22"/>
                 <w:szCs w:val="22"/>
               </w:rPr>
-              <w:t>Начало временного интервала агрегирования.</w:t>
+              <w:t>Конец временного интервала агрегирования.</w:t>
             </w:r>
           </w:p>
         </w:tc>
@@ -15224,7 +14636,7 @@
                 <w:sz w:val="22"/>
                 <w:szCs w:val="22"/>
               </w:rPr>
-              <w:t>period_end</w:t>
+              <w:t>sample_count</w:t>
             </w:r>
             <w:proofErr w:type="spellEnd"/>
           </w:p>
@@ -15249,7 +14661,7 @@
                 <w:sz w:val="22"/>
                 <w:szCs w:val="22"/>
               </w:rPr>
-              <w:t>Конец временного интервала агрегирования.</w:t>
+              <w:t>Количество событий, вошедших в расчёт агрегата.</w:t>
             </w:r>
           </w:p>
         </w:tc>
@@ -15273,7 +14685,7 @@
                 <w:sz w:val="22"/>
                 <w:szCs w:val="22"/>
               </w:rPr>
-              <w:t>TIMESTAMPTZ</w:t>
+              <w:t>BIGINT</w:t>
             </w:r>
           </w:p>
         </w:tc>
@@ -15303,8 +14715,7 @@
                 <w:sz w:val="22"/>
                 <w:szCs w:val="22"/>
               </w:rPr>
-              <w:lastRenderedPageBreak/>
-              <w:t>sample_count</w:t>
+              <w:t>avg_ms</w:t>
             </w:r>
             <w:proofErr w:type="spellEnd"/>
           </w:p>
@@ -15329,7 +14740,7 @@
                 <w:sz w:val="22"/>
                 <w:szCs w:val="22"/>
               </w:rPr>
-              <w:t>Количество событий, вошедших в расчёт агрегата.</w:t>
+              <w:t>Средняя длительность выполнения событий.</w:t>
             </w:r>
           </w:p>
         </w:tc>
@@ -15348,12 +14759,21 @@
                 <w:szCs w:val="22"/>
               </w:rPr>
             </w:pPr>
-            <w:r>
-              <w:rPr>
-                <w:sz w:val="22"/>
-                <w:szCs w:val="22"/>
-              </w:rPr>
-              <w:t>BIGINT</w:t>
+            <w:proofErr w:type="gramStart"/>
+            <w:r>
+              <w:rPr>
+                <w:sz w:val="22"/>
+                <w:szCs w:val="22"/>
+              </w:rPr>
+              <w:t>NUMERIC(</w:t>
+            </w:r>
+            <w:proofErr w:type="gramEnd"/>
+            <w:r>
+              <w:rPr>
+                <w:sz w:val="22"/>
+                <w:szCs w:val="22"/>
+              </w:rPr>
+              <w:t>12,3)</w:t>
             </w:r>
           </w:p>
         </w:tc>
@@ -15377,15 +14797,14 @@
                 <w:szCs w:val="22"/>
               </w:rPr>
             </w:pPr>
-            <w:proofErr w:type="spellStart"/>
-            <w:r>
-              <w:rPr>
-                <w:sz w:val="22"/>
-                <w:szCs w:val="22"/>
-              </w:rPr>
-              <w:t>avg_ms</w:t>
-            </w:r>
-            <w:proofErr w:type="spellEnd"/>
+            <w:r>
+              <w:rPr>
+                <w:sz w:val="22"/>
+                <w:szCs w:val="22"/>
+              </w:rPr>
+              <w:lastRenderedPageBreak/>
+              <w:t>p50_ms</w:t>
+            </w:r>
           </w:p>
         </w:tc>
         <w:tc>
@@ -15408,7 +14827,7 @@
                 <w:sz w:val="22"/>
                 <w:szCs w:val="22"/>
               </w:rPr>
-              <w:t>Средняя длительность выполнения событий.</w:t>
+              <w:t>Медианное значение длительности (характеризует типичное поведение).</w:t>
             </w:r>
           </w:p>
         </w:tc>
@@ -15470,7 +14889,7 @@
                 <w:sz w:val="22"/>
                 <w:szCs w:val="22"/>
               </w:rPr>
-              <w:t>p50_ms</w:t>
+              <w:t>p95_ms</w:t>
             </w:r>
           </w:p>
         </w:tc>
@@ -15494,7 +14913,7 @@
                 <w:sz w:val="22"/>
                 <w:szCs w:val="22"/>
               </w:rPr>
-              <w:t>Медианное значение длительности (характеризует типичное поведение).</w:t>
+              <w:t>95-й перцентиль длительности (характеризует “хвост” медленных операций).</w:t>
             </w:r>
           </w:p>
         </w:tc>
@@ -15556,7 +14975,7 @@
                 <w:sz w:val="22"/>
                 <w:szCs w:val="22"/>
               </w:rPr>
-              <w:t>p95_ms</w:t>
+              <w:t>p99_ms</w:t>
             </w:r>
           </w:p>
         </w:tc>
@@ -15580,7 +14999,7 @@
                 <w:sz w:val="22"/>
                 <w:szCs w:val="22"/>
               </w:rPr>
-              <w:t>95-й перцентиль длительности (характеризует “хвост” медленных операций).</w:t>
+              <w:t>99-й перцентиль длительности (фиксирует редкие, но критичные задержки).</w:t>
             </w:r>
           </w:p>
         </w:tc>
@@ -15637,13 +15056,15 @@
                 <w:szCs w:val="22"/>
               </w:rPr>
             </w:pPr>
-            <w:r>
-              <w:rPr>
-                <w:sz w:val="22"/>
-                <w:szCs w:val="22"/>
-              </w:rPr>
-              <w:t>p99_ms</w:t>
-            </w:r>
+            <w:proofErr w:type="spellStart"/>
+            <w:r>
+              <w:rPr>
+                <w:sz w:val="22"/>
+                <w:szCs w:val="22"/>
+              </w:rPr>
+              <w:t>max_ms</w:t>
+            </w:r>
+            <w:proofErr w:type="spellEnd"/>
           </w:p>
         </w:tc>
         <w:tc>
@@ -15666,7 +15087,7 @@
                 <w:sz w:val="22"/>
                 <w:szCs w:val="22"/>
               </w:rPr>
-              <w:t>99-й перцентиль длительности (фиксирует редкие, но критичные задержки).</w:t>
+              <w:t>Максимальное значение длительности в выборке.</w:t>
             </w:r>
           </w:p>
         </w:tc>
@@ -15729,94 +15150,6 @@
                 <w:sz w:val="22"/>
                 <w:szCs w:val="22"/>
               </w:rPr>
-              <w:t>max_ms</w:t>
-            </w:r>
-            <w:proofErr w:type="spellEnd"/>
-          </w:p>
-        </w:tc>
-        <w:tc>
-          <w:tcPr>
-            <w:tcW w:w="2567" w:type="pct"/>
-          </w:tcPr>
-          <w:p>
-            <w:pPr>
-              <w:spacing w:before="160" w:line="360" w:lineRule="auto"/>
-              <w:jc w:val="both"/>
-              <w:rPr>
-                <w:rFonts w:eastAsia="Times New Roman"/>
-                <w:color w:val="000000" w:themeColor="text1"/>
-                <w:sz w:val="22"/>
-                <w:szCs w:val="22"/>
-              </w:rPr>
-            </w:pPr>
-            <w:r>
-              <w:rPr>
-                <w:sz w:val="22"/>
-                <w:szCs w:val="22"/>
-              </w:rPr>
-              <w:t>Максимальное значение длительности в выборке.</w:t>
-            </w:r>
-          </w:p>
-        </w:tc>
-        <w:tc>
-          <w:tcPr>
-            <w:tcW w:w="1144" w:type="pct"/>
-          </w:tcPr>
-          <w:p>
-            <w:pPr>
-              <w:spacing w:before="160" w:line="360" w:lineRule="auto"/>
-              <w:jc w:val="both"/>
-              <w:rPr>
-                <w:rFonts w:eastAsia="Times New Roman"/>
-                <w:color w:val="000000" w:themeColor="text1"/>
-                <w:sz w:val="22"/>
-                <w:szCs w:val="22"/>
-              </w:rPr>
-            </w:pPr>
-            <w:proofErr w:type="gramStart"/>
-            <w:r>
-              <w:rPr>
-                <w:sz w:val="22"/>
-                <w:szCs w:val="22"/>
-              </w:rPr>
-              <w:t>NUMERIC(</w:t>
-            </w:r>
-            <w:proofErr w:type="gramEnd"/>
-            <w:r>
-              <w:rPr>
-                <w:sz w:val="22"/>
-                <w:szCs w:val="22"/>
-              </w:rPr>
-              <w:t>12,3)</w:t>
-            </w:r>
-          </w:p>
-        </w:tc>
-      </w:tr>
-      <w:tr>
-        <w:trPr>
-          <w:trHeight w:val="397"/>
-        </w:trPr>
-        <w:tc>
-          <w:tcPr>
-            <w:tcW w:w="1289" w:type="pct"/>
-          </w:tcPr>
-          <w:p>
-            <w:pPr>
-              <w:spacing w:before="160" w:line="360" w:lineRule="auto"/>
-              <w:jc w:val="both"/>
-              <w:rPr>
-                <w:rFonts w:eastAsia="Times New Roman"/>
-                <w:color w:val="000000" w:themeColor="text1"/>
-                <w:sz w:val="22"/>
-                <w:szCs w:val="22"/>
-              </w:rPr>
-            </w:pPr>
-            <w:proofErr w:type="spellStart"/>
-            <w:r>
-              <w:rPr>
-                <w:sz w:val="22"/>
-                <w:szCs w:val="22"/>
-              </w:rPr>
               <w:t>error_rate</w:t>
             </w:r>
             <w:proofErr w:type="spellEnd"/>
@@ -15904,13 +15237,7 @@
         </w:rPr>
       </w:pPr>
       <w:r>
-        <w:t>Таблица 1</w:t>
-      </w:r>
-      <w:r>
-        <w:t>1</w:t>
-      </w:r>
-      <w:r>
-        <w:t>. Таблица</w:t>
+        <w:t>Таблица 11. Таблица</w:t>
       </w:r>
       <w:r>
         <w:t xml:space="preserve"> </w:t>
@@ -15976,14 +15303,6 @@
         </w:rPr>
         <w:t>)</w:t>
       </w:r>
-    </w:p>
-    <w:p>
-      <w:pPr>
-        <w:jc w:val="center"/>
-        <w:rPr>
-          <w:lang w:eastAsia="en-US"/>
-        </w:rPr>
-      </w:pPr>
     </w:p>
     <w:p>
       <w:pPr>
@@ -15993,7 +15312,7 @@
           <w:numId w:val="3"/>
         </w:numPr>
         <w:spacing w:line="360" w:lineRule="auto"/>
-        <w:jc w:val="center"/>
+        <w:ind w:left="709" w:hanging="709"/>
         <w:rPr>
           <w:b/>
           <w:bCs/>
@@ -16010,13 +15329,435 @@
       </w:r>
       <w:bookmarkEnd w:id="40"/>
       <w:bookmarkEnd w:id="41"/>
+      <w:r>
+        <w:rPr>
+          <w:b/>
+          <w:bCs/>
+        </w:rPr>
+        <w:t xml:space="preserve"> </w:t>
+      </w:r>
+      <w:r>
+        <w:rPr>
+          <w:b/>
+          <w:bCs/>
+        </w:rPr>
+        <w:t xml:space="preserve">модуля </w:t>
+      </w:r>
+      <w:r>
+        <w:rPr>
+          <w:b/>
+          <w:bCs/>
+          <w:szCs w:val="28"/>
+          <w:lang w:eastAsia="ar-SA"/>
+        </w:rPr>
+        <w:t xml:space="preserve">объединённой </w:t>
+      </w:r>
+      <w:r>
+        <w:rPr>
+          <w:b/>
+          <w:bCs/>
+        </w:rPr>
+        <w:t>аналитики пользовательских событий</w:t>
+      </w:r>
     </w:p>
     <w:p>
       <w:pPr>
         <w:spacing w:line="360" w:lineRule="auto"/>
-        <w:ind w:firstLine="576"/>
+        <w:ind w:firstLine="709"/>
         <w:jc w:val="both"/>
-      </w:pPr>
+        <w:rPr>
+          <w:lang w:eastAsia="en-US"/>
+        </w:rPr>
+      </w:pPr>
+      <w:r>
+        <w:rPr>
+          <w:lang w:eastAsia="en-US"/>
+        </w:rPr>
+        <w:t>Алгоритмическое обеспечение модуля объединённой аналитики пользовательских событий включает четыре ключевых процесса: фиксацию пользовательского события, фиксацию этапов обработки и метрик, агрегацию накопленных данных, а также предоставление аналитической информации администратору. Выделение данных процессов позволяет формализовать жизненный цикл аналитических данных — от момента возникновения события в системе до отображения результатов анализа в интерфейсе администрирования.</w:t>
+      </w:r>
+    </w:p>
+    <w:p>
+      <w:pPr>
+        <w:spacing w:line="360" w:lineRule="auto"/>
+        <w:ind w:firstLine="709"/>
+        <w:jc w:val="both"/>
+        <w:rPr>
+          <w:lang w:eastAsia="en-US"/>
+        </w:rPr>
+      </w:pPr>
+      <w:r>
+        <w:rPr>
+          <w:lang w:eastAsia="en-US"/>
+        </w:rPr>
+        <w:t xml:space="preserve">На рисунке 4 представлена диаграмма деятельности «Фиксация пользовательского события». Процесс начинается с поступления HTTP-запроса, после чего определяется тип пользовательского события и формируется его уникальный идентификатор. Далее выполняется считывание контекста запроса (параметры, путь, метод, идентификаторы пользователя и сессии) и регистрация события в системе аналитики. При наличии дополнительных атрибутов они сохраняются как контекст события. После </w:t>
+      </w:r>
+      <w:r>
+        <w:rPr>
+          <w:lang w:eastAsia="en-US"/>
+        </w:rPr>
+        <w:lastRenderedPageBreak/>
+        <w:t>выполнения бизнес-логики интернет-магазина событие завершается с фиксацией статуса выполнения (успешно или с ошибкой), длительности и времени завершения.</w:t>
+      </w:r>
+    </w:p>
+    <w:p>
+      <w:pPr>
+        <w:spacing w:line="360" w:lineRule="auto"/>
+        <w:jc w:val="both"/>
+      </w:pPr>
+      <w:r>
+        <w:rPr>
+          <w:noProof/>
+        </w:rPr>
+        <w:drawing>
+          <wp:inline distT="0" distB="0" distL="0" distR="0" wp14:anchorId="5CFCEF4C" wp14:editId="3EBC39A3">
+            <wp:extent cx="6251859" cy="2435633"/>
+            <wp:effectExtent l="0" t="0" r="0" b="3175"/>
+            <wp:docPr id="8" name="Рисунок 8"/>
+            <wp:cNvGraphicFramePr>
+              <a:graphicFrameLocks xmlns:a="http://schemas.openxmlformats.org/drawingml/2006/main" noChangeAspect="1"/>
+            </wp:cNvGraphicFramePr>
+            <a:graphic xmlns:a="http://schemas.openxmlformats.org/drawingml/2006/main">
+              <a:graphicData uri="http://schemas.openxmlformats.org/drawingml/2006/picture">
+                <pic:pic xmlns:pic="http://schemas.openxmlformats.org/drawingml/2006/picture">
+                  <pic:nvPicPr>
+                    <pic:cNvPr id="0" name="Picture 1"/>
+                    <pic:cNvPicPr>
+                      <a:picLocks noChangeAspect="1" noChangeArrowheads="1"/>
+                    </pic:cNvPicPr>
+                  </pic:nvPicPr>
+                  <pic:blipFill rotWithShape="1">
+                    <a:blip r:embed="rId11">
+                      <a:extLst>
+                        <a:ext uri="{28A0092B-C50C-407E-A947-70E740481C1C}">
+                          <a14:useLocalDpi xmlns:a14="http://schemas.microsoft.com/office/drawing/2010/main" val="0"/>
+                        </a:ext>
+                      </a:extLst>
+                    </a:blip>
+                    <a:srcRect t="9622"/>
+                    <a:stretch/>
+                  </pic:blipFill>
+                  <pic:spPr bwMode="auto">
+                    <a:xfrm>
+                      <a:off x="0" y="0"/>
+                      <a:ext cx="6264203" cy="2440442"/>
+                    </a:xfrm>
+                    <a:prstGeom prst="rect">
+                      <a:avLst/>
+                    </a:prstGeom>
+                    <a:noFill/>
+                    <a:ln>
+                      <a:noFill/>
+                    </a:ln>
+                    <a:extLst>
+                      <a:ext uri="{53640926-AAD7-44D8-BBD7-CCE9431645EC}">
+                        <a14:shadowObscured xmlns:a14="http://schemas.microsoft.com/office/drawing/2010/main"/>
+                      </a:ext>
+                    </a:extLst>
+                  </pic:spPr>
+                </pic:pic>
+              </a:graphicData>
+            </a:graphic>
+          </wp:inline>
+        </w:drawing>
+      </w:r>
+    </w:p>
+    <w:p>
+      <w:pPr>
+        <w:pStyle w:val="af7"/>
+        <w:spacing w:line="360" w:lineRule="auto"/>
+        <w:jc w:val="center"/>
+      </w:pPr>
+      <w:r>
+        <w:t xml:space="preserve">Рисунок </w:t>
+      </w:r>
+      <w:r>
+        <w:t>4</w:t>
+      </w:r>
+      <w:r>
+        <w:t xml:space="preserve">. </w:t>
+      </w:r>
+      <w:r>
+        <w:t xml:space="preserve">Диаграмма деятельности </w:t>
+      </w:r>
+      <w:r>
+        <w:br/>
+      </w:r>
+      <w:r>
+        <w:t>«Фиксация пользовательского события».</w:t>
+      </w:r>
+    </w:p>
+    <w:p>
+      <w:pPr>
+        <w:spacing w:line="360" w:lineRule="auto"/>
+        <w:ind w:firstLine="709"/>
+        <w:jc w:val="both"/>
+        <w:rPr>
+          <w:lang w:eastAsia="en-US"/>
+        </w:rPr>
+      </w:pPr>
+      <w:r>
+        <w:t>На рисунке 5 представлена диаграмма деятельности «Фиксация этапов обработки и метрик». Для каждого этапа обработки определяется его тип и порядок выполнения, после чего этап регистрируется с временной меткой начала. В процессе выполнения этапа осуществляется сбор количественных и диагностических метрик. Полученные значения проходят валидацию с учётом типа метрики и сохраняются в системе. На завершающем шаге определяется результат выполнения этапа (успешный или ошибочный), фиксируется соответствующий статус и выполняется его завершение с расчётом длительности.</w:t>
+      </w:r>
+    </w:p>
+    <w:p>
+      <w:pPr>
+        <w:spacing w:line="360" w:lineRule="auto"/>
+        <w:jc w:val="both"/>
+      </w:pPr>
+      <w:r>
+        <w:lastRenderedPageBreak/>
+        <w:drawing>
+          <wp:inline distT="0" distB="0" distL="0" distR="0" wp14:anchorId="05095B00" wp14:editId="32E9E0DA">
+            <wp:extent cx="5939790" cy="2579370"/>
+            <wp:effectExtent l="0" t="0" r="3810" b="0"/>
+            <wp:docPr id="10" name="Рисунок 10"/>
+            <wp:cNvGraphicFramePr>
+              <a:graphicFrameLocks xmlns:a="http://schemas.openxmlformats.org/drawingml/2006/main" noChangeAspect="1"/>
+            </wp:cNvGraphicFramePr>
+            <a:graphic xmlns:a="http://schemas.openxmlformats.org/drawingml/2006/main">
+              <a:graphicData uri="http://schemas.openxmlformats.org/drawingml/2006/picture">
+                <pic:pic xmlns:pic="http://schemas.openxmlformats.org/drawingml/2006/picture">
+                  <pic:nvPicPr>
+                    <pic:cNvPr id="1" name=""/>
+                    <pic:cNvPicPr/>
+                  </pic:nvPicPr>
+                  <pic:blipFill>
+                    <a:blip r:embed="rId12"/>
+                    <a:stretch>
+                      <a:fillRect/>
+                    </a:stretch>
+                  </pic:blipFill>
+                  <pic:spPr>
+                    <a:xfrm>
+                      <a:off x="0" y="0"/>
+                      <a:ext cx="5939790" cy="2579370"/>
+                    </a:xfrm>
+                    <a:prstGeom prst="rect">
+                      <a:avLst/>
+                    </a:prstGeom>
+                  </pic:spPr>
+                </pic:pic>
+              </a:graphicData>
+            </a:graphic>
+          </wp:inline>
+        </w:drawing>
+      </w:r>
+    </w:p>
+    <w:p>
+      <w:pPr>
+        <w:pStyle w:val="af7"/>
+        <w:spacing w:line="360" w:lineRule="auto"/>
+        <w:jc w:val="center"/>
+      </w:pPr>
+      <w:r>
+        <w:t xml:space="preserve">Рисунок </w:t>
+      </w:r>
+      <w:r>
+        <w:t>5</w:t>
+      </w:r>
+      <w:r>
+        <w:t xml:space="preserve">. </w:t>
+      </w:r>
+      <w:r>
+        <w:t xml:space="preserve">Диаграмма деятельности </w:t>
+      </w:r>
+      <w:r>
+        <w:br/>
+      </w:r>
+      <w:r>
+        <w:t>«</w:t>
+      </w:r>
+      <w:r>
+        <w:t>Фиксация этапов и метрик</w:t>
+      </w:r>
+      <w:r>
+        <w:t>».</w:t>
+      </w:r>
+    </w:p>
+    <w:p>
+      <w:pPr>
+        <w:spacing w:line="360" w:lineRule="auto"/>
+        <w:ind w:firstLine="709"/>
+        <w:jc w:val="both"/>
+        <w:rPr>
+          <w:lang w:eastAsia="en-US"/>
+        </w:rPr>
+      </w:pPr>
+      <w:r>
+        <w:t>На рисунке 6 представлена диаграмма деятельности «Агрегация аналитических данных». Процедура агрегации запускается по расписанию или вручную, после чего создаётся запись о запуске с указанием периода и уровня детализации (час, день, месяц). На основе накопленных событий, этапов и метрик формируется выборка данных, выполняется их группировка и расчёт агрегированных показателей (средние значения, перцентили, доля ошибок). При успешном выполнении результаты сохраняются или обновляются, фиксируется количество сформированных записей и устанавливается статус SUCCESS. В случае ошибки сохраняется статус FAILED и описание причины. Независимо от результата фиксируется время завершения процедуры агрегации.</w:t>
+      </w:r>
+    </w:p>
+    <w:p>
+      <w:pPr>
+        <w:pStyle w:val="af7"/>
+        <w:spacing w:line="360" w:lineRule="auto"/>
+        <w:jc w:val="center"/>
+      </w:pPr>
+      <w:r>
+        <w:drawing>
+          <wp:inline distT="0" distB="0" distL="0" distR="0" wp14:anchorId="250180F4" wp14:editId="7BD9FB77">
+            <wp:extent cx="5939790" cy="2222500"/>
+            <wp:effectExtent l="0" t="0" r="3810" b="6350"/>
+            <wp:docPr id="9" name="Рисунок 9"/>
+            <wp:cNvGraphicFramePr>
+              <a:graphicFrameLocks xmlns:a="http://schemas.openxmlformats.org/drawingml/2006/main" noChangeAspect="1"/>
+            </wp:cNvGraphicFramePr>
+            <a:graphic xmlns:a="http://schemas.openxmlformats.org/drawingml/2006/main">
+              <a:graphicData uri="http://schemas.openxmlformats.org/drawingml/2006/picture">
+                <pic:pic xmlns:pic="http://schemas.openxmlformats.org/drawingml/2006/picture">
+                  <pic:nvPicPr>
+                    <pic:cNvPr id="1" name=""/>
+                    <pic:cNvPicPr/>
+                  </pic:nvPicPr>
+                  <pic:blipFill>
+                    <a:blip r:embed="rId13"/>
+                    <a:stretch>
+                      <a:fillRect/>
+                    </a:stretch>
+                  </pic:blipFill>
+                  <pic:spPr>
+                    <a:xfrm>
+                      <a:off x="0" y="0"/>
+                      <a:ext cx="5939790" cy="2222500"/>
+                    </a:xfrm>
+                    <a:prstGeom prst="rect">
+                      <a:avLst/>
+                    </a:prstGeom>
+                  </pic:spPr>
+                </pic:pic>
+              </a:graphicData>
+            </a:graphic>
+          </wp:inline>
+        </w:drawing>
+      </w:r>
+    </w:p>
+    <w:p>
+      <w:pPr>
+        <w:pStyle w:val="af7"/>
+        <w:spacing w:line="360" w:lineRule="auto"/>
+        <w:jc w:val="center"/>
+      </w:pPr>
+      <w:r>
+        <w:lastRenderedPageBreak/>
+        <w:t xml:space="preserve">Рисунок </w:t>
+      </w:r>
+      <w:r>
+        <w:t>6</w:t>
+      </w:r>
+      <w:r>
+        <w:t xml:space="preserve">. </w:t>
+      </w:r>
+      <w:r>
+        <w:t xml:space="preserve">Диаграмма деятельности </w:t>
+      </w:r>
+      <w:r>
+        <w:br/>
+      </w:r>
+      <w:r>
+        <w:t>«</w:t>
+      </w:r>
+      <w:r>
+        <w:t>Агрегация данных</w:t>
+      </w:r>
+      <w:r>
+        <w:t>».</w:t>
+      </w:r>
+    </w:p>
+    <w:p>
+      <w:pPr>
+        <w:spacing w:line="360" w:lineRule="auto"/>
+        <w:ind w:firstLine="709"/>
+        <w:jc w:val="both"/>
+        <w:rPr>
+          <w:lang w:eastAsia="en-US"/>
+        </w:rPr>
+      </w:pPr>
+      <w:r>
+        <w:t>На рисунке 7 представлена диаграмма деятельности «Просмотр аналитики администратором». Администратор открывает раздел аналитики, задаёт период и параметры фильтрации, после чего система выполняет запрос агрегированных данных. При их отсутствии осуществляется расчёт на основе сырых событий. Далее пользователю отображаются сводные показатели и графики, после чего доступна детализация по типам событий и этапам обработки. Также реализована возможность просмотра списка событий и карточки конкретного события, содержащей этапы выполнения, метрики и диагностическую информацию.</w:t>
+      </w:r>
+    </w:p>
+    <w:p>
+      <w:pPr>
+        <w:pStyle w:val="af7"/>
+        <w:spacing w:line="360" w:lineRule="auto"/>
+        <w:ind w:left="-567"/>
+        <w:jc w:val="center"/>
+      </w:pPr>
+      <w:r>
+        <w:drawing>
+          <wp:inline distT="0" distB="0" distL="0" distR="0" wp14:anchorId="00A04612" wp14:editId="4BB397F5">
+            <wp:extent cx="6307807" cy="1829226"/>
+            <wp:effectExtent l="0" t="0" r="0" b="0"/>
+            <wp:docPr id="7" name="Рисунок 7"/>
+            <wp:cNvGraphicFramePr>
+              <a:graphicFrameLocks xmlns:a="http://schemas.openxmlformats.org/drawingml/2006/main" noChangeAspect="1"/>
+            </wp:cNvGraphicFramePr>
+            <a:graphic xmlns:a="http://schemas.openxmlformats.org/drawingml/2006/main">
+              <a:graphicData uri="http://schemas.openxmlformats.org/drawingml/2006/picture">
+                <pic:pic xmlns:pic="http://schemas.openxmlformats.org/drawingml/2006/picture">
+                  <pic:nvPicPr>
+                    <pic:cNvPr id="1" name=""/>
+                    <pic:cNvPicPr/>
+                  </pic:nvPicPr>
+                  <pic:blipFill rotWithShape="1">
+                    <a:blip r:embed="rId14"/>
+                    <a:srcRect l="4566" t="14647"/>
+                    <a:stretch/>
+                  </pic:blipFill>
+                  <pic:spPr bwMode="auto">
+                    <a:xfrm>
+                      <a:off x="0" y="0"/>
+                      <a:ext cx="6341669" cy="1839046"/>
+                    </a:xfrm>
+                    <a:prstGeom prst="rect">
+                      <a:avLst/>
+                    </a:prstGeom>
+                    <a:ln>
+                      <a:noFill/>
+                    </a:ln>
+                    <a:extLst>
+                      <a:ext uri="{53640926-AAD7-44D8-BBD7-CCE9431645EC}">
+                        <a14:shadowObscured xmlns:a14="http://schemas.microsoft.com/office/drawing/2010/main"/>
+                      </a:ext>
+                    </a:extLst>
+                  </pic:spPr>
+                </pic:pic>
+              </a:graphicData>
+            </a:graphic>
+          </wp:inline>
+        </w:drawing>
+      </w:r>
+    </w:p>
+    <w:p>
+      <w:pPr>
+        <w:pStyle w:val="af7"/>
+        <w:spacing w:line="360" w:lineRule="auto"/>
+        <w:jc w:val="center"/>
+      </w:pPr>
+      <w:r>
+        <w:t xml:space="preserve">Рисунок </w:t>
+      </w:r>
+      <w:r>
+        <w:t>7</w:t>
+      </w:r>
+      <w:r>
+        <w:t xml:space="preserve">. </w:t>
+      </w:r>
+      <w:r>
+        <w:t xml:space="preserve">Диаграмма деятельности </w:t>
+      </w:r>
+      <w:r>
+        <w:br/>
+      </w:r>
+      <w:r>
+        <w:t>«</w:t>
+      </w:r>
+      <w:r>
+        <w:t>Просмотр аналитики администратором</w:t>
+      </w:r>
+      <w:r>
+        <w:t>».</w:t>
+      </w:r>
     </w:p>
     <w:p>
       <w:pPr>
@@ -16026,7 +15767,7 @@
           <w:numId w:val="3"/>
         </w:numPr>
         <w:spacing w:line="360" w:lineRule="auto"/>
-        <w:jc w:val="center"/>
+        <w:ind w:left="709" w:hanging="718"/>
         <w:rPr>
           <w:b/>
           <w:bCs/>
@@ -16039,17 +15780,112 @@
           <w:b/>
           <w:bCs/>
         </w:rPr>
+        <w:lastRenderedPageBreak/>
         <w:t>Программное обеспечение</w:t>
       </w:r>
       <w:bookmarkEnd w:id="42"/>
       <w:bookmarkEnd w:id="43"/>
+      <w:r>
+        <w:rPr>
+          <w:b/>
+          <w:bCs/>
+        </w:rPr>
+        <w:t xml:space="preserve"> </w:t>
+      </w:r>
+      <w:r>
+        <w:rPr>
+          <w:b/>
+          <w:bCs/>
+        </w:rPr>
+        <w:t xml:space="preserve">модуля </w:t>
+      </w:r>
+      <w:r>
+        <w:rPr>
+          <w:b/>
+          <w:bCs/>
+          <w:szCs w:val="28"/>
+          <w:lang w:eastAsia="ar-SA"/>
+        </w:rPr>
+        <w:t xml:space="preserve">объединённой </w:t>
+      </w:r>
+      <w:r>
+        <w:rPr>
+          <w:b/>
+          <w:bCs/>
+        </w:rPr>
+        <w:t>аналитики пользовательских событий</w:t>
+      </w:r>
     </w:p>
     <w:p>
       <w:pPr>
         <w:spacing w:line="360" w:lineRule="auto"/>
-        <w:ind w:firstLine="576"/>
         <w:jc w:val="both"/>
       </w:pPr>
+      <w:r>
+        <w:drawing>
+          <wp:inline distT="0" distB="0" distL="0" distR="0" wp14:anchorId="00F1BF8B" wp14:editId="707E098D">
+            <wp:extent cx="5939790" cy="3134995"/>
+            <wp:effectExtent l="0" t="0" r="3810" b="8255"/>
+            <wp:docPr id="11" name="Рисунок 11"/>
+            <wp:cNvGraphicFramePr>
+              <a:graphicFrameLocks xmlns:a="http://schemas.openxmlformats.org/drawingml/2006/main" noChangeAspect="1"/>
+            </wp:cNvGraphicFramePr>
+            <a:graphic xmlns:a="http://schemas.openxmlformats.org/drawingml/2006/main">
+              <a:graphicData uri="http://schemas.openxmlformats.org/drawingml/2006/picture">
+                <pic:pic xmlns:pic="http://schemas.openxmlformats.org/drawingml/2006/picture">
+                  <pic:nvPicPr>
+                    <pic:cNvPr id="1" name=""/>
+                    <pic:cNvPicPr/>
+                  </pic:nvPicPr>
+                  <pic:blipFill>
+                    <a:blip r:embed="rId15"/>
+                    <a:stretch>
+                      <a:fillRect/>
+                    </a:stretch>
+                  </pic:blipFill>
+                  <pic:spPr>
+                    <a:xfrm>
+                      <a:off x="0" y="0"/>
+                      <a:ext cx="5939790" cy="3134995"/>
+                    </a:xfrm>
+                    <a:prstGeom prst="rect">
+                      <a:avLst/>
+                    </a:prstGeom>
+                  </pic:spPr>
+                </pic:pic>
+              </a:graphicData>
+            </a:graphic>
+          </wp:inline>
+        </w:drawing>
+      </w:r>
+    </w:p>
+    <w:p>
+      <w:pPr>
+        <w:pStyle w:val="af7"/>
+        <w:spacing w:line="360" w:lineRule="auto"/>
+        <w:jc w:val="center"/>
+      </w:pPr>
+      <w:r>
+        <w:t xml:space="preserve">Рисунок </w:t>
+      </w:r>
+      <w:r>
+        <w:t>8</w:t>
+      </w:r>
+      <w:r>
+        <w:t xml:space="preserve">. </w:t>
+      </w:r>
+      <w:r>
+        <w:t xml:space="preserve">Диаграмма </w:t>
+      </w:r>
+      <w:r>
+        <w:t>компонентов</w:t>
+      </w:r>
+      <w:r>
+        <w:t xml:space="preserve"> </w:t>
+      </w:r>
+      <w:r>
+        <w:br/>
+      </w:r>
     </w:p>
     <w:p>
       <w:pPr>
@@ -16059,7 +15895,7 @@
           <w:numId w:val="3"/>
         </w:numPr>
         <w:spacing w:line="360" w:lineRule="auto"/>
-        <w:jc w:val="center"/>
+        <w:ind w:left="709" w:hanging="709"/>
         <w:rPr>
           <w:b/>
           <w:bCs/>
@@ -16072,26 +15908,98 @@
           <w:b/>
           <w:bCs/>
         </w:rPr>
-        <w:t>Обеспечение информационной безопасности</w:t>
+        <w:t>Обеспечение информационной</w:t>
+      </w:r>
+      <w:r>
+        <w:rPr>
+          <w:b/>
+          <w:bCs/>
+        </w:rPr>
+        <w:t xml:space="preserve"> </w:t>
+      </w:r>
+      <w:r>
+        <w:rPr>
+          <w:b/>
+          <w:bCs/>
+        </w:rPr>
+        <w:t>безопасности</w:t>
       </w:r>
       <w:bookmarkEnd w:id="44"/>
       <w:bookmarkEnd w:id="45"/>
+      <w:r>
+        <w:rPr>
+          <w:b/>
+          <w:bCs/>
+        </w:rPr>
+        <w:t xml:space="preserve"> </w:t>
+      </w:r>
+      <w:r>
+        <w:rPr>
+          <w:b/>
+          <w:bCs/>
+        </w:rPr>
+        <w:t xml:space="preserve">модуля </w:t>
+      </w:r>
+      <w:proofErr w:type="gramStart"/>
+      <w:r>
+        <w:rPr>
+          <w:b/>
+          <w:bCs/>
+          <w:szCs w:val="28"/>
+          <w:lang w:eastAsia="ar-SA"/>
+        </w:rPr>
+        <w:t xml:space="preserve">объединённой </w:t>
+      </w:r>
+      <w:r>
+        <w:rPr>
+          <w:b/>
+          <w:bCs/>
+          <w:szCs w:val="28"/>
+          <w:lang w:eastAsia="ar-SA"/>
+        </w:rPr>
+        <w:t xml:space="preserve"> </w:t>
+      </w:r>
+      <w:r>
+        <w:rPr>
+          <w:b/>
+          <w:bCs/>
+        </w:rPr>
+        <w:t>аналитики</w:t>
+      </w:r>
+      <w:proofErr w:type="gramEnd"/>
+      <w:r>
+        <w:t xml:space="preserve"> </w:t>
+      </w:r>
+      <w:r>
+        <w:rPr>
+          <w:b/>
+          <w:bCs/>
+        </w:rPr>
+        <w:t>пользовательских событий</w:t>
+      </w:r>
+      <w:bookmarkStart w:id="46" w:name="_Toc192012629"/>
     </w:p>
     <w:p>
       <w:pPr>
-        <w:pStyle w:val="ad"/>
+        <w:rPr>
+          <w:lang w:eastAsia="en-US"/>
+        </w:rPr>
+      </w:pPr>
+    </w:p>
+    <w:p>
+      <w:pPr>
+        <w:pStyle w:val="2"/>
         <w:numPr>
           <w:ilvl w:val="1"/>
           <w:numId w:val="3"/>
         </w:numPr>
         <w:spacing w:line="360" w:lineRule="auto"/>
-        <w:jc w:val="center"/>
+        <w:ind w:left="709" w:hanging="709"/>
         <w:rPr>
           <w:b/>
           <w:bCs/>
         </w:rPr>
       </w:pPr>
-      <w:bookmarkStart w:id="46" w:name="_Toc192012629"/>
       <w:r>
         <w:rPr>
           <w:b/>
@@ -16100,13 +16008,62 @@
         <w:t>Техническое обеспечение</w:t>
       </w:r>
       <w:bookmarkEnd w:id="46"/>
+      <w:r>
+        <w:rPr>
+          <w:b/>
+          <w:bCs/>
+        </w:rPr>
+        <w:t xml:space="preserve"> </w:t>
+      </w:r>
+      <w:r>
+        <w:rPr>
+          <w:b/>
+          <w:bCs/>
+        </w:rPr>
+        <w:t xml:space="preserve">модуля </w:t>
+      </w:r>
+      <w:r>
+        <w:rPr>
+          <w:b/>
+          <w:bCs/>
+          <w:szCs w:val="28"/>
+          <w:lang w:eastAsia="ar-SA"/>
+        </w:rPr>
+        <w:t xml:space="preserve">объединённой </w:t>
+      </w:r>
+      <w:r>
+        <w:rPr>
+          <w:b/>
+          <w:bCs/>
+        </w:rPr>
+        <w:t>аналитики пользовательских событий</w:t>
+      </w:r>
     </w:p>
     <w:p>
       <w:pPr>
+        <w:pStyle w:val="ad"/>
+        <w:rPr>
+          <w:b/>
+          <w:bCs/>
+        </w:rPr>
+      </w:pPr>
+    </w:p>
+    <w:p>
+      <w:pPr>
+        <w:spacing w:line="360" w:lineRule="auto"/>
+        <w:jc w:val="both"/>
+        <w:rPr>
+          <w:b/>
+          <w:bCs/>
+        </w:rPr>
+      </w:pPr>
+    </w:p>
+    <w:p>
+      <w:pPr>
         <w:pStyle w:val="a5"/>
         <w:spacing w:after="0" w:line="360" w:lineRule="auto"/>
-        <w:ind w:left="0"/>
-        <w:jc w:val="center"/>
+        <w:ind w:left="709" w:hanging="709"/>
+        <w:jc w:val="both"/>
         <w:outlineLvl w:val="0"/>
         <w:rPr>
           <w:rFonts w:ascii="Times New Roman" w:hAnsi="Times New Roman"/>
@@ -19250,7 +19207,7 @@
   <w:style w:type="paragraph" w:default="1" w:styleId="a">
     <w:name w:val="Normal"/>
     <w:qFormat/>
-    <w:rsid w:val="00D8514C"/>
+    <w:rsid w:val="000716A2"/>
     <w:pPr>
       <w:suppressAutoHyphens/>
       <w:spacing w:after="0" w:line="240" w:lineRule="auto"/>
@@ -19535,7 +19492,6 @@
   <w:style w:type="character" w:default="1" w:styleId="a0">
     <w:name w:val="Default Paragraph Font"/>
     <w:uiPriority w:val="1"/>
-    <w:semiHidden/>
     <w:unhideWhenUsed/>
   </w:style>
   <w:style w:type="table" w:default="1" w:styleId="a1">

--- a/ОПИСАНИЕ ДИПЛОМА/ВТОРАЯ ГЛАВА.docx
+++ b/ОПИСАНИЕ ДИПЛОМА/ВТОРАЯ ГЛАВА.docx
@@ -3671,16 +3671,7 @@
           <w:szCs w:val="28"/>
           <w:lang w:eastAsia="ar-SA"/>
         </w:rPr>
-        <w:t xml:space="preserve"> </w:t>
-      </w:r>
-      <w:r>
-        <w:rPr>
-          <w:b/>
-          <w:bCs/>
-          <w:szCs w:val="28"/>
-          <w:lang w:eastAsia="ar-SA"/>
-        </w:rPr>
-        <w:t xml:space="preserve">модуля </w:t>
+        <w:t xml:space="preserve"> модуля </w:t>
       </w:r>
       <w:r>
         <w:rPr>
@@ -4931,6 +4922,7 @@
       <w:r>
         <w:rPr>
           <w:rFonts w:eastAsia="Times New Roman"/>
+          <w:noProof/>
           <w:sz w:val="24"/>
           <w:lang w:eastAsia="ru-RU"/>
         </w:rPr>
@@ -7549,13 +7541,7 @@
         <w:rPr>
           <w:lang w:eastAsia="en-US"/>
         </w:rPr>
-        <w:t>, что позволяет унифицировать структуру обработки и корректно агрегировать данные по типам этапов.</w:t>
-      </w:r>
-      <w:r>
-        <w:rPr>
-          <w:lang w:eastAsia="en-US"/>
-        </w:rPr>
-        <w:t xml:space="preserve"> </w:t>
+        <w:t xml:space="preserve">, что позволяет унифицировать структуру обработки и корректно агрегировать данные по типам этапов. </w:t>
       </w:r>
     </w:p>
     <w:tbl>
@@ -8601,10 +8587,7 @@
       </w:r>
       <w:proofErr w:type="spellEnd"/>
       <w:r>
-        <w:t xml:space="preserve"> </w:t>
-      </w:r>
-      <w:r>
-        <w:t>(</w:t>
+        <w:t xml:space="preserve"> (</w:t>
       </w:r>
       <w:r>
         <w:rPr>
@@ -8650,10 +8633,7 @@
         <w:t>)</w:t>
       </w:r>
       <w:r>
-        <w:t xml:space="preserve"> содержит перечень допустимых этапов обработки и используется для обеспечения согласованности данных и их последующего анализа. Благодаря выделению данной сущности становится возможным расширение набора этапов без изменения структуры основной таблицы.</w:t>
-      </w:r>
-      <w:r>
-        <w:t xml:space="preserve"> </w:t>
+        <w:t xml:space="preserve"> содержит перечень допустимых этапов обработки и используется для обеспечения согласованности данных и их последующего анализа. Благодаря выделению данной сущности становится возможным расширение набора этапов без изменения структуры основной таблицы. </w:t>
       </w:r>
     </w:p>
     <w:tbl>
@@ -9288,15 +9268,7 @@
           <w:szCs w:val="28"/>
           <w:lang w:eastAsia="ru-RU"/>
         </w:rPr>
-        <w:t>, который определяет тип значения (числовой или текстовый) и единицы измерения, что обеспечивает единообразие хранения и обработки данных.</w:t>
-      </w:r>
-      <w:r>
-        <w:rPr>
-          <w:rFonts w:eastAsia="Times New Roman"/>
-          <w:szCs w:val="28"/>
-          <w:lang w:eastAsia="ru-RU"/>
-        </w:rPr>
-        <w:t xml:space="preserve"> </w:t>
+        <w:t xml:space="preserve">, который определяет тип значения (числовой или текстовый) и единицы измерения, что обеспечивает единообразие хранения и обработки данных. </w:t>
       </w:r>
     </w:p>
     <w:tbl>
@@ -10276,10 +10248,7 @@
       </w:r>
       <w:proofErr w:type="spellEnd"/>
       <w:r>
-        <w:t xml:space="preserve"> </w:t>
-      </w:r>
-      <w:r>
-        <w:t>(</w:t>
+        <w:t xml:space="preserve"> (</w:t>
       </w:r>
       <w:r>
         <w:rPr>
@@ -11206,10 +11175,7 @@
       </w:r>
       <w:proofErr w:type="spellEnd"/>
       <w:r>
-        <w:t xml:space="preserve"> </w:t>
-      </w:r>
-      <w:r>
-        <w:t>(</w:t>
+        <w:t xml:space="preserve"> (</w:t>
       </w:r>
       <w:r>
         <w:rPr>
@@ -12026,10 +11992,7 @@
       </w:r>
       <w:proofErr w:type="spellEnd"/>
       <w:r>
-        <w:t xml:space="preserve"> </w:t>
-      </w:r>
-      <w:r>
-        <w:t>(</w:t>
+        <w:t xml:space="preserve"> (</w:t>
       </w:r>
       <w:r>
         <w:rPr>
@@ -12918,10 +12881,7 @@
         <w:t>и</w:t>
       </w:r>
       <w:r>
-        <w:t xml:space="preserve"> </w:t>
-      </w:r>
-      <w:r>
-        <w:t>и состояния расчётов</w:t>
+        <w:t xml:space="preserve"> и состояния расчётов</w:t>
       </w:r>
       <w:r>
         <w:t>.</w:t>
@@ -15468,13 +15428,7 @@
         <w:jc w:val="center"/>
       </w:pPr>
       <w:r>
-        <w:t xml:space="preserve">Рисунок </w:t>
-      </w:r>
-      <w:r>
-        <w:t>4</w:t>
-      </w:r>
-      <w:r>
-        <w:t xml:space="preserve">. </w:t>
+        <w:t xml:space="preserve">Рисунок 4. </w:t>
       </w:r>
       <w:r>
         <w:t xml:space="preserve">Диаграмма деятельности </w:t>
@@ -15505,6 +15459,9 @@
         <w:jc w:val="both"/>
       </w:pPr>
       <w:r>
+        <w:rPr>
+          <w:noProof/>
+        </w:rPr>
         <w:lastRenderedPageBreak/>
         <w:drawing>
           <wp:inline distT="0" distB="0" distL="0" distR="0" wp14:anchorId="05095B00" wp14:editId="32E9E0DA">
@@ -15550,13 +15507,7 @@
         <w:jc w:val="center"/>
       </w:pPr>
       <w:r>
-        <w:t xml:space="preserve">Рисунок </w:t>
-      </w:r>
-      <w:r>
-        <w:t>5</w:t>
-      </w:r>
-      <w:r>
-        <w:t xml:space="preserve">. </w:t>
+        <w:t xml:space="preserve">Рисунок 5. </w:t>
       </w:r>
       <w:r>
         <w:t xml:space="preserve">Диаграмма деятельности </w:t>
@@ -15594,6 +15545,9 @@
         <w:jc w:val="center"/>
       </w:pPr>
       <w:r>
+        <w:rPr>
+          <w:noProof/>
+        </w:rPr>
         <w:drawing>
           <wp:inline distT="0" distB="0" distL="0" distR="0" wp14:anchorId="250180F4" wp14:editId="7BD9FB77">
             <wp:extent cx="5939790" cy="2222500"/>
@@ -15639,13 +15593,7 @@
       </w:pPr>
       <w:r>
         <w:lastRenderedPageBreak/>
-        <w:t xml:space="preserve">Рисунок </w:t>
-      </w:r>
-      <w:r>
-        <w:t>6</w:t>
-      </w:r>
-      <w:r>
-        <w:t xml:space="preserve">. </w:t>
+        <w:t xml:space="preserve">Рисунок 6. </w:t>
       </w:r>
       <w:r>
         <w:t xml:space="preserve">Диаграмма деятельности </w:t>
@@ -15684,6 +15632,9 @@
         <w:jc w:val="center"/>
       </w:pPr>
       <w:r>
+        <w:rPr>
+          <w:noProof/>
+        </w:rPr>
         <w:drawing>
           <wp:inline distT="0" distB="0" distL="0" distR="0" wp14:anchorId="00A04612" wp14:editId="4BB397F5">
             <wp:extent cx="6307807" cy="1829226"/>
@@ -15735,13 +15686,7 @@
         <w:jc w:val="center"/>
       </w:pPr>
       <w:r>
-        <w:t xml:space="preserve">Рисунок </w:t>
-      </w:r>
-      <w:r>
-        <w:t>7</w:t>
-      </w:r>
-      <w:r>
-        <w:t xml:space="preserve">. </w:t>
+        <w:t xml:space="preserve">Рисунок 7. </w:t>
       </w:r>
       <w:r>
         <w:t xml:space="preserve">Диаграмма деятельности </w:t>
@@ -15780,7 +15725,6 @@
           <w:b/>
           <w:bCs/>
         </w:rPr>
-        <w:lastRenderedPageBreak/>
         <w:t>Программное обеспечение</w:t>
       </w:r>
       <w:bookmarkEnd w:id="42"/>
@@ -15819,14 +15763,228 @@
     <w:p>
       <w:pPr>
         <w:spacing w:line="360" w:lineRule="auto"/>
+        <w:ind w:firstLine="709"/>
         <w:jc w:val="both"/>
-      </w:pPr>
-      <w:r>
+        <w:rPr>
+          <w:lang w:eastAsia="en-US"/>
+        </w:rPr>
+      </w:pPr>
+      <w:r>
+        <w:rPr>
+          <w:lang w:eastAsia="en-US"/>
+        </w:rPr>
+        <w:t xml:space="preserve">Программное обеспечение модуля объединённой аналитики пользовательских событий реализовано в составе </w:t>
+      </w:r>
+      <w:proofErr w:type="spellStart"/>
+      <w:r>
+        <w:rPr>
+          <w:lang w:eastAsia="en-US"/>
+        </w:rPr>
+        <w:t>backend</w:t>
+      </w:r>
+      <w:proofErr w:type="spellEnd"/>
+      <w:r>
+        <w:rPr>
+          <w:lang w:eastAsia="en-US"/>
+        </w:rPr>
+        <w:t>-приложения интернет-магазина и обеспечивает полный цикл работы с аналитическими данными: сбор, обработку, агрегацию и предоставление результатов анализа. Архитектура решения основана на принципах модульности, разделения ответственности и многоуровневой организации.</w:t>
+      </w:r>
+    </w:p>
+    <w:p>
+      <w:pPr>
+        <w:spacing w:line="360" w:lineRule="auto"/>
+        <w:ind w:firstLine="709"/>
+        <w:jc w:val="both"/>
+        <w:rPr>
+          <w:lang w:eastAsia="en-US"/>
+        </w:rPr>
+      </w:pPr>
+    </w:p>
+    <w:p>
+      <w:pPr>
+        <w:spacing w:line="360" w:lineRule="auto"/>
+        <w:ind w:firstLine="709"/>
+        <w:jc w:val="both"/>
+        <w:rPr>
+          <w:lang w:eastAsia="en-US"/>
+        </w:rPr>
+      </w:pPr>
+      <w:r>
+        <w:rPr>
+          <w:lang w:eastAsia="en-US"/>
+        </w:rPr>
+        <w:lastRenderedPageBreak/>
+        <w:t xml:space="preserve">В качестве технологической основы используется платформа Java и фреймворк Spring Boot. Веб-уровень реализован с использованием Spring Web и построен на REST-подходе, обеспечивающем взаимодействие между компонентами системы. Доступ к данным осуществляется через Spring Data JPA, реализующий слой репозиториев и взаимодействие с СУБД </w:t>
+      </w:r>
+      <w:proofErr w:type="spellStart"/>
+      <w:r>
+        <w:rPr>
+          <w:lang w:eastAsia="en-US"/>
+        </w:rPr>
+        <w:t>PostgreSQL</w:t>
+      </w:r>
+      <w:proofErr w:type="spellEnd"/>
+      <w:r>
+        <w:rPr>
+          <w:lang w:eastAsia="en-US"/>
+        </w:rPr>
+        <w:t>. Для обеспечения безопасности используется Spring Security, позволяющий реализовать контроль доступа к аналитическим данным на уровне ролей пользователей.</w:t>
+      </w:r>
+    </w:p>
+    <w:p>
+      <w:pPr>
+        <w:spacing w:line="360" w:lineRule="auto"/>
+        <w:ind w:firstLine="709"/>
+        <w:jc w:val="both"/>
+        <w:rPr>
+          <w:lang w:eastAsia="en-US"/>
+        </w:rPr>
+      </w:pPr>
+    </w:p>
+    <w:p>
+      <w:pPr>
+        <w:spacing w:line="360" w:lineRule="auto"/>
+        <w:ind w:firstLine="709"/>
+        <w:jc w:val="both"/>
+        <w:rPr>
+          <w:lang w:eastAsia="en-US"/>
+        </w:rPr>
+      </w:pPr>
+      <w:r>
+        <w:rPr>
+          <w:lang w:eastAsia="en-US"/>
+        </w:rPr>
+        <w:t xml:space="preserve">Пользовательский интерфейс административной части формируется с использованием библиотек </w:t>
+      </w:r>
+      <w:proofErr w:type="spellStart"/>
+      <w:r>
+        <w:rPr>
+          <w:lang w:eastAsia="en-US"/>
+        </w:rPr>
+        <w:t>Bootstrap</w:t>
+      </w:r>
+      <w:proofErr w:type="spellEnd"/>
+      <w:r>
+        <w:rPr>
+          <w:lang w:eastAsia="en-US"/>
+        </w:rPr>
+        <w:t xml:space="preserve"> и Chart.js, обеспечивающих адаптивное отображение данных и их визуализацию в виде графиков. Для серверной генерации HTML-представлений может использоваться </w:t>
+      </w:r>
+      <w:proofErr w:type="spellStart"/>
+      <w:r>
+        <w:rPr>
+          <w:lang w:eastAsia="en-US"/>
+        </w:rPr>
+        <w:t>шаблонизатор</w:t>
+      </w:r>
+      <w:proofErr w:type="spellEnd"/>
+      <w:r>
+        <w:rPr>
+          <w:lang w:eastAsia="en-US"/>
+        </w:rPr>
+        <w:t xml:space="preserve"> </w:t>
+      </w:r>
+      <w:proofErr w:type="spellStart"/>
+      <w:r>
+        <w:rPr>
+          <w:lang w:eastAsia="en-US"/>
+        </w:rPr>
+        <w:t>Thymeleaf</w:t>
+      </w:r>
+      <w:proofErr w:type="spellEnd"/>
+      <w:r>
+        <w:rPr>
+          <w:lang w:eastAsia="en-US"/>
+        </w:rPr>
+        <w:t>.</w:t>
+      </w:r>
+    </w:p>
+    <w:p>
+      <w:pPr>
+        <w:spacing w:line="360" w:lineRule="auto"/>
+        <w:ind w:firstLine="709"/>
+        <w:jc w:val="both"/>
+        <w:rPr>
+          <w:lang w:eastAsia="en-US"/>
+        </w:rPr>
+      </w:pPr>
+    </w:p>
+    <w:p>
+      <w:pPr>
+        <w:spacing w:line="360" w:lineRule="auto"/>
+        <w:ind w:firstLine="709"/>
+        <w:jc w:val="both"/>
+        <w:rPr>
+          <w:lang w:eastAsia="en-US"/>
+        </w:rPr>
+      </w:pPr>
+      <w:r>
+        <w:rPr>
+          <w:lang w:eastAsia="en-US"/>
+        </w:rPr>
+        <w:t xml:space="preserve">Общая структура программного обеспечения представлена на диаграмме компонентов (рисунок 8). Модуль аналитики интегрирован в </w:t>
+      </w:r>
+      <w:proofErr w:type="spellStart"/>
+      <w:r>
+        <w:rPr>
+          <w:lang w:eastAsia="en-US"/>
+        </w:rPr>
+        <w:t>backend</w:t>
+      </w:r>
+      <w:proofErr w:type="spellEnd"/>
+      <w:r>
+        <w:rPr>
+          <w:lang w:eastAsia="en-US"/>
+        </w:rPr>
+        <w:t xml:space="preserve"> интернет-магазина и взаимодействует с административной панелью через REST API. Внутри модуля выделяются следующие логические слои: контроллеры (точки входа), сервисный слой (бизнес-логика обработки событий и агрегации), слой доступа к данным (репозитории), а также компоненты пользовательского интерфейса. Хранение аналитических данных осуществляется в отдельной схеме базы данных (</w:t>
+      </w:r>
+      <w:proofErr w:type="spellStart"/>
+      <w:r>
+        <w:rPr>
+          <w:lang w:eastAsia="en-US"/>
+        </w:rPr>
+        <w:t>analytics</w:t>
+      </w:r>
+      <w:proofErr w:type="spellEnd"/>
+      <w:r>
+        <w:rPr>
+          <w:lang w:eastAsia="en-US"/>
+        </w:rPr>
+        <w:t>), что обеспечивает их изоляцию от основной схемы интернет-магазина (</w:t>
+      </w:r>
+      <w:proofErr w:type="spellStart"/>
+      <w:r>
+        <w:rPr>
+          <w:lang w:eastAsia="en-US"/>
+        </w:rPr>
+        <w:t>shop</w:t>
+      </w:r>
+      <w:proofErr w:type="spellEnd"/>
+      <w:r>
+        <w:rPr>
+          <w:lang w:eastAsia="en-US"/>
+        </w:rPr>
+        <w:t>)</w:t>
+      </w:r>
+      <w:r>
+        <w:rPr>
+          <w:lang w:eastAsia="en-US"/>
+        </w:rPr>
+        <w:t>.</w:t>
+      </w:r>
+    </w:p>
+    <w:p>
+      <w:pPr>
+        <w:spacing w:line="360" w:lineRule="auto"/>
+        <w:jc w:val="center"/>
+      </w:pPr>
+      <w:r>
+        <w:lastRenderedPageBreak/>
         <w:drawing>
-          <wp:inline distT="0" distB="0" distL="0" distR="0" wp14:anchorId="00F1BF8B" wp14:editId="707E098D">
-            <wp:extent cx="5939790" cy="3134995"/>
-            <wp:effectExtent l="0" t="0" r="3810" b="8255"/>
-            <wp:docPr id="11" name="Рисунок 11"/>
+          <wp:inline distT="0" distB="0" distL="0" distR="0" wp14:anchorId="4A90E4E4" wp14:editId="22337C00">
+            <wp:extent cx="4393565" cy="2730831"/>
+            <wp:effectExtent l="0" t="0" r="6985" b="0"/>
+            <wp:docPr id="3" name="Рисунок 3"/>
             <wp:cNvGraphicFramePr>
               <a:graphicFrameLocks xmlns:a="http://schemas.openxmlformats.org/drawingml/2006/main" noChangeAspect="1"/>
             </wp:cNvGraphicFramePr>
@@ -15846,7 +16004,7 @@
                   <pic:spPr>
                     <a:xfrm>
                       <a:off x="0" y="0"/>
-                      <a:ext cx="5939790" cy="3134995"/>
+                      <a:ext cx="4408014" cy="2739812"/>
                     </a:xfrm>
                     <a:prstGeom prst="rect">
                       <a:avLst/>
@@ -15866,13 +16024,7 @@
         <w:jc w:val="center"/>
       </w:pPr>
       <w:r>
-        <w:t xml:space="preserve">Рисунок </w:t>
-      </w:r>
-      <w:r>
-        <w:t>8</w:t>
-      </w:r>
-      <w:r>
-        <w:t xml:space="preserve">. </w:t>
+        <w:t xml:space="preserve">Рисунок 8. </w:t>
       </w:r>
       <w:r>
         <w:t xml:space="preserve">Диаграмма </w:t>
@@ -15883,8 +16035,211 @@
       <w:r>
         <w:t xml:space="preserve"> </w:t>
       </w:r>
+    </w:p>
+    <w:p>
+      <w:pPr>
+        <w:spacing w:line="360" w:lineRule="auto"/>
+        <w:ind w:firstLine="709"/>
+        <w:jc w:val="both"/>
+        <w:rPr>
+          <w:lang w:eastAsia="en-US"/>
+        </w:rPr>
+      </w:pPr>
+      <w:r>
+        <w:rPr>
+          <w:lang w:eastAsia="en-US"/>
+        </w:rPr>
+        <w:t xml:space="preserve">Внутренняя структура </w:t>
+      </w:r>
+      <w:proofErr w:type="spellStart"/>
+      <w:r>
+        <w:rPr>
+          <w:lang w:eastAsia="en-US"/>
+        </w:rPr>
+        <w:t>backend</w:t>
+      </w:r>
+      <w:proofErr w:type="spellEnd"/>
+      <w:r>
+        <w:rPr>
+          <w:lang w:eastAsia="en-US"/>
+        </w:rPr>
+        <w:t>-модуля аналитики представлена на диаграмме классов (рисунок 9). Модуль включает доменные сущности, отражающие пользовательские события, этапы их обработки и метрики, а также справочные сущности типов. Для работы с данными используются репозитории, реализующие операции чтения и записи. Бизнес-логика сосредоточена в сервисах, обеспечивающих жизненный цикл событий, фиксацию этапов, запись метрик и выполнение агрегации данных. Взаимодействие с модулем осуществляется через публичный интерфейс, обеспечивающий слабую связанность с основным приложением</w:t>
+      </w:r>
+      <w:r>
+        <w:rPr>
+          <w:lang w:eastAsia="en-US"/>
+        </w:rPr>
+        <w:t>.</w:t>
+      </w:r>
+    </w:p>
+    <w:p>
+      <w:pPr>
+        <w:pStyle w:val="af7"/>
+        <w:spacing w:line="360" w:lineRule="auto"/>
+        <w:jc w:val="center"/>
+      </w:pPr>
+      <w:r>
+        <w:rPr>
+          <w:noProof/>
+        </w:rPr>
+        <w:lastRenderedPageBreak/>
+        <w:drawing>
+          <wp:inline distT="0" distB="0" distL="0" distR="0" wp14:anchorId="78128358" wp14:editId="0445A990">
+            <wp:extent cx="5939790" cy="3130550"/>
+            <wp:effectExtent l="0" t="0" r="3810" b="0"/>
+            <wp:docPr id="13" name="Рисунок 13"/>
+            <wp:cNvGraphicFramePr>
+              <a:graphicFrameLocks xmlns:a="http://schemas.openxmlformats.org/drawingml/2006/main" noChangeAspect="1"/>
+            </wp:cNvGraphicFramePr>
+            <a:graphic xmlns:a="http://schemas.openxmlformats.org/drawingml/2006/main">
+              <a:graphicData uri="http://schemas.openxmlformats.org/drawingml/2006/picture">
+                <pic:pic xmlns:pic="http://schemas.openxmlformats.org/drawingml/2006/picture">
+                  <pic:nvPicPr>
+                    <pic:cNvPr id="1" name=""/>
+                    <pic:cNvPicPr/>
+                  </pic:nvPicPr>
+                  <pic:blipFill>
+                    <a:blip r:embed="rId16"/>
+                    <a:stretch>
+                      <a:fillRect/>
+                    </a:stretch>
+                  </pic:blipFill>
+                  <pic:spPr>
+                    <a:xfrm>
+                      <a:off x="0" y="0"/>
+                      <a:ext cx="5939790" cy="3130550"/>
+                    </a:xfrm>
+                    <a:prstGeom prst="rect">
+                      <a:avLst/>
+                    </a:prstGeom>
+                  </pic:spPr>
+                </pic:pic>
+              </a:graphicData>
+            </a:graphic>
+          </wp:inline>
+        </w:drawing>
+      </w:r>
       <w:r>
         <w:br/>
+      </w:r>
+      <w:r>
+        <w:t xml:space="preserve">Рисунок 9. </w:t>
+      </w:r>
+      <w:r>
+        <w:t xml:space="preserve">Диаграмма классов </w:t>
+      </w:r>
+      <w:proofErr w:type="spellStart"/>
+      <w:r>
+        <w:t>backend</w:t>
+      </w:r>
+      <w:proofErr w:type="spellEnd"/>
+      <w:r>
+        <w:t>-модуля аналитики</w:t>
+      </w:r>
+    </w:p>
+    <w:p>
+      <w:pPr>
+        <w:spacing w:line="360" w:lineRule="auto"/>
+        <w:ind w:firstLine="709"/>
+        <w:jc w:val="both"/>
+        <w:rPr>
+          <w:lang w:eastAsia="en-US"/>
+        </w:rPr>
+      </w:pPr>
+      <w:r>
+        <w:rPr>
+          <w:lang w:eastAsia="en-US"/>
+        </w:rPr>
+        <w:t>Структура административного интерфейса аналитики представлена на диаграмме классов (рисунок 10). Взаимодействие с системой осуществляется через контроллер, реализующий REST-интерфейс для получения аналитических данных. Для обеспечения безопасности используется механизм проверки прав доступа администратора. Передача данных между слоями осуществляется с использованием DTO-объектов, а их преобразование в формат отображения выполняется с помощью вспомогательных компонентов. Отображение информации реализуется с использованием моделей представления, включающих сводные показатели, графики и детализированные данные по событиям</w:t>
+      </w:r>
+      <w:r>
+        <w:rPr>
+          <w:lang w:eastAsia="en-US"/>
+        </w:rPr>
+        <w:t>.</w:t>
+      </w:r>
+    </w:p>
+    <w:p>
+      <w:pPr>
+        <w:jc w:val="center"/>
+      </w:pPr>
+      <w:r>
+        <w:rPr>
+          <w:noProof/>
+        </w:rPr>
+        <w:lastRenderedPageBreak/>
+        <w:drawing>
+          <wp:inline distT="0" distB="0" distL="0" distR="0" wp14:anchorId="6C8B2CDE" wp14:editId="3906090D">
+            <wp:extent cx="5939790" cy="3131185"/>
+            <wp:effectExtent l="0" t="0" r="0" b="8890"/>
+            <wp:docPr id="14" name="Рисунок 14"/>
+            <wp:cNvGraphicFramePr>
+              <a:graphicFrameLocks xmlns:a="http://schemas.openxmlformats.org/drawingml/2006/main" noChangeAspect="1"/>
+            </wp:cNvGraphicFramePr>
+            <a:graphic xmlns:a="http://schemas.openxmlformats.org/drawingml/2006/main">
+              <a:graphicData uri="http://schemas.openxmlformats.org/drawingml/2006/picture">
+                <pic:pic xmlns:pic="http://schemas.openxmlformats.org/drawingml/2006/picture">
+                  <pic:nvPicPr>
+                    <pic:cNvPr id="1" name=""/>
+                    <pic:cNvPicPr/>
+                  </pic:nvPicPr>
+                  <pic:blipFill>
+                    <a:blip r:embed="rId17"/>
+                    <a:stretch>
+                      <a:fillRect/>
+                    </a:stretch>
+                  </pic:blipFill>
+                  <pic:spPr>
+                    <a:xfrm>
+                      <a:off x="0" y="0"/>
+                      <a:ext cx="5939790" cy="3131185"/>
+                    </a:xfrm>
+                    <a:prstGeom prst="rect">
+                      <a:avLst/>
+                    </a:prstGeom>
+                  </pic:spPr>
+                </pic:pic>
+              </a:graphicData>
+            </a:graphic>
+          </wp:inline>
+        </w:drawing>
+      </w:r>
+      <w:r>
+        <w:br/>
+      </w:r>
+    </w:p>
+    <w:p>
+      <w:pPr>
+        <w:jc w:val="center"/>
+        <w:rPr>
+          <w:lang w:eastAsia="en-US"/>
+        </w:rPr>
+      </w:pPr>
+      <w:r>
+        <w:t xml:space="preserve">Рисунок 10. </w:t>
+      </w:r>
+      <w:r>
+        <w:rPr>
+          <w:lang w:eastAsia="en-US"/>
+        </w:rPr>
+        <w:t xml:space="preserve">Диаграмма классов админ-интерфейса аналитики </w:t>
+      </w:r>
+    </w:p>
+    <w:p>
+      <w:pPr>
+        <w:rPr>
+          <w:lang w:eastAsia="en-US"/>
+        </w:rPr>
+      </w:pPr>
+    </w:p>
+    <w:p>
+      <w:pPr>
+        <w:spacing w:line="360" w:lineRule="auto"/>
+        <w:ind w:firstLine="709"/>
+        <w:jc w:val="both"/>
+      </w:pPr>
+      <w:r>
+        <w:t>Взаимодействие пользователя с модулем аналитики осуществляется через административный интерфейс интернет-магазина. Пользователь задаёт параметры анализа (период, фильтры), после чего система формирует и отображает сводные показатели и графики. При необходимости доступна детализация до уровня отдельных событий, этапов их обработки и метрик.</w:t>
       </w:r>
     </w:p>
     <w:p>
@@ -15931,14 +16286,7 @@
           <w:b/>
           <w:bCs/>
         </w:rPr>
-        <w:t xml:space="preserve"> </w:t>
-      </w:r>
-      <w:r>
-        <w:rPr>
-          <w:b/>
-          <w:bCs/>
-        </w:rPr>
-        <w:t xml:space="preserve">модуля </w:t>
+        <w:t xml:space="preserve"> модуля </w:t>
       </w:r>
       <w:proofErr w:type="gramStart"/>
       <w:r>
@@ -16005,6 +16353,7 @@
           <w:b/>
           <w:bCs/>
         </w:rPr>
+        <w:lastRenderedPageBreak/>
         <w:t>Техническое обеспечение</w:t>
       </w:r>
       <w:bookmarkEnd w:id="46"/>
@@ -16013,14 +16362,7 @@
           <w:b/>
           <w:bCs/>
         </w:rPr>
-        <w:t xml:space="preserve"> </w:t>
-      </w:r>
-      <w:r>
-        <w:rPr>
-          <w:b/>
-          <w:bCs/>
-        </w:rPr>
-        <w:t xml:space="preserve">модуля </w:t>
+        <w:t xml:space="preserve"> модуля </w:t>
       </w:r>
       <w:r>
         <w:rPr>
@@ -16047,6 +16389,47 @@
           <w:bCs/>
         </w:rPr>
       </w:pPr>
+      <w:r>
+        <w:rPr>
+          <w:b/>
+          <w:bCs/>
+        </w:rPr>
+        <w:drawing>
+          <wp:inline distT="0" distB="0" distL="0" distR="0" wp14:anchorId="17A76E12" wp14:editId="219451EC">
+            <wp:extent cx="4415895" cy="2445879"/>
+            <wp:effectExtent l="0" t="0" r="3810" b="0"/>
+            <wp:docPr id="4" name="Рисунок 4"/>
+            <wp:cNvGraphicFramePr>
+              <a:graphicFrameLocks xmlns:a="http://schemas.openxmlformats.org/drawingml/2006/main" noChangeAspect="1"/>
+            </wp:cNvGraphicFramePr>
+            <a:graphic xmlns:a="http://schemas.openxmlformats.org/drawingml/2006/main">
+              <a:graphicData uri="http://schemas.openxmlformats.org/drawingml/2006/picture">
+                <pic:pic xmlns:pic="http://schemas.openxmlformats.org/drawingml/2006/picture">
+                  <pic:nvPicPr>
+                    <pic:cNvPr id="1" name=""/>
+                    <pic:cNvPicPr/>
+                  </pic:nvPicPr>
+                  <pic:blipFill>
+                    <a:blip r:embed="rId18"/>
+                    <a:stretch>
+                      <a:fillRect/>
+                    </a:stretch>
+                  </pic:blipFill>
+                  <pic:spPr>
+                    <a:xfrm>
+                      <a:off x="0" y="0"/>
+                      <a:ext cx="4427461" cy="2452285"/>
+                    </a:xfrm>
+                    <a:prstGeom prst="rect">
+                      <a:avLst/>
+                    </a:prstGeom>
+                  </pic:spPr>
+                </pic:pic>
+              </a:graphicData>
+            </a:graphic>
+          </wp:inline>
+        </w:drawing>
+      </w:r>
     </w:p>
     <w:p>
       <w:pPr>
@@ -19492,6 +19875,7 @@
   <w:style w:type="character" w:default="1" w:styleId="a0">
     <w:name w:val="Default Paragraph Font"/>
     <w:uiPriority w:val="1"/>
+    <w:semiHidden/>
     <w:unhideWhenUsed/>
   </w:style>
   <w:style w:type="table" w:default="1" w:styleId="a1">

--- a/ОПИСАНИЕ ДИПЛОМА/ВТОРАЯ ГЛАВА.docx
+++ b/ОПИСАНИЕ ДИПЛОМА/ВТОРАЯ ГЛАВА.docx
@@ -1,6 +1,6 @@
 
 <file path=word/document.xml><?xml version="1.0" encoding="utf-8"?>
-<w:document xmlns:wpc="http://schemas.microsoft.com/office/word/2010/wordprocessingCanvas" xmlns:cx="http://schemas.microsoft.com/office/drawing/2014/chartex" xmlns:cx1="http://schemas.microsoft.com/office/drawing/2015/9/8/chartex" xmlns:cx2="http://schemas.microsoft.com/office/drawing/2015/10/21/chartex" xmlns:cx3="http://schemas.microsoft.com/office/drawing/2016/5/9/chartex" xmlns:cx4="http://schemas.microsoft.com/office/drawing/2016/5/10/chartex" xmlns:cx5="http://schemas.microsoft.com/office/drawing/2016/5/11/chartex" xmlns:cx6="http://schemas.microsoft.com/office/drawing/2016/5/12/chartex" xmlns:cx7="http://schemas.microsoft.com/office/drawing/2016/5/13/chartex" xmlns:cx8="http://schemas.microsoft.com/office/drawing/2016/5/14/chartex" xmlns:mc="http://schemas.openxmlformats.org/markup-compatibility/2006" xmlns:aink="http://schemas.microsoft.com/office/drawing/2016/ink" xmlns:am3d="http://schemas.microsoft.com/office/drawing/2017/model3d" xmlns:o="urn:schemas-microsoft-com:office:office" xmlns:r="http://schemas.openxmlformats.org/officeDocument/2006/relationships" xmlns:m="http://schemas.openxmlformats.org/officeDocument/2006/math" xmlns:v="urn:schemas-microsoft-com:vml" xmlns:wp14="http://schemas.microsoft.com/office/word/2010/wordprocessingDrawing" xmlns:wp="http://schemas.openxmlformats.org/drawingml/2006/wordprocessingDrawing" xmlns:w10="urn:schemas-microsoft-com:office:word" xmlns:w="http://schemas.openxmlformats.org/wordprocessingml/2006/main" xmlns:w14="http://schemas.microsoft.com/office/word/2010/wordml" xmlns:w15="http://schemas.microsoft.com/office/word/2012/wordml" xmlns:w16cex="http://schemas.microsoft.com/office/word/2018/wordml/cex" xmlns:w16cid="http://schemas.microsoft.com/office/word/2016/wordml/cid" xmlns:w16="http://schemas.microsoft.com/office/word/2018/wordml" xmlns:w16sdtdh="http://schemas.microsoft.com/office/word/2020/wordml/sdtdatahash" xmlns:w16se="http://schemas.microsoft.com/office/word/2015/wordml/symex" xmlns:wpg="http://schemas.microsoft.com/office/word/2010/wordprocessingGroup" xmlns:wpi="http://schemas.microsoft.com/office/word/2010/wordprocessingInk" xmlns:wne="http://schemas.microsoft.com/office/word/2006/wordml" xmlns:wps="http://schemas.microsoft.com/office/word/2010/wordprocessingShape" mc:Ignorable="w14 w15 w16se w16cid w16 w16cex w16sdtdh wp14">
+<w:document xmlns:wpc="http://schemas.microsoft.com/office/word/2010/wordprocessingCanvas" xmlns:cx="http://schemas.microsoft.com/office/drawing/2014/chartex" xmlns:cx1="http://schemas.microsoft.com/office/drawing/2015/9/8/chartex" xmlns:cx2="http://schemas.microsoft.com/office/drawing/2015/10/21/chartex" xmlns:cx3="http://schemas.microsoft.com/office/drawing/2016/5/9/chartex" xmlns:cx4="http://schemas.microsoft.com/office/drawing/2016/5/10/chartex" xmlns:cx5="http://schemas.microsoft.com/office/drawing/2016/5/11/chartex" xmlns:cx6="http://schemas.microsoft.com/office/drawing/2016/5/12/chartex" xmlns:cx7="http://schemas.microsoft.com/office/drawing/2016/5/13/chartex" xmlns:cx8="http://schemas.microsoft.com/office/drawing/2016/5/14/chartex" xmlns:mc="http://schemas.openxmlformats.org/markup-compatibility/2006" xmlns:aink="http://schemas.microsoft.com/office/drawing/2016/ink" xmlns:am3d="http://schemas.microsoft.com/office/drawing/2017/model3d" xmlns:o="urn:schemas-microsoft-com:office:office" xmlns:oel="http://schemas.microsoft.com/office/2019/extlst" xmlns:r="http://schemas.openxmlformats.org/officeDocument/2006/relationships" xmlns:m="http://schemas.openxmlformats.org/officeDocument/2006/math" xmlns:v="urn:schemas-microsoft-com:vml" xmlns:wp14="http://schemas.microsoft.com/office/word/2010/wordprocessingDrawing" xmlns:wp="http://schemas.openxmlformats.org/drawingml/2006/wordprocessingDrawing" xmlns:w10="urn:schemas-microsoft-com:office:word" xmlns:w="http://schemas.openxmlformats.org/wordprocessingml/2006/main" xmlns:w14="http://schemas.microsoft.com/office/word/2010/wordml" xmlns:w15="http://schemas.microsoft.com/office/word/2012/wordml" xmlns:w16cex="http://schemas.microsoft.com/office/word/2018/wordml/cex" xmlns:w16cid="http://schemas.microsoft.com/office/word/2016/wordml/cid" xmlns:w16="http://schemas.microsoft.com/office/word/2018/wordml" xmlns:w16du="http://schemas.microsoft.com/office/word/2023/wordml/word16du" xmlns:w16sdtdh="http://schemas.microsoft.com/office/word/2020/wordml/sdtdatahash" xmlns:w16sdtfl="http://schemas.microsoft.com/office/word/2024/wordml/sdtformatlock" xmlns:w16se="http://schemas.microsoft.com/office/word/2015/wordml/symex" xmlns:wpg="http://schemas.microsoft.com/office/word/2010/wordprocessingGroup" xmlns:wpi="http://schemas.microsoft.com/office/word/2010/wordprocessingInk" xmlns:wne="http://schemas.microsoft.com/office/word/2006/wordml" xmlns:wps="http://schemas.microsoft.com/office/word/2010/wordprocessingShape" mc:Ignorable="w14 w15 w16se w16cid w16 w16cex w16sdtdh w16sdtfl w16du wp14">
   <w:body>
     <w:p>
       <w:pPr>
@@ -268,9 +268,8 @@
           <w:szCs w:val="26"/>
           <w:u w:val="single"/>
         </w:rPr>
-        <w:t xml:space="preserve">интернет-магазина на </w:t>
-      </w:r>
-      <w:proofErr w:type="gramStart"/>
+        <w:t>интернет-магазина на Java(Spring Boot)</w:t>
+      </w:r>
       <w:r>
         <w:rPr>
           <w:color w:val="000000"/>
@@ -278,25 +277,6 @@
           <w:szCs w:val="26"/>
           <w:u w:val="single"/>
         </w:rPr>
-        <w:t>Java(</w:t>
-      </w:r>
-      <w:proofErr w:type="gramEnd"/>
-      <w:r>
-        <w:rPr>
-          <w:color w:val="000000"/>
-          <w:sz w:val="26"/>
-          <w:szCs w:val="26"/>
-          <w:u w:val="single"/>
-        </w:rPr>
-        <w:t>Spring Boot)</w:t>
-      </w:r>
-      <w:r>
-        <w:rPr>
-          <w:color w:val="000000"/>
-          <w:sz w:val="26"/>
-          <w:szCs w:val="26"/>
-          <w:u w:val="single"/>
-        </w:rPr>
         <w:t xml:space="preserve">                                                                                          </w:t>
       </w:r>
       <w:r>
@@ -399,16 +379,7 @@
           <w:szCs w:val="26"/>
           <w:u w:val="single"/>
         </w:rPr>
-        <w:t xml:space="preserve">Е.         </w:t>
-      </w:r>
-      <w:proofErr w:type="gramStart"/>
-      <w:r>
-        <w:rPr>
-          <w:sz w:val="26"/>
-          <w:szCs w:val="26"/>
-          <w:u w:val="single"/>
-        </w:rPr>
-        <w:t xml:space="preserve">  </w:t>
+        <w:t xml:space="preserve">Е.           </w:t>
       </w:r>
       <w:r>
         <w:rPr>
@@ -419,7 +390,6 @@
         </w:rPr>
         <w:t>.</w:t>
       </w:r>
-      <w:proofErr w:type="gramEnd"/>
       <w:r>
         <w:rPr>
           <w:sz w:val="26"/>
@@ -565,17 +535,7 @@
           <w:szCs w:val="26"/>
           <w:u w:val="single"/>
         </w:rPr>
-        <w:t xml:space="preserve">                         </w:t>
-      </w:r>
-      <w:proofErr w:type="gramStart"/>
-      <w:r>
-        <w:rPr>
-          <w:bCs/>
-          <w:sz w:val="26"/>
-          <w:szCs w:val="26"/>
-          <w:u w:val="single"/>
-        </w:rPr>
-        <w:t xml:space="preserve">  </w:t>
+        <w:t xml:space="preserve">                           </w:t>
       </w:r>
       <w:r>
         <w:rPr>
@@ -587,7 +547,6 @@
         </w:rPr>
         <w:t>.</w:t>
       </w:r>
-      <w:proofErr w:type="gramEnd"/>
       <w:r>
         <w:rPr>
           <w:bCs/>
@@ -622,17 +581,7 @@
           <w:szCs w:val="26"/>
           <w:u w:val="single"/>
         </w:rPr>
-        <w:t xml:space="preserve">3                                        </w:t>
-      </w:r>
-      <w:proofErr w:type="gramStart"/>
-      <w:r>
-        <w:rPr>
-          <w:bCs/>
-          <w:sz w:val="26"/>
-          <w:szCs w:val="26"/>
-          <w:u w:val="single"/>
-        </w:rPr>
-        <w:t xml:space="preserve">  </w:t>
+        <w:t xml:space="preserve">3                                          </w:t>
       </w:r>
       <w:r>
         <w:rPr>
@@ -644,7 +593,6 @@
         </w:rPr>
         <w:t>.</w:t>
       </w:r>
-      <w:proofErr w:type="gramEnd"/>
     </w:p>
     <w:p>
       <w:pPr>
@@ -691,9 +639,8 @@
           <w:szCs w:val="26"/>
           <w:u w:val="single"/>
         </w:rPr>
-        <w:t xml:space="preserve">9.03.04 Программная инженерия (профиль Программная </w:t>
-      </w:r>
-      <w:proofErr w:type="gramStart"/>
+        <w:t>9.03.04 Программная инженерия (профиль Программная инженерия)</w:t>
+      </w:r>
       <w:r>
         <w:rPr>
           <w:bCs/>
@@ -701,26 +648,7 @@
           <w:szCs w:val="26"/>
           <w:u w:val="single"/>
         </w:rPr>
-        <w:t>инженерия)</w:t>
-      </w:r>
-      <w:r>
-        <w:rPr>
-          <w:bCs/>
-          <w:sz w:val="26"/>
-          <w:szCs w:val="26"/>
-          <w:u w:val="single"/>
-        </w:rPr>
-        <w:t xml:space="preserve">   </w:t>
-      </w:r>
-      <w:proofErr w:type="gramEnd"/>
-      <w:r>
-        <w:rPr>
-          <w:bCs/>
-          <w:sz w:val="26"/>
-          <w:szCs w:val="26"/>
-          <w:u w:val="single"/>
-        </w:rPr>
-        <w:t xml:space="preserve">                                                                                                 </w:t>
+        <w:t xml:space="preserve">                                                                                                    </w:t>
       </w:r>
       <w:r>
         <w:rPr>
@@ -787,9 +715,8 @@
           <w:szCs w:val="26"/>
           <w:u w:val="single"/>
         </w:rPr>
-        <w:t xml:space="preserve"> </w:t>
-      </w:r>
-      <w:proofErr w:type="spellStart"/>
+        <w:t xml:space="preserve"> к.т.н доцент</w:t>
+      </w:r>
       <w:r>
         <w:rPr>
           <w:color w:val="000000"/>
@@ -797,9 +724,47 @@
           <w:szCs w:val="26"/>
           <w:u w:val="single"/>
         </w:rPr>
-        <w:t>к.т.н</w:t>
-      </w:r>
-      <w:proofErr w:type="spellEnd"/>
+        <w:t xml:space="preserve">                                                       </w:t>
+      </w:r>
+      <w:r>
+        <w:rPr>
+          <w:color w:val="FFFFFF" w:themeColor="background1"/>
+          <w:sz w:val="26"/>
+          <w:szCs w:val="26"/>
+          <w:u w:val="single"/>
+        </w:rPr>
+        <w:t>.</w:t>
+      </w:r>
+    </w:p>
+    <w:p>
+      <w:pPr>
+        <w:autoSpaceDE w:val="0"/>
+        <w:jc w:val="center"/>
+        <w:rPr>
+          <w:color w:val="000000"/>
+          <w:sz w:val="20"/>
+          <w:szCs w:val="20"/>
+        </w:rPr>
+      </w:pPr>
+      <w:r>
+        <w:rPr>
+          <w:color w:val="000000"/>
+          <w:sz w:val="20"/>
+          <w:szCs w:val="20"/>
+        </w:rPr>
+        <w:t>должность, ученая степень, ученое звание</w:t>
+      </w:r>
+    </w:p>
+    <w:p>
+      <w:pPr>
+        <w:autoSpaceDE w:val="0"/>
+        <w:jc w:val="both"/>
+        <w:rPr>
+          <w:color w:val="000000"/>
+          <w:sz w:val="26"/>
+          <w:szCs w:val="26"/>
+        </w:rPr>
+      </w:pPr>
       <w:r>
         <w:rPr>
           <w:color w:val="000000"/>
@@ -807,7 +772,7 @@
           <w:szCs w:val="26"/>
           <w:u w:val="single"/>
         </w:rPr>
-        <w:t xml:space="preserve"> доцент</w:t>
+        <w:t xml:space="preserve">                                          Филиппов</w:t>
       </w:r>
       <w:r>
         <w:rPr>
@@ -816,9 +781,8 @@
           <w:szCs w:val="26"/>
           <w:u w:val="single"/>
         </w:rPr>
-        <w:t xml:space="preserve">                                                     </w:t>
-      </w:r>
-      <w:proofErr w:type="gramStart"/>
+        <w:t xml:space="preserve"> </w:t>
+      </w:r>
       <w:r>
         <w:rPr>
           <w:color w:val="000000"/>
@@ -826,7 +790,25 @@
           <w:szCs w:val="26"/>
           <w:u w:val="single"/>
         </w:rPr>
-        <w:t xml:space="preserve">  </w:t>
+        <w:t>Алексей</w:t>
+      </w:r>
+      <w:r>
+        <w:rPr>
+          <w:color w:val="000000"/>
+          <w:sz w:val="26"/>
+          <w:szCs w:val="26"/>
+          <w:u w:val="single"/>
+        </w:rPr>
+        <w:t xml:space="preserve"> </w:t>
+      </w:r>
+      <w:r>
+        <w:rPr>
+          <w:color w:val="000000"/>
+          <w:sz w:val="26"/>
+          <w:szCs w:val="26"/>
+          <w:u w:val="single"/>
+        </w:rPr>
+        <w:t xml:space="preserve">Александрович                                            </w:t>
       </w:r>
       <w:r>
         <w:rPr>
@@ -837,11 +819,11 @@
         </w:rPr>
         <w:t>.</w:t>
       </w:r>
-      <w:proofErr w:type="gramEnd"/>
     </w:p>
     <w:p>
       <w:pPr>
         <w:autoSpaceDE w:val="0"/>
+        <w:ind w:firstLine="709"/>
         <w:jc w:val="center"/>
         <w:rPr>
           <w:color w:val="000000"/>
@@ -855,19 +837,1140 @@
           <w:sz w:val="20"/>
           <w:szCs w:val="20"/>
         </w:rPr>
-        <w:t>должность, ученая степень, ученое звание</w:t>
+        <w:t>фамилия, имя, отчество</w:t>
       </w:r>
     </w:p>
     <w:p>
       <w:pPr>
         <w:autoSpaceDE w:val="0"/>
-        <w:jc w:val="both"/>
+        <w:ind w:firstLine="709"/>
         <w:rPr>
           <w:color w:val="000000"/>
           <w:sz w:val="26"/>
           <w:szCs w:val="26"/>
         </w:rPr>
       </w:pPr>
+    </w:p>
+    <w:p>
+      <w:pPr>
+        <w:pStyle w:val="a3"/>
+        <w:rPr>
+          <w:bCs/>
+          <w:sz w:val="26"/>
+          <w:szCs w:val="26"/>
+        </w:rPr>
+      </w:pPr>
+      <w:r>
+        <w:rPr>
+          <w:bCs/>
+          <w:sz w:val="26"/>
+          <w:szCs w:val="26"/>
+        </w:rPr>
+        <w:tab/>
+      </w:r>
+      <w:r>
+        <w:rPr>
+          <w:bCs/>
+          <w:sz w:val="26"/>
+          <w:szCs w:val="26"/>
+        </w:rPr>
+        <w:tab/>
+      </w:r>
+      <w:r>
+        <w:rPr>
+          <w:bCs/>
+          <w:sz w:val="26"/>
+          <w:szCs w:val="26"/>
+        </w:rPr>
+        <w:tab/>
+      </w:r>
+      <w:r>
+        <w:rPr>
+          <w:bCs/>
+          <w:sz w:val="26"/>
+          <w:szCs w:val="26"/>
+        </w:rPr>
+        <w:tab/>
+      </w:r>
+      <w:r>
+        <w:rPr>
+          <w:bCs/>
+          <w:sz w:val="26"/>
+          <w:szCs w:val="26"/>
+        </w:rPr>
+        <w:tab/>
+      </w:r>
+      <w:r>
+        <w:rPr>
+          <w:bCs/>
+          <w:sz w:val="26"/>
+          <w:szCs w:val="26"/>
+        </w:rPr>
+        <w:tab/>
+      </w:r>
+      <w:r>
+        <w:rPr>
+          <w:bCs/>
+          <w:sz w:val="26"/>
+          <w:szCs w:val="26"/>
+        </w:rPr>
+        <w:tab/>
+        <w:t xml:space="preserve">     Дата сдачи:</w:t>
+      </w:r>
+    </w:p>
+    <w:p>
+      <w:pPr>
+        <w:pStyle w:val="a3"/>
+        <w:jc w:val="right"/>
+        <w:rPr>
+          <w:bCs/>
+          <w:sz w:val="26"/>
+          <w:szCs w:val="26"/>
+        </w:rPr>
+      </w:pPr>
+      <w:r>
+        <w:rPr>
+          <w:bCs/>
+          <w:sz w:val="26"/>
+          <w:szCs w:val="26"/>
+        </w:rPr>
+        <w:tab/>
+      </w:r>
+      <w:r>
+        <w:rPr>
+          <w:bCs/>
+          <w:sz w:val="26"/>
+          <w:szCs w:val="26"/>
+        </w:rPr>
+        <w:tab/>
+      </w:r>
+      <w:r>
+        <w:rPr>
+          <w:bCs/>
+          <w:sz w:val="26"/>
+          <w:szCs w:val="26"/>
+        </w:rPr>
+        <w:tab/>
+      </w:r>
+      <w:r>
+        <w:rPr>
+          <w:bCs/>
+          <w:sz w:val="26"/>
+          <w:szCs w:val="26"/>
+        </w:rPr>
+        <w:tab/>
+      </w:r>
+      <w:r>
+        <w:rPr>
+          <w:bCs/>
+          <w:sz w:val="26"/>
+          <w:szCs w:val="26"/>
+        </w:rPr>
+        <w:tab/>
+      </w:r>
+      <w:r>
+        <w:rPr>
+          <w:bCs/>
+          <w:sz w:val="26"/>
+          <w:szCs w:val="26"/>
+        </w:rPr>
+        <w:tab/>
+      </w:r>
+      <w:r>
+        <w:rPr>
+          <w:bCs/>
+          <w:sz w:val="26"/>
+          <w:szCs w:val="26"/>
+        </w:rPr>
+        <w:tab/>
+        <w:t>«____»_________________20____г.</w:t>
+      </w:r>
+    </w:p>
+    <w:p>
+      <w:pPr>
+        <w:pStyle w:val="a3"/>
+        <w:jc w:val="right"/>
+        <w:rPr>
+          <w:bCs/>
+          <w:sz w:val="26"/>
+          <w:szCs w:val="26"/>
+        </w:rPr>
+      </w:pPr>
+    </w:p>
+    <w:p>
+      <w:pPr>
+        <w:pStyle w:val="a3"/>
+        <w:ind w:firstLine="708"/>
+        <w:rPr>
+          <w:bCs/>
+          <w:sz w:val="26"/>
+          <w:szCs w:val="26"/>
+        </w:rPr>
+      </w:pPr>
+      <w:r>
+        <w:rPr>
+          <w:bCs/>
+          <w:sz w:val="26"/>
+          <w:szCs w:val="26"/>
+        </w:rPr>
+        <w:t xml:space="preserve">                        </w:t>
+      </w:r>
+      <w:r>
+        <w:rPr>
+          <w:bCs/>
+          <w:sz w:val="26"/>
+          <w:szCs w:val="26"/>
+        </w:rPr>
+        <w:tab/>
+      </w:r>
+      <w:r>
+        <w:rPr>
+          <w:bCs/>
+          <w:sz w:val="26"/>
+          <w:szCs w:val="26"/>
+        </w:rPr>
+        <w:tab/>
+      </w:r>
+      <w:r>
+        <w:rPr>
+          <w:bCs/>
+          <w:sz w:val="26"/>
+          <w:szCs w:val="26"/>
+        </w:rPr>
+        <w:tab/>
+      </w:r>
+      <w:r>
+        <w:rPr>
+          <w:bCs/>
+          <w:sz w:val="26"/>
+          <w:szCs w:val="26"/>
+        </w:rPr>
+        <w:tab/>
+        <w:t xml:space="preserve">      Дата защиты:</w:t>
+      </w:r>
+    </w:p>
+    <w:p>
+      <w:pPr>
+        <w:pStyle w:val="a3"/>
+        <w:jc w:val="right"/>
+        <w:rPr>
+          <w:bCs/>
+          <w:sz w:val="26"/>
+          <w:szCs w:val="26"/>
+        </w:rPr>
+      </w:pPr>
+      <w:r>
+        <w:rPr>
+          <w:bCs/>
+          <w:sz w:val="26"/>
+          <w:szCs w:val="26"/>
+        </w:rPr>
+        <w:tab/>
+      </w:r>
+      <w:r>
+        <w:rPr>
+          <w:bCs/>
+          <w:sz w:val="26"/>
+          <w:szCs w:val="26"/>
+        </w:rPr>
+        <w:tab/>
+      </w:r>
+      <w:r>
+        <w:rPr>
+          <w:bCs/>
+          <w:sz w:val="26"/>
+          <w:szCs w:val="26"/>
+        </w:rPr>
+        <w:tab/>
+      </w:r>
+      <w:r>
+        <w:rPr>
+          <w:bCs/>
+          <w:sz w:val="26"/>
+          <w:szCs w:val="26"/>
+        </w:rPr>
+        <w:tab/>
+      </w:r>
+      <w:r>
+        <w:rPr>
+          <w:bCs/>
+          <w:sz w:val="26"/>
+          <w:szCs w:val="26"/>
+        </w:rPr>
+        <w:tab/>
+      </w:r>
+      <w:r>
+        <w:rPr>
+          <w:bCs/>
+          <w:sz w:val="26"/>
+          <w:szCs w:val="26"/>
+        </w:rPr>
+        <w:tab/>
+      </w:r>
+      <w:r>
+        <w:rPr>
+          <w:bCs/>
+          <w:sz w:val="26"/>
+          <w:szCs w:val="26"/>
+        </w:rPr>
+        <w:tab/>
+        <w:t xml:space="preserve"> «____»________________20____г.</w:t>
+      </w:r>
+    </w:p>
+    <w:p>
+      <w:pPr>
+        <w:pStyle w:val="a3"/>
+        <w:rPr>
+          <w:bCs/>
+          <w:sz w:val="26"/>
+          <w:szCs w:val="26"/>
+        </w:rPr>
+      </w:pPr>
+      <w:r>
+        <w:rPr>
+          <w:bCs/>
+          <w:sz w:val="26"/>
+          <w:szCs w:val="26"/>
+        </w:rPr>
+        <w:tab/>
+      </w:r>
+      <w:r>
+        <w:rPr>
+          <w:bCs/>
+          <w:sz w:val="26"/>
+          <w:szCs w:val="26"/>
+        </w:rPr>
+        <w:tab/>
+      </w:r>
+      <w:r>
+        <w:rPr>
+          <w:bCs/>
+          <w:sz w:val="26"/>
+          <w:szCs w:val="26"/>
+        </w:rPr>
+        <w:tab/>
+      </w:r>
+      <w:r>
+        <w:rPr>
+          <w:bCs/>
+          <w:sz w:val="26"/>
+          <w:szCs w:val="26"/>
+        </w:rPr>
+        <w:tab/>
+      </w:r>
+      <w:r>
+        <w:rPr>
+          <w:bCs/>
+          <w:sz w:val="26"/>
+          <w:szCs w:val="26"/>
+        </w:rPr>
+        <w:tab/>
+      </w:r>
+      <w:r>
+        <w:rPr>
+          <w:bCs/>
+          <w:sz w:val="26"/>
+          <w:szCs w:val="26"/>
+        </w:rPr>
+        <w:tab/>
+      </w:r>
+      <w:r>
+        <w:rPr>
+          <w:bCs/>
+          <w:sz w:val="26"/>
+          <w:szCs w:val="26"/>
+        </w:rPr>
+        <w:tab/>
+        <w:t xml:space="preserve">           </w:t>
+      </w:r>
+    </w:p>
+    <w:p>
+      <w:pPr>
+        <w:pStyle w:val="a3"/>
+        <w:jc w:val="right"/>
+        <w:rPr>
+          <w:bCs/>
+          <w:sz w:val="26"/>
+          <w:szCs w:val="26"/>
+        </w:rPr>
+      </w:pPr>
+      <w:r>
+        <w:rPr>
+          <w:bCs/>
+          <w:sz w:val="26"/>
+          <w:szCs w:val="26"/>
+        </w:rPr>
+        <w:t>Оценка: ______________________</w:t>
+      </w:r>
+    </w:p>
+    <w:p>
+      <w:pPr>
+        <w:autoSpaceDE w:val="0"/>
+        <w:ind w:firstLine="709"/>
+        <w:rPr>
+          <w:color w:val="000000"/>
+          <w:sz w:val="26"/>
+          <w:szCs w:val="26"/>
+        </w:rPr>
+      </w:pPr>
+    </w:p>
+    <w:p>
+      <w:pPr>
+        <w:autoSpaceDE w:val="0"/>
+        <w:rPr>
+          <w:sz w:val="26"/>
+          <w:szCs w:val="26"/>
+        </w:rPr>
+      </w:pPr>
+    </w:p>
+    <w:p>
+      <w:pPr>
+        <w:autoSpaceDE w:val="0"/>
+        <w:jc w:val="center"/>
+        <w:rPr>
+          <w:sz w:val="26"/>
+          <w:szCs w:val="26"/>
+        </w:rPr>
+      </w:pPr>
+      <w:r>
+        <w:rPr>
+          <w:sz w:val="26"/>
+          <w:szCs w:val="26"/>
+        </w:rPr>
+        <w:t>Ульяновск</w:t>
+      </w:r>
+    </w:p>
+    <w:p>
+      <w:pPr>
+        <w:autoSpaceDE w:val="0"/>
+        <w:jc w:val="center"/>
+        <w:rPr>
+          <w:sz w:val="26"/>
+          <w:szCs w:val="26"/>
+        </w:rPr>
+      </w:pPr>
+      <w:r>
+        <w:rPr>
+          <w:sz w:val="26"/>
+          <w:szCs w:val="26"/>
+        </w:rPr>
+        <w:t>202</w:t>
+      </w:r>
+      <w:r>
+        <w:rPr>
+          <w:sz w:val="26"/>
+          <w:szCs w:val="26"/>
+        </w:rPr>
+        <w:t>6</w:t>
+      </w:r>
+      <w:r>
+        <w:rPr>
+          <w:sz w:val="26"/>
+          <w:szCs w:val="26"/>
+        </w:rPr>
+        <w:t xml:space="preserve"> г.</w:t>
+      </w:r>
+    </w:p>
+    <w:p>
+      <w:pPr>
+        <w:jc w:val="center"/>
+        <w:rPr>
+          <w:rFonts w:eastAsia="Times New Roman"/>
+        </w:rPr>
+      </w:pPr>
+      <w:r>
+        <w:rPr>
+          <w:rFonts w:eastAsia="Times New Roman"/>
+        </w:rPr>
+        <w:lastRenderedPageBreak/>
+        <w:t>МИНИСТЕРСТВО НАУКИ И ВЫСШЕГО ОБРАЗОВАНИЯ РОССИЙСКОЙ ФЕДЕРАЦИИ</w:t>
+      </w:r>
+    </w:p>
+    <w:p>
+      <w:pPr>
+        <w:jc w:val="center"/>
+        <w:rPr>
+          <w:rFonts w:eastAsia="Times New Roman"/>
+        </w:rPr>
+      </w:pPr>
+      <w:r>
+        <w:rPr>
+          <w:rFonts w:eastAsia="Times New Roman"/>
+        </w:rPr>
+        <w:t xml:space="preserve">федеральное государственное бюджетное образовательное учреждение </w:t>
+      </w:r>
+      <w:r>
+        <w:rPr>
+          <w:rFonts w:eastAsia="Times New Roman"/>
+        </w:rPr>
+        <w:br/>
+        <w:t>высшего образования</w:t>
+      </w:r>
+    </w:p>
+    <w:p>
+      <w:pPr>
+        <w:jc w:val="center"/>
+        <w:rPr>
+          <w:rFonts w:eastAsia="Times New Roman"/>
+        </w:rPr>
+      </w:pPr>
+      <w:r>
+        <w:rPr>
+          <w:rFonts w:eastAsia="Times New Roman"/>
+        </w:rPr>
+        <w:t>«УЛЬЯНОВСКИЙ ГОСУДАРСТВЕННЫЙ ТЕХНИЧЕСКИЙ УНИВЕРСИТЕТ»</w:t>
+      </w:r>
+    </w:p>
+    <w:p>
+      <w:pPr>
+        <w:pStyle w:val="a3"/>
+        <w:rPr>
+          <w:b/>
+          <w:bCs/>
+          <w:sz w:val="26"/>
+          <w:szCs w:val="26"/>
+        </w:rPr>
+      </w:pPr>
+    </w:p>
+    <w:p>
+      <w:pPr>
+        <w:pStyle w:val="a3"/>
+        <w:jc w:val="center"/>
+        <w:rPr>
+          <w:b/>
+          <w:bCs/>
+          <w:sz w:val="26"/>
+          <w:szCs w:val="26"/>
+        </w:rPr>
+      </w:pPr>
+      <w:r>
+        <w:rPr>
+          <w:b/>
+          <w:bCs/>
+          <w:sz w:val="26"/>
+          <w:szCs w:val="26"/>
+        </w:rPr>
+        <w:t>ОТЗЫВ</w:t>
+      </w:r>
+      <w:r>
+        <w:rPr>
+          <w:b/>
+          <w:bCs/>
+          <w:sz w:val="26"/>
+          <w:szCs w:val="26"/>
+        </w:rPr>
+        <w:br/>
+        <w:t>руководителя на курсовой проект</w:t>
+      </w:r>
+    </w:p>
+    <w:p>
+      <w:pPr>
+        <w:pStyle w:val="a3"/>
+        <w:jc w:val="center"/>
+        <w:rPr>
+          <w:sz w:val="26"/>
+          <w:szCs w:val="26"/>
+        </w:rPr>
+      </w:pPr>
+    </w:p>
+    <w:p>
+      <w:pPr>
+        <w:pStyle w:val="a3"/>
+        <w:rPr>
+          <w:u w:val="single"/>
+        </w:rPr>
+      </w:pPr>
+      <w:r>
+        <w:rPr>
+          <w:sz w:val="26"/>
+          <w:szCs w:val="26"/>
+        </w:rPr>
+        <w:t xml:space="preserve">студента </w:t>
+      </w:r>
+      <w:r>
+        <w:rPr>
+          <w:sz w:val="26"/>
+          <w:szCs w:val="26"/>
+          <w:u w:val="single"/>
+        </w:rPr>
+        <w:t xml:space="preserve"> </w:t>
+      </w:r>
+      <w:r>
+        <w:rPr>
+          <w:u w:val="single"/>
+        </w:rPr>
+        <w:t xml:space="preserve">           </w:t>
+      </w:r>
+      <w:r>
+        <w:rPr>
+          <w:u w:val="single"/>
+        </w:rPr>
+        <w:t xml:space="preserve">          </w:t>
+      </w:r>
+      <w:r>
+        <w:rPr>
+          <w:u w:val="single"/>
+        </w:rPr>
+        <w:t xml:space="preserve">   Катышев</w:t>
+      </w:r>
+      <w:r>
+        <w:rPr>
+          <w:u w:val="single"/>
+        </w:rPr>
+        <w:t>ой</w:t>
+      </w:r>
+      <w:r>
+        <w:rPr>
+          <w:u w:val="single"/>
+        </w:rPr>
+        <w:t xml:space="preserve"> Н</w:t>
+      </w:r>
+      <w:r>
+        <w:rPr>
+          <w:u w:val="single"/>
+        </w:rPr>
+        <w:t>атальи</w:t>
+      </w:r>
+      <w:r>
+        <w:rPr>
+          <w:u w:val="single"/>
+        </w:rPr>
+        <w:t xml:space="preserve"> Е</w:t>
+      </w:r>
+      <w:r>
+        <w:rPr>
+          <w:u w:val="single"/>
+        </w:rPr>
+        <w:t xml:space="preserve">вгеньевны                                    </w:t>
+      </w:r>
+      <w:r>
+        <w:rPr>
+          <w:color w:val="FFFFFF" w:themeColor="background1"/>
+          <w:u w:val="single"/>
+        </w:rPr>
+        <w:t>.</w:t>
+      </w:r>
+      <w:r>
+        <w:rPr>
+          <w:u w:val="single"/>
+        </w:rPr>
+        <w:t xml:space="preserve">                                             </w:t>
+      </w:r>
+      <w:r>
+        <w:rPr>
+          <w:u w:val="single"/>
+        </w:rPr>
+        <w:t xml:space="preserve">           </w:t>
+      </w:r>
+      <w:r>
+        <w:rPr>
+          <w:u w:val="single"/>
+        </w:rPr>
+        <w:t xml:space="preserve"> </w:t>
+      </w:r>
+      <w:r>
+        <w:rPr>
+          <w:color w:val="FFFFFF" w:themeColor="background1"/>
+          <w:u w:val="single"/>
+        </w:rPr>
+        <w:t>.</w:t>
+      </w:r>
+      <w:r>
+        <w:rPr>
+          <w:u w:val="single"/>
+        </w:rPr>
+        <w:t xml:space="preserve">                                                                                                                                   </w:t>
+      </w:r>
+      <w:r>
+        <w:rPr>
+          <w:color w:val="FFFFFF" w:themeColor="background1"/>
+          <w:u w:val="single"/>
+        </w:rPr>
+        <w:t>.</w:t>
+      </w:r>
+    </w:p>
+    <w:p>
+      <w:pPr>
+        <w:pStyle w:val="a3"/>
+        <w:jc w:val="center"/>
+      </w:pPr>
+      <w:r>
+        <w:t>фамилия, имя и отчество</w:t>
+      </w:r>
+    </w:p>
+    <w:p>
+      <w:pPr>
+        <w:pStyle w:val="a3"/>
+        <w:rPr>
+          <w:sz w:val="26"/>
+          <w:szCs w:val="26"/>
+        </w:rPr>
+      </w:pPr>
+      <w:r>
+        <w:rPr>
+          <w:sz w:val="26"/>
+          <w:szCs w:val="26"/>
+        </w:rPr>
+        <w:t>Факультет</w:t>
+      </w:r>
+      <w:r>
+        <w:rPr>
+          <w:sz w:val="26"/>
+          <w:szCs w:val="26"/>
+          <w:u w:val="single"/>
+        </w:rPr>
+        <w:t xml:space="preserve">       И</w:t>
+      </w:r>
+      <w:r>
+        <w:rPr>
+          <w:sz w:val="26"/>
+          <w:szCs w:val="26"/>
+          <w:u w:val="single"/>
+        </w:rPr>
+        <w:t>СТ</w:t>
+      </w:r>
+      <w:r>
+        <w:rPr>
+          <w:sz w:val="26"/>
+          <w:szCs w:val="26"/>
+          <w:u w:val="single"/>
+        </w:rPr>
+        <w:t xml:space="preserve">                                                </w:t>
+      </w:r>
+      <w:r>
+        <w:rPr>
+          <w:color w:val="FFFFFF" w:themeColor="background1"/>
+          <w:sz w:val="26"/>
+          <w:szCs w:val="26"/>
+          <w:u w:val="single"/>
+        </w:rPr>
+        <w:t>.</w:t>
+      </w:r>
+      <w:r>
+        <w:rPr>
+          <w:sz w:val="26"/>
+          <w:szCs w:val="26"/>
+        </w:rPr>
+        <w:t xml:space="preserve"> </w:t>
+      </w:r>
+      <w:r>
+        <w:rPr>
+          <w:sz w:val="26"/>
+          <w:szCs w:val="26"/>
+        </w:rPr>
+        <w:t>группа</w:t>
+      </w:r>
+      <w:r>
+        <w:rPr>
+          <w:sz w:val="26"/>
+          <w:szCs w:val="26"/>
+          <w:u w:val="single"/>
+        </w:rPr>
+        <w:t xml:space="preserve">      П</w:t>
+      </w:r>
+      <w:r>
+        <w:rPr>
+          <w:sz w:val="26"/>
+          <w:szCs w:val="26"/>
+          <w:u w:val="single"/>
+        </w:rPr>
+        <w:t>Ибд-4</w:t>
+      </w:r>
+      <w:r>
+        <w:rPr>
+          <w:sz w:val="26"/>
+          <w:szCs w:val="26"/>
+          <w:u w:val="single"/>
+        </w:rPr>
+        <w:t>2</w:t>
+      </w:r>
+      <w:r>
+        <w:rPr>
+          <w:sz w:val="26"/>
+          <w:szCs w:val="26"/>
+          <w:u w:val="single"/>
+        </w:rPr>
+        <w:t xml:space="preserve">    </w:t>
+      </w:r>
+      <w:r>
+        <w:rPr>
+          <w:sz w:val="26"/>
+          <w:szCs w:val="26"/>
+          <w:u w:val="single"/>
+        </w:rPr>
+        <w:t xml:space="preserve"> </w:t>
+      </w:r>
+      <w:r>
+        <w:rPr>
+          <w:color w:val="FFFFFF" w:themeColor="background1"/>
+          <w:sz w:val="26"/>
+          <w:szCs w:val="26"/>
+          <w:u w:val="single"/>
+        </w:rPr>
+        <w:t>.</w:t>
+      </w:r>
+      <w:r>
+        <w:rPr>
+          <w:sz w:val="26"/>
+          <w:szCs w:val="26"/>
+        </w:rPr>
+        <w:t>курс</w:t>
+      </w:r>
+      <w:r>
+        <w:rPr>
+          <w:sz w:val="26"/>
+          <w:szCs w:val="26"/>
+          <w:u w:val="single"/>
+        </w:rPr>
+        <w:t xml:space="preserve"> </w:t>
+      </w:r>
+      <w:r>
+        <w:rPr>
+          <w:sz w:val="26"/>
+          <w:szCs w:val="26"/>
+          <w:u w:val="single"/>
+        </w:rPr>
+        <w:t xml:space="preserve">     </w:t>
+      </w:r>
+      <w:r>
+        <w:rPr>
+          <w:sz w:val="26"/>
+          <w:szCs w:val="26"/>
+          <w:u w:val="single"/>
+        </w:rPr>
+        <w:t>4</w:t>
+      </w:r>
+      <w:r>
+        <w:rPr>
+          <w:sz w:val="26"/>
+          <w:szCs w:val="26"/>
+          <w:u w:val="single"/>
+        </w:rPr>
+        <w:t xml:space="preserve">     </w:t>
+      </w:r>
+      <w:r>
+        <w:rPr>
+          <w:color w:val="FFFFFF" w:themeColor="background1"/>
+          <w:sz w:val="26"/>
+          <w:szCs w:val="26"/>
+          <w:u w:val="single"/>
+        </w:rPr>
+        <w:t>.</w:t>
+      </w:r>
+    </w:p>
+    <w:p>
+      <w:pPr>
+        <w:pStyle w:val="a3"/>
+        <w:rPr>
+          <w:sz w:val="26"/>
+          <w:szCs w:val="26"/>
+        </w:rPr>
+      </w:pPr>
+      <w:r>
+        <w:rPr>
+          <w:sz w:val="26"/>
+          <w:szCs w:val="26"/>
+        </w:rPr>
+        <w:t>Дисциплина</w:t>
+      </w:r>
+      <w:r>
+        <w:rPr>
+          <w:sz w:val="26"/>
+          <w:szCs w:val="26"/>
+          <w:u w:val="single"/>
+        </w:rPr>
+        <w:t xml:space="preserve">            </w:t>
+      </w:r>
+      <w:r>
+        <w:rPr>
+          <w:sz w:val="26"/>
+          <w:szCs w:val="26"/>
+          <w:u w:val="single"/>
+        </w:rPr>
+        <w:t xml:space="preserve">                 </w:t>
+      </w:r>
+      <w:r>
+        <w:rPr>
+          <w:sz w:val="26"/>
+          <w:szCs w:val="26"/>
+          <w:u w:val="single"/>
+        </w:rPr>
+        <w:t xml:space="preserve">  </w:t>
+      </w:r>
+      <w:r>
+        <w:rPr>
+          <w:sz w:val="26"/>
+          <w:szCs w:val="26"/>
+          <w:u w:val="single"/>
+        </w:rPr>
+        <w:t>Управление проектом</w:t>
+      </w:r>
+      <w:r>
+        <w:rPr>
+          <w:sz w:val="26"/>
+          <w:szCs w:val="26"/>
+          <w:u w:val="single"/>
+        </w:rPr>
+        <w:t xml:space="preserve">      </w:t>
+      </w:r>
+      <w:r>
+        <w:rPr>
+          <w:sz w:val="26"/>
+          <w:szCs w:val="26"/>
+          <w:u w:val="single"/>
+        </w:rPr>
+        <w:t xml:space="preserve">                                    </w:t>
+      </w:r>
+      <w:r>
+        <w:rPr>
+          <w:sz w:val="26"/>
+          <w:szCs w:val="26"/>
+          <w:u w:val="single"/>
+        </w:rPr>
+        <w:t xml:space="preserve">          </w:t>
+      </w:r>
+      <w:r>
+        <w:rPr>
+          <w:color w:val="FFFFFF" w:themeColor="background1"/>
+          <w:sz w:val="26"/>
+          <w:szCs w:val="26"/>
+          <w:u w:val="single"/>
+        </w:rPr>
+        <w:t>.</w:t>
+      </w:r>
+    </w:p>
+    <w:p>
+      <w:pPr>
+        <w:pStyle w:val="a3"/>
+        <w:rPr>
+          <w:sz w:val="26"/>
+          <w:szCs w:val="26"/>
+        </w:rPr>
+      </w:pPr>
+      <w:r>
+        <w:rPr>
+          <w:sz w:val="26"/>
+          <w:szCs w:val="26"/>
+        </w:rPr>
+        <w:t xml:space="preserve">Тема проекта (работы) </w:t>
+      </w:r>
+      <w:r>
+        <w:rPr>
+          <w:sz w:val="26"/>
+          <w:szCs w:val="26"/>
+          <w:u w:val="single"/>
+        </w:rPr>
+        <w:t xml:space="preserve"> </w:t>
+      </w:r>
+      <w:r>
+        <w:rPr>
+          <w:sz w:val="26"/>
+          <w:szCs w:val="26"/>
+          <w:u w:val="single"/>
+        </w:rPr>
+        <w:t xml:space="preserve">Разработка модуля объединённой аналитики </w:t>
+      </w:r>
+      <w:r>
+        <w:rPr>
+          <w:sz w:val="26"/>
+          <w:szCs w:val="26"/>
+          <w:u w:val="single"/>
+        </w:rPr>
+        <w:t xml:space="preserve">                        </w:t>
+      </w:r>
+      <w:r>
+        <w:rPr>
+          <w:color w:val="FFFFFF" w:themeColor="background1"/>
+          <w:sz w:val="26"/>
+          <w:szCs w:val="26"/>
+          <w:u w:val="single"/>
+        </w:rPr>
+        <w:t>.</w:t>
+      </w:r>
+      <w:r>
+        <w:rPr>
+          <w:sz w:val="26"/>
+          <w:szCs w:val="26"/>
+          <w:u w:val="single"/>
+        </w:rPr>
+        <w:t xml:space="preserve"> </w:t>
+      </w:r>
+      <w:r>
+        <w:rPr>
+          <w:sz w:val="26"/>
+          <w:szCs w:val="26"/>
+          <w:u w:val="single"/>
+        </w:rPr>
+        <w:t xml:space="preserve">пользовательских событий интернет-магазина на Java(Spring Boot)          </w:t>
+      </w:r>
+      <w:r>
+        <w:rPr>
+          <w:sz w:val="26"/>
+          <w:szCs w:val="26"/>
+          <w:u w:val="single"/>
+        </w:rPr>
+        <w:t xml:space="preserve">        </w:t>
+      </w:r>
+      <w:r>
+        <w:rPr>
+          <w:sz w:val="26"/>
+          <w:szCs w:val="26"/>
+          <w:u w:val="single"/>
+        </w:rPr>
+        <w:t xml:space="preserve">          </w:t>
+      </w:r>
+      <w:r>
+        <w:rPr>
+          <w:color w:val="FFFFFF" w:themeColor="background1"/>
+          <w:sz w:val="26"/>
+          <w:szCs w:val="26"/>
+          <w:u w:val="single"/>
+        </w:rPr>
+        <w:t>.</w:t>
+      </w:r>
+      <w:r>
+        <w:rPr>
+          <w:sz w:val="26"/>
+          <w:szCs w:val="26"/>
+          <w:u w:val="single"/>
+        </w:rPr>
+        <w:t xml:space="preserve"> </w:t>
+      </w:r>
+    </w:p>
+    <w:p>
+      <w:pPr>
+        <w:pStyle w:val="a5"/>
+        <w:spacing w:before="113" w:after="0" w:line="240" w:lineRule="auto"/>
+        <w:ind w:left="0"/>
+        <w:jc w:val="both"/>
+        <w:rPr>
+          <w:rFonts w:ascii="Gabriola" w:hAnsi="Gabriola"/>
+          <w:sz w:val="36"/>
+          <w:u w:val="single"/>
+        </w:rPr>
+      </w:pPr>
+      <w:r>
+        <w:rPr>
+          <w:rFonts w:ascii="Gabriola" w:hAnsi="Gabriola"/>
+          <w:sz w:val="36"/>
+          <w:u w:val="single"/>
+        </w:rPr>
+        <w:t xml:space="preserve">Структура пояснительной записки </w:t>
+      </w:r>
+      <w:r>
+        <w:rPr>
+          <w:rFonts w:ascii="Gabriola" w:hAnsi="Gabriola"/>
+          <w:sz w:val="36"/>
+          <w:u w:val="single"/>
+        </w:rPr>
+        <w:t xml:space="preserve">курсового проекта </w:t>
+      </w:r>
+      <w:r>
+        <w:rPr>
+          <w:rFonts w:ascii="Gabriola" w:hAnsi="Gabriola"/>
+          <w:sz w:val="36"/>
+          <w:u w:val="single"/>
+        </w:rPr>
+        <w:t>соответствует заданию и теме.</w:t>
+      </w:r>
+      <w:r>
+        <w:rPr>
+          <w:rFonts w:ascii="Gabriola" w:hAnsi="Gabriola"/>
+          <w:sz w:val="36"/>
+          <w:u w:val="single"/>
+        </w:rPr>
+        <w:t xml:space="preserve"> </w:t>
+      </w:r>
+      <w:r>
+        <w:rPr>
+          <w:rFonts w:ascii="Gabriola" w:hAnsi="Gabriola"/>
+          <w:sz w:val="36"/>
+          <w:u w:val="single"/>
+        </w:rPr>
+        <w:t xml:space="preserve">Работа выполнена и сдана по графику в установленный срок. Тема курсового проекта соответствует разрабатываемой предметной области выпускной квалификационной работы и отвечает предъявляемым требованиям к актуальности работы. В ходе работы над курсовым проектом сформировано проектное решение и предоставлено в полном объеме в виде 2 раздела выпускной квалификационной работы. </w:t>
+      </w:r>
+    </w:p>
+    <w:p>
+      <w:pPr>
+        <w:pStyle w:val="a5"/>
+        <w:spacing w:before="113" w:after="0" w:line="240" w:lineRule="auto"/>
+        <w:ind w:left="0"/>
+        <w:jc w:val="both"/>
+        <w:rPr>
+          <w:rFonts w:ascii="Times New Roman" w:hAnsi="Times New Roman"/>
+        </w:rPr>
+      </w:pPr>
+      <w:r>
+        <w:rPr>
+          <w:rFonts w:ascii="Gabriola" w:hAnsi="Gabriola"/>
+          <w:sz w:val="36"/>
+          <w:u w:val="single"/>
+        </w:rPr>
+        <w:t xml:space="preserve">Студент выполнил курсовой проект самостоятельно.  Программный продукт по проектному решению предоставлен в объеме -____________%. </w:t>
+      </w:r>
+    </w:p>
+    <w:p>
+      <w:pPr>
+        <w:pStyle w:val="a5"/>
+        <w:spacing w:before="113" w:after="0" w:line="240" w:lineRule="auto"/>
+        <w:ind w:left="0"/>
+        <w:rPr>
+          <w:rFonts w:ascii="Times New Roman" w:hAnsi="Times New Roman"/>
+        </w:rPr>
+      </w:pPr>
+    </w:p>
+    <w:p>
+      <w:pPr>
+        <w:pStyle w:val="a5"/>
+        <w:spacing w:before="113" w:after="0" w:line="240" w:lineRule="auto"/>
+        <w:ind w:left="0"/>
+        <w:rPr>
+          <w:rFonts w:ascii="Times New Roman" w:hAnsi="Times New Roman"/>
+        </w:rPr>
+      </w:pPr>
+      <w:r>
+        <w:rPr>
+          <w:rFonts w:ascii="Times New Roman" w:hAnsi="Times New Roman"/>
+        </w:rPr>
+        <w:t>____________________________________________________________________________________</w:t>
+      </w:r>
+    </w:p>
+    <w:p>
+      <w:pPr>
+        <w:pStyle w:val="a5"/>
+        <w:spacing w:before="113" w:after="0" w:line="240" w:lineRule="auto"/>
+        <w:ind w:left="0"/>
+        <w:rPr>
+          <w:rFonts w:ascii="Times New Roman" w:hAnsi="Times New Roman"/>
+        </w:rPr>
+      </w:pPr>
+    </w:p>
+    <w:p>
+      <w:pPr>
+        <w:pStyle w:val="a5"/>
+        <w:spacing w:after="0" w:line="240" w:lineRule="auto"/>
+        <w:ind w:left="0"/>
+        <w:rPr>
+          <w:rFonts w:ascii="Times New Roman" w:hAnsi="Times New Roman"/>
+        </w:rPr>
+      </w:pPr>
+    </w:p>
+    <w:p>
+      <w:pPr>
+        <w:autoSpaceDE w:val="0"/>
+        <w:jc w:val="both"/>
+        <w:rPr>
+          <w:sz w:val="26"/>
+          <w:szCs w:val="26"/>
+        </w:rPr>
+      </w:pPr>
+      <w:r>
+        <w:rPr>
+          <w:sz w:val="26"/>
+          <w:szCs w:val="26"/>
+        </w:rPr>
+        <w:t>Руководитель</w:t>
+      </w:r>
       <w:r>
         <w:rPr>
           <w:color w:val="000000"/>
@@ -875,7 +1978,7 @@
           <w:szCs w:val="26"/>
           <w:u w:val="single"/>
         </w:rPr>
-        <w:t xml:space="preserve">                                          Филиппов</w:t>
+        <w:t xml:space="preserve"> </w:t>
       </w:r>
       <w:r>
         <w:rPr>
@@ -884,7 +1987,13 @@
           <w:szCs w:val="26"/>
           <w:u w:val="single"/>
         </w:rPr>
-        <w:t xml:space="preserve"> </w:t>
+        <w:t xml:space="preserve">      </w:t>
+      </w:r>
+      <w:r>
+        <w:rPr>
+          <w:u w:val="single"/>
+        </w:rPr>
+        <w:t>доцент</w:t>
       </w:r>
       <w:r>
         <w:rPr>
@@ -893,11 +2002,10 @@
           <w:szCs w:val="26"/>
           <w:u w:val="single"/>
         </w:rPr>
-        <w:t>Алексей</w:t>
-      </w:r>
-      <w:r>
-        <w:rPr>
-          <w:color w:val="000000"/>
+        <w:t xml:space="preserve"> к.т.н доцент</w:t>
+      </w:r>
+      <w:r>
+        <w:rPr>
           <w:sz w:val="26"/>
           <w:szCs w:val="26"/>
           <w:u w:val="single"/>
@@ -906,22 +2014,11 @@
       </w:r>
       <w:r>
         <w:rPr>
-          <w:color w:val="000000"/>
           <w:sz w:val="26"/>
           <w:szCs w:val="26"/>
           <w:u w:val="single"/>
         </w:rPr>
-        <w:t xml:space="preserve">Александрович                                          </w:t>
-      </w:r>
-      <w:proofErr w:type="gramStart"/>
-      <w:r>
-        <w:rPr>
-          <w:color w:val="000000"/>
-          <w:sz w:val="26"/>
-          <w:szCs w:val="26"/>
-          <w:u w:val="single"/>
-        </w:rPr>
-        <w:t xml:space="preserve">  </w:t>
+        <w:t xml:space="preserve">      </w:t>
       </w:r>
       <w:r>
         <w:rPr>
@@ -932,1344 +2029,13 @@
         </w:rPr>
         <w:t>.</w:t>
       </w:r>
-      <w:proofErr w:type="gramEnd"/>
-    </w:p>
-    <w:p>
-      <w:pPr>
-        <w:autoSpaceDE w:val="0"/>
-        <w:ind w:firstLine="709"/>
-        <w:jc w:val="center"/>
-        <w:rPr>
-          <w:color w:val="000000"/>
-          <w:sz w:val="20"/>
-          <w:szCs w:val="20"/>
-        </w:rPr>
-      </w:pPr>
-      <w:r>
-        <w:rPr>
-          <w:color w:val="000000"/>
-          <w:sz w:val="20"/>
-          <w:szCs w:val="20"/>
-        </w:rPr>
-        <w:t>фамилия, имя, отчество</w:t>
-      </w:r>
-    </w:p>
-    <w:p>
-      <w:pPr>
-        <w:autoSpaceDE w:val="0"/>
-        <w:ind w:firstLine="709"/>
-        <w:rPr>
-          <w:color w:val="000000"/>
+      <w:r>
+        <w:rPr>
           <w:sz w:val="26"/>
           <w:szCs w:val="26"/>
         </w:rPr>
-      </w:pPr>
-    </w:p>
-    <w:p>
-      <w:pPr>
-        <w:pStyle w:val="a3"/>
-        <w:rPr>
-          <w:bCs/>
-          <w:sz w:val="26"/>
-          <w:szCs w:val="26"/>
-        </w:rPr>
-      </w:pPr>
-      <w:r>
-        <w:rPr>
-          <w:bCs/>
-          <w:sz w:val="26"/>
-          <w:szCs w:val="26"/>
-        </w:rPr>
-        <w:tab/>
-      </w:r>
-      <w:r>
-        <w:rPr>
-          <w:bCs/>
-          <w:sz w:val="26"/>
-          <w:szCs w:val="26"/>
-        </w:rPr>
-        <w:tab/>
-      </w:r>
-      <w:r>
-        <w:rPr>
-          <w:bCs/>
-          <w:sz w:val="26"/>
-          <w:szCs w:val="26"/>
-        </w:rPr>
-        <w:tab/>
-      </w:r>
-      <w:r>
-        <w:rPr>
-          <w:bCs/>
-          <w:sz w:val="26"/>
-          <w:szCs w:val="26"/>
-        </w:rPr>
-        <w:tab/>
-      </w:r>
-      <w:r>
-        <w:rPr>
-          <w:bCs/>
-          <w:sz w:val="26"/>
-          <w:szCs w:val="26"/>
-        </w:rPr>
-        <w:tab/>
-      </w:r>
-      <w:r>
-        <w:rPr>
-          <w:bCs/>
-          <w:sz w:val="26"/>
-          <w:szCs w:val="26"/>
-        </w:rPr>
-        <w:tab/>
-      </w:r>
-      <w:r>
-        <w:rPr>
-          <w:bCs/>
-          <w:sz w:val="26"/>
-          <w:szCs w:val="26"/>
-        </w:rPr>
-        <w:tab/>
-        <w:t xml:space="preserve">     Дата сдачи:</w:t>
-      </w:r>
-    </w:p>
-    <w:p>
-      <w:pPr>
-        <w:pStyle w:val="a3"/>
-        <w:jc w:val="right"/>
-        <w:rPr>
-          <w:bCs/>
-          <w:sz w:val="26"/>
-          <w:szCs w:val="26"/>
-        </w:rPr>
-      </w:pPr>
-      <w:r>
-        <w:rPr>
-          <w:bCs/>
-          <w:sz w:val="26"/>
-          <w:szCs w:val="26"/>
-        </w:rPr>
-        <w:tab/>
-      </w:r>
-      <w:r>
-        <w:rPr>
-          <w:bCs/>
-          <w:sz w:val="26"/>
-          <w:szCs w:val="26"/>
-        </w:rPr>
-        <w:tab/>
-      </w:r>
-      <w:r>
-        <w:rPr>
-          <w:bCs/>
-          <w:sz w:val="26"/>
-          <w:szCs w:val="26"/>
-        </w:rPr>
-        <w:tab/>
-      </w:r>
-      <w:r>
-        <w:rPr>
-          <w:bCs/>
-          <w:sz w:val="26"/>
-          <w:szCs w:val="26"/>
-        </w:rPr>
-        <w:tab/>
-      </w:r>
-      <w:r>
-        <w:rPr>
-          <w:bCs/>
-          <w:sz w:val="26"/>
-          <w:szCs w:val="26"/>
-        </w:rPr>
-        <w:tab/>
-      </w:r>
-      <w:r>
-        <w:rPr>
-          <w:bCs/>
-          <w:sz w:val="26"/>
-          <w:szCs w:val="26"/>
-        </w:rPr>
-        <w:tab/>
-      </w:r>
-      <w:r>
-        <w:rPr>
-          <w:bCs/>
-          <w:sz w:val="26"/>
-          <w:szCs w:val="26"/>
-        </w:rPr>
-        <w:tab/>
-        <w:t>«___</w:t>
-      </w:r>
-      <w:proofErr w:type="gramStart"/>
-      <w:r>
-        <w:rPr>
-          <w:bCs/>
-          <w:sz w:val="26"/>
-          <w:szCs w:val="26"/>
-        </w:rPr>
-        <w:t>_»_</w:t>
-      </w:r>
-      <w:proofErr w:type="gramEnd"/>
-      <w:r>
-        <w:rPr>
-          <w:bCs/>
-          <w:sz w:val="26"/>
-          <w:szCs w:val="26"/>
-        </w:rPr>
-        <w:t>________________20____г.</w:t>
-      </w:r>
-    </w:p>
-    <w:p>
-      <w:pPr>
-        <w:pStyle w:val="a3"/>
-        <w:jc w:val="right"/>
-        <w:rPr>
-          <w:bCs/>
-          <w:sz w:val="26"/>
-          <w:szCs w:val="26"/>
-        </w:rPr>
-      </w:pPr>
-    </w:p>
-    <w:p>
-      <w:pPr>
-        <w:pStyle w:val="a3"/>
-        <w:ind w:firstLine="708"/>
-        <w:rPr>
-          <w:bCs/>
-          <w:sz w:val="26"/>
-          <w:szCs w:val="26"/>
-        </w:rPr>
-      </w:pPr>
-      <w:r>
-        <w:rPr>
-          <w:bCs/>
-          <w:sz w:val="26"/>
-          <w:szCs w:val="26"/>
-        </w:rPr>
-        <w:t xml:space="preserve">                        </w:t>
-      </w:r>
-      <w:r>
-        <w:rPr>
-          <w:bCs/>
-          <w:sz w:val="26"/>
-          <w:szCs w:val="26"/>
-        </w:rPr>
-        <w:tab/>
-      </w:r>
-      <w:r>
-        <w:rPr>
-          <w:bCs/>
-          <w:sz w:val="26"/>
-          <w:szCs w:val="26"/>
-        </w:rPr>
-        <w:tab/>
-      </w:r>
-      <w:r>
-        <w:rPr>
-          <w:bCs/>
-          <w:sz w:val="26"/>
-          <w:szCs w:val="26"/>
-        </w:rPr>
-        <w:tab/>
-      </w:r>
-      <w:r>
-        <w:rPr>
-          <w:bCs/>
-          <w:sz w:val="26"/>
-          <w:szCs w:val="26"/>
-        </w:rPr>
-        <w:tab/>
-        <w:t xml:space="preserve">      Дата защиты:</w:t>
-      </w:r>
-    </w:p>
-    <w:p>
-      <w:pPr>
-        <w:pStyle w:val="a3"/>
-        <w:jc w:val="right"/>
-        <w:rPr>
-          <w:bCs/>
-          <w:sz w:val="26"/>
-          <w:szCs w:val="26"/>
-        </w:rPr>
-      </w:pPr>
-      <w:r>
-        <w:rPr>
-          <w:bCs/>
-          <w:sz w:val="26"/>
-          <w:szCs w:val="26"/>
-        </w:rPr>
-        <w:tab/>
-      </w:r>
-      <w:r>
-        <w:rPr>
-          <w:bCs/>
-          <w:sz w:val="26"/>
-          <w:szCs w:val="26"/>
-        </w:rPr>
-        <w:tab/>
-      </w:r>
-      <w:r>
-        <w:rPr>
-          <w:bCs/>
-          <w:sz w:val="26"/>
-          <w:szCs w:val="26"/>
-        </w:rPr>
-        <w:tab/>
-      </w:r>
-      <w:r>
-        <w:rPr>
-          <w:bCs/>
-          <w:sz w:val="26"/>
-          <w:szCs w:val="26"/>
-        </w:rPr>
-        <w:tab/>
-      </w:r>
-      <w:r>
-        <w:rPr>
-          <w:bCs/>
-          <w:sz w:val="26"/>
-          <w:szCs w:val="26"/>
-        </w:rPr>
-        <w:tab/>
-      </w:r>
-      <w:r>
-        <w:rPr>
-          <w:bCs/>
-          <w:sz w:val="26"/>
-          <w:szCs w:val="26"/>
-        </w:rPr>
-        <w:tab/>
-      </w:r>
-      <w:r>
-        <w:rPr>
-          <w:bCs/>
-          <w:sz w:val="26"/>
-          <w:szCs w:val="26"/>
-        </w:rPr>
-        <w:tab/>
-        <w:t xml:space="preserve"> «___</w:t>
-      </w:r>
-      <w:proofErr w:type="gramStart"/>
-      <w:r>
-        <w:rPr>
-          <w:bCs/>
-          <w:sz w:val="26"/>
-          <w:szCs w:val="26"/>
-        </w:rPr>
-        <w:t>_»_</w:t>
-      </w:r>
-      <w:proofErr w:type="gramEnd"/>
-      <w:r>
-        <w:rPr>
-          <w:bCs/>
-          <w:sz w:val="26"/>
-          <w:szCs w:val="26"/>
-        </w:rPr>
-        <w:t>_______________20____г.</w:t>
-      </w:r>
-    </w:p>
-    <w:p>
-      <w:pPr>
-        <w:pStyle w:val="a3"/>
-        <w:rPr>
-          <w:bCs/>
-          <w:sz w:val="26"/>
-          <w:szCs w:val="26"/>
-        </w:rPr>
-      </w:pPr>
-      <w:r>
-        <w:rPr>
-          <w:bCs/>
-          <w:sz w:val="26"/>
-          <w:szCs w:val="26"/>
-        </w:rPr>
-        <w:tab/>
-      </w:r>
-      <w:r>
-        <w:rPr>
-          <w:bCs/>
-          <w:sz w:val="26"/>
-          <w:szCs w:val="26"/>
-        </w:rPr>
-        <w:tab/>
-      </w:r>
-      <w:r>
-        <w:rPr>
-          <w:bCs/>
-          <w:sz w:val="26"/>
-          <w:szCs w:val="26"/>
-        </w:rPr>
-        <w:tab/>
-      </w:r>
-      <w:r>
-        <w:rPr>
-          <w:bCs/>
-          <w:sz w:val="26"/>
-          <w:szCs w:val="26"/>
-        </w:rPr>
-        <w:tab/>
-      </w:r>
-      <w:r>
-        <w:rPr>
-          <w:bCs/>
-          <w:sz w:val="26"/>
-          <w:szCs w:val="26"/>
-        </w:rPr>
-        <w:tab/>
-      </w:r>
-      <w:r>
-        <w:rPr>
-          <w:bCs/>
-          <w:sz w:val="26"/>
-          <w:szCs w:val="26"/>
-        </w:rPr>
-        <w:tab/>
-      </w:r>
-      <w:r>
-        <w:rPr>
-          <w:bCs/>
-          <w:sz w:val="26"/>
-          <w:szCs w:val="26"/>
-        </w:rPr>
-        <w:tab/>
-        <w:t xml:space="preserve">           </w:t>
-      </w:r>
-    </w:p>
-    <w:p>
-      <w:pPr>
-        <w:pStyle w:val="a3"/>
-        <w:jc w:val="right"/>
-        <w:rPr>
-          <w:bCs/>
-          <w:sz w:val="26"/>
-          <w:szCs w:val="26"/>
-        </w:rPr>
-      </w:pPr>
-      <w:r>
-        <w:rPr>
-          <w:bCs/>
-          <w:sz w:val="26"/>
-          <w:szCs w:val="26"/>
-        </w:rPr>
-        <w:t>Оценка: ______________________</w:t>
-      </w:r>
-    </w:p>
-    <w:p>
-      <w:pPr>
-        <w:autoSpaceDE w:val="0"/>
-        <w:ind w:firstLine="709"/>
-        <w:rPr>
-          <w:color w:val="000000"/>
-          <w:sz w:val="26"/>
-          <w:szCs w:val="26"/>
-        </w:rPr>
-      </w:pPr>
-    </w:p>
-    <w:p>
-      <w:pPr>
-        <w:autoSpaceDE w:val="0"/>
-        <w:rPr>
-          <w:sz w:val="26"/>
-          <w:szCs w:val="26"/>
-        </w:rPr>
-      </w:pPr>
-    </w:p>
-    <w:p>
-      <w:pPr>
-        <w:autoSpaceDE w:val="0"/>
-        <w:jc w:val="center"/>
-        <w:rPr>
-          <w:sz w:val="26"/>
-          <w:szCs w:val="26"/>
-        </w:rPr>
-      </w:pPr>
-      <w:r>
-        <w:rPr>
-          <w:sz w:val="26"/>
-          <w:szCs w:val="26"/>
-        </w:rPr>
-        <w:t>Ульяновск</w:t>
-      </w:r>
-    </w:p>
-    <w:p>
-      <w:pPr>
-        <w:autoSpaceDE w:val="0"/>
-        <w:jc w:val="center"/>
-        <w:rPr>
-          <w:sz w:val="26"/>
-          <w:szCs w:val="26"/>
-        </w:rPr>
-      </w:pPr>
-      <w:r>
-        <w:rPr>
-          <w:sz w:val="26"/>
-          <w:szCs w:val="26"/>
-        </w:rPr>
-        <w:t>202</w:t>
-      </w:r>
-      <w:r>
-        <w:rPr>
-          <w:sz w:val="26"/>
-          <w:szCs w:val="26"/>
-        </w:rPr>
-        <w:t>6</w:t>
-      </w:r>
-      <w:r>
-        <w:rPr>
-          <w:sz w:val="26"/>
-          <w:szCs w:val="26"/>
-        </w:rPr>
-        <w:t xml:space="preserve"> г.</w:t>
-      </w:r>
-    </w:p>
-    <w:p>
-      <w:pPr>
-        <w:jc w:val="center"/>
-        <w:rPr>
-          <w:rFonts w:eastAsia="Times New Roman"/>
-        </w:rPr>
-      </w:pPr>
-      <w:r>
-        <w:rPr>
-          <w:rFonts w:eastAsia="Times New Roman"/>
-        </w:rPr>
-        <w:lastRenderedPageBreak/>
-        <w:t>МИНИСТЕРСТВО НАУКИ И ВЫСШЕГО ОБРАЗОВАНИЯ РОССИЙСКОЙ ФЕДЕРАЦИИ</w:t>
-      </w:r>
-    </w:p>
-    <w:p>
-      <w:pPr>
-        <w:jc w:val="center"/>
-        <w:rPr>
-          <w:rFonts w:eastAsia="Times New Roman"/>
-        </w:rPr>
-      </w:pPr>
-      <w:r>
-        <w:rPr>
-          <w:rFonts w:eastAsia="Times New Roman"/>
-        </w:rPr>
-        <w:t xml:space="preserve">федеральное государственное бюджетное образовательное учреждение </w:t>
-      </w:r>
-      <w:r>
-        <w:rPr>
-          <w:rFonts w:eastAsia="Times New Roman"/>
-        </w:rPr>
-        <w:br/>
-        <w:t>высшего образования</w:t>
-      </w:r>
-    </w:p>
-    <w:p>
-      <w:pPr>
-        <w:jc w:val="center"/>
-        <w:rPr>
-          <w:rFonts w:eastAsia="Times New Roman"/>
-        </w:rPr>
-      </w:pPr>
-      <w:r>
-        <w:rPr>
-          <w:rFonts w:eastAsia="Times New Roman"/>
-        </w:rPr>
-        <w:t>«УЛЬЯНОВСКИЙ ГОСУДАРСТВЕННЫЙ ТЕХНИЧЕСКИЙ УНИВЕРСИТЕТ»</w:t>
-      </w:r>
-    </w:p>
-    <w:p>
-      <w:pPr>
-        <w:pStyle w:val="a3"/>
-        <w:rPr>
-          <w:b/>
-          <w:bCs/>
-          <w:sz w:val="26"/>
-          <w:szCs w:val="26"/>
-        </w:rPr>
-      </w:pPr>
-    </w:p>
-    <w:p>
-      <w:pPr>
-        <w:pStyle w:val="a3"/>
-        <w:jc w:val="center"/>
-        <w:rPr>
-          <w:b/>
-          <w:bCs/>
-          <w:sz w:val="26"/>
-          <w:szCs w:val="26"/>
-        </w:rPr>
-      </w:pPr>
-      <w:r>
-        <w:rPr>
-          <w:b/>
-          <w:bCs/>
-          <w:sz w:val="26"/>
-          <w:szCs w:val="26"/>
-        </w:rPr>
-        <w:t>ОТЗЫВ</w:t>
-      </w:r>
-      <w:r>
-        <w:rPr>
-          <w:b/>
-          <w:bCs/>
-          <w:sz w:val="26"/>
-          <w:szCs w:val="26"/>
-        </w:rPr>
-        <w:br/>
-        <w:t>руководителя на курсовой проект</w:t>
-      </w:r>
-    </w:p>
-    <w:p>
-      <w:pPr>
-        <w:pStyle w:val="a3"/>
-        <w:jc w:val="center"/>
-        <w:rPr>
-          <w:sz w:val="26"/>
-          <w:szCs w:val="26"/>
-        </w:rPr>
-      </w:pPr>
-    </w:p>
-    <w:p>
-      <w:pPr>
-        <w:pStyle w:val="a3"/>
-        <w:rPr>
-          <w:u w:val="single"/>
-        </w:rPr>
-      </w:pPr>
-      <w:r>
-        <w:rPr>
-          <w:sz w:val="26"/>
-          <w:szCs w:val="26"/>
-        </w:rPr>
-        <w:t xml:space="preserve">студента </w:t>
-      </w:r>
-      <w:r>
-        <w:rPr>
-          <w:sz w:val="26"/>
-          <w:szCs w:val="26"/>
-          <w:u w:val="single"/>
-        </w:rPr>
-        <w:t xml:space="preserve"> </w:t>
-      </w:r>
-      <w:r>
-        <w:rPr>
-          <w:u w:val="single"/>
-        </w:rPr>
-        <w:t xml:space="preserve">           </w:t>
-      </w:r>
-      <w:r>
-        <w:rPr>
-          <w:u w:val="single"/>
-        </w:rPr>
-        <w:t xml:space="preserve">          </w:t>
-      </w:r>
-      <w:r>
-        <w:rPr>
-          <w:u w:val="single"/>
-        </w:rPr>
-        <w:t xml:space="preserve">   Катышев</w:t>
-      </w:r>
-      <w:r>
-        <w:rPr>
-          <w:u w:val="single"/>
-        </w:rPr>
-        <w:t>ой</w:t>
-      </w:r>
-      <w:r>
-        <w:rPr>
-          <w:u w:val="single"/>
-        </w:rPr>
-        <w:t xml:space="preserve"> Н</w:t>
-      </w:r>
-      <w:r>
-        <w:rPr>
-          <w:u w:val="single"/>
-        </w:rPr>
-        <w:t>атальи</w:t>
-      </w:r>
-      <w:r>
-        <w:rPr>
-          <w:u w:val="single"/>
-        </w:rPr>
-        <w:t xml:space="preserve"> Е</w:t>
-      </w:r>
-      <w:r>
-        <w:rPr>
-          <w:u w:val="single"/>
-        </w:rPr>
-        <w:t xml:space="preserve">вгеньевны                                  </w:t>
-      </w:r>
-      <w:proofErr w:type="gramStart"/>
-      <w:r>
-        <w:rPr>
-          <w:u w:val="single"/>
-        </w:rPr>
-        <w:t xml:space="preserve">  </w:t>
-      </w:r>
-      <w:r>
-        <w:rPr>
-          <w:color w:val="FFFFFF" w:themeColor="background1"/>
-          <w:u w:val="single"/>
-        </w:rPr>
-        <w:t>.</w:t>
-      </w:r>
-      <w:proofErr w:type="gramEnd"/>
-      <w:r>
-        <w:rPr>
-          <w:u w:val="single"/>
-        </w:rPr>
-        <w:t xml:space="preserve">                                             </w:t>
-      </w:r>
-      <w:r>
-        <w:rPr>
-          <w:u w:val="single"/>
-        </w:rPr>
-        <w:t xml:space="preserve">           </w:t>
-      </w:r>
-      <w:r>
-        <w:rPr>
-          <w:u w:val="single"/>
-        </w:rPr>
-        <w:t xml:space="preserve"> </w:t>
-      </w:r>
-      <w:r>
-        <w:rPr>
-          <w:color w:val="FFFFFF" w:themeColor="background1"/>
-          <w:u w:val="single"/>
-        </w:rPr>
-        <w:t>.</w:t>
-      </w:r>
-      <w:r>
-        <w:rPr>
-          <w:u w:val="single"/>
-        </w:rPr>
-        <w:t xml:space="preserve">                                                                                                                                   </w:t>
-      </w:r>
-      <w:r>
-        <w:rPr>
-          <w:color w:val="FFFFFF" w:themeColor="background1"/>
-          <w:u w:val="single"/>
-        </w:rPr>
-        <w:t>.</w:t>
-      </w:r>
-    </w:p>
-    <w:p>
-      <w:pPr>
-        <w:pStyle w:val="a3"/>
-        <w:jc w:val="center"/>
-      </w:pPr>
-      <w:r>
-        <w:t>фамилия, имя и отчество</w:t>
-      </w:r>
-    </w:p>
-    <w:p>
-      <w:pPr>
-        <w:pStyle w:val="a3"/>
-        <w:rPr>
-          <w:sz w:val="26"/>
-          <w:szCs w:val="26"/>
-        </w:rPr>
-      </w:pPr>
-      <w:r>
-        <w:rPr>
-          <w:sz w:val="26"/>
-          <w:szCs w:val="26"/>
-        </w:rPr>
-        <w:t>Факультет</w:t>
-      </w:r>
-      <w:r>
-        <w:rPr>
-          <w:sz w:val="26"/>
-          <w:szCs w:val="26"/>
-          <w:u w:val="single"/>
-        </w:rPr>
-        <w:t xml:space="preserve">       И</w:t>
-      </w:r>
-      <w:r>
-        <w:rPr>
-          <w:sz w:val="26"/>
-          <w:szCs w:val="26"/>
-          <w:u w:val="single"/>
-        </w:rPr>
-        <w:t>СТ</w:t>
-      </w:r>
-      <w:r>
-        <w:rPr>
-          <w:sz w:val="26"/>
-          <w:szCs w:val="26"/>
-          <w:u w:val="single"/>
-        </w:rPr>
-        <w:t xml:space="preserve">                                              </w:t>
-      </w:r>
-      <w:proofErr w:type="gramStart"/>
-      <w:r>
-        <w:rPr>
-          <w:sz w:val="26"/>
-          <w:szCs w:val="26"/>
-          <w:u w:val="single"/>
-        </w:rPr>
-        <w:t xml:space="preserve">  </w:t>
-      </w:r>
-      <w:r>
-        <w:rPr>
-          <w:color w:val="FFFFFF" w:themeColor="background1"/>
-          <w:sz w:val="26"/>
-          <w:szCs w:val="26"/>
-          <w:u w:val="single"/>
-        </w:rPr>
-        <w:t>.</w:t>
-      </w:r>
-      <w:proofErr w:type="gramEnd"/>
-      <w:r>
-        <w:rPr>
-          <w:sz w:val="26"/>
-          <w:szCs w:val="26"/>
-        </w:rPr>
-        <w:t xml:space="preserve"> </w:t>
-      </w:r>
-      <w:r>
-        <w:rPr>
-          <w:sz w:val="26"/>
-          <w:szCs w:val="26"/>
-        </w:rPr>
-        <w:t>группа</w:t>
-      </w:r>
-      <w:r>
-        <w:rPr>
-          <w:sz w:val="26"/>
-          <w:szCs w:val="26"/>
-          <w:u w:val="single"/>
-        </w:rPr>
-        <w:t xml:space="preserve">      П</w:t>
-      </w:r>
-      <w:r>
-        <w:rPr>
-          <w:sz w:val="26"/>
-          <w:szCs w:val="26"/>
-          <w:u w:val="single"/>
-        </w:rPr>
-        <w:t>Ибд-4</w:t>
-      </w:r>
-      <w:r>
-        <w:rPr>
-          <w:sz w:val="26"/>
-          <w:szCs w:val="26"/>
-          <w:u w:val="single"/>
-        </w:rPr>
-        <w:t>2</w:t>
-      </w:r>
-      <w:r>
-        <w:rPr>
-          <w:sz w:val="26"/>
-          <w:szCs w:val="26"/>
-          <w:u w:val="single"/>
-        </w:rPr>
-        <w:t xml:space="preserve">    </w:t>
-      </w:r>
-      <w:r>
-        <w:rPr>
-          <w:sz w:val="26"/>
-          <w:szCs w:val="26"/>
-          <w:u w:val="single"/>
-        </w:rPr>
-        <w:t xml:space="preserve"> </w:t>
-      </w:r>
-      <w:r>
-        <w:rPr>
-          <w:color w:val="FFFFFF" w:themeColor="background1"/>
-          <w:sz w:val="26"/>
-          <w:szCs w:val="26"/>
-          <w:u w:val="single"/>
-        </w:rPr>
-        <w:t>.</w:t>
-      </w:r>
-      <w:r>
-        <w:rPr>
-          <w:sz w:val="26"/>
-          <w:szCs w:val="26"/>
-        </w:rPr>
-        <w:t>курс</w:t>
-      </w:r>
-      <w:r>
-        <w:rPr>
-          <w:sz w:val="26"/>
-          <w:szCs w:val="26"/>
-          <w:u w:val="single"/>
-        </w:rPr>
-        <w:t xml:space="preserve"> </w:t>
-      </w:r>
-      <w:r>
-        <w:rPr>
-          <w:sz w:val="26"/>
-          <w:szCs w:val="26"/>
-          <w:u w:val="single"/>
-        </w:rPr>
-        <w:t xml:space="preserve">     </w:t>
-      </w:r>
-      <w:r>
-        <w:rPr>
-          <w:sz w:val="26"/>
-          <w:szCs w:val="26"/>
-          <w:u w:val="single"/>
-        </w:rPr>
-        <w:t>4</w:t>
-      </w:r>
-      <w:r>
-        <w:rPr>
-          <w:sz w:val="26"/>
-          <w:szCs w:val="26"/>
-          <w:u w:val="single"/>
-        </w:rPr>
-        <w:t xml:space="preserve">     </w:t>
-      </w:r>
-      <w:r>
-        <w:rPr>
-          <w:color w:val="FFFFFF" w:themeColor="background1"/>
-          <w:sz w:val="26"/>
-          <w:szCs w:val="26"/>
-          <w:u w:val="single"/>
-        </w:rPr>
-        <w:t>.</w:t>
-      </w:r>
-    </w:p>
-    <w:p>
-      <w:pPr>
-        <w:pStyle w:val="a3"/>
-        <w:rPr>
-          <w:sz w:val="26"/>
-          <w:szCs w:val="26"/>
-        </w:rPr>
-      </w:pPr>
-      <w:r>
-        <w:rPr>
-          <w:sz w:val="26"/>
-          <w:szCs w:val="26"/>
-        </w:rPr>
-        <w:t>Дисциплина</w:t>
-      </w:r>
-      <w:r>
-        <w:rPr>
-          <w:sz w:val="26"/>
-          <w:szCs w:val="26"/>
-          <w:u w:val="single"/>
-        </w:rPr>
-        <w:t xml:space="preserve">            </w:t>
-      </w:r>
-      <w:r>
-        <w:rPr>
-          <w:sz w:val="26"/>
-          <w:szCs w:val="26"/>
-          <w:u w:val="single"/>
-        </w:rPr>
-        <w:t xml:space="preserve">                 </w:t>
-      </w:r>
-      <w:r>
-        <w:rPr>
-          <w:sz w:val="26"/>
-          <w:szCs w:val="26"/>
-          <w:u w:val="single"/>
-        </w:rPr>
-        <w:t xml:space="preserve">  </w:t>
-      </w:r>
-      <w:r>
-        <w:rPr>
-          <w:sz w:val="26"/>
-          <w:szCs w:val="26"/>
-          <w:u w:val="single"/>
-        </w:rPr>
-        <w:t>Управление проектом</w:t>
-      </w:r>
-      <w:r>
-        <w:rPr>
-          <w:sz w:val="26"/>
-          <w:szCs w:val="26"/>
-          <w:u w:val="single"/>
-        </w:rPr>
-        <w:t xml:space="preserve">      </w:t>
-      </w:r>
-      <w:r>
-        <w:rPr>
-          <w:sz w:val="26"/>
-          <w:szCs w:val="26"/>
-          <w:u w:val="single"/>
-        </w:rPr>
-        <w:t xml:space="preserve">                                    </w:t>
-      </w:r>
-      <w:r>
-        <w:rPr>
-          <w:sz w:val="26"/>
-          <w:szCs w:val="26"/>
-          <w:u w:val="single"/>
-        </w:rPr>
-        <w:t xml:space="preserve">        </w:t>
-      </w:r>
-      <w:proofErr w:type="gramStart"/>
-      <w:r>
-        <w:rPr>
-          <w:sz w:val="26"/>
-          <w:szCs w:val="26"/>
-          <w:u w:val="single"/>
-        </w:rPr>
-        <w:t xml:space="preserve">  </w:t>
-      </w:r>
-      <w:r>
-        <w:rPr>
-          <w:color w:val="FFFFFF" w:themeColor="background1"/>
-          <w:sz w:val="26"/>
-          <w:szCs w:val="26"/>
-          <w:u w:val="single"/>
-        </w:rPr>
-        <w:t>.</w:t>
-      </w:r>
-      <w:proofErr w:type="gramEnd"/>
-    </w:p>
-    <w:p>
-      <w:pPr>
-        <w:pStyle w:val="a3"/>
-        <w:rPr>
-          <w:sz w:val="26"/>
-          <w:szCs w:val="26"/>
-        </w:rPr>
-      </w:pPr>
-      <w:r>
-        <w:rPr>
-          <w:sz w:val="26"/>
-          <w:szCs w:val="26"/>
-        </w:rPr>
-        <w:t>Тема проекта (</w:t>
-      </w:r>
-      <w:proofErr w:type="gramStart"/>
-      <w:r>
-        <w:rPr>
-          <w:sz w:val="26"/>
-          <w:szCs w:val="26"/>
-        </w:rPr>
-        <w:t xml:space="preserve">работы) </w:t>
-      </w:r>
-      <w:r>
-        <w:rPr>
-          <w:sz w:val="26"/>
-          <w:szCs w:val="26"/>
-          <w:u w:val="single"/>
-        </w:rPr>
-        <w:t xml:space="preserve"> </w:t>
-      </w:r>
-      <w:r>
-        <w:rPr>
-          <w:sz w:val="26"/>
-          <w:szCs w:val="26"/>
-          <w:u w:val="single"/>
-        </w:rPr>
-        <w:t>Разработка</w:t>
-      </w:r>
-      <w:proofErr w:type="gramEnd"/>
-      <w:r>
-        <w:rPr>
-          <w:sz w:val="26"/>
-          <w:szCs w:val="26"/>
-          <w:u w:val="single"/>
-        </w:rPr>
-        <w:t xml:space="preserve"> модуля объединённой аналитики </w:t>
-      </w:r>
-      <w:r>
-        <w:rPr>
-          <w:sz w:val="26"/>
-          <w:szCs w:val="26"/>
-          <w:u w:val="single"/>
-        </w:rPr>
-        <w:t xml:space="preserve">                        </w:t>
-      </w:r>
-      <w:r>
-        <w:rPr>
-          <w:color w:val="FFFFFF" w:themeColor="background1"/>
-          <w:sz w:val="26"/>
-          <w:szCs w:val="26"/>
-          <w:u w:val="single"/>
-        </w:rPr>
-        <w:t>.</w:t>
-      </w:r>
-      <w:r>
-        <w:rPr>
-          <w:sz w:val="26"/>
-          <w:szCs w:val="26"/>
-          <w:u w:val="single"/>
-        </w:rPr>
-        <w:t xml:space="preserve"> </w:t>
-      </w:r>
-      <w:r>
-        <w:rPr>
-          <w:sz w:val="26"/>
-          <w:szCs w:val="26"/>
-          <w:u w:val="single"/>
-        </w:rPr>
-        <w:t xml:space="preserve">пользовательских событий интернет-магазина на Java(Spring Boot)          </w:t>
-      </w:r>
-      <w:r>
-        <w:rPr>
-          <w:sz w:val="26"/>
-          <w:szCs w:val="26"/>
-          <w:u w:val="single"/>
-        </w:rPr>
-        <w:t xml:space="preserve">        </w:t>
-      </w:r>
-      <w:r>
-        <w:rPr>
-          <w:sz w:val="26"/>
-          <w:szCs w:val="26"/>
-          <w:u w:val="single"/>
-        </w:rPr>
-        <w:t xml:space="preserve">          </w:t>
-      </w:r>
-      <w:r>
-        <w:rPr>
-          <w:color w:val="FFFFFF" w:themeColor="background1"/>
-          <w:sz w:val="26"/>
-          <w:szCs w:val="26"/>
-          <w:u w:val="single"/>
-        </w:rPr>
-        <w:t>.</w:t>
-      </w:r>
-      <w:r>
-        <w:rPr>
-          <w:sz w:val="26"/>
-          <w:szCs w:val="26"/>
-          <w:u w:val="single"/>
-        </w:rPr>
-        <w:t xml:space="preserve"> </w:t>
-      </w:r>
-    </w:p>
-    <w:p>
-      <w:pPr>
-        <w:pStyle w:val="a5"/>
-        <w:spacing w:before="113" w:after="0" w:line="240" w:lineRule="auto"/>
-        <w:ind w:left="0"/>
-        <w:jc w:val="both"/>
-        <w:rPr>
-          <w:rFonts w:ascii="Gabriola" w:hAnsi="Gabriola"/>
-          <w:sz w:val="36"/>
-          <w:u w:val="single"/>
-        </w:rPr>
-      </w:pPr>
-      <w:r>
-        <w:rPr>
-          <w:rFonts w:ascii="Gabriola" w:hAnsi="Gabriola"/>
-          <w:sz w:val="36"/>
-          <w:u w:val="single"/>
-        </w:rPr>
-        <w:t xml:space="preserve">Структура пояснительной записки </w:t>
-      </w:r>
-      <w:r>
-        <w:rPr>
-          <w:rFonts w:ascii="Gabriola" w:hAnsi="Gabriola"/>
-          <w:sz w:val="36"/>
-          <w:u w:val="single"/>
-        </w:rPr>
-        <w:t xml:space="preserve">курсового проекта </w:t>
-      </w:r>
-      <w:r>
-        <w:rPr>
-          <w:rFonts w:ascii="Gabriola" w:hAnsi="Gabriola"/>
-          <w:sz w:val="36"/>
-          <w:u w:val="single"/>
-        </w:rPr>
-        <w:t>соответствует заданию и теме.</w:t>
-      </w:r>
-      <w:r>
-        <w:rPr>
-          <w:rFonts w:ascii="Gabriola" w:hAnsi="Gabriola"/>
-          <w:sz w:val="36"/>
-          <w:u w:val="single"/>
-        </w:rPr>
-        <w:t xml:space="preserve"> </w:t>
-      </w:r>
-      <w:r>
-        <w:rPr>
-          <w:rFonts w:ascii="Gabriola" w:hAnsi="Gabriola"/>
-          <w:sz w:val="36"/>
-          <w:u w:val="single"/>
-        </w:rPr>
-        <w:t xml:space="preserve">Работа выполнена и сдана по графику в установленный срок. Тема курсового проекта соответствует разрабатываемой предметной области выпускной квалификационной работы и отвечает предъявляемым требованиям к актуальности работы. В ходе работы над курсовым проектом сформировано проектное решение и предоставлено в полном объеме в виде 2 раздела выпускной квалификационной работы. </w:t>
-      </w:r>
-    </w:p>
-    <w:p>
-      <w:pPr>
-        <w:pStyle w:val="a5"/>
-        <w:spacing w:before="113" w:after="0" w:line="240" w:lineRule="auto"/>
-        <w:ind w:left="0"/>
-        <w:jc w:val="both"/>
-        <w:rPr>
-          <w:rFonts w:ascii="Times New Roman" w:hAnsi="Times New Roman"/>
-        </w:rPr>
-      </w:pPr>
-      <w:r>
-        <w:rPr>
-          <w:rFonts w:ascii="Gabriola" w:hAnsi="Gabriola"/>
-          <w:sz w:val="36"/>
-          <w:u w:val="single"/>
-        </w:rPr>
-        <w:t xml:space="preserve">Студент выполнил курсовой проект самостоятельно.  Программный продукт по проектному решению предоставлен в объеме -____________%. </w:t>
-      </w:r>
-    </w:p>
-    <w:p>
-      <w:pPr>
-        <w:pStyle w:val="a5"/>
-        <w:spacing w:before="113" w:after="0" w:line="240" w:lineRule="auto"/>
-        <w:ind w:left="0"/>
-        <w:rPr>
-          <w:rFonts w:ascii="Times New Roman" w:hAnsi="Times New Roman"/>
-        </w:rPr>
-      </w:pPr>
-    </w:p>
-    <w:p>
-      <w:pPr>
-        <w:pStyle w:val="a5"/>
-        <w:spacing w:before="113" w:after="0" w:line="240" w:lineRule="auto"/>
-        <w:ind w:left="0"/>
-        <w:rPr>
-          <w:rFonts w:ascii="Times New Roman" w:hAnsi="Times New Roman"/>
-        </w:rPr>
-      </w:pPr>
-      <w:r>
-        <w:rPr>
-          <w:rFonts w:ascii="Times New Roman" w:hAnsi="Times New Roman"/>
-        </w:rPr>
-        <w:t>____________________________________________________________________________________</w:t>
-      </w:r>
-    </w:p>
-    <w:p>
-      <w:pPr>
-        <w:pStyle w:val="a5"/>
-        <w:spacing w:before="113" w:after="0" w:line="240" w:lineRule="auto"/>
-        <w:ind w:left="0"/>
-        <w:rPr>
-          <w:rFonts w:ascii="Times New Roman" w:hAnsi="Times New Roman"/>
-        </w:rPr>
-      </w:pPr>
-    </w:p>
-    <w:p>
-      <w:pPr>
-        <w:pStyle w:val="a5"/>
-        <w:spacing w:after="0" w:line="240" w:lineRule="auto"/>
-        <w:ind w:left="0"/>
-        <w:rPr>
-          <w:rFonts w:ascii="Times New Roman" w:hAnsi="Times New Roman"/>
-        </w:rPr>
-      </w:pPr>
-    </w:p>
-    <w:p>
-      <w:pPr>
-        <w:autoSpaceDE w:val="0"/>
-        <w:jc w:val="both"/>
-        <w:rPr>
-          <w:sz w:val="26"/>
-          <w:szCs w:val="26"/>
-        </w:rPr>
-      </w:pPr>
-      <w:r>
-        <w:rPr>
-          <w:sz w:val="26"/>
-          <w:szCs w:val="26"/>
-        </w:rPr>
-        <w:t>Руководитель</w:t>
-      </w:r>
-      <w:r>
-        <w:rPr>
-          <w:color w:val="000000"/>
-          <w:sz w:val="26"/>
-          <w:szCs w:val="26"/>
-          <w:u w:val="single"/>
-        </w:rPr>
-        <w:t xml:space="preserve"> </w:t>
-      </w:r>
-      <w:r>
-        <w:rPr>
-          <w:color w:val="000000"/>
-          <w:sz w:val="26"/>
-          <w:szCs w:val="26"/>
-          <w:u w:val="single"/>
-        </w:rPr>
-        <w:t xml:space="preserve">      </w:t>
-      </w:r>
-      <w:r>
-        <w:rPr>
-          <w:u w:val="single"/>
-        </w:rPr>
-        <w:t>доцент</w:t>
-      </w:r>
-      <w:r>
-        <w:rPr>
-          <w:color w:val="000000"/>
-          <w:sz w:val="26"/>
-          <w:szCs w:val="26"/>
-          <w:u w:val="single"/>
-        </w:rPr>
-        <w:t xml:space="preserve"> </w:t>
-      </w:r>
-      <w:proofErr w:type="spellStart"/>
-      <w:r>
-        <w:rPr>
-          <w:color w:val="000000"/>
-          <w:sz w:val="26"/>
-          <w:szCs w:val="26"/>
-          <w:u w:val="single"/>
-        </w:rPr>
-        <w:t>к.т.н</w:t>
-      </w:r>
-      <w:proofErr w:type="spellEnd"/>
-      <w:r>
-        <w:rPr>
-          <w:color w:val="000000"/>
-          <w:sz w:val="26"/>
-          <w:szCs w:val="26"/>
-          <w:u w:val="single"/>
-        </w:rPr>
-        <w:t xml:space="preserve"> доцент</w:t>
-      </w:r>
-      <w:r>
-        <w:rPr>
-          <w:sz w:val="26"/>
-          <w:szCs w:val="26"/>
-          <w:u w:val="single"/>
-        </w:rPr>
-        <w:t xml:space="preserve"> </w:t>
-      </w:r>
-      <w:r>
-        <w:rPr>
-          <w:sz w:val="26"/>
-          <w:szCs w:val="26"/>
-          <w:u w:val="single"/>
-        </w:rPr>
-        <w:t xml:space="preserve">    </w:t>
-      </w:r>
-      <w:proofErr w:type="gramStart"/>
-      <w:r>
-        <w:rPr>
-          <w:sz w:val="26"/>
-          <w:szCs w:val="26"/>
-          <w:u w:val="single"/>
-        </w:rPr>
-        <w:t xml:space="preserve">  </w:t>
-      </w:r>
-      <w:r>
-        <w:rPr>
-          <w:color w:val="FFFFFF" w:themeColor="background1"/>
-          <w:sz w:val="26"/>
-          <w:szCs w:val="26"/>
-          <w:u w:val="single"/>
-        </w:rPr>
-        <w:t>.</w:t>
-      </w:r>
-      <w:proofErr w:type="gramEnd"/>
-      <w:r>
-        <w:rPr>
-          <w:sz w:val="26"/>
-          <w:szCs w:val="26"/>
-        </w:rPr>
-        <w:t xml:space="preserve">  ____________</w:t>
-      </w:r>
-      <w:proofErr w:type="gramStart"/>
-      <w:r>
-        <w:rPr>
-          <w:sz w:val="26"/>
-          <w:szCs w:val="26"/>
-        </w:rPr>
-        <w:t>_  /</w:t>
-      </w:r>
-      <w:proofErr w:type="gramEnd"/>
+        <w:t xml:space="preserve">  _____________  /</w:t>
+      </w:r>
       <w:r>
         <w:rPr>
           <w:sz w:val="26"/>
@@ -2392,23 +2158,7 @@
           <w:rFonts w:ascii="Times New Roman" w:hAnsi="Times New Roman"/>
           <w:szCs w:val="24"/>
         </w:rPr>
-        <w:t>«____</w:t>
-      </w:r>
-      <w:proofErr w:type="gramStart"/>
-      <w:r>
-        <w:rPr>
-          <w:rFonts w:ascii="Times New Roman" w:hAnsi="Times New Roman"/>
-          <w:szCs w:val="24"/>
-        </w:rPr>
-        <w:t>_»_</w:t>
-      </w:r>
-      <w:proofErr w:type="gramEnd"/>
-      <w:r>
-        <w:rPr>
-          <w:rFonts w:ascii="Times New Roman" w:hAnsi="Times New Roman"/>
-          <w:szCs w:val="24"/>
-        </w:rPr>
-        <w:t>_______________20____г.</w:t>
+        <w:t>«_____»________________20____г.</w:t>
       </w:r>
     </w:p>
     <w:sdt>
@@ -3771,27 +3521,14 @@
       <w:r>
         <w:t xml:space="preserve">Таблица </w:t>
       </w:r>
-      <w:r>
-        <w:fldChar w:fldCharType="begin"/>
-      </w:r>
-      <w:r>
-        <w:instrText xml:space="preserve"> SEQ Таблица \* ARABIC </w:instrText>
-      </w:r>
-      <w:r>
-        <w:fldChar w:fldCharType="separate"/>
-      </w:r>
-      <w:r>
-        <w:rPr>
-          <w:noProof/>
-        </w:rPr>
-        <w:t>1</w:t>
-      </w:r>
-      <w:r>
-        <w:rPr>
-          <w:noProof/>
-        </w:rPr>
-        <w:fldChar w:fldCharType="end"/>
-      </w:r>
+      <w:fldSimple w:instr=" SEQ Таблица \* ARABIC ">
+        <w:r>
+          <w:rPr>
+            <w:noProof/>
+          </w:rPr>
+          <w:t>1</w:t>
+        </w:r>
+      </w:fldSimple>
       <w:r>
         <w:rPr>
           <w:rFonts w:eastAsia="Times New Roman"/>
@@ -4261,27 +3998,14 @@
       <w:r>
         <w:t xml:space="preserve">Таблица </w:t>
       </w:r>
-      <w:r>
-        <w:fldChar w:fldCharType="begin"/>
-      </w:r>
-      <w:r>
-        <w:instrText xml:space="preserve"> SEQ Таблица \* ARABIC </w:instrText>
-      </w:r>
-      <w:r>
-        <w:fldChar w:fldCharType="separate"/>
-      </w:r>
-      <w:r>
-        <w:rPr>
-          <w:noProof/>
-        </w:rPr>
-        <w:t>1</w:t>
-      </w:r>
-      <w:r>
-        <w:rPr>
-          <w:noProof/>
-        </w:rPr>
-        <w:fldChar w:fldCharType="end"/>
-      </w:r>
+      <w:fldSimple w:instr=" SEQ Таблица \* ARABIC ">
+        <w:r>
+          <w:rPr>
+            <w:noProof/>
+          </w:rPr>
+          <w:t>1</w:t>
+        </w:r>
+      </w:fldSimple>
       <w:bookmarkEnd w:id="36"/>
       <w:r>
         <w:t>. Классы пользователей системы</w:t>
@@ -4296,15 +4020,7 @@
       <w:bookmarkStart w:id="37" w:name="_Toc192012625"/>
       <w:bookmarkStart w:id="38" w:name="_Toc225196081"/>
       <w:r>
-        <w:t>С помощью диаграмм вариантов использования (</w:t>
-      </w:r>
-      <w:proofErr w:type="spellStart"/>
-      <w:r>
-        <w:t>Use</w:t>
-      </w:r>
-      <w:proofErr w:type="spellEnd"/>
-      <w:r>
-        <w:t xml:space="preserve"> Case) можно отразить функциональные возможности разрабатываемого модуля аналитики и его взаимодействие с внешними компонентами системы.</w:t>
+        <w:t>С помощью диаграмм вариантов использования (Use Case) можно отразить функциональные возможности разрабатываемого модуля аналитики и его взаимодействие с внешними компонентами системы.</w:t>
       </w:r>
     </w:p>
     <w:p>
@@ -4330,15 +4046,7 @@
         <w:t>диаграмма вариантов использования</w:t>
       </w:r>
       <w:r>
-        <w:t xml:space="preserve"> модуля объединённой аналитики пользовательских событий, отражающая границы системы, а также взаимодействие модуля с внешними </w:t>
-      </w:r>
-      <w:proofErr w:type="spellStart"/>
-      <w:r>
-        <w:t>акторами</w:t>
-      </w:r>
-      <w:proofErr w:type="spellEnd"/>
-      <w:r>
-        <w:t>.</w:t>
+        <w:t xml:space="preserve"> модуля объединённой аналитики пользовательских событий, отражающая границы системы, а также взаимодействие модуля с внешними акторами.</w:t>
       </w:r>
     </w:p>
     <w:p>
@@ -4348,15 +4056,7 @@
         <w:jc w:val="both"/>
       </w:pPr>
       <w:r>
-        <w:t xml:space="preserve">В качестве </w:t>
-      </w:r>
-      <w:proofErr w:type="spellStart"/>
-      <w:r>
-        <w:t>акторов</w:t>
-      </w:r>
-      <w:proofErr w:type="spellEnd"/>
-      <w:r>
-        <w:t xml:space="preserve"> выступают:</w:t>
+        <w:t>В качестве акторов выступают:</w:t>
       </w:r>
     </w:p>
     <w:p>
@@ -4849,43 +4549,7 @@
           <w:szCs w:val="28"/>
           <w:lang w:eastAsia="ru-RU"/>
         </w:rPr>
-        <w:t xml:space="preserve">Хранение данных осуществляется в реляционной базе данных </w:t>
-      </w:r>
-      <w:proofErr w:type="spellStart"/>
-      <w:r>
-        <w:rPr>
-          <w:rFonts w:eastAsia="Times New Roman"/>
-          <w:szCs w:val="28"/>
-          <w:lang w:eastAsia="ru-RU"/>
-        </w:rPr>
-        <w:t>PostgreSQL</w:t>
-      </w:r>
-      <w:proofErr w:type="spellEnd"/>
-      <w:r>
-        <w:rPr>
-          <w:rFonts w:eastAsia="Times New Roman"/>
-          <w:szCs w:val="28"/>
-          <w:lang w:eastAsia="ru-RU"/>
-        </w:rPr>
-        <w:t xml:space="preserve"> в отдельной логической схеме </w:t>
-      </w:r>
-      <w:proofErr w:type="spellStart"/>
-      <w:r>
-        <w:rPr>
-          <w:rFonts w:eastAsia="Times New Roman"/>
-          <w:szCs w:val="28"/>
-          <w:lang w:eastAsia="ru-RU"/>
-        </w:rPr>
-        <w:t>analytics</w:t>
-      </w:r>
-      <w:proofErr w:type="spellEnd"/>
-      <w:r>
-        <w:rPr>
-          <w:rFonts w:eastAsia="Times New Roman"/>
-          <w:szCs w:val="28"/>
-          <w:lang w:eastAsia="ru-RU"/>
-        </w:rPr>
-        <w:t>, что обеспечивает изоляцию аналитических данных от основной бизнес-логики интернет-магазина.</w:t>
+        <w:t>Хранение данных осуществляется в реляционной базе данных PostgreSQL в отдельной логической схеме analytics, что обеспечивает изоляцию аналитических данных от основной бизнес-логики интернет-магазина.</w:t>
       </w:r>
     </w:p>
     <w:p>
@@ -4979,27 +4643,14 @@
       <w:r>
         <w:t xml:space="preserve">Рисунок </w:t>
       </w:r>
-      <w:r>
-        <w:fldChar w:fldCharType="begin"/>
-      </w:r>
-      <w:r>
-        <w:instrText xml:space="preserve"> SEQ Рисунок \* ARABIC </w:instrText>
-      </w:r>
-      <w:r>
-        <w:fldChar w:fldCharType="separate"/>
-      </w:r>
-      <w:r>
-        <w:rPr>
-          <w:noProof/>
-        </w:rPr>
-        <w:t>3</w:t>
-      </w:r>
-      <w:r>
-        <w:rPr>
-          <w:noProof/>
-        </w:rPr>
-        <w:fldChar w:fldCharType="end"/>
-      </w:r>
+      <w:fldSimple w:instr=" SEQ Рисунок \* ARABIC ">
+        <w:r>
+          <w:rPr>
+            <w:noProof/>
+          </w:rPr>
+          <w:t>3</w:t>
+        </w:r>
+      </w:fldSimple>
       <w:r>
         <w:t xml:space="preserve">. </w:t>
       </w:r>
@@ -5029,35 +4680,7 @@
         <w:rPr>
           <w:lang w:eastAsia="en-US"/>
         </w:rPr>
-        <w:t xml:space="preserve">На ER-диаграмме использованы типы данных, доступные в CASE-средстве Visual </w:t>
-      </w:r>
-      <w:proofErr w:type="spellStart"/>
-      <w:r>
-        <w:rPr>
-          <w:lang w:eastAsia="en-US"/>
-        </w:rPr>
-        <w:t>Paradigm</w:t>
-      </w:r>
-      <w:proofErr w:type="spellEnd"/>
-      <w:r>
-        <w:rPr>
-          <w:lang w:eastAsia="en-US"/>
-        </w:rPr>
-        <w:t xml:space="preserve">. В физической реализации базы данных </w:t>
-      </w:r>
-      <w:proofErr w:type="spellStart"/>
-      <w:r>
-        <w:rPr>
-          <w:lang w:eastAsia="en-US"/>
-        </w:rPr>
-        <w:t>PostgreSQL</w:t>
-      </w:r>
-      <w:proofErr w:type="spellEnd"/>
-      <w:r>
-        <w:rPr>
-          <w:lang w:eastAsia="en-US"/>
-        </w:rPr>
-        <w:t xml:space="preserve"> применяются специализированные типы, включая UUID, JSONB и TIMESTAMPTZ.</w:t>
+        <w:t>На ER-диаграмме использованы типы данных, доступные в CASE-средстве Visual Paradigm. В физической реализации базы данных PostgreSQL применяются специализированные типы, включая UUID, JSONB и TIMESTAMPTZ.</w:t>
       </w:r>
     </w:p>
     <w:p>
@@ -5068,15 +4691,8 @@
       </w:pPr>
       <w:r>
         <w:lastRenderedPageBreak/>
-        <w:t xml:space="preserve">Центральной сущностью разработанной модели является пользовательское событие </w:t>
-      </w:r>
-      <w:proofErr w:type="spellStart"/>
-      <w:proofErr w:type="gramStart"/>
-      <w:r>
-        <w:t>analytics.event</w:t>
-      </w:r>
-      <w:proofErr w:type="spellEnd"/>
-      <w:proofErr w:type="gramEnd"/>
+        <w:t>Центральной сущностью разработанной модели является пользовательское событие analytics.event</w:t>
+      </w:r>
       <w:r>
         <w:t xml:space="preserve"> (</w:t>
       </w:r>
@@ -5116,15 +4732,7 @@
         <w:t>)</w:t>
       </w:r>
       <w:r>
-        <w:t xml:space="preserve">, представляющее собой зафиксированный факт взаимодействия пользователя с системой. Данная сущность содержит информацию о параметрах запроса, временных характеристиках выполнения и диагностических данных. Событие связано с набором этапов обработки, а также может содержать дополнительный контекст в виде атрибутов. Кроме того, каждому событию соответствует определённый тип, задаваемый через справочник </w:t>
-      </w:r>
-      <w:proofErr w:type="spellStart"/>
-      <w:r>
-        <w:t>event_type</w:t>
-      </w:r>
-      <w:proofErr w:type="spellEnd"/>
-      <w:r>
-        <w:t>, что обеспечивает единообразие классификации пользовательских действий.</w:t>
+        <w:t>, представляющее собой зафиксированный факт взаимодействия пользователя с системой. Данная сущность содержит информацию о параметрах запроса, временных характеристиках выполнения и диагностических данных. Событие связано с набором этапов обработки, а также может содержать дополнительный контекст в виде атрибутов. Кроме того, каждому событию соответствует определённый тип, задаваемый через справочник event_type, что обеспечивает единообразие классификации пользовательских действий.</w:t>
       </w:r>
     </w:p>
     <w:tbl>
@@ -5240,7 +4848,6 @@
                 <w:szCs w:val="22"/>
               </w:rPr>
             </w:pPr>
-            <w:proofErr w:type="spellStart"/>
             <w:r>
               <w:rPr>
                 <w:sz w:val="22"/>
@@ -5248,7 +4855,6 @@
               </w:rPr>
               <w:t>id</w:t>
             </w:r>
-            <w:proofErr w:type="spellEnd"/>
           </w:p>
         </w:tc>
         <w:tc>
@@ -5319,7 +4925,6 @@
                 <w:szCs w:val="22"/>
               </w:rPr>
             </w:pPr>
-            <w:proofErr w:type="spellStart"/>
             <w:r>
               <w:rPr>
                 <w:sz w:val="22"/>
@@ -5327,7 +4932,6 @@
               </w:rPr>
               <w:t>event_uid</w:t>
             </w:r>
-            <w:proofErr w:type="spellEnd"/>
           </w:p>
         </w:tc>
         <w:tc>
@@ -5350,23 +4954,7 @@
                 <w:sz w:val="22"/>
                 <w:szCs w:val="22"/>
               </w:rPr>
-              <w:t xml:space="preserve">Уникальный сквозной идентификатор события, позволяющий объединять данные одного события между различными компонентами системы (этапы обработки, метрики, </w:t>
-            </w:r>
-            <w:proofErr w:type="spellStart"/>
-            <w:r>
-              <w:rPr>
-                <w:sz w:val="22"/>
-                <w:szCs w:val="22"/>
-              </w:rPr>
-              <w:t>логи</w:t>
-            </w:r>
-            <w:proofErr w:type="spellEnd"/>
-            <w:r>
-              <w:rPr>
-                <w:sz w:val="22"/>
-                <w:szCs w:val="22"/>
-              </w:rPr>
-              <w:t>).</w:t>
+              <w:t>Уникальный сквозной идентификатор события, позволяющий объединять данные одного события между различными компонентами системы (этапы обработки, метрики, логи).</w:t>
             </w:r>
           </w:p>
         </w:tc>
@@ -5414,7 +5002,6 @@
                 <w:szCs w:val="22"/>
               </w:rPr>
             </w:pPr>
-            <w:proofErr w:type="spellStart"/>
             <w:r>
               <w:rPr>
                 <w:sz w:val="22"/>
@@ -5422,7 +5009,6 @@
               </w:rPr>
               <w:t>user_id</w:t>
             </w:r>
-            <w:proofErr w:type="spellEnd"/>
           </w:p>
         </w:tc>
         <w:tc>
@@ -5497,7 +5083,6 @@
                 <w:szCs w:val="22"/>
               </w:rPr>
             </w:pPr>
-            <w:proofErr w:type="spellStart"/>
             <w:r>
               <w:rPr>
                 <w:rFonts w:eastAsia="Times New Roman"/>
@@ -5507,7 +5092,6 @@
               </w:rPr>
               <w:t>session_id</w:t>
             </w:r>
-            <w:proofErr w:type="spellEnd"/>
           </w:p>
         </w:tc>
         <w:tc>
@@ -5551,25 +5135,14 @@
                 <w:szCs w:val="22"/>
               </w:rPr>
             </w:pPr>
-            <w:proofErr w:type="gramStart"/>
-            <w:r>
-              <w:rPr>
-                <w:rFonts w:eastAsia="Times New Roman"/>
-                <w:color w:val="000000" w:themeColor="text1"/>
-                <w:sz w:val="22"/>
-                <w:szCs w:val="22"/>
-              </w:rPr>
-              <w:t>VARCHAR(</w:t>
-            </w:r>
-            <w:proofErr w:type="gramEnd"/>
-            <w:r>
-              <w:rPr>
-                <w:rFonts w:eastAsia="Times New Roman"/>
-                <w:color w:val="000000" w:themeColor="text1"/>
-                <w:sz w:val="22"/>
-                <w:szCs w:val="22"/>
-              </w:rPr>
-              <w:t>128)</w:t>
+            <w:r>
+              <w:rPr>
+                <w:rFonts w:eastAsia="Times New Roman"/>
+                <w:color w:val="000000" w:themeColor="text1"/>
+                <w:sz w:val="22"/>
+                <w:szCs w:val="22"/>
+              </w:rPr>
+              <w:t>VARCHAR(128)</w:t>
             </w:r>
           </w:p>
         </w:tc>
@@ -5593,7 +5166,6 @@
                 <w:szCs w:val="22"/>
               </w:rPr>
             </w:pPr>
-            <w:proofErr w:type="spellStart"/>
             <w:r>
               <w:rPr>
                 <w:rFonts w:eastAsia="Times New Roman"/>
@@ -5603,7 +5175,6 @@
               </w:rPr>
               <w:t>event_type_code</w:t>
             </w:r>
-            <w:proofErr w:type="spellEnd"/>
           </w:p>
         </w:tc>
         <w:tc>
@@ -5626,23 +5197,7 @@
                 <w:sz w:val="22"/>
                 <w:szCs w:val="22"/>
               </w:rPr>
-              <w:t xml:space="preserve">Код типа пользовательского действия (например, VIEW_PRODUCT, ADD_TO_CART). Является внешним ключом, ссылающимся на справочник типов событий (таблица </w:t>
-            </w:r>
-            <w:proofErr w:type="spellStart"/>
-            <w:r>
-              <w:rPr>
-                <w:sz w:val="22"/>
-                <w:szCs w:val="22"/>
-              </w:rPr>
-              <w:t>event_type</w:t>
-            </w:r>
-            <w:proofErr w:type="spellEnd"/>
-            <w:r>
-              <w:rPr>
-                <w:sz w:val="22"/>
-                <w:szCs w:val="22"/>
-              </w:rPr>
-              <w:t>), что обеспечивает целостность и единообразие классификации событий.</w:t>
+              <w:t>Код типа пользовательского действия (например, VIEW_PRODUCT, ADD_TO_CART). Является внешним ключом, ссылающимся на справочник типов событий (таблица event_type), что обеспечивает целостность и единообразие классификации событий.</w:t>
             </w:r>
           </w:p>
         </w:tc>
@@ -5662,7 +5217,6 @@
                 <w:lang w:val="en-US"/>
               </w:rPr>
             </w:pPr>
-            <w:proofErr w:type="gramStart"/>
             <w:r>
               <w:rPr>
                 <w:rFonts w:eastAsia="Times New Roman"/>
@@ -5671,18 +5225,7 @@
                 <w:szCs w:val="22"/>
                 <w:lang w:val="en-US"/>
               </w:rPr>
-              <w:t>VARCHAR(</w:t>
-            </w:r>
-            <w:proofErr w:type="gramEnd"/>
-            <w:r>
-              <w:rPr>
-                <w:rFonts w:eastAsia="Times New Roman"/>
-                <w:color w:val="000000" w:themeColor="text1"/>
-                <w:sz w:val="22"/>
-                <w:szCs w:val="22"/>
-                <w:lang w:val="en-US"/>
-              </w:rPr>
-              <w:t>64)</w:t>
+              <w:t>VARCHAR(64)</w:t>
             </w:r>
           </w:p>
         </w:tc>
@@ -5706,7 +5249,6 @@
                 <w:szCs w:val="22"/>
               </w:rPr>
             </w:pPr>
-            <w:proofErr w:type="spellStart"/>
             <w:r>
               <w:rPr>
                 <w:rFonts w:eastAsia="Times New Roman"/>
@@ -5716,7 +5258,6 @@
               </w:rPr>
               <w:t>request_path</w:t>
             </w:r>
-            <w:proofErr w:type="spellEnd"/>
           </w:p>
         </w:tc>
         <w:tc>
@@ -5741,27 +5282,7 @@
                 <w:sz w:val="22"/>
                 <w:szCs w:val="22"/>
               </w:rPr>
-              <w:t>Путь запроса (</w:t>
-            </w:r>
-            <w:proofErr w:type="spellStart"/>
-            <w:r>
-              <w:rPr>
-                <w:rFonts w:eastAsia="Times New Roman"/>
-                <w:color w:val="000000" w:themeColor="text1"/>
-                <w:sz w:val="22"/>
-                <w:szCs w:val="22"/>
-              </w:rPr>
-              <w:t>endpoint</w:t>
-            </w:r>
-            <w:proofErr w:type="spellEnd"/>
-            <w:r>
-              <w:rPr>
-                <w:rFonts w:eastAsia="Times New Roman"/>
-                <w:color w:val="000000" w:themeColor="text1"/>
-                <w:sz w:val="22"/>
-                <w:szCs w:val="22"/>
-              </w:rPr>
-              <w:t xml:space="preserve"> или страница), в рамках которого произошло событие. Используется для анализа производительности и поведения пользователей.</w:t>
+              <w:t>Путь запроса (endpoint или страница), в рамках которого произошло событие. Используется для анализа производительности и поведения пользователей.</w:t>
             </w:r>
           </w:p>
         </w:tc>
@@ -5811,7 +5332,6 @@
                 <w:szCs w:val="22"/>
               </w:rPr>
             </w:pPr>
-            <w:proofErr w:type="spellStart"/>
             <w:r>
               <w:rPr>
                 <w:rFonts w:eastAsia="Times New Roman"/>
@@ -5822,7 +5342,6 @@
               <w:lastRenderedPageBreak/>
               <w:t>http_method</w:t>
             </w:r>
-            <w:proofErr w:type="spellEnd"/>
           </w:p>
         </w:tc>
         <w:tc>
@@ -5866,25 +5385,14 @@
                 <w:szCs w:val="22"/>
               </w:rPr>
             </w:pPr>
-            <w:proofErr w:type="gramStart"/>
-            <w:r>
-              <w:rPr>
-                <w:rFonts w:eastAsia="Times New Roman"/>
-                <w:color w:val="000000" w:themeColor="text1"/>
-                <w:sz w:val="22"/>
-                <w:szCs w:val="22"/>
-              </w:rPr>
-              <w:t>VARCHAR(</w:t>
-            </w:r>
-            <w:proofErr w:type="gramEnd"/>
-            <w:r>
-              <w:rPr>
-                <w:rFonts w:eastAsia="Times New Roman"/>
-                <w:color w:val="000000" w:themeColor="text1"/>
-                <w:sz w:val="22"/>
-                <w:szCs w:val="22"/>
-              </w:rPr>
-              <w:t>10)</w:t>
+            <w:r>
+              <w:rPr>
+                <w:rFonts w:eastAsia="Times New Roman"/>
+                <w:color w:val="000000" w:themeColor="text1"/>
+                <w:sz w:val="22"/>
+                <w:szCs w:val="22"/>
+              </w:rPr>
+              <w:t>VARCHAR(10)</w:t>
             </w:r>
           </w:p>
         </w:tc>
@@ -5908,7 +5416,6 @@
                 <w:szCs w:val="22"/>
               </w:rPr>
             </w:pPr>
-            <w:proofErr w:type="spellStart"/>
             <w:r>
               <w:rPr>
                 <w:rFonts w:eastAsia="Times New Roman"/>
@@ -5918,7 +5425,6 @@
               </w:rPr>
               <w:t>trace_id</w:t>
             </w:r>
-            <w:proofErr w:type="spellEnd"/>
           </w:p>
         </w:tc>
         <w:tc>
@@ -5960,25 +5466,14 @@
                 <w:szCs w:val="22"/>
               </w:rPr>
             </w:pPr>
-            <w:proofErr w:type="gramStart"/>
-            <w:r>
-              <w:rPr>
-                <w:rFonts w:eastAsia="Times New Roman"/>
-                <w:color w:val="000000" w:themeColor="text1"/>
-                <w:sz w:val="22"/>
-                <w:szCs w:val="22"/>
-              </w:rPr>
-              <w:t>VARCHAR(</w:t>
-            </w:r>
-            <w:proofErr w:type="gramEnd"/>
-            <w:r>
-              <w:rPr>
-                <w:rFonts w:eastAsia="Times New Roman"/>
-                <w:color w:val="000000" w:themeColor="text1"/>
-                <w:sz w:val="22"/>
-                <w:szCs w:val="22"/>
-              </w:rPr>
-              <w:t>64)</w:t>
+            <w:r>
+              <w:rPr>
+                <w:rFonts w:eastAsia="Times New Roman"/>
+                <w:color w:val="000000" w:themeColor="text1"/>
+                <w:sz w:val="22"/>
+                <w:szCs w:val="22"/>
+              </w:rPr>
+              <w:t>VARCHAR(64)</w:t>
             </w:r>
           </w:p>
         </w:tc>
@@ -6002,7 +5497,6 @@
                 <w:szCs w:val="22"/>
               </w:rPr>
             </w:pPr>
-            <w:proofErr w:type="spellStart"/>
             <w:r>
               <w:rPr>
                 <w:rFonts w:eastAsia="Times New Roman"/>
@@ -6012,7 +5506,6 @@
               </w:rPr>
               <w:t>status_code</w:t>
             </w:r>
-            <w:proofErr w:type="spellEnd"/>
           </w:p>
         </w:tc>
         <w:tc>
@@ -6085,7 +5578,6 @@
                 <w:szCs w:val="22"/>
               </w:rPr>
             </w:pPr>
-            <w:proofErr w:type="spellStart"/>
             <w:r>
               <w:rPr>
                 <w:rFonts w:eastAsia="Times New Roman"/>
@@ -6095,7 +5587,6 @@
               </w:rPr>
               <w:t>is_error</w:t>
             </w:r>
-            <w:proofErr w:type="spellEnd"/>
           </w:p>
         </w:tc>
         <w:tc>
@@ -6168,7 +5659,6 @@
                 <w:szCs w:val="22"/>
               </w:rPr>
             </w:pPr>
-            <w:proofErr w:type="spellStart"/>
             <w:r>
               <w:rPr>
                 <w:rFonts w:eastAsia="Times New Roman"/>
@@ -6178,7 +5668,6 @@
               </w:rPr>
               <w:t>error_message</w:t>
             </w:r>
-            <w:proofErr w:type="spellEnd"/>
           </w:p>
         </w:tc>
         <w:tc>
@@ -6253,7 +5742,6 @@
                 <w:szCs w:val="22"/>
               </w:rPr>
             </w:pPr>
-            <w:proofErr w:type="spellStart"/>
             <w:r>
               <w:rPr>
                 <w:rFonts w:eastAsia="Times New Roman"/>
@@ -6263,7 +5751,6 @@
               </w:rPr>
               <w:t>started_at</w:t>
             </w:r>
-            <w:proofErr w:type="spellEnd"/>
           </w:p>
         </w:tc>
         <w:tc>
@@ -6336,7 +5823,6 @@
                 <w:szCs w:val="22"/>
               </w:rPr>
             </w:pPr>
-            <w:proofErr w:type="spellStart"/>
             <w:r>
               <w:rPr>
                 <w:rFonts w:eastAsia="Times New Roman"/>
@@ -6346,7 +5832,6 @@
               </w:rPr>
               <w:t>ended_at</w:t>
             </w:r>
-            <w:proofErr w:type="spellEnd"/>
           </w:p>
         </w:tc>
         <w:tc>
@@ -6419,7 +5904,6 @@
                 <w:szCs w:val="22"/>
               </w:rPr>
             </w:pPr>
-            <w:proofErr w:type="spellStart"/>
             <w:r>
               <w:rPr>
                 <w:rFonts w:eastAsia="Times New Roman"/>
@@ -6429,7 +5913,6 @@
               </w:rPr>
               <w:t>duration_ms</w:t>
             </w:r>
-            <w:proofErr w:type="spellEnd"/>
           </w:p>
         </w:tc>
         <w:tc>
@@ -6452,23 +5935,7 @@
                 <w:sz w:val="22"/>
                 <w:szCs w:val="22"/>
               </w:rPr>
-              <w:t xml:space="preserve">Общее время выполнения события в миллисекундах, рассчитываемое </w:t>
-            </w:r>
-            <w:proofErr w:type="gramStart"/>
-            <w:r>
-              <w:rPr>
-                <w:sz w:val="22"/>
-                <w:szCs w:val="22"/>
-              </w:rPr>
-              <w:t>на основе временных меток</w:t>
-            </w:r>
-            <w:proofErr w:type="gramEnd"/>
-            <w:r>
-              <w:rPr>
-                <w:sz w:val="22"/>
-                <w:szCs w:val="22"/>
-              </w:rPr>
-              <w:t xml:space="preserve"> начала и завершения.</w:t>
+              <w:t>Общее время выполнения события в миллисекундах, рассчитываемое на основе временных меток начала и завершения.</w:t>
             </w:r>
           </w:p>
         </w:tc>
@@ -6518,7 +5985,6 @@
                 <w:szCs w:val="22"/>
               </w:rPr>
             </w:pPr>
-            <w:proofErr w:type="spellStart"/>
             <w:r>
               <w:rPr>
                 <w:rFonts w:eastAsia="Times New Roman"/>
@@ -6528,7 +5994,6 @@
               </w:rPr>
               <w:t>created_at</w:t>
             </w:r>
-            <w:proofErr w:type="spellEnd"/>
           </w:p>
         </w:tc>
         <w:tc>
@@ -6594,33 +6059,18 @@
       <w:r>
         <w:t xml:space="preserve">Таблица </w:t>
       </w:r>
-      <w:r>
-        <w:fldChar w:fldCharType="begin"/>
-      </w:r>
-      <w:r>
-        <w:instrText xml:space="preserve"> SEQ Таблица \* ARABIC </w:instrText>
-      </w:r>
-      <w:r>
-        <w:fldChar w:fldCharType="separate"/>
-      </w:r>
-      <w:r>
-        <w:rPr>
-          <w:noProof/>
-        </w:rPr>
-        <w:t>2</w:t>
-      </w:r>
-      <w:r>
-        <w:rPr>
-          <w:noProof/>
-        </w:rPr>
-        <w:fldChar w:fldCharType="end"/>
-      </w:r>
+      <w:fldSimple w:instr=" SEQ Таблица \* ARABIC ">
+        <w:r>
+          <w:rPr>
+            <w:noProof/>
+          </w:rPr>
+          <w:t>2</w:t>
+        </w:r>
+      </w:fldSimple>
       <w:bookmarkEnd w:id="39"/>
       <w:r>
         <w:t>. Таблица данных события (</w:t>
       </w:r>
-      <w:proofErr w:type="spellStart"/>
-      <w:proofErr w:type="gramStart"/>
       <w:r>
         <w:rPr>
           <w:rFonts w:eastAsia="Times New Roman"/>
@@ -6628,7 +6078,6 @@
         </w:rPr>
         <w:t>analytics</w:t>
       </w:r>
-      <w:proofErr w:type="spellEnd"/>
       <w:r>
         <w:rPr>
           <w:rFonts w:eastAsia="Times New Roman"/>
@@ -6644,7 +6093,6 @@
         </w:rPr>
         <w:t>event</w:t>
       </w:r>
-      <w:proofErr w:type="gramEnd"/>
       <w:r>
         <w:t>)</w:t>
       </w:r>
@@ -6662,24 +6110,8 @@
         <w:rPr>
           <w:lang w:eastAsia="en-US"/>
         </w:rPr>
-        <w:t xml:space="preserve">Справочная сущность </w:t>
-      </w:r>
-      <w:proofErr w:type="spellStart"/>
-      <w:proofErr w:type="gramStart"/>
-      <w:r>
-        <w:rPr>
-          <w:lang w:eastAsia="en-US"/>
-        </w:rPr>
-        <w:t>analytics.event</w:t>
-      </w:r>
-      <w:proofErr w:type="gramEnd"/>
-      <w:r>
-        <w:rPr>
-          <w:lang w:eastAsia="en-US"/>
-        </w:rPr>
-        <w:t>_type</w:t>
-      </w:r>
-      <w:proofErr w:type="spellEnd"/>
+        <w:t>Справочная сущность analytics.event_type</w:t>
+      </w:r>
       <w:r>
         <w:rPr>
           <w:lang w:eastAsia="en-US"/>
@@ -6852,7 +6284,6 @@
                 <w:szCs w:val="22"/>
               </w:rPr>
             </w:pPr>
-            <w:proofErr w:type="spellStart"/>
             <w:r>
               <w:rPr>
                 <w:sz w:val="22"/>
@@ -6861,7 +6292,6 @@
               <w:lastRenderedPageBreak/>
               <w:t>code</w:t>
             </w:r>
-            <w:proofErr w:type="spellEnd"/>
           </w:p>
         </w:tc>
         <w:tc>
@@ -6998,21 +6428,12 @@
                 <w:szCs w:val="22"/>
               </w:rPr>
             </w:pPr>
-            <w:proofErr w:type="gramStart"/>
-            <w:r>
-              <w:rPr>
-                <w:sz w:val="22"/>
-                <w:szCs w:val="22"/>
-              </w:rPr>
-              <w:t>VARCHAR(</w:t>
-            </w:r>
-            <w:proofErr w:type="gramEnd"/>
-            <w:r>
-              <w:rPr>
-                <w:sz w:val="22"/>
-                <w:szCs w:val="22"/>
-              </w:rPr>
-              <w:t>64)</w:t>
+            <w:r>
+              <w:rPr>
+                <w:sz w:val="22"/>
+                <w:szCs w:val="22"/>
+              </w:rPr>
+              <w:t>VARCHAR(64)</w:t>
             </w:r>
           </w:p>
         </w:tc>
@@ -7036,7 +6457,6 @@
                 <w:szCs w:val="22"/>
               </w:rPr>
             </w:pPr>
-            <w:proofErr w:type="spellStart"/>
             <w:r>
               <w:rPr>
                 <w:sz w:val="22"/>
@@ -7044,7 +6464,6 @@
               </w:rPr>
               <w:t>name</w:t>
             </w:r>
-            <w:proofErr w:type="spellEnd"/>
           </w:p>
         </w:tc>
         <w:tc>
@@ -7062,21 +6481,12 @@
                 <w:szCs w:val="22"/>
               </w:rPr>
             </w:pPr>
-            <w:proofErr w:type="spellStart"/>
-            <w:r>
-              <w:rPr>
-                <w:sz w:val="22"/>
-                <w:szCs w:val="22"/>
-              </w:rPr>
-              <w:t>Человекочитаемое</w:t>
-            </w:r>
-            <w:proofErr w:type="spellEnd"/>
-            <w:r>
-              <w:rPr>
-                <w:sz w:val="22"/>
-                <w:szCs w:val="22"/>
-              </w:rPr>
-              <w:t xml:space="preserve"> наименование события, используемое при отображении данных в пользовательском интерфейсе и отчётах.</w:t>
+            <w:r>
+              <w:rPr>
+                <w:sz w:val="22"/>
+                <w:szCs w:val="22"/>
+              </w:rPr>
+              <w:t>Человекочитаемое наименование события, используемое при отображении данных в пользовательском интерфейсе и отчётах.</w:t>
             </w:r>
           </w:p>
         </w:tc>
@@ -7095,21 +6505,12 @@
                 <w:szCs w:val="22"/>
               </w:rPr>
             </w:pPr>
-            <w:proofErr w:type="gramStart"/>
-            <w:r>
-              <w:rPr>
-                <w:sz w:val="22"/>
-                <w:szCs w:val="22"/>
-              </w:rPr>
-              <w:t>VARCHAR(</w:t>
-            </w:r>
-            <w:proofErr w:type="gramEnd"/>
-            <w:r>
-              <w:rPr>
-                <w:sz w:val="22"/>
-                <w:szCs w:val="22"/>
-              </w:rPr>
-              <w:t>128)</w:t>
+            <w:r>
+              <w:rPr>
+                <w:sz w:val="22"/>
+                <w:szCs w:val="22"/>
+              </w:rPr>
+              <w:t>VARCHAR(128)</w:t>
             </w:r>
           </w:p>
         </w:tc>
@@ -7133,7 +6534,6 @@
                 <w:szCs w:val="22"/>
               </w:rPr>
             </w:pPr>
-            <w:proofErr w:type="spellStart"/>
             <w:r>
               <w:rPr>
                 <w:sz w:val="22"/>
@@ -7141,7 +6541,6 @@
               </w:rPr>
               <w:t>description</w:t>
             </w:r>
-            <w:proofErr w:type="spellEnd"/>
           </w:p>
         </w:tc>
         <w:tc>
@@ -7212,7 +6611,6 @@
                 <w:szCs w:val="22"/>
               </w:rPr>
             </w:pPr>
-            <w:proofErr w:type="spellStart"/>
             <w:r>
               <w:rPr>
                 <w:sz w:val="22"/>
@@ -7220,7 +6618,6 @@
               </w:rPr>
               <w:t>is_active</w:t>
             </w:r>
-            <w:proofErr w:type="spellEnd"/>
           </w:p>
         </w:tc>
         <w:tc>
@@ -7402,8 +6799,6 @@
       <w:r>
         <w:t>(</w:t>
       </w:r>
-      <w:proofErr w:type="spellStart"/>
-      <w:proofErr w:type="gramStart"/>
       <w:r>
         <w:rPr>
           <w:rFonts w:eastAsia="Times New Roman"/>
@@ -7423,17 +6818,8 @@
           <w:rFonts w:eastAsia="Times New Roman"/>
           <w:szCs w:val="28"/>
         </w:rPr>
-        <w:t>event</w:t>
-      </w:r>
-      <w:proofErr w:type="gramEnd"/>
-      <w:r>
-        <w:rPr>
-          <w:rFonts w:eastAsia="Times New Roman"/>
-          <w:szCs w:val="28"/>
-        </w:rPr>
-        <w:t>_type</w:t>
-      </w:r>
-      <w:proofErr w:type="spellEnd"/>
+        <w:t>event_type</w:t>
+      </w:r>
       <w:r>
         <w:t>)</w:t>
       </w:r>
@@ -7451,18 +6837,8 @@
         <w:rPr>
           <w:lang w:eastAsia="en-US"/>
         </w:rPr>
-        <w:t xml:space="preserve">Для детального анализа выполнения пользовательского события в модели выделена сущность этапа обработки </w:t>
-      </w:r>
-      <w:proofErr w:type="spellStart"/>
-      <w:proofErr w:type="gramStart"/>
-      <w:r>
-        <w:rPr>
-          <w:lang w:eastAsia="en-US"/>
-        </w:rPr>
-        <w:t>analytics.stage</w:t>
-      </w:r>
-      <w:proofErr w:type="spellEnd"/>
-      <w:proofErr w:type="gramEnd"/>
+        <w:t>Для детального анализа выполнения пользовательского события в модели выделена сущность этапа обработки analytics.stage</w:t>
+      </w:r>
       <w:r>
         <w:rPr>
           <w:lang w:eastAsia="en-US"/>
@@ -7519,29 +6895,7 @@
         <w:rPr>
           <w:lang w:eastAsia="en-US"/>
         </w:rPr>
-        <w:t xml:space="preserve">. Каждое событие может включать несколько этапов, отражающих последовательные стадии обработки запроса (например, выполнение бизнес-логики, обращение к базе данных, формирование ответа). Этапы связаны с соответствующим событием и классифицируются с использованием справочника </w:t>
-      </w:r>
-      <w:proofErr w:type="spellStart"/>
-      <w:proofErr w:type="gramStart"/>
-      <w:r>
-        <w:rPr>
-          <w:lang w:eastAsia="en-US"/>
-        </w:rPr>
-        <w:t>analytics.stage</w:t>
-      </w:r>
-      <w:proofErr w:type="gramEnd"/>
-      <w:r>
-        <w:rPr>
-          <w:lang w:eastAsia="en-US"/>
-        </w:rPr>
-        <w:t>_type</w:t>
-      </w:r>
-      <w:proofErr w:type="spellEnd"/>
-      <w:r>
-        <w:rPr>
-          <w:lang w:eastAsia="en-US"/>
-        </w:rPr>
-        <w:t xml:space="preserve">, что позволяет унифицировать структуру обработки и корректно агрегировать данные по типам этапов. </w:t>
+        <w:t xml:space="preserve">. Каждое событие может включать несколько этапов, отражающих последовательные стадии обработки запроса (например, выполнение бизнес-логики, обращение к базе данных, формирование ответа). Этапы связаны с соответствующим событием и классифицируются с использованием справочника analytics.stage_type, что позволяет унифицировать структуру обработки и корректно агрегировать данные по типам этапов. </w:t>
       </w:r>
     </w:p>
     <w:tbl>
@@ -7657,7 +7011,6 @@
                 <w:szCs w:val="22"/>
               </w:rPr>
             </w:pPr>
-            <w:proofErr w:type="spellStart"/>
             <w:r>
               <w:rPr>
                 <w:rFonts w:eastAsia="Times New Roman"/>
@@ -7667,7 +7020,6 @@
               </w:rPr>
               <w:t>id</w:t>
             </w:r>
-            <w:proofErr w:type="spellEnd"/>
           </w:p>
         </w:tc>
         <w:tc>
@@ -7740,7 +7092,6 @@
                 <w:szCs w:val="22"/>
               </w:rPr>
             </w:pPr>
-            <w:proofErr w:type="spellStart"/>
             <w:r>
               <w:rPr>
                 <w:rFonts w:eastAsia="Times New Roman"/>
@@ -7750,7 +7101,6 @@
               </w:rPr>
               <w:t>event_id</w:t>
             </w:r>
-            <w:proofErr w:type="spellEnd"/>
           </w:p>
         </w:tc>
         <w:tc>
@@ -7773,23 +7123,7 @@
                 <w:sz w:val="22"/>
                 <w:szCs w:val="22"/>
               </w:rPr>
-              <w:t xml:space="preserve">Идентификатор пользовательского события, к которому относится данный этап. Является внешним ключом, обеспечивающим связь с таблицей </w:t>
-            </w:r>
-            <w:proofErr w:type="spellStart"/>
-            <w:r>
-              <w:rPr>
-                <w:sz w:val="22"/>
-                <w:szCs w:val="22"/>
-              </w:rPr>
-              <w:t>event</w:t>
-            </w:r>
-            <w:proofErr w:type="spellEnd"/>
-            <w:r>
-              <w:rPr>
-                <w:sz w:val="22"/>
-                <w:szCs w:val="22"/>
-              </w:rPr>
-              <w:t xml:space="preserve"> и позволяющим объединять этапы в рамках одного события.</w:t>
+              <w:t>Идентификатор пользовательского события, к которому относится данный этап. Является внешним ключом, обеспечивающим связь с таблицей event и позволяющим объединять этапы в рамках одного события.</w:t>
             </w:r>
           </w:p>
         </w:tc>
@@ -7839,7 +7173,6 @@
                 <w:szCs w:val="22"/>
               </w:rPr>
             </w:pPr>
-            <w:proofErr w:type="spellStart"/>
             <w:r>
               <w:rPr>
                 <w:sz w:val="22"/>
@@ -7847,7 +7180,6 @@
               </w:rPr>
               <w:t>stage_type_code</w:t>
             </w:r>
-            <w:proofErr w:type="spellEnd"/>
           </w:p>
         </w:tc>
         <w:tc>
@@ -7878,23 +7210,7 @@
                 <w:szCs w:val="22"/>
               </w:rPr>
               <w:lastRenderedPageBreak/>
-              <w:t xml:space="preserve">справочник типов этапов (таблица </w:t>
-            </w:r>
-            <w:proofErr w:type="spellStart"/>
-            <w:r>
-              <w:rPr>
-                <w:sz w:val="22"/>
-                <w:szCs w:val="22"/>
-              </w:rPr>
-              <w:t>stage_type</w:t>
-            </w:r>
-            <w:proofErr w:type="spellEnd"/>
-            <w:r>
-              <w:rPr>
-                <w:sz w:val="22"/>
-                <w:szCs w:val="22"/>
-              </w:rPr>
-              <w:t>), что обеспечивает единообразие классификации этапов.</w:t>
+              <w:t>справочник типов этапов (таблица stage_type), что обеспечивает единообразие классификации этапов.</w:t>
             </w:r>
           </w:p>
         </w:tc>
@@ -7913,7 +7229,6 @@
                 <w:szCs w:val="22"/>
               </w:rPr>
             </w:pPr>
-            <w:proofErr w:type="gramStart"/>
             <w:r>
               <w:rPr>
                 <w:rFonts w:eastAsia="Times New Roman"/>
@@ -7922,17 +7237,7 @@
                 <w:szCs w:val="22"/>
               </w:rPr>
               <w:lastRenderedPageBreak/>
-              <w:t>VARCHAR(</w:t>
-            </w:r>
-            <w:proofErr w:type="gramEnd"/>
-            <w:r>
-              <w:rPr>
-                <w:rFonts w:eastAsia="Times New Roman"/>
-                <w:color w:val="000000" w:themeColor="text1"/>
-                <w:sz w:val="22"/>
-                <w:szCs w:val="22"/>
-              </w:rPr>
-              <w:t>64)</w:t>
+              <w:t>VARCHAR(64)</w:t>
             </w:r>
           </w:p>
         </w:tc>
@@ -7956,7 +7261,6 @@
                 <w:szCs w:val="22"/>
               </w:rPr>
             </w:pPr>
-            <w:proofErr w:type="spellStart"/>
             <w:r>
               <w:rPr>
                 <w:rFonts w:eastAsia="Times New Roman"/>
@@ -7966,7 +7270,6 @@
               </w:rPr>
               <w:t>stage_order</w:t>
             </w:r>
-            <w:proofErr w:type="spellEnd"/>
           </w:p>
         </w:tc>
         <w:tc>
@@ -8039,7 +7342,6 @@
                 <w:szCs w:val="22"/>
               </w:rPr>
             </w:pPr>
-            <w:proofErr w:type="spellStart"/>
             <w:r>
               <w:rPr>
                 <w:rFonts w:eastAsia="Times New Roman"/>
@@ -8049,7 +7351,6 @@
               </w:rPr>
               <w:t>started_at</w:t>
             </w:r>
-            <w:proofErr w:type="spellEnd"/>
           </w:p>
         </w:tc>
         <w:tc>
@@ -8124,7 +7425,6 @@
                 <w:szCs w:val="22"/>
               </w:rPr>
             </w:pPr>
-            <w:proofErr w:type="spellStart"/>
             <w:r>
               <w:rPr>
                 <w:rFonts w:eastAsia="Times New Roman"/>
@@ -8134,7 +7434,6 @@
               </w:rPr>
               <w:t>ended_at</w:t>
             </w:r>
-            <w:proofErr w:type="spellEnd"/>
           </w:p>
         </w:tc>
         <w:tc>
@@ -8207,7 +7506,6 @@
                 <w:szCs w:val="22"/>
               </w:rPr>
             </w:pPr>
-            <w:proofErr w:type="spellStart"/>
             <w:r>
               <w:rPr>
                 <w:rFonts w:eastAsia="Times New Roman"/>
@@ -8217,7 +7515,6 @@
               </w:rPr>
               <w:t>duration_ms</w:t>
             </w:r>
-            <w:proofErr w:type="spellEnd"/>
           </w:p>
         </w:tc>
         <w:tc>
@@ -8290,7 +7587,6 @@
                 <w:szCs w:val="22"/>
               </w:rPr>
             </w:pPr>
-            <w:proofErr w:type="spellStart"/>
             <w:r>
               <w:rPr>
                 <w:rFonts w:eastAsia="Times New Roman"/>
@@ -8300,7 +7596,6 @@
               </w:rPr>
               <w:t>is_error</w:t>
             </w:r>
-            <w:proofErr w:type="spellEnd"/>
           </w:p>
         </w:tc>
         <w:tc>
@@ -8373,7 +7668,6 @@
                 <w:szCs w:val="22"/>
               </w:rPr>
             </w:pPr>
-            <w:proofErr w:type="spellStart"/>
             <w:r>
               <w:rPr>
                 <w:rFonts w:eastAsia="Times New Roman"/>
@@ -8383,7 +7677,6 @@
               </w:rPr>
               <w:t>error_message</w:t>
             </w:r>
-            <w:proofErr w:type="spellEnd"/>
           </w:p>
         </w:tc>
         <w:tc>
@@ -8456,7 +7749,6 @@
                 <w:szCs w:val="22"/>
               </w:rPr>
             </w:pPr>
-            <w:proofErr w:type="spellStart"/>
             <w:r>
               <w:rPr>
                 <w:rFonts w:eastAsia="Times New Roman"/>
@@ -8466,7 +7758,6 @@
               </w:rPr>
               <w:t>created_at</w:t>
             </w:r>
-            <w:proofErr w:type="spellEnd"/>
           </w:p>
         </w:tc>
         <w:tc>
@@ -8535,8 +7826,6 @@
       <w:r>
         <w:t>. Таблица данных этапов обработки (</w:t>
       </w:r>
-      <w:proofErr w:type="spellStart"/>
-      <w:proofErr w:type="gramStart"/>
       <w:r>
         <w:rPr>
           <w:rFonts w:eastAsia="Times New Roman"/>
@@ -8545,7 +7834,6 @@
         </w:rPr>
         <w:t>analytics</w:t>
       </w:r>
-      <w:proofErr w:type="spellEnd"/>
       <w:r>
         <w:rPr>
           <w:rFonts w:eastAsia="Times New Roman"/>
@@ -8562,7 +7850,6 @@
         </w:rPr>
         <w:t>stage</w:t>
       </w:r>
-      <w:proofErr w:type="gramEnd"/>
       <w:r>
         <w:t>)</w:t>
       </w:r>
@@ -8574,18 +7861,8 @@
         <w:jc w:val="both"/>
       </w:pPr>
       <w:r>
-        <w:t xml:space="preserve">Справочник </w:t>
-      </w:r>
-      <w:proofErr w:type="spellStart"/>
-      <w:proofErr w:type="gramStart"/>
-      <w:r>
-        <w:t>analytics.stage</w:t>
-      </w:r>
-      <w:proofErr w:type="gramEnd"/>
-      <w:r>
-        <w:t>_type</w:t>
-      </w:r>
-      <w:proofErr w:type="spellEnd"/>
+        <w:t>Справочник analytics.stage_type</w:t>
+      </w:r>
       <w:r>
         <w:t xml:space="preserve"> (</w:t>
       </w:r>
@@ -8750,7 +8027,6 @@
                 <w:szCs w:val="22"/>
               </w:rPr>
             </w:pPr>
-            <w:proofErr w:type="spellStart"/>
             <w:r>
               <w:rPr>
                 <w:sz w:val="22"/>
@@ -8758,7 +8034,6 @@
               </w:rPr>
               <w:t>code</w:t>
             </w:r>
-            <w:proofErr w:type="spellEnd"/>
           </w:p>
         </w:tc>
         <w:tc>
@@ -8781,23 +8056,7 @@
                 <w:sz w:val="22"/>
                 <w:szCs w:val="22"/>
               </w:rPr>
-              <w:t xml:space="preserve">Уникальный код типа этапа обработки, используемый для идентификации и связи с таблицей </w:t>
-            </w:r>
-            <w:proofErr w:type="spellStart"/>
-            <w:r>
-              <w:rPr>
-                <w:sz w:val="22"/>
-                <w:szCs w:val="22"/>
-              </w:rPr>
-              <w:t>stage</w:t>
-            </w:r>
-            <w:proofErr w:type="spellEnd"/>
-            <w:r>
-              <w:rPr>
-                <w:sz w:val="22"/>
-                <w:szCs w:val="22"/>
-              </w:rPr>
-              <w:t>.</w:t>
+              <w:t>Уникальный код типа этапа обработки, используемый для идентификации и связи с таблицей stage.</w:t>
             </w:r>
           </w:p>
         </w:tc>
@@ -8816,21 +8075,12 @@
                 <w:szCs w:val="22"/>
               </w:rPr>
             </w:pPr>
-            <w:proofErr w:type="gramStart"/>
-            <w:r>
-              <w:rPr>
-                <w:sz w:val="22"/>
-                <w:szCs w:val="22"/>
-              </w:rPr>
-              <w:t>VARCHAR(</w:t>
-            </w:r>
-            <w:proofErr w:type="gramEnd"/>
-            <w:r>
-              <w:rPr>
-                <w:sz w:val="22"/>
-                <w:szCs w:val="22"/>
-              </w:rPr>
-              <w:t>64)</w:t>
+            <w:r>
+              <w:rPr>
+                <w:sz w:val="22"/>
+                <w:szCs w:val="22"/>
+              </w:rPr>
+              <w:t>VARCHAR(64)</w:t>
             </w:r>
           </w:p>
         </w:tc>
@@ -8854,7 +8104,6 @@
                 <w:szCs w:val="22"/>
               </w:rPr>
             </w:pPr>
-            <w:proofErr w:type="spellStart"/>
             <w:r>
               <w:rPr>
                 <w:sz w:val="22"/>
@@ -8862,7 +8111,6 @@
               </w:rPr>
               <w:t>name</w:t>
             </w:r>
-            <w:proofErr w:type="spellEnd"/>
           </w:p>
         </w:tc>
         <w:tc>
@@ -8880,21 +8128,12 @@
                 <w:szCs w:val="22"/>
               </w:rPr>
             </w:pPr>
-            <w:proofErr w:type="spellStart"/>
-            <w:r>
-              <w:rPr>
-                <w:sz w:val="22"/>
-                <w:szCs w:val="22"/>
-              </w:rPr>
-              <w:t>Человекочитаемое</w:t>
-            </w:r>
-            <w:proofErr w:type="spellEnd"/>
-            <w:r>
-              <w:rPr>
-                <w:sz w:val="22"/>
-                <w:szCs w:val="22"/>
-              </w:rPr>
-              <w:t xml:space="preserve"> наименование этапа, используемое при отображении в интерфейсе аналитики.</w:t>
+            <w:r>
+              <w:rPr>
+                <w:sz w:val="22"/>
+                <w:szCs w:val="22"/>
+              </w:rPr>
+              <w:t>Человекочитаемое наименование этапа, используемое при отображении в интерфейсе аналитики.</w:t>
             </w:r>
           </w:p>
         </w:tc>
@@ -8913,21 +8152,12 @@
                 <w:szCs w:val="22"/>
               </w:rPr>
             </w:pPr>
-            <w:proofErr w:type="gramStart"/>
-            <w:r>
-              <w:rPr>
-                <w:sz w:val="22"/>
-                <w:szCs w:val="22"/>
-              </w:rPr>
-              <w:t>VARCHAR(</w:t>
-            </w:r>
-            <w:proofErr w:type="gramEnd"/>
-            <w:r>
-              <w:rPr>
-                <w:sz w:val="22"/>
-                <w:szCs w:val="22"/>
-              </w:rPr>
-              <w:t>128)</w:t>
+            <w:r>
+              <w:rPr>
+                <w:sz w:val="22"/>
+                <w:szCs w:val="22"/>
+              </w:rPr>
+              <w:t>VARCHAR(128)</w:t>
             </w:r>
           </w:p>
         </w:tc>
@@ -8951,7 +8181,6 @@
                 <w:szCs w:val="22"/>
               </w:rPr>
             </w:pPr>
-            <w:proofErr w:type="spellStart"/>
             <w:r>
               <w:rPr>
                 <w:sz w:val="22"/>
@@ -8959,7 +8188,6 @@
               </w:rPr>
               <w:t>description</w:t>
             </w:r>
-            <w:proofErr w:type="spellEnd"/>
           </w:p>
         </w:tc>
         <w:tc>
@@ -9030,7 +8258,6 @@
                 <w:szCs w:val="22"/>
               </w:rPr>
             </w:pPr>
-            <w:proofErr w:type="spellStart"/>
             <w:r>
               <w:rPr>
                 <w:sz w:val="22"/>
@@ -9038,7 +8265,6 @@
               </w:rPr>
               <w:t>is_active</w:t>
             </w:r>
-            <w:proofErr w:type="spellEnd"/>
           </w:p>
         </w:tc>
         <w:tc>
@@ -9102,8 +8328,6 @@
       <w:r>
         <w:t>Таблица 5. Таблица данных классификации этапов обработки (</w:t>
       </w:r>
-      <w:proofErr w:type="spellStart"/>
-      <w:proofErr w:type="gramStart"/>
       <w:r>
         <w:rPr>
           <w:rFonts w:eastAsia="Times New Roman"/>
@@ -9123,21 +8347,7 @@
         <w:rPr>
           <w:szCs w:val="28"/>
         </w:rPr>
-        <w:t>stage</w:t>
-      </w:r>
-      <w:proofErr w:type="gramEnd"/>
-      <w:r>
-        <w:rPr>
-          <w:szCs w:val="28"/>
-        </w:rPr>
-        <w:t>_type</w:t>
-      </w:r>
-      <w:proofErr w:type="spellEnd"/>
-      <w:r>
-        <w:rPr>
-          <w:szCs w:val="28"/>
-        </w:rPr>
-        <w:t>)</w:t>
+        <w:t>stage_type)</w:t>
       </w:r>
     </w:p>
     <w:p>
@@ -9158,117 +8368,69 @@
           <w:szCs w:val="28"/>
           <w:lang w:eastAsia="ru-RU"/>
         </w:rPr>
-        <w:t xml:space="preserve">Для фиксации количественных и качественных характеристик выполнения этапов используется сущность </w:t>
-      </w:r>
-      <w:proofErr w:type="spellStart"/>
-      <w:proofErr w:type="gramStart"/>
+        <w:t>Для фиксации количественных и качественных характеристик выполнения этапов используется сущность analytics.stage_metric</w:t>
+      </w:r>
       <w:r>
         <w:rPr>
           <w:rFonts w:eastAsia="Times New Roman"/>
           <w:szCs w:val="28"/>
           <w:lang w:eastAsia="ru-RU"/>
         </w:rPr>
-        <w:t>analytics.stage</w:t>
-      </w:r>
-      <w:proofErr w:type="gramEnd"/>
+        <w:t xml:space="preserve"> </w:t>
+      </w:r>
+      <w:r>
+        <w:t>(</w:t>
+      </w:r>
+      <w:r>
+        <w:rPr>
+          <w:rFonts w:eastAsia="Times New Roman"/>
+          <w:color w:val="000000" w:themeColor="text1"/>
+          <w:szCs w:val="28"/>
+        </w:rPr>
+        <w:t>Т</w:t>
+      </w:r>
+      <w:r>
+        <w:rPr>
+          <w:rFonts w:eastAsia="Times New Roman"/>
+          <w:color w:val="000000" w:themeColor="text1"/>
+          <w:szCs w:val="28"/>
+        </w:rPr>
+        <w:t>аблиц</w:t>
+      </w:r>
+      <w:r>
+        <w:rPr>
+          <w:rFonts w:eastAsia="Times New Roman"/>
+          <w:color w:val="000000" w:themeColor="text1"/>
+          <w:szCs w:val="28"/>
+        </w:rPr>
+        <w:t>а</w:t>
+      </w:r>
+      <w:r>
+        <w:rPr>
+          <w:rFonts w:eastAsia="Times New Roman"/>
+          <w:color w:val="000000" w:themeColor="text1"/>
+          <w:szCs w:val="28"/>
+        </w:rPr>
+        <w:t xml:space="preserve"> </w:t>
+      </w:r>
+      <w:r>
+        <w:rPr>
+          <w:rFonts w:eastAsia="Times New Roman"/>
+          <w:color w:val="000000" w:themeColor="text1"/>
+          <w:szCs w:val="28"/>
+        </w:rPr>
+        <w:t>6</w:t>
+      </w:r>
+      <w:r>
+        <w:t>)</w:t>
+      </w:r>
       <w:r>
         <w:rPr>
           <w:rFonts w:eastAsia="Times New Roman"/>
           <w:szCs w:val="28"/>
           <w:lang w:eastAsia="ru-RU"/>
         </w:rPr>
-        <w:t>_metric</w:t>
-      </w:r>
-      <w:proofErr w:type="spellEnd"/>
-      <w:r>
-        <w:rPr>
-          <w:rFonts w:eastAsia="Times New Roman"/>
-          <w:szCs w:val="28"/>
-          <w:lang w:eastAsia="ru-RU"/>
-        </w:rPr>
-        <w:t xml:space="preserve"> </w:t>
-      </w:r>
-      <w:r>
-        <w:t>(</w:t>
-      </w:r>
-      <w:r>
-        <w:rPr>
-          <w:rFonts w:eastAsia="Times New Roman"/>
-          <w:color w:val="000000" w:themeColor="text1"/>
-          <w:szCs w:val="28"/>
-        </w:rPr>
-        <w:t>Т</w:t>
-      </w:r>
-      <w:r>
-        <w:rPr>
-          <w:rFonts w:eastAsia="Times New Roman"/>
-          <w:color w:val="000000" w:themeColor="text1"/>
-          <w:szCs w:val="28"/>
-        </w:rPr>
-        <w:t>аблиц</w:t>
-      </w:r>
-      <w:r>
-        <w:rPr>
-          <w:rFonts w:eastAsia="Times New Roman"/>
-          <w:color w:val="000000" w:themeColor="text1"/>
-          <w:szCs w:val="28"/>
-        </w:rPr>
-        <w:t>а</w:t>
-      </w:r>
-      <w:r>
-        <w:rPr>
-          <w:rFonts w:eastAsia="Times New Roman"/>
-          <w:color w:val="000000" w:themeColor="text1"/>
-          <w:szCs w:val="28"/>
-        </w:rPr>
-        <w:t xml:space="preserve"> </w:t>
-      </w:r>
-      <w:r>
-        <w:rPr>
-          <w:rFonts w:eastAsia="Times New Roman"/>
-          <w:color w:val="000000" w:themeColor="text1"/>
-          <w:szCs w:val="28"/>
-        </w:rPr>
-        <w:t>6</w:t>
-      </w:r>
-      <w:r>
-        <w:t>)</w:t>
-      </w:r>
-      <w:r>
-        <w:rPr>
-          <w:rFonts w:eastAsia="Times New Roman"/>
-          <w:szCs w:val="28"/>
-          <w:lang w:eastAsia="ru-RU"/>
-        </w:rPr>
-        <w:t xml:space="preserve">. Каждому этапу может соответствовать несколько метрик, отражающих различные аспекты выполнения (например, количество запросов к базе данных, объём переданных данных, время выполнения внешних вызовов). Метрики классифицируются с помощью справочника </w:t>
-      </w:r>
-      <w:proofErr w:type="spellStart"/>
-      <w:proofErr w:type="gramStart"/>
-      <w:r>
-        <w:rPr>
-          <w:rFonts w:eastAsia="Times New Roman"/>
-          <w:szCs w:val="28"/>
-          <w:lang w:eastAsia="ru-RU"/>
-        </w:rPr>
-        <w:t>analytics.metric</w:t>
-      </w:r>
-      <w:proofErr w:type="gramEnd"/>
-      <w:r>
-        <w:rPr>
-          <w:rFonts w:eastAsia="Times New Roman"/>
-          <w:szCs w:val="28"/>
-          <w:lang w:eastAsia="ru-RU"/>
-        </w:rPr>
-        <w:t>_type</w:t>
-      </w:r>
-      <w:proofErr w:type="spellEnd"/>
-      <w:r>
-        <w:rPr>
-          <w:rFonts w:eastAsia="Times New Roman"/>
-          <w:szCs w:val="28"/>
-          <w:lang w:eastAsia="ru-RU"/>
-        </w:rPr>
-        <w:t xml:space="preserve">, который определяет тип значения (числовой или текстовый) и единицы измерения, что обеспечивает единообразие хранения и обработки данных. </w:t>
+        <w:t xml:space="preserve">. Каждому этапу может соответствовать несколько метрик, отражающих различные аспекты выполнения (например, количество запросов к базе данных, объём переданных данных, время выполнения внешних вызовов). Метрики классифицируются с помощью справочника analytics.metric_type, который определяет тип значения (числовой или текстовый) и единицы измерения, что обеспечивает единообразие хранения и обработки данных. </w:t>
       </w:r>
     </w:p>
     <w:tbl>
@@ -9384,7 +8546,6 @@
                 <w:szCs w:val="22"/>
               </w:rPr>
             </w:pPr>
-            <w:proofErr w:type="spellStart"/>
             <w:r>
               <w:rPr>
                 <w:sz w:val="22"/>
@@ -9392,7 +8553,6 @@
               </w:rPr>
               <w:t>id</w:t>
             </w:r>
-            <w:proofErr w:type="spellEnd"/>
           </w:p>
         </w:tc>
         <w:tc>
@@ -9463,7 +8623,6 @@
                 <w:szCs w:val="22"/>
               </w:rPr>
             </w:pPr>
-            <w:proofErr w:type="spellStart"/>
             <w:r>
               <w:rPr>
                 <w:sz w:val="22"/>
@@ -9471,7 +8630,6 @@
               </w:rPr>
               <w:t>stage_id</w:t>
             </w:r>
-            <w:proofErr w:type="spellEnd"/>
           </w:p>
         </w:tc>
         <w:tc>
@@ -9494,23 +8652,7 @@
                 <w:sz w:val="22"/>
                 <w:szCs w:val="22"/>
               </w:rPr>
-              <w:t xml:space="preserve">Идентификатор этапа обработки, к которому относится метрика. Является внешним ключом, обеспечивающим связь с таблицей </w:t>
-            </w:r>
-            <w:proofErr w:type="spellStart"/>
-            <w:r>
-              <w:rPr>
-                <w:sz w:val="22"/>
-                <w:szCs w:val="22"/>
-              </w:rPr>
-              <w:t>stage</w:t>
-            </w:r>
-            <w:proofErr w:type="spellEnd"/>
-            <w:r>
-              <w:rPr>
-                <w:sz w:val="22"/>
-                <w:szCs w:val="22"/>
-              </w:rPr>
-              <w:t xml:space="preserve"> и позволяющим анализировать метрики в контексте конкретного этапа.</w:t>
+              <w:t>Идентификатор этапа обработки, к которому относится метрика. Является внешним ключом, обеспечивающим связь с таблицей stage и позволяющим анализировать метрики в контексте конкретного этапа.</w:t>
             </w:r>
           </w:p>
         </w:tc>
@@ -9558,7 +8700,6 @@
                 <w:szCs w:val="22"/>
               </w:rPr>
             </w:pPr>
-            <w:proofErr w:type="spellStart"/>
             <w:r>
               <w:rPr>
                 <w:sz w:val="22"/>
@@ -9567,7 +8708,6 @@
               <w:lastRenderedPageBreak/>
               <w:t>metric</w:t>
             </w:r>
-            <w:proofErr w:type="spellEnd"/>
             <w:r>
               <w:rPr>
                 <w:sz w:val="22"/>
@@ -9581,17 +8721,8 @@
                 <w:sz w:val="22"/>
                 <w:szCs w:val="22"/>
               </w:rPr>
-              <w:t>_</w:t>
-            </w:r>
-            <w:proofErr w:type="spellStart"/>
-            <w:r>
-              <w:rPr>
-                <w:sz w:val="22"/>
-                <w:szCs w:val="22"/>
-              </w:rPr>
-              <w:t>code</w:t>
-            </w:r>
-            <w:proofErr w:type="spellEnd"/>
+              <w:t>_code</w:t>
+            </w:r>
           </w:p>
         </w:tc>
         <w:tc>
@@ -9652,84 +8783,14 @@
                 <w:szCs w:val="22"/>
                 <w:lang w:val="en-US"/>
               </w:rPr>
-              <w:t xml:space="preserve">, </w:t>
-            </w:r>
-            <w:proofErr w:type="spellStart"/>
-            <w:r>
-              <w:rPr>
-                <w:sz w:val="22"/>
-                <w:szCs w:val="22"/>
-                <w:lang w:val="en-US"/>
-              </w:rPr>
-              <w:t>db_query_count</w:t>
-            </w:r>
-            <w:proofErr w:type="spellEnd"/>
-            <w:r>
-              <w:rPr>
-                <w:sz w:val="22"/>
-                <w:szCs w:val="22"/>
-                <w:lang w:val="en-US"/>
-              </w:rPr>
-              <w:t xml:space="preserve">, </w:t>
-            </w:r>
-            <w:proofErr w:type="spellStart"/>
-            <w:r>
-              <w:rPr>
-                <w:sz w:val="22"/>
-                <w:szCs w:val="22"/>
-                <w:lang w:val="en-US"/>
-              </w:rPr>
-              <w:t>response_size_bytes</w:t>
-            </w:r>
-            <w:proofErr w:type="spellEnd"/>
-            <w:r>
-              <w:rPr>
-                <w:sz w:val="22"/>
-                <w:szCs w:val="22"/>
-                <w:lang w:val="en-US"/>
-              </w:rPr>
-              <w:t xml:space="preserve">, </w:t>
-            </w:r>
-            <w:proofErr w:type="spellStart"/>
-            <w:r>
-              <w:rPr>
-                <w:sz w:val="22"/>
-                <w:szCs w:val="22"/>
-                <w:lang w:val="en-US"/>
-              </w:rPr>
-              <w:t>external_time_ms</w:t>
-            </w:r>
-            <w:proofErr w:type="spellEnd"/>
-            <w:r>
-              <w:rPr>
-                <w:sz w:val="22"/>
-                <w:szCs w:val="22"/>
-                <w:lang w:val="en-US"/>
-              </w:rPr>
-              <w:t xml:space="preserve">). </w:t>
-            </w:r>
-            <w:r>
-              <w:rPr>
-                <w:sz w:val="22"/>
-                <w:szCs w:val="22"/>
-              </w:rPr>
-              <w:t xml:space="preserve">Является внешним ключом, ссылающимся на справочник </w:t>
-            </w:r>
-            <w:proofErr w:type="spellStart"/>
-            <w:r>
-              <w:rPr>
-                <w:sz w:val="22"/>
-                <w:szCs w:val="22"/>
-              </w:rPr>
-              <w:t>metric_type</w:t>
-            </w:r>
-            <w:proofErr w:type="spellEnd"/>
-            <w:r>
-              <w:rPr>
-                <w:sz w:val="22"/>
-                <w:szCs w:val="22"/>
-              </w:rPr>
-              <w:t>, что обеспечивает единообразие и валидность используемых метрик.</w:t>
+              <w:t xml:space="preserve">, db_query_count, response_size_bytes, external_time_ms). </w:t>
+            </w:r>
+            <w:r>
+              <w:rPr>
+                <w:sz w:val="22"/>
+                <w:szCs w:val="22"/>
+              </w:rPr>
+              <w:t>Является внешним ключом, ссылающимся на справочник metric_type, что обеспечивает единообразие и валидность используемых метрик.</w:t>
             </w:r>
           </w:p>
         </w:tc>
@@ -9748,21 +8809,12 @@
                 <w:szCs w:val="22"/>
               </w:rPr>
             </w:pPr>
-            <w:proofErr w:type="gramStart"/>
-            <w:r>
-              <w:rPr>
-                <w:sz w:val="22"/>
-                <w:szCs w:val="22"/>
-              </w:rPr>
-              <w:t>VARCHAR(</w:t>
-            </w:r>
-            <w:proofErr w:type="gramEnd"/>
-            <w:r>
-              <w:rPr>
-                <w:sz w:val="22"/>
-                <w:szCs w:val="22"/>
-              </w:rPr>
-              <w:t>64)</w:t>
+            <w:r>
+              <w:rPr>
+                <w:sz w:val="22"/>
+                <w:szCs w:val="22"/>
+              </w:rPr>
+              <w:t>VARCHAR(64)</w:t>
             </w:r>
           </w:p>
         </w:tc>
@@ -9786,7 +8838,6 @@
                 <w:szCs w:val="22"/>
               </w:rPr>
             </w:pPr>
-            <w:proofErr w:type="spellStart"/>
             <w:r>
               <w:rPr>
                 <w:sz w:val="22"/>
@@ -9794,7 +8845,6 @@
               </w:rPr>
               <w:t>metric_value_num</w:t>
             </w:r>
-            <w:proofErr w:type="spellEnd"/>
           </w:p>
         </w:tc>
         <w:tc>
@@ -9836,21 +8886,12 @@
                 <w:szCs w:val="22"/>
               </w:rPr>
             </w:pPr>
-            <w:proofErr w:type="gramStart"/>
-            <w:r>
-              <w:rPr>
-                <w:sz w:val="22"/>
-                <w:szCs w:val="22"/>
-              </w:rPr>
-              <w:t>NUMERIC(</w:t>
-            </w:r>
-            <w:proofErr w:type="gramEnd"/>
-            <w:r>
-              <w:rPr>
-                <w:sz w:val="22"/>
-                <w:szCs w:val="22"/>
-              </w:rPr>
-              <w:t>14,3)</w:t>
+            <w:r>
+              <w:rPr>
+                <w:sz w:val="22"/>
+                <w:szCs w:val="22"/>
+              </w:rPr>
+              <w:t>NUMERIC(14,3)</w:t>
             </w:r>
           </w:p>
         </w:tc>
@@ -9874,7 +8915,6 @@
                 <w:szCs w:val="22"/>
               </w:rPr>
             </w:pPr>
-            <w:proofErr w:type="spellStart"/>
             <w:r>
               <w:rPr>
                 <w:sz w:val="22"/>
@@ -9882,7 +8922,6 @@
               </w:rPr>
               <w:t>metric_value_text</w:t>
             </w:r>
-            <w:proofErr w:type="spellEnd"/>
           </w:p>
         </w:tc>
         <w:tc>
@@ -9924,21 +8963,12 @@
                 <w:szCs w:val="22"/>
               </w:rPr>
             </w:pPr>
-            <w:proofErr w:type="gramStart"/>
-            <w:r>
-              <w:rPr>
-                <w:sz w:val="22"/>
-                <w:szCs w:val="22"/>
-              </w:rPr>
-              <w:t>VARCHAR(</w:t>
-            </w:r>
-            <w:proofErr w:type="gramEnd"/>
-            <w:r>
-              <w:rPr>
-                <w:sz w:val="22"/>
-                <w:szCs w:val="22"/>
-              </w:rPr>
-              <w:t>255)</w:t>
+            <w:r>
+              <w:rPr>
+                <w:sz w:val="22"/>
+                <w:szCs w:val="22"/>
+              </w:rPr>
+              <w:t>VARCHAR(255)</w:t>
             </w:r>
           </w:p>
         </w:tc>
@@ -9962,7 +8992,6 @@
                 <w:szCs w:val="22"/>
               </w:rPr>
             </w:pPr>
-            <w:proofErr w:type="spellStart"/>
             <w:r>
               <w:rPr>
                 <w:sz w:val="22"/>
@@ -9970,7 +8999,6 @@
               </w:rPr>
               <w:t>unit</w:t>
             </w:r>
-            <w:proofErr w:type="spellEnd"/>
           </w:p>
         </w:tc>
         <w:tc>
@@ -9993,71 +9021,7 @@
                 <w:sz w:val="22"/>
                 <w:szCs w:val="22"/>
               </w:rPr>
-              <w:t>Единица измерения метрики (</w:t>
-            </w:r>
-            <w:proofErr w:type="spellStart"/>
-            <w:r>
-              <w:rPr>
-                <w:sz w:val="22"/>
-                <w:szCs w:val="22"/>
-              </w:rPr>
-              <w:t>ms</w:t>
-            </w:r>
-            <w:proofErr w:type="spellEnd"/>
-            <w:r>
-              <w:rPr>
-                <w:sz w:val="22"/>
-                <w:szCs w:val="22"/>
-              </w:rPr>
-              <w:t xml:space="preserve">, </w:t>
-            </w:r>
-            <w:proofErr w:type="spellStart"/>
-            <w:r>
-              <w:rPr>
-                <w:sz w:val="22"/>
-                <w:szCs w:val="22"/>
-              </w:rPr>
-              <w:t>count</w:t>
-            </w:r>
-            <w:proofErr w:type="spellEnd"/>
-            <w:r>
-              <w:rPr>
-                <w:sz w:val="22"/>
-                <w:szCs w:val="22"/>
-              </w:rPr>
-              <w:t xml:space="preserve">, </w:t>
-            </w:r>
-            <w:proofErr w:type="spellStart"/>
-            <w:r>
-              <w:rPr>
-                <w:sz w:val="22"/>
-                <w:szCs w:val="22"/>
-              </w:rPr>
-              <w:t>bytes</w:t>
-            </w:r>
-            <w:proofErr w:type="spellEnd"/>
-            <w:r>
-              <w:rPr>
-                <w:sz w:val="22"/>
-                <w:szCs w:val="22"/>
-              </w:rPr>
-              <w:t xml:space="preserve">, %). Используется для корректного отображения и интерпретации значений. В большинстве случаев определяется на уровне справочника </w:t>
-            </w:r>
-            <w:proofErr w:type="spellStart"/>
-            <w:r>
-              <w:rPr>
-                <w:sz w:val="22"/>
-                <w:szCs w:val="22"/>
-              </w:rPr>
-              <w:t>metric_type</w:t>
-            </w:r>
-            <w:proofErr w:type="spellEnd"/>
-            <w:r>
-              <w:rPr>
-                <w:sz w:val="22"/>
-                <w:szCs w:val="22"/>
-              </w:rPr>
-              <w:t>.</w:t>
+              <w:t>Единица измерения метрики (ms, count, bytes, %). Используется для корректного отображения и интерпретации значений. В большинстве случаев определяется на уровне справочника metric_type.</w:t>
             </w:r>
           </w:p>
         </w:tc>
@@ -10076,21 +9040,12 @@
                 <w:szCs w:val="22"/>
               </w:rPr>
             </w:pPr>
-            <w:proofErr w:type="gramStart"/>
-            <w:r>
-              <w:rPr>
-                <w:sz w:val="22"/>
-                <w:szCs w:val="22"/>
-              </w:rPr>
-              <w:t>VARCHAR(</w:t>
-            </w:r>
-            <w:proofErr w:type="gramEnd"/>
-            <w:r>
-              <w:rPr>
-                <w:sz w:val="22"/>
-                <w:szCs w:val="22"/>
-              </w:rPr>
-              <w:t>32)</w:t>
+            <w:r>
+              <w:rPr>
+                <w:sz w:val="22"/>
+                <w:szCs w:val="22"/>
+              </w:rPr>
+              <w:t>VARCHAR(32)</w:t>
             </w:r>
           </w:p>
         </w:tc>
@@ -10114,7 +9069,6 @@
                 <w:szCs w:val="22"/>
               </w:rPr>
             </w:pPr>
-            <w:proofErr w:type="spellStart"/>
             <w:r>
               <w:rPr>
                 <w:sz w:val="22"/>
@@ -10122,7 +9076,6 @@
               </w:rPr>
               <w:t>recorded_at</w:t>
             </w:r>
-            <w:proofErr w:type="spellEnd"/>
           </w:p>
         </w:tc>
         <w:tc>
@@ -10189,8 +9142,6 @@
       <w:r>
         <w:t>. Таблица данных метрик (</w:t>
       </w:r>
-      <w:proofErr w:type="spellStart"/>
-      <w:proofErr w:type="gramStart"/>
       <w:r>
         <w:rPr>
           <w:rFonts w:eastAsia="Times New Roman"/>
@@ -10212,18 +9163,8 @@
           <w:szCs w:val="28"/>
           <w:lang w:eastAsia="ru-RU"/>
         </w:rPr>
-        <w:t>stage</w:t>
-      </w:r>
-      <w:proofErr w:type="gramEnd"/>
-      <w:r>
-        <w:rPr>
-          <w:rFonts w:eastAsia="Times New Roman"/>
-          <w:szCs w:val="28"/>
-          <w:lang w:eastAsia="ru-RU"/>
-        </w:rPr>
-        <w:t>_metric</w:t>
-      </w:r>
-      <w:proofErr w:type="spellEnd"/>
+        <w:t>stage_metric</w:t>
+      </w:r>
       <w:r>
         <w:t>)</w:t>
       </w:r>
@@ -10235,18 +9176,8 @@
         <w:jc w:val="both"/>
       </w:pPr>
       <w:r>
-        <w:t xml:space="preserve">Справочная сущность </w:t>
-      </w:r>
-      <w:proofErr w:type="spellStart"/>
-      <w:proofErr w:type="gramStart"/>
-      <w:r>
-        <w:t>analytics.metric</w:t>
-      </w:r>
-      <w:proofErr w:type="gramEnd"/>
-      <w:r>
-        <w:t>_type</w:t>
-      </w:r>
-      <w:proofErr w:type="spellEnd"/>
+        <w:t>Справочная сущность analytics.metric_type</w:t>
+      </w:r>
       <w:r>
         <w:t xml:space="preserve"> (</w:t>
       </w:r>
@@ -10410,7 +9341,6 @@
                 <w:szCs w:val="22"/>
               </w:rPr>
             </w:pPr>
-            <w:proofErr w:type="spellStart"/>
             <w:r>
               <w:rPr>
                 <w:sz w:val="22"/>
@@ -10418,7 +9348,6 @@
               </w:rPr>
               <w:t>code</w:t>
             </w:r>
-            <w:proofErr w:type="spellEnd"/>
           </w:p>
         </w:tc>
         <w:tc>
@@ -10441,23 +9370,7 @@
                 <w:sz w:val="22"/>
                 <w:szCs w:val="22"/>
               </w:rPr>
-              <w:t xml:space="preserve">Уникальный код метрики, используемый для идентификации и связи с таблицей </w:t>
-            </w:r>
-            <w:proofErr w:type="spellStart"/>
-            <w:r>
-              <w:rPr>
-                <w:sz w:val="22"/>
-                <w:szCs w:val="22"/>
-              </w:rPr>
-              <w:t>stage_metric</w:t>
-            </w:r>
-            <w:proofErr w:type="spellEnd"/>
-            <w:r>
-              <w:rPr>
-                <w:sz w:val="22"/>
-                <w:szCs w:val="22"/>
-              </w:rPr>
-              <w:t>.</w:t>
+              <w:t>Уникальный код метрики, используемый для идентификации и связи с таблицей stage_metric.</w:t>
             </w:r>
           </w:p>
         </w:tc>
@@ -10476,21 +9389,12 @@
                 <w:szCs w:val="22"/>
               </w:rPr>
             </w:pPr>
-            <w:proofErr w:type="gramStart"/>
-            <w:r>
-              <w:rPr>
-                <w:sz w:val="22"/>
-                <w:szCs w:val="22"/>
-              </w:rPr>
-              <w:t>VARCHAR(</w:t>
-            </w:r>
-            <w:proofErr w:type="gramEnd"/>
-            <w:r>
-              <w:rPr>
-                <w:sz w:val="22"/>
-                <w:szCs w:val="22"/>
-              </w:rPr>
-              <w:t>64)</w:t>
+            <w:r>
+              <w:rPr>
+                <w:sz w:val="22"/>
+                <w:szCs w:val="22"/>
+              </w:rPr>
+              <w:t>VARCHAR(64)</w:t>
             </w:r>
           </w:p>
         </w:tc>
@@ -10514,7 +9418,6 @@
                 <w:szCs w:val="22"/>
               </w:rPr>
             </w:pPr>
-            <w:proofErr w:type="spellStart"/>
             <w:r>
               <w:rPr>
                 <w:sz w:val="22"/>
@@ -10522,7 +9425,6 @@
               </w:rPr>
               <w:t>name</w:t>
             </w:r>
-            <w:proofErr w:type="spellEnd"/>
           </w:p>
         </w:tc>
         <w:tc>
@@ -10540,21 +9442,12 @@
                 <w:szCs w:val="22"/>
               </w:rPr>
             </w:pPr>
-            <w:proofErr w:type="spellStart"/>
-            <w:r>
-              <w:rPr>
-                <w:sz w:val="22"/>
-                <w:szCs w:val="22"/>
-              </w:rPr>
-              <w:t>Человекочитаемое</w:t>
-            </w:r>
-            <w:proofErr w:type="spellEnd"/>
-            <w:r>
-              <w:rPr>
-                <w:sz w:val="22"/>
-                <w:szCs w:val="22"/>
-              </w:rPr>
-              <w:t xml:space="preserve"> наименование метрики, используемое в интерфейсе аналитики.</w:t>
+            <w:r>
+              <w:rPr>
+                <w:sz w:val="22"/>
+                <w:szCs w:val="22"/>
+              </w:rPr>
+              <w:t>Человекочитаемое наименование метрики, используемое в интерфейсе аналитики.</w:t>
             </w:r>
           </w:p>
         </w:tc>
@@ -10573,21 +9466,12 @@
                 <w:szCs w:val="22"/>
               </w:rPr>
             </w:pPr>
-            <w:proofErr w:type="gramStart"/>
-            <w:r>
-              <w:rPr>
-                <w:sz w:val="22"/>
-                <w:szCs w:val="22"/>
-              </w:rPr>
-              <w:t>VARCHAR(</w:t>
-            </w:r>
-            <w:proofErr w:type="gramEnd"/>
-            <w:r>
-              <w:rPr>
-                <w:sz w:val="22"/>
-                <w:szCs w:val="22"/>
-              </w:rPr>
-              <w:t>128)</w:t>
+            <w:r>
+              <w:rPr>
+                <w:sz w:val="22"/>
+                <w:szCs w:val="22"/>
+              </w:rPr>
+              <w:t>VARCHAR(128)</w:t>
             </w:r>
           </w:p>
         </w:tc>
@@ -10611,7 +9495,6 @@
                 <w:szCs w:val="22"/>
               </w:rPr>
             </w:pPr>
-            <w:proofErr w:type="spellStart"/>
             <w:r>
               <w:rPr>
                 <w:sz w:val="22"/>
@@ -10619,7 +9502,6 @@
               </w:rPr>
               <w:t>description</w:t>
             </w:r>
-            <w:proofErr w:type="spellEnd"/>
           </w:p>
         </w:tc>
         <w:tc>
@@ -10785,7 +9667,6 @@
                 <w:szCs w:val="22"/>
               </w:rPr>
             </w:pPr>
-            <w:proofErr w:type="spellStart"/>
             <w:r>
               <w:rPr>
                 <w:sz w:val="22"/>
@@ -10794,7 +9675,6 @@
               <w:lastRenderedPageBreak/>
               <w:t>value_kind</w:t>
             </w:r>
-            <w:proofErr w:type="spellEnd"/>
           </w:p>
         </w:tc>
         <w:tc>
@@ -10817,23 +9697,7 @@
                 <w:sz w:val="22"/>
                 <w:szCs w:val="22"/>
               </w:rPr>
-              <w:t xml:space="preserve">Тип значения метрики (NUMERIC или TEXT), определяющий способ хранения данных в таблице </w:t>
-            </w:r>
-            <w:proofErr w:type="spellStart"/>
-            <w:r>
-              <w:rPr>
-                <w:sz w:val="22"/>
-                <w:szCs w:val="22"/>
-              </w:rPr>
-              <w:t>stage_metric</w:t>
-            </w:r>
-            <w:proofErr w:type="spellEnd"/>
-            <w:r>
-              <w:rPr>
-                <w:sz w:val="22"/>
-                <w:szCs w:val="22"/>
-              </w:rPr>
-              <w:t>.</w:t>
+              <w:t>Тип значения метрики (NUMERIC или TEXT), определяющий способ хранения данных в таблице stage_metric.</w:t>
             </w:r>
           </w:p>
         </w:tc>
@@ -10852,21 +9716,12 @@
                 <w:szCs w:val="22"/>
               </w:rPr>
             </w:pPr>
-            <w:proofErr w:type="gramStart"/>
-            <w:r>
-              <w:rPr>
-                <w:sz w:val="22"/>
-                <w:szCs w:val="22"/>
-              </w:rPr>
-              <w:t>VARCHAR(</w:t>
-            </w:r>
-            <w:proofErr w:type="gramEnd"/>
-            <w:r>
-              <w:rPr>
-                <w:sz w:val="22"/>
-                <w:szCs w:val="22"/>
-              </w:rPr>
-              <w:t>16)</w:t>
+            <w:r>
+              <w:rPr>
+                <w:sz w:val="22"/>
+                <w:szCs w:val="22"/>
+              </w:rPr>
+              <w:t>VARCHAR(16)</w:t>
             </w:r>
           </w:p>
         </w:tc>
@@ -10890,7 +9745,6 @@
                 <w:szCs w:val="22"/>
               </w:rPr>
             </w:pPr>
-            <w:proofErr w:type="spellStart"/>
             <w:r>
               <w:rPr>
                 <w:sz w:val="22"/>
@@ -10898,7 +9752,6 @@
               </w:rPr>
               <w:t>unit_default</w:t>
             </w:r>
-            <w:proofErr w:type="spellEnd"/>
           </w:p>
         </w:tc>
         <w:tc>
@@ -10921,55 +9774,7 @@
                 <w:sz w:val="22"/>
                 <w:szCs w:val="22"/>
               </w:rPr>
-              <w:t>Единица измерения метрики по умолчанию (</w:t>
-            </w:r>
-            <w:proofErr w:type="spellStart"/>
-            <w:r>
-              <w:rPr>
-                <w:sz w:val="22"/>
-                <w:szCs w:val="22"/>
-              </w:rPr>
-              <w:t>ms</w:t>
-            </w:r>
-            <w:proofErr w:type="spellEnd"/>
-            <w:r>
-              <w:rPr>
-                <w:sz w:val="22"/>
-                <w:szCs w:val="22"/>
-              </w:rPr>
-              <w:t xml:space="preserve">, </w:t>
-            </w:r>
-            <w:proofErr w:type="spellStart"/>
-            <w:r>
-              <w:rPr>
-                <w:sz w:val="22"/>
-                <w:szCs w:val="22"/>
-              </w:rPr>
-              <w:t>bytes</w:t>
-            </w:r>
-            <w:proofErr w:type="spellEnd"/>
-            <w:r>
-              <w:rPr>
-                <w:sz w:val="22"/>
-                <w:szCs w:val="22"/>
-              </w:rPr>
-              <w:t xml:space="preserve">, </w:t>
-            </w:r>
-            <w:proofErr w:type="spellStart"/>
-            <w:r>
-              <w:rPr>
-                <w:sz w:val="22"/>
-                <w:szCs w:val="22"/>
-              </w:rPr>
-              <w:t>count</w:t>
-            </w:r>
-            <w:proofErr w:type="spellEnd"/>
-            <w:r>
-              <w:rPr>
-                <w:sz w:val="22"/>
-                <w:szCs w:val="22"/>
-              </w:rPr>
-              <w:t>, %), используемая при отображении данных.</w:t>
+              <w:t>Единица измерения метрики по умолчанию (ms, bytes, count, %), используемая при отображении данных.</w:t>
             </w:r>
           </w:p>
         </w:tc>
@@ -10988,21 +9793,12 @@
                 <w:szCs w:val="22"/>
               </w:rPr>
             </w:pPr>
-            <w:proofErr w:type="gramStart"/>
-            <w:r>
-              <w:rPr>
-                <w:sz w:val="22"/>
-                <w:szCs w:val="22"/>
-              </w:rPr>
-              <w:t>VARCHAR(</w:t>
-            </w:r>
-            <w:proofErr w:type="gramEnd"/>
-            <w:r>
-              <w:rPr>
-                <w:sz w:val="22"/>
-                <w:szCs w:val="22"/>
-              </w:rPr>
-              <w:t>32)</w:t>
+            <w:r>
+              <w:rPr>
+                <w:sz w:val="22"/>
+                <w:szCs w:val="22"/>
+              </w:rPr>
+              <w:t>VARCHAR(32)</w:t>
             </w:r>
           </w:p>
         </w:tc>
@@ -11026,7 +9822,6 @@
                 <w:szCs w:val="22"/>
               </w:rPr>
             </w:pPr>
-            <w:proofErr w:type="spellStart"/>
             <w:r>
               <w:rPr>
                 <w:sz w:val="22"/>
@@ -11034,7 +9829,6 @@
               </w:rPr>
               <w:t>is_active</w:t>
             </w:r>
-            <w:proofErr w:type="spellEnd"/>
           </w:p>
         </w:tc>
         <w:tc>
@@ -11113,8 +9907,6 @@
       <w:r>
         <w:t xml:space="preserve"> (</w:t>
       </w:r>
-      <w:proofErr w:type="spellStart"/>
-      <w:proofErr w:type="gramStart"/>
       <w:r>
         <w:rPr>
           <w:rFonts w:eastAsia="Times New Roman"/>
@@ -11136,18 +9928,8 @@
           <w:szCs w:val="28"/>
           <w:lang w:eastAsia="ru-RU"/>
         </w:rPr>
-        <w:t>metric</w:t>
-      </w:r>
-      <w:proofErr w:type="gramEnd"/>
-      <w:r>
-        <w:rPr>
-          <w:rFonts w:eastAsia="Times New Roman"/>
-          <w:szCs w:val="28"/>
-          <w:lang w:eastAsia="ru-RU"/>
-        </w:rPr>
-        <w:t>_type</w:t>
-      </w:r>
-      <w:proofErr w:type="spellEnd"/>
+        <w:t>metric_type</w:t>
+      </w:r>
       <w:r>
         <w:t>)</w:t>
       </w:r>
@@ -11162,20 +9944,7 @@
         </w:rPr>
       </w:pPr>
       <w:r>
-        <w:t xml:space="preserve">Для хранения дополнительного контекста пользовательского события применяется сущность </w:t>
-      </w:r>
-      <w:proofErr w:type="spellStart"/>
-      <w:proofErr w:type="gramStart"/>
-      <w:r>
-        <w:t>analytics.event</w:t>
-      </w:r>
-      <w:proofErr w:type="gramEnd"/>
-      <w:r>
-        <w:t>_attribute</w:t>
-      </w:r>
-      <w:proofErr w:type="spellEnd"/>
-      <w:r>
-        <w:t xml:space="preserve"> (</w:t>
+        <w:t>Для хранения дополнительного контекста пользовательского события применяется сущность analytics.event_attribute (</w:t>
       </w:r>
       <w:r>
         <w:rPr>
@@ -11218,28 +9987,7 @@
         <w:t>8</w:t>
       </w:r>
       <w:r>
-        <w:t xml:space="preserve">), реализующая модель «ключ–значение». Она позволяет фиксировать произвольные параметры, связанные с событием (например, идентификатор товара, категория, источник перехода), без изменения структуры основной таблицы событий. Атрибуты классифицируются с использованием справочника </w:t>
-      </w:r>
-      <w:proofErr w:type="spellStart"/>
-      <w:proofErr w:type="gramStart"/>
-      <w:r>
-        <w:t>analytics.event</w:t>
-      </w:r>
-      <w:proofErr w:type="gramEnd"/>
-      <w:r>
-        <w:t>_attribute_type</w:t>
-      </w:r>
-      <w:proofErr w:type="spellEnd"/>
-      <w:r>
-        <w:t xml:space="preserve">, что обеспечивает контроль допустимых параметров и предотвращает появление дублирующих или </w:t>
-      </w:r>
-      <w:proofErr w:type="spellStart"/>
-      <w:r>
-        <w:t>неконсистентных</w:t>
-      </w:r>
-      <w:proofErr w:type="spellEnd"/>
-      <w:r>
-        <w:t xml:space="preserve"> данных.</w:t>
+        <w:t>), реализующая модель «ключ–значение». Она позволяет фиксировать произвольные параметры, связанные с событием (например, идентификатор товара, категория, источник перехода), без изменения структуры основной таблицы событий. Атрибуты классифицируются с использованием справочника analytics.event_attribute_type, что обеспечивает контроль допустимых параметров и предотвращает появление дублирующих или неконсистентных данных.</w:t>
       </w:r>
     </w:p>
     <w:tbl>
@@ -11355,7 +10103,6 @@
                 <w:szCs w:val="22"/>
               </w:rPr>
             </w:pPr>
-            <w:proofErr w:type="spellStart"/>
             <w:r>
               <w:rPr>
                 <w:sz w:val="22"/>
@@ -11363,7 +10110,6 @@
               </w:rPr>
               <w:t>id</w:t>
             </w:r>
-            <w:proofErr w:type="spellEnd"/>
           </w:p>
         </w:tc>
         <w:tc>
@@ -11434,7 +10180,6 @@
                 <w:szCs w:val="22"/>
               </w:rPr>
             </w:pPr>
-            <w:proofErr w:type="spellStart"/>
             <w:r>
               <w:rPr>
                 <w:sz w:val="22"/>
@@ -11442,7 +10187,6 @@
               </w:rPr>
               <w:t>event_id</w:t>
             </w:r>
-            <w:proofErr w:type="spellEnd"/>
           </w:p>
         </w:tc>
         <w:tc>
@@ -11465,23 +10209,7 @@
                 <w:sz w:val="22"/>
                 <w:szCs w:val="22"/>
               </w:rPr>
-              <w:t xml:space="preserve">Идентификатор пользовательского события, к которому относится атрибут. Является внешним ключом, обеспечивающим связь с таблицей </w:t>
-            </w:r>
-            <w:proofErr w:type="spellStart"/>
-            <w:r>
-              <w:rPr>
-                <w:sz w:val="22"/>
-                <w:szCs w:val="22"/>
-              </w:rPr>
-              <w:t>event</w:t>
-            </w:r>
-            <w:proofErr w:type="spellEnd"/>
-            <w:r>
-              <w:rPr>
-                <w:sz w:val="22"/>
-                <w:szCs w:val="22"/>
-              </w:rPr>
-              <w:t>.</w:t>
+              <w:t>Идентификатор пользовательского события, к которому относится атрибут. Является внешним ключом, обеспечивающим связь с таблицей event.</w:t>
             </w:r>
           </w:p>
         </w:tc>
@@ -11529,7 +10257,6 @@
                 <w:szCs w:val="22"/>
               </w:rPr>
             </w:pPr>
-            <w:proofErr w:type="spellStart"/>
             <w:r>
               <w:rPr>
                 <w:sz w:val="22"/>
@@ -11537,7 +10264,6 @@
               </w:rPr>
               <w:t>attribute_code</w:t>
             </w:r>
-            <w:proofErr w:type="spellEnd"/>
           </w:p>
         </w:tc>
         <w:tc>
@@ -11561,71 +10287,7 @@
                 <w:sz w:val="22"/>
                 <w:szCs w:val="22"/>
               </w:rPr>
-              <w:t xml:space="preserve">Код атрибута контекста (например, </w:t>
-            </w:r>
-            <w:proofErr w:type="spellStart"/>
-            <w:r>
-              <w:rPr>
-                <w:sz w:val="22"/>
-                <w:szCs w:val="22"/>
-              </w:rPr>
-              <w:t>product_id</w:t>
-            </w:r>
-            <w:proofErr w:type="spellEnd"/>
-            <w:r>
-              <w:rPr>
-                <w:sz w:val="22"/>
-                <w:szCs w:val="22"/>
-              </w:rPr>
-              <w:t xml:space="preserve">, </w:t>
-            </w:r>
-            <w:proofErr w:type="spellStart"/>
-            <w:r>
-              <w:rPr>
-                <w:sz w:val="22"/>
-                <w:szCs w:val="22"/>
-              </w:rPr>
-              <w:t>category_id</w:t>
-            </w:r>
-            <w:proofErr w:type="spellEnd"/>
-            <w:r>
-              <w:rPr>
-                <w:sz w:val="22"/>
-                <w:szCs w:val="22"/>
-              </w:rPr>
-              <w:t xml:space="preserve">, </w:t>
-            </w:r>
-            <w:proofErr w:type="spellStart"/>
-            <w:r>
-              <w:rPr>
-                <w:sz w:val="22"/>
-                <w:szCs w:val="22"/>
-              </w:rPr>
-              <w:t>source</w:t>
-            </w:r>
-            <w:proofErr w:type="spellEnd"/>
-            <w:r>
-              <w:rPr>
-                <w:sz w:val="22"/>
-                <w:szCs w:val="22"/>
-              </w:rPr>
-              <w:t xml:space="preserve">). Является внешним ключом, ссылающимся на справочник </w:t>
-            </w:r>
-            <w:proofErr w:type="spellStart"/>
-            <w:r>
-              <w:rPr>
-                <w:sz w:val="22"/>
-                <w:szCs w:val="22"/>
-              </w:rPr>
-              <w:t>event_attribute_type</w:t>
-            </w:r>
-            <w:proofErr w:type="spellEnd"/>
-            <w:r>
-              <w:rPr>
-                <w:sz w:val="22"/>
-                <w:szCs w:val="22"/>
-              </w:rPr>
-              <w:t>.</w:t>
+              <w:t>Код атрибута контекста (например, product_id, category_id, source). Является внешним ключом, ссылающимся на справочник event_attribute_type.</w:t>
             </w:r>
           </w:p>
         </w:tc>
@@ -11644,21 +10306,12 @@
                 <w:szCs w:val="22"/>
               </w:rPr>
             </w:pPr>
-            <w:proofErr w:type="gramStart"/>
-            <w:r>
-              <w:rPr>
-                <w:sz w:val="22"/>
-                <w:szCs w:val="22"/>
-              </w:rPr>
-              <w:t>VARCHAR(</w:t>
-            </w:r>
-            <w:proofErr w:type="gramEnd"/>
-            <w:r>
-              <w:rPr>
-                <w:sz w:val="22"/>
-                <w:szCs w:val="22"/>
-              </w:rPr>
-              <w:t>64)</w:t>
+            <w:r>
+              <w:rPr>
+                <w:sz w:val="22"/>
+                <w:szCs w:val="22"/>
+              </w:rPr>
+              <w:t>VARCHAR(64)</w:t>
             </w:r>
           </w:p>
         </w:tc>
@@ -11682,7 +10335,6 @@
                 <w:szCs w:val="22"/>
               </w:rPr>
             </w:pPr>
-            <w:proofErr w:type="spellStart"/>
             <w:r>
               <w:rPr>
                 <w:sz w:val="22"/>
@@ -11691,7 +10343,6 @@
               <w:lastRenderedPageBreak/>
               <w:t>attr_value</w:t>
             </w:r>
-            <w:proofErr w:type="spellEnd"/>
           </w:p>
         </w:tc>
         <w:tc>
@@ -11762,7 +10413,6 @@
                 <w:szCs w:val="22"/>
               </w:rPr>
             </w:pPr>
-            <w:proofErr w:type="spellStart"/>
             <w:r>
               <w:rPr>
                 <w:sz w:val="22"/>
@@ -11770,7 +10420,6 @@
               </w:rPr>
               <w:t>attr_value_json</w:t>
             </w:r>
-            <w:proofErr w:type="spellEnd"/>
           </w:p>
         </w:tc>
         <w:tc>
@@ -11841,7 +10490,6 @@
                 <w:szCs w:val="22"/>
               </w:rPr>
             </w:pPr>
-            <w:proofErr w:type="spellStart"/>
             <w:r>
               <w:rPr>
                 <w:sz w:val="22"/>
@@ -11849,7 +10497,6 @@
               </w:rPr>
               <w:t>created_at</w:t>
             </w:r>
-            <w:proofErr w:type="spellEnd"/>
           </w:p>
         </w:tc>
         <w:tc>
@@ -11914,20 +10561,11 @@
         <w:rPr>
           <w:lang w:eastAsia="en-US"/>
         </w:rPr>
-        <w:t xml:space="preserve">дополнительного </w:t>
-      </w:r>
-      <w:proofErr w:type="gramStart"/>
-      <w:r>
-        <w:rPr>
-          <w:lang w:eastAsia="en-US"/>
-        </w:rPr>
-        <w:t>контекста</w:t>
+        <w:t>дополнительного контекста</w:t>
       </w:r>
       <w:r>
         <w:t xml:space="preserve">  (</w:t>
       </w:r>
-      <w:proofErr w:type="spellStart"/>
-      <w:proofErr w:type="gramEnd"/>
       <w:r>
         <w:rPr>
           <w:rFonts w:eastAsia="Times New Roman"/>
@@ -11967,7 +10605,6 @@
         </w:rPr>
         <w:t>attribute</w:t>
       </w:r>
-      <w:proofErr w:type="spellEnd"/>
       <w:r>
         <w:t>)</w:t>
       </w:r>
@@ -11979,20 +10616,7 @@
         <w:jc w:val="both"/>
       </w:pPr>
       <w:r>
-        <w:t xml:space="preserve">Справочник </w:t>
-      </w:r>
-      <w:proofErr w:type="spellStart"/>
-      <w:proofErr w:type="gramStart"/>
-      <w:r>
-        <w:t>analytics.event</w:t>
-      </w:r>
-      <w:proofErr w:type="gramEnd"/>
-      <w:r>
-        <w:t>_attribute_type</w:t>
-      </w:r>
-      <w:proofErr w:type="spellEnd"/>
-      <w:r>
-        <w:t xml:space="preserve"> (</w:t>
+        <w:t>Справочник analytics.event_attribute_type (</w:t>
       </w:r>
       <w:r>
         <w:rPr>
@@ -12151,7 +10775,6 @@
                 <w:szCs w:val="22"/>
               </w:rPr>
             </w:pPr>
-            <w:proofErr w:type="spellStart"/>
             <w:r>
               <w:rPr>
                 <w:sz w:val="22"/>
@@ -12159,7 +10782,6 @@
               </w:rPr>
               <w:t>code</w:t>
             </w:r>
-            <w:proofErr w:type="spellEnd"/>
           </w:p>
         </w:tc>
         <w:tc>
@@ -12182,71 +10804,7 @@
                 <w:sz w:val="22"/>
                 <w:szCs w:val="22"/>
               </w:rPr>
-              <w:t xml:space="preserve">Уникальный код атрибута (например, </w:t>
-            </w:r>
-            <w:proofErr w:type="spellStart"/>
-            <w:r>
-              <w:rPr>
-                <w:sz w:val="22"/>
-                <w:szCs w:val="22"/>
-              </w:rPr>
-              <w:t>product_id</w:t>
-            </w:r>
-            <w:proofErr w:type="spellEnd"/>
-            <w:r>
-              <w:rPr>
-                <w:sz w:val="22"/>
-                <w:szCs w:val="22"/>
-              </w:rPr>
-              <w:t xml:space="preserve">, </w:t>
-            </w:r>
-            <w:proofErr w:type="spellStart"/>
-            <w:r>
-              <w:rPr>
-                <w:sz w:val="22"/>
-                <w:szCs w:val="22"/>
-              </w:rPr>
-              <w:t>source</w:t>
-            </w:r>
-            <w:proofErr w:type="spellEnd"/>
-            <w:r>
-              <w:rPr>
-                <w:sz w:val="22"/>
-                <w:szCs w:val="22"/>
-              </w:rPr>
-              <w:t xml:space="preserve">, </w:t>
-            </w:r>
-            <w:proofErr w:type="spellStart"/>
-            <w:r>
-              <w:rPr>
-                <w:sz w:val="22"/>
-                <w:szCs w:val="22"/>
-              </w:rPr>
-              <w:t>page_url</w:t>
-            </w:r>
-            <w:proofErr w:type="spellEnd"/>
-            <w:r>
-              <w:rPr>
-                <w:sz w:val="22"/>
-                <w:szCs w:val="22"/>
-              </w:rPr>
-              <w:t xml:space="preserve">), используемый для идентификации и связи с таблицей </w:t>
-            </w:r>
-            <w:proofErr w:type="spellStart"/>
-            <w:r>
-              <w:rPr>
-                <w:sz w:val="22"/>
-                <w:szCs w:val="22"/>
-              </w:rPr>
-              <w:t>event_attribute</w:t>
-            </w:r>
-            <w:proofErr w:type="spellEnd"/>
-            <w:r>
-              <w:rPr>
-                <w:sz w:val="22"/>
-                <w:szCs w:val="22"/>
-              </w:rPr>
-              <w:t>.</w:t>
+              <w:t>Уникальный код атрибута (например, product_id, source, page_url), используемый для идентификации и связи с таблицей event_attribute.</w:t>
             </w:r>
           </w:p>
         </w:tc>
@@ -12265,21 +10823,12 @@
                 <w:szCs w:val="22"/>
               </w:rPr>
             </w:pPr>
-            <w:proofErr w:type="gramStart"/>
-            <w:r>
-              <w:rPr>
-                <w:sz w:val="22"/>
-                <w:szCs w:val="22"/>
-              </w:rPr>
-              <w:t>VARCHAR(</w:t>
-            </w:r>
-            <w:proofErr w:type="gramEnd"/>
-            <w:r>
-              <w:rPr>
-                <w:sz w:val="22"/>
-                <w:szCs w:val="22"/>
-              </w:rPr>
-              <w:t>64)</w:t>
+            <w:r>
+              <w:rPr>
+                <w:sz w:val="22"/>
+                <w:szCs w:val="22"/>
+              </w:rPr>
+              <w:t>VARCHAR(64)</w:t>
             </w:r>
           </w:p>
         </w:tc>
@@ -12303,7 +10852,6 @@
                 <w:szCs w:val="22"/>
               </w:rPr>
             </w:pPr>
-            <w:proofErr w:type="spellStart"/>
             <w:r>
               <w:rPr>
                 <w:sz w:val="22"/>
@@ -12311,7 +10859,6 @@
               </w:rPr>
               <w:t>name</w:t>
             </w:r>
-            <w:proofErr w:type="spellEnd"/>
           </w:p>
         </w:tc>
         <w:tc>
@@ -12329,21 +10876,12 @@
                 <w:szCs w:val="22"/>
               </w:rPr>
             </w:pPr>
-            <w:proofErr w:type="spellStart"/>
-            <w:r>
-              <w:rPr>
-                <w:sz w:val="22"/>
-                <w:szCs w:val="22"/>
-              </w:rPr>
-              <w:t>Человекочитаемое</w:t>
-            </w:r>
-            <w:proofErr w:type="spellEnd"/>
-            <w:r>
-              <w:rPr>
-                <w:sz w:val="22"/>
-                <w:szCs w:val="22"/>
-              </w:rPr>
-              <w:t xml:space="preserve"> наименование атрибута, используемое в интерфейсе аналитики.</w:t>
+            <w:r>
+              <w:rPr>
+                <w:sz w:val="22"/>
+                <w:szCs w:val="22"/>
+              </w:rPr>
+              <w:t>Человекочитаемое наименование атрибута, используемое в интерфейсе аналитики.</w:t>
             </w:r>
           </w:p>
         </w:tc>
@@ -12362,21 +10900,12 @@
                 <w:szCs w:val="22"/>
               </w:rPr>
             </w:pPr>
-            <w:proofErr w:type="gramStart"/>
-            <w:r>
-              <w:rPr>
-                <w:sz w:val="22"/>
-                <w:szCs w:val="22"/>
-              </w:rPr>
-              <w:t>VARCHAR(</w:t>
-            </w:r>
-            <w:proofErr w:type="gramEnd"/>
-            <w:r>
-              <w:rPr>
-                <w:sz w:val="22"/>
-                <w:szCs w:val="22"/>
-              </w:rPr>
-              <w:t>128)</w:t>
+            <w:r>
+              <w:rPr>
+                <w:sz w:val="22"/>
+                <w:szCs w:val="22"/>
+              </w:rPr>
+              <w:t>VARCHAR(128)</w:t>
             </w:r>
           </w:p>
         </w:tc>
@@ -12400,7 +10929,6 @@
                 <w:szCs w:val="22"/>
               </w:rPr>
             </w:pPr>
-            <w:proofErr w:type="spellStart"/>
             <w:r>
               <w:rPr>
                 <w:sz w:val="22"/>
@@ -12408,7 +10936,6 @@
               </w:rPr>
               <w:t>description</w:t>
             </w:r>
-            <w:proofErr w:type="spellEnd"/>
           </w:p>
         </w:tc>
         <w:tc>
@@ -12493,7 +11020,6 @@
                 <w:szCs w:val="22"/>
               </w:rPr>
             </w:pPr>
-            <w:proofErr w:type="spellStart"/>
             <w:r>
               <w:rPr>
                 <w:sz w:val="22"/>
@@ -12501,7 +11027,6 @@
               </w:rPr>
               <w:t>value_kind</w:t>
             </w:r>
-            <w:proofErr w:type="spellEnd"/>
           </w:p>
         </w:tc>
         <w:tc>
@@ -12524,23 +11049,7 @@
                 <w:sz w:val="22"/>
                 <w:szCs w:val="22"/>
               </w:rPr>
-              <w:t xml:space="preserve">Тип значения атрибута (TEXT, NUMERIC, BOOLEAN, JSON), определяющий способ хранения значения в таблице </w:t>
-            </w:r>
-            <w:proofErr w:type="spellStart"/>
-            <w:r>
-              <w:rPr>
-                <w:sz w:val="22"/>
-                <w:szCs w:val="22"/>
-              </w:rPr>
-              <w:t>event_attribute</w:t>
-            </w:r>
-            <w:proofErr w:type="spellEnd"/>
-            <w:r>
-              <w:rPr>
-                <w:sz w:val="22"/>
-                <w:szCs w:val="22"/>
-              </w:rPr>
-              <w:t>.</w:t>
+              <w:t>Тип значения атрибута (TEXT, NUMERIC, BOOLEAN, JSON), определяющий способ хранения значения в таблице event_attribute.</w:t>
             </w:r>
           </w:p>
         </w:tc>
@@ -12559,21 +11068,12 @@
                 <w:szCs w:val="22"/>
               </w:rPr>
             </w:pPr>
-            <w:proofErr w:type="gramStart"/>
-            <w:r>
-              <w:rPr>
-                <w:sz w:val="22"/>
-                <w:szCs w:val="22"/>
-              </w:rPr>
-              <w:t>VARCHAR(</w:t>
-            </w:r>
-            <w:proofErr w:type="gramEnd"/>
-            <w:r>
-              <w:rPr>
-                <w:sz w:val="22"/>
-                <w:szCs w:val="22"/>
-              </w:rPr>
-              <w:t>16)</w:t>
+            <w:r>
+              <w:rPr>
+                <w:sz w:val="22"/>
+                <w:szCs w:val="22"/>
+              </w:rPr>
+              <w:t>VARCHAR(16)</w:t>
             </w:r>
           </w:p>
         </w:tc>
@@ -12597,7 +11097,6 @@
                 <w:szCs w:val="22"/>
               </w:rPr>
             </w:pPr>
-            <w:proofErr w:type="spellStart"/>
             <w:r>
               <w:rPr>
                 <w:sz w:val="22"/>
@@ -12605,7 +11104,6 @@
               </w:rPr>
               <w:t>unit_default</w:t>
             </w:r>
-            <w:proofErr w:type="spellEnd"/>
           </w:p>
         </w:tc>
         <w:tc>
@@ -12647,21 +11145,12 @@
                 <w:szCs w:val="22"/>
               </w:rPr>
             </w:pPr>
-            <w:proofErr w:type="gramStart"/>
-            <w:r>
-              <w:rPr>
-                <w:sz w:val="22"/>
-                <w:szCs w:val="22"/>
-              </w:rPr>
-              <w:t>VARCHAR(</w:t>
-            </w:r>
-            <w:proofErr w:type="gramEnd"/>
-            <w:r>
-              <w:rPr>
-                <w:sz w:val="22"/>
-                <w:szCs w:val="22"/>
-              </w:rPr>
-              <w:t>32)</w:t>
+            <w:r>
+              <w:rPr>
+                <w:sz w:val="22"/>
+                <w:szCs w:val="22"/>
+              </w:rPr>
+              <w:t>VARCHAR(32)</w:t>
             </w:r>
           </w:p>
         </w:tc>
@@ -12685,7 +11174,6 @@
                 <w:szCs w:val="22"/>
               </w:rPr>
             </w:pPr>
-            <w:proofErr w:type="spellStart"/>
             <w:r>
               <w:rPr>
                 <w:sz w:val="22"/>
@@ -12694,7 +11182,6 @@
               <w:lastRenderedPageBreak/>
               <w:t>is_active</w:t>
             </w:r>
-            <w:proofErr w:type="spellEnd"/>
           </w:p>
         </w:tc>
         <w:tc>
@@ -12794,7 +11281,6 @@
       <w:r>
         <w:t>(</w:t>
       </w:r>
-      <w:proofErr w:type="gramStart"/>
       <w:r>
         <w:rPr>
           <w:rFonts w:eastAsia="Times New Roman"/>
@@ -12817,7 +11303,6 @@
         </w:rPr>
         <w:t>event</w:t>
       </w:r>
-      <w:proofErr w:type="gramEnd"/>
       <w:r>
         <w:rPr>
           <w:lang w:eastAsia="en-US"/>
@@ -12859,18 +11344,8 @@
         </w:rPr>
       </w:pPr>
       <w:r>
-        <w:t xml:space="preserve">Для повышения производительности системы и ускорения построения отчётов в модели предусмотрен механизм агрегации данных. Сущность </w:t>
-      </w:r>
-      <w:proofErr w:type="spellStart"/>
-      <w:proofErr w:type="gramStart"/>
-      <w:r>
-        <w:t>analytics.aggregation</w:t>
-      </w:r>
-      <w:proofErr w:type="gramEnd"/>
-      <w:r>
-        <w:t>_run</w:t>
-      </w:r>
-      <w:proofErr w:type="spellEnd"/>
+        <w:t>Для повышения производительности системы и ускорения построения отчётов в модели предусмотрен механизм агрегации данных. Сущность analytics.aggregation_run</w:t>
+      </w:r>
       <w:r>
         <w:t xml:space="preserve"> (Таблица 10)</w:t>
       </w:r>
@@ -13000,7 +11475,6 @@
                 <w:szCs w:val="22"/>
               </w:rPr>
             </w:pPr>
-            <w:proofErr w:type="spellStart"/>
             <w:r>
               <w:rPr>
                 <w:sz w:val="22"/>
@@ -13008,7 +11482,6 @@
               </w:rPr>
               <w:t>id</w:t>
             </w:r>
-            <w:proofErr w:type="spellEnd"/>
           </w:p>
         </w:tc>
         <w:tc>
@@ -13079,7 +11552,6 @@
                 <w:szCs w:val="22"/>
               </w:rPr>
             </w:pPr>
-            <w:proofErr w:type="spellStart"/>
             <w:r>
               <w:rPr>
                 <w:sz w:val="22"/>
@@ -13087,7 +11559,6 @@
               </w:rPr>
               <w:t>run_type</w:t>
             </w:r>
-            <w:proofErr w:type="spellEnd"/>
           </w:p>
         </w:tc>
         <w:tc>
@@ -13129,21 +11600,12 @@
                 <w:szCs w:val="22"/>
               </w:rPr>
             </w:pPr>
-            <w:proofErr w:type="gramStart"/>
-            <w:r>
-              <w:rPr>
-                <w:sz w:val="22"/>
-                <w:szCs w:val="22"/>
-              </w:rPr>
-              <w:t>VARCHAR(</w:t>
-            </w:r>
-            <w:proofErr w:type="gramEnd"/>
-            <w:r>
-              <w:rPr>
-                <w:sz w:val="22"/>
-                <w:szCs w:val="22"/>
-              </w:rPr>
-              <w:t>16)</w:t>
+            <w:r>
+              <w:rPr>
+                <w:sz w:val="22"/>
+                <w:szCs w:val="22"/>
+              </w:rPr>
+              <w:t>VARCHAR(16)</w:t>
             </w:r>
           </w:p>
         </w:tc>
@@ -13167,7 +11629,6 @@
                 <w:szCs w:val="22"/>
               </w:rPr>
             </w:pPr>
-            <w:proofErr w:type="spellStart"/>
             <w:r>
               <w:rPr>
                 <w:sz w:val="22"/>
@@ -13175,7 +11636,6 @@
               </w:rPr>
               <w:t>granularity</w:t>
             </w:r>
-            <w:proofErr w:type="spellEnd"/>
           </w:p>
         </w:tc>
         <w:tc>
@@ -13217,21 +11677,12 @@
                 <w:szCs w:val="22"/>
               </w:rPr>
             </w:pPr>
-            <w:proofErr w:type="gramStart"/>
-            <w:r>
-              <w:rPr>
-                <w:sz w:val="22"/>
-                <w:szCs w:val="22"/>
-              </w:rPr>
-              <w:t>VARCHAR(</w:t>
-            </w:r>
-            <w:proofErr w:type="gramEnd"/>
-            <w:r>
-              <w:rPr>
-                <w:sz w:val="22"/>
-                <w:szCs w:val="22"/>
-              </w:rPr>
-              <w:t>16)</w:t>
+            <w:r>
+              <w:rPr>
+                <w:sz w:val="22"/>
+                <w:szCs w:val="22"/>
+              </w:rPr>
+              <w:t>VARCHAR(16)</w:t>
             </w:r>
           </w:p>
         </w:tc>
@@ -13255,7 +11706,6 @@
                 <w:szCs w:val="22"/>
               </w:rPr>
             </w:pPr>
-            <w:proofErr w:type="spellStart"/>
             <w:r>
               <w:rPr>
                 <w:sz w:val="22"/>
@@ -13263,7 +11713,6 @@
               </w:rPr>
               <w:t>period_start</w:t>
             </w:r>
-            <w:proofErr w:type="spellEnd"/>
           </w:p>
         </w:tc>
         <w:tc>
@@ -13334,7 +11783,6 @@
                 <w:szCs w:val="22"/>
               </w:rPr>
             </w:pPr>
-            <w:proofErr w:type="spellStart"/>
             <w:r>
               <w:rPr>
                 <w:sz w:val="22"/>
@@ -13342,7 +11790,6 @@
               </w:rPr>
               <w:t>period_end</w:t>
             </w:r>
-            <w:proofErr w:type="spellEnd"/>
           </w:p>
         </w:tc>
         <w:tc>
@@ -13413,7 +11860,6 @@
                 <w:szCs w:val="22"/>
               </w:rPr>
             </w:pPr>
-            <w:proofErr w:type="spellStart"/>
             <w:r>
               <w:rPr>
                 <w:sz w:val="22"/>
@@ -13421,7 +11867,6 @@
               </w:rPr>
               <w:t>status</w:t>
             </w:r>
-            <w:proofErr w:type="spellEnd"/>
           </w:p>
         </w:tc>
         <w:tc>
@@ -13463,21 +11908,12 @@
                 <w:szCs w:val="22"/>
               </w:rPr>
             </w:pPr>
-            <w:proofErr w:type="gramStart"/>
-            <w:r>
-              <w:rPr>
-                <w:sz w:val="22"/>
-                <w:szCs w:val="22"/>
-              </w:rPr>
-              <w:t>VARCHAR(</w:t>
-            </w:r>
-            <w:proofErr w:type="gramEnd"/>
-            <w:r>
-              <w:rPr>
-                <w:sz w:val="22"/>
-                <w:szCs w:val="22"/>
-              </w:rPr>
-              <w:t>16)</w:t>
+            <w:r>
+              <w:rPr>
+                <w:sz w:val="22"/>
+                <w:szCs w:val="22"/>
+              </w:rPr>
+              <w:t>VARCHAR(16)</w:t>
             </w:r>
           </w:p>
         </w:tc>
@@ -13501,7 +11937,6 @@
                 <w:szCs w:val="22"/>
               </w:rPr>
             </w:pPr>
-            <w:proofErr w:type="spellStart"/>
             <w:r>
               <w:rPr>
                 <w:sz w:val="22"/>
@@ -13509,7 +11944,6 @@
               </w:rPr>
               <w:t>started_at</w:t>
             </w:r>
-            <w:proofErr w:type="spellEnd"/>
           </w:p>
         </w:tc>
         <w:tc>
@@ -13580,7 +12014,6 @@
                 <w:szCs w:val="22"/>
               </w:rPr>
             </w:pPr>
-            <w:proofErr w:type="spellStart"/>
             <w:r>
               <w:rPr>
                 <w:sz w:val="22"/>
@@ -13588,7 +12021,6 @@
               </w:rPr>
               <w:t>finished_at</w:t>
             </w:r>
-            <w:proofErr w:type="spellEnd"/>
           </w:p>
         </w:tc>
         <w:tc>
@@ -13659,7 +12091,6 @@
                 <w:szCs w:val="22"/>
               </w:rPr>
             </w:pPr>
-            <w:proofErr w:type="spellStart"/>
             <w:r>
               <w:rPr>
                 <w:sz w:val="22"/>
@@ -13668,7 +12099,6 @@
               <w:lastRenderedPageBreak/>
               <w:t>rows_written</w:t>
             </w:r>
-            <w:proofErr w:type="spellEnd"/>
           </w:p>
         </w:tc>
         <w:tc>
@@ -13739,7 +12169,6 @@
                 <w:szCs w:val="22"/>
               </w:rPr>
             </w:pPr>
-            <w:proofErr w:type="spellStart"/>
             <w:r>
               <w:rPr>
                 <w:sz w:val="22"/>
@@ -13747,7 +12176,6 @@
               </w:rPr>
               <w:t>error_message</w:t>
             </w:r>
-            <w:proofErr w:type="spellEnd"/>
           </w:p>
         </w:tc>
         <w:tc>
@@ -13839,7 +12267,6 @@
       <w:r>
         <w:t>(</w:t>
       </w:r>
-      <w:proofErr w:type="gramStart"/>
       <w:r>
         <w:rPr>
           <w:rFonts w:eastAsia="Times New Roman"/>
@@ -13862,7 +12289,6 @@
         </w:rPr>
         <w:t>aggregation</w:t>
       </w:r>
-      <w:proofErr w:type="gramEnd"/>
       <w:r>
         <w:rPr>
           <w:lang w:eastAsia="en-US"/>
@@ -13897,55 +12323,21 @@
           <w:szCs w:val="28"/>
           <w:lang w:eastAsia="en-US"/>
         </w:rPr>
-        <w:t xml:space="preserve">Результаты агрегации сохраняются в сущности </w:t>
-      </w:r>
-      <w:proofErr w:type="spellStart"/>
-      <w:proofErr w:type="gramStart"/>
+        <w:t>Результаты агрегации сохраняются в сущности analytics.aggregated_metric</w:t>
+      </w:r>
       <w:r>
         <w:rPr>
           <w:szCs w:val="28"/>
           <w:lang w:eastAsia="en-US"/>
         </w:rPr>
-        <w:t>analytics.aggregated</w:t>
-      </w:r>
-      <w:proofErr w:type="gramEnd"/>
+        <w:t xml:space="preserve"> (Таблица 11)</w:t>
+      </w:r>
       <w:r>
         <w:rPr>
           <w:szCs w:val="28"/>
           <w:lang w:eastAsia="en-US"/>
         </w:rPr>
-        <w:t>_metric</w:t>
-      </w:r>
-      <w:proofErr w:type="spellEnd"/>
-      <w:r>
-        <w:rPr>
-          <w:szCs w:val="28"/>
-          <w:lang w:eastAsia="en-US"/>
-        </w:rPr>
-        <w:t xml:space="preserve"> (Таблица 11)</w:t>
-      </w:r>
-      <w:r>
-        <w:rPr>
-          <w:szCs w:val="28"/>
-          <w:lang w:eastAsia="en-US"/>
-        </w:rPr>
-        <w:t xml:space="preserve">, которая содержит </w:t>
-      </w:r>
-      <w:proofErr w:type="spellStart"/>
-      <w:r>
-        <w:rPr>
-          <w:szCs w:val="28"/>
-          <w:lang w:eastAsia="en-US"/>
-        </w:rPr>
-        <w:t>предрассчитанные</w:t>
-      </w:r>
-      <w:proofErr w:type="spellEnd"/>
-      <w:r>
-        <w:rPr>
-          <w:szCs w:val="28"/>
-          <w:lang w:eastAsia="en-US"/>
-        </w:rPr>
-        <w:t xml:space="preserve"> показатели (средние значения, перцентили, максимальные значения и долю ошибок) в разрезе типов событий и этапов обработки за определённые временные интервалы. Использование данной сущности позволяет существенно снизить нагрузку на базу данных при формировании аналитических отчётов и обеспечить высокую скорость отклика системы.</w:t>
+        <w:t>, которая содержит предрассчитанные показатели (средние значения, перцентили, максимальные значения и долю ошибок) в разрезе типов событий и этапов обработки за определённые временные интервалы. Использование данной сущности позволяет существенно снизить нагрузку на базу данных при формировании аналитических отчётов и обеспечить высокую скорость отклика системы.</w:t>
       </w:r>
     </w:p>
     <w:tbl>
@@ -14061,7 +12453,6 @@
                 <w:szCs w:val="22"/>
               </w:rPr>
             </w:pPr>
-            <w:proofErr w:type="spellStart"/>
             <w:r>
               <w:rPr>
                 <w:sz w:val="22"/>
@@ -14069,7 +12460,6 @@
               </w:rPr>
               <w:t>id</w:t>
             </w:r>
-            <w:proofErr w:type="spellEnd"/>
           </w:p>
         </w:tc>
         <w:tc>
@@ -14140,7 +12530,6 @@
                 <w:szCs w:val="22"/>
               </w:rPr>
             </w:pPr>
-            <w:proofErr w:type="spellStart"/>
             <w:r>
               <w:rPr>
                 <w:sz w:val="22"/>
@@ -14148,7 +12537,6 @@
               </w:rPr>
               <w:t>aggregation_run_id</w:t>
             </w:r>
-            <w:proofErr w:type="spellEnd"/>
           </w:p>
         </w:tc>
         <w:tc>
@@ -14219,7 +12607,6 @@
                 <w:szCs w:val="22"/>
               </w:rPr>
             </w:pPr>
-            <w:proofErr w:type="spellStart"/>
             <w:r>
               <w:rPr>
                 <w:sz w:val="22"/>
@@ -14227,7 +12614,6 @@
               </w:rPr>
               <w:t>event_type_code</w:t>
             </w:r>
-            <w:proofErr w:type="spellEnd"/>
           </w:p>
         </w:tc>
         <w:tc>
@@ -14269,21 +12655,12 @@
                 <w:szCs w:val="22"/>
               </w:rPr>
             </w:pPr>
-            <w:proofErr w:type="gramStart"/>
-            <w:r>
-              <w:rPr>
-                <w:sz w:val="22"/>
-                <w:szCs w:val="22"/>
-              </w:rPr>
-              <w:t>VARCHAR(</w:t>
-            </w:r>
-            <w:proofErr w:type="gramEnd"/>
-            <w:r>
-              <w:rPr>
-                <w:sz w:val="22"/>
-                <w:szCs w:val="22"/>
-              </w:rPr>
-              <w:t>64)</w:t>
+            <w:r>
+              <w:rPr>
+                <w:sz w:val="22"/>
+                <w:szCs w:val="22"/>
+              </w:rPr>
+              <w:t>VARCHAR(64)</w:t>
             </w:r>
           </w:p>
         </w:tc>
@@ -14307,7 +12684,6 @@
                 <w:szCs w:val="22"/>
               </w:rPr>
             </w:pPr>
-            <w:proofErr w:type="spellStart"/>
             <w:r>
               <w:rPr>
                 <w:sz w:val="22"/>
@@ -14315,7 +12691,6 @@
               </w:rPr>
               <w:t>stage_type_code</w:t>
             </w:r>
-            <w:proofErr w:type="spellEnd"/>
           </w:p>
         </w:tc>
         <w:tc>
@@ -14347,7 +12722,6 @@
               </w:rPr>
               <w:t xml:space="preserve">принимать </w:t>
             </w:r>
-            <w:proofErr w:type="gramStart"/>
             <w:r>
               <w:rPr>
                 <w:sz w:val="22"/>
@@ -14367,15 +12741,7 @@
                 <w:sz w:val="22"/>
                 <w:szCs w:val="22"/>
               </w:rPr>
-              <w:t xml:space="preserve"> для</w:t>
-            </w:r>
-            <w:proofErr w:type="gramEnd"/>
-            <w:r>
-              <w:rPr>
-                <w:sz w:val="22"/>
-                <w:szCs w:val="22"/>
-              </w:rPr>
-              <w:t xml:space="preserve"> агрегатов уровня события).</w:t>
+              <w:t xml:space="preserve"> для агрегатов уровня события).</w:t>
             </w:r>
           </w:p>
         </w:tc>
@@ -14394,21 +12760,12 @@
                 <w:szCs w:val="22"/>
               </w:rPr>
             </w:pPr>
-            <w:proofErr w:type="gramStart"/>
-            <w:r>
-              <w:rPr>
-                <w:sz w:val="22"/>
-                <w:szCs w:val="22"/>
-              </w:rPr>
-              <w:t>VARCHAR(</w:t>
-            </w:r>
-            <w:proofErr w:type="gramEnd"/>
-            <w:r>
-              <w:rPr>
-                <w:sz w:val="22"/>
-                <w:szCs w:val="22"/>
-              </w:rPr>
-              <w:t>64)</w:t>
+            <w:r>
+              <w:rPr>
+                <w:sz w:val="22"/>
+                <w:szCs w:val="22"/>
+              </w:rPr>
+              <w:t>VARCHAR(64)</w:t>
             </w:r>
           </w:p>
         </w:tc>
@@ -14432,7 +12789,6 @@
                 <w:szCs w:val="22"/>
               </w:rPr>
             </w:pPr>
-            <w:proofErr w:type="spellStart"/>
             <w:r>
               <w:rPr>
                 <w:sz w:val="22"/>
@@ -14440,7 +12796,6 @@
               </w:rPr>
               <w:t>period_start</w:t>
             </w:r>
-            <w:proofErr w:type="spellEnd"/>
           </w:p>
         </w:tc>
         <w:tc>
@@ -14511,7 +12866,6 @@
                 <w:szCs w:val="22"/>
               </w:rPr>
             </w:pPr>
-            <w:proofErr w:type="spellStart"/>
             <w:r>
               <w:rPr>
                 <w:sz w:val="22"/>
@@ -14519,7 +12873,6 @@
               </w:rPr>
               <w:t>period_end</w:t>
             </w:r>
-            <w:proofErr w:type="spellEnd"/>
           </w:p>
         </w:tc>
         <w:tc>
@@ -14590,7 +12943,6 @@
                 <w:szCs w:val="22"/>
               </w:rPr>
             </w:pPr>
-            <w:proofErr w:type="spellStart"/>
             <w:r>
               <w:rPr>
                 <w:sz w:val="22"/>
@@ -14598,7 +12950,6 @@
               </w:rPr>
               <w:t>sample_count</w:t>
             </w:r>
-            <w:proofErr w:type="spellEnd"/>
           </w:p>
         </w:tc>
         <w:tc>
@@ -14669,7 +13020,6 @@
                 <w:szCs w:val="22"/>
               </w:rPr>
             </w:pPr>
-            <w:proofErr w:type="spellStart"/>
             <w:r>
               <w:rPr>
                 <w:sz w:val="22"/>
@@ -14677,7 +13027,6 @@
               </w:rPr>
               <w:t>avg_ms</w:t>
             </w:r>
-            <w:proofErr w:type="spellEnd"/>
           </w:p>
         </w:tc>
         <w:tc>
@@ -14719,21 +13068,12 @@
                 <w:szCs w:val="22"/>
               </w:rPr>
             </w:pPr>
-            <w:proofErr w:type="gramStart"/>
-            <w:r>
-              <w:rPr>
-                <w:sz w:val="22"/>
-                <w:szCs w:val="22"/>
-              </w:rPr>
-              <w:t>NUMERIC(</w:t>
-            </w:r>
-            <w:proofErr w:type="gramEnd"/>
-            <w:r>
-              <w:rPr>
-                <w:sz w:val="22"/>
-                <w:szCs w:val="22"/>
-              </w:rPr>
-              <w:t>12,3)</w:t>
+            <w:r>
+              <w:rPr>
+                <w:sz w:val="22"/>
+                <w:szCs w:val="22"/>
+              </w:rPr>
+              <w:t>NUMERIC(12,3)</w:t>
             </w:r>
           </w:p>
         </w:tc>
@@ -14806,21 +13146,12 @@
                 <w:szCs w:val="22"/>
               </w:rPr>
             </w:pPr>
-            <w:proofErr w:type="gramStart"/>
-            <w:r>
-              <w:rPr>
-                <w:sz w:val="22"/>
-                <w:szCs w:val="22"/>
-              </w:rPr>
-              <w:t>NUMERIC(</w:t>
-            </w:r>
-            <w:proofErr w:type="gramEnd"/>
-            <w:r>
-              <w:rPr>
-                <w:sz w:val="22"/>
-                <w:szCs w:val="22"/>
-              </w:rPr>
-              <w:t>12,3)</w:t>
+            <w:r>
+              <w:rPr>
+                <w:sz w:val="22"/>
+                <w:szCs w:val="22"/>
+              </w:rPr>
+              <w:t>NUMERIC(12,3)</w:t>
             </w:r>
           </w:p>
         </w:tc>
@@ -14892,21 +13223,12 @@
                 <w:szCs w:val="22"/>
               </w:rPr>
             </w:pPr>
-            <w:proofErr w:type="gramStart"/>
-            <w:r>
-              <w:rPr>
-                <w:sz w:val="22"/>
-                <w:szCs w:val="22"/>
-              </w:rPr>
-              <w:t>NUMERIC(</w:t>
-            </w:r>
-            <w:proofErr w:type="gramEnd"/>
-            <w:r>
-              <w:rPr>
-                <w:sz w:val="22"/>
-                <w:szCs w:val="22"/>
-              </w:rPr>
-              <w:t>12,3)</w:t>
+            <w:r>
+              <w:rPr>
+                <w:sz w:val="22"/>
+                <w:szCs w:val="22"/>
+              </w:rPr>
+              <w:t>NUMERIC(12,3)</w:t>
             </w:r>
           </w:p>
         </w:tc>
@@ -14978,21 +13300,12 @@
                 <w:szCs w:val="22"/>
               </w:rPr>
             </w:pPr>
-            <w:proofErr w:type="gramStart"/>
-            <w:r>
-              <w:rPr>
-                <w:sz w:val="22"/>
-                <w:szCs w:val="22"/>
-              </w:rPr>
-              <w:t>NUMERIC(</w:t>
-            </w:r>
-            <w:proofErr w:type="gramEnd"/>
-            <w:r>
-              <w:rPr>
-                <w:sz w:val="22"/>
-                <w:szCs w:val="22"/>
-              </w:rPr>
-              <w:t>12,3)</w:t>
+            <w:r>
+              <w:rPr>
+                <w:sz w:val="22"/>
+                <w:szCs w:val="22"/>
+              </w:rPr>
+              <w:t>NUMERIC(12,3)</w:t>
             </w:r>
           </w:p>
         </w:tc>
@@ -15016,7 +13329,6 @@
                 <w:szCs w:val="22"/>
               </w:rPr>
             </w:pPr>
-            <w:proofErr w:type="spellStart"/>
             <w:r>
               <w:rPr>
                 <w:sz w:val="22"/>
@@ -15024,7 +13336,6 @@
               </w:rPr>
               <w:t>max_ms</w:t>
             </w:r>
-            <w:proofErr w:type="spellEnd"/>
           </w:p>
         </w:tc>
         <w:tc>
@@ -15066,21 +13377,12 @@
                 <w:szCs w:val="22"/>
               </w:rPr>
             </w:pPr>
-            <w:proofErr w:type="gramStart"/>
-            <w:r>
-              <w:rPr>
-                <w:sz w:val="22"/>
-                <w:szCs w:val="22"/>
-              </w:rPr>
-              <w:t>NUMERIC(</w:t>
-            </w:r>
-            <w:proofErr w:type="gramEnd"/>
-            <w:r>
-              <w:rPr>
-                <w:sz w:val="22"/>
-                <w:szCs w:val="22"/>
-              </w:rPr>
-              <w:t>12,3)</w:t>
+            <w:r>
+              <w:rPr>
+                <w:sz w:val="22"/>
+                <w:szCs w:val="22"/>
+              </w:rPr>
+              <w:t>NUMERIC(12,3)</w:t>
             </w:r>
           </w:p>
         </w:tc>
@@ -15104,7 +13406,6 @@
                 <w:szCs w:val="22"/>
               </w:rPr>
             </w:pPr>
-            <w:proofErr w:type="spellStart"/>
             <w:r>
               <w:rPr>
                 <w:sz w:val="22"/>
@@ -15112,7 +13413,6 @@
               </w:rPr>
               <w:t>error_rate</w:t>
             </w:r>
-            <w:proofErr w:type="spellEnd"/>
           </w:p>
         </w:tc>
         <w:tc>
@@ -15155,21 +13455,12 @@
                 <w:lang w:eastAsia="ru-RU"/>
               </w:rPr>
             </w:pPr>
-            <w:proofErr w:type="gramStart"/>
-            <w:r>
-              <w:rPr>
-                <w:sz w:val="22"/>
-                <w:szCs w:val="22"/>
-              </w:rPr>
-              <w:t>NUMERIC(</w:t>
-            </w:r>
-            <w:proofErr w:type="gramEnd"/>
-            <w:r>
-              <w:rPr>
-                <w:sz w:val="22"/>
-                <w:szCs w:val="22"/>
-              </w:rPr>
-              <w:t>6,3)</w:t>
+            <w:r>
+              <w:rPr>
+                <w:sz w:val="22"/>
+                <w:szCs w:val="22"/>
+              </w:rPr>
+              <w:t>NUMERIC(6,3)</w:t>
             </w:r>
           </w:p>
           <w:p>
@@ -15221,7 +13512,6 @@
       <w:r>
         <w:t>(</w:t>
       </w:r>
-      <w:proofErr w:type="gramStart"/>
       <w:r>
         <w:rPr>
           <w:rFonts w:eastAsia="Times New Roman"/>
@@ -15244,7 +13534,6 @@
         </w:rPr>
         <w:t>aggregated</w:t>
       </w:r>
-      <w:proofErr w:type="gramEnd"/>
       <w:r>
         <w:rPr>
           <w:lang w:eastAsia="en-US"/>
@@ -15773,21 +14062,7 @@
         <w:rPr>
           <w:lang w:eastAsia="en-US"/>
         </w:rPr>
-        <w:t xml:space="preserve">Программное обеспечение модуля объединённой аналитики пользовательских событий реализовано в составе </w:t>
-      </w:r>
-      <w:proofErr w:type="spellStart"/>
-      <w:r>
-        <w:rPr>
-          <w:lang w:eastAsia="en-US"/>
-        </w:rPr>
-        <w:t>backend</w:t>
-      </w:r>
-      <w:proofErr w:type="spellEnd"/>
-      <w:r>
-        <w:rPr>
-          <w:lang w:eastAsia="en-US"/>
-        </w:rPr>
-        <w:t>-приложения интернет-магазина и обеспечивает полный цикл работы с аналитическими данными: сбор, обработку, агрегацию и предоставление результатов анализа. Архитектура решения основана на принципах модульности, разделения ответственности и многоуровневой организации.</w:t>
+        <w:t>Программное обеспечение модуля объединённой аналитики пользовательских событий реализовано в составе backend-приложения интернет-магазина и обеспечивает полный цикл работы с аналитическими данными: сбор, обработку, агрегацию и предоставление результатов анализа. Архитектура решения основана на принципах модульности, разделения ответственности и многоуровневой организации.</w:t>
       </w:r>
     </w:p>
     <w:p>
@@ -15814,21 +14089,7 @@
           <w:lang w:eastAsia="en-US"/>
         </w:rPr>
         <w:lastRenderedPageBreak/>
-        <w:t xml:space="preserve">В качестве технологической основы используется платформа Java и фреймворк Spring Boot. Веб-уровень реализован с использованием Spring Web и построен на REST-подходе, обеспечивающем взаимодействие между компонентами системы. Доступ к данным осуществляется через Spring Data JPA, реализующий слой репозиториев и взаимодействие с СУБД </w:t>
-      </w:r>
-      <w:proofErr w:type="spellStart"/>
-      <w:r>
-        <w:rPr>
-          <w:lang w:eastAsia="en-US"/>
-        </w:rPr>
-        <w:t>PostgreSQL</w:t>
-      </w:r>
-      <w:proofErr w:type="spellEnd"/>
-      <w:r>
-        <w:rPr>
-          <w:lang w:eastAsia="en-US"/>
-        </w:rPr>
-        <w:t>. Для обеспечения безопасности используется Spring Security, позволяющий реализовать контроль доступа к аналитическим данным на уровне ролей пользователей.</w:t>
+        <w:t>В качестве технологической основы используется платформа Java и фреймворк Spring Boot. Веб-уровень реализован с использованием Spring Web и построен на REST-подходе, обеспечивающем взаимодействие между компонентами системы. Доступ к данным осуществляется через Spring Data JPA, реализующий слой репозиториев и взаимодействие с СУБД PostgreSQL. Для обеспечения безопасности используется Spring Security, позволяющий реализовать контроль доступа к аналитическим данным на уровне ролей пользователей.</w:t>
       </w:r>
     </w:p>
     <w:p>
@@ -15854,49 +14115,7 @@
         <w:rPr>
           <w:lang w:eastAsia="en-US"/>
         </w:rPr>
-        <w:t xml:space="preserve">Пользовательский интерфейс административной части формируется с использованием библиотек </w:t>
-      </w:r>
-      <w:proofErr w:type="spellStart"/>
-      <w:r>
-        <w:rPr>
-          <w:lang w:eastAsia="en-US"/>
-        </w:rPr>
-        <w:t>Bootstrap</w:t>
-      </w:r>
-      <w:proofErr w:type="spellEnd"/>
-      <w:r>
-        <w:rPr>
-          <w:lang w:eastAsia="en-US"/>
-        </w:rPr>
-        <w:t xml:space="preserve"> и Chart.js, обеспечивающих адаптивное отображение данных и их визуализацию в виде графиков. Для серверной генерации HTML-представлений может использоваться </w:t>
-      </w:r>
-      <w:proofErr w:type="spellStart"/>
-      <w:r>
-        <w:rPr>
-          <w:lang w:eastAsia="en-US"/>
-        </w:rPr>
-        <w:t>шаблонизатор</w:t>
-      </w:r>
-      <w:proofErr w:type="spellEnd"/>
-      <w:r>
-        <w:rPr>
-          <w:lang w:eastAsia="en-US"/>
-        </w:rPr>
-        <w:t xml:space="preserve"> </w:t>
-      </w:r>
-      <w:proofErr w:type="spellStart"/>
-      <w:r>
-        <w:rPr>
-          <w:lang w:eastAsia="en-US"/>
-        </w:rPr>
-        <w:t>Thymeleaf</w:t>
-      </w:r>
-      <w:proofErr w:type="spellEnd"/>
-      <w:r>
-        <w:rPr>
-          <w:lang w:eastAsia="en-US"/>
-        </w:rPr>
-        <w:t>.</w:t>
+        <w:t>Пользовательский интерфейс административной части формируется с использованием библиотек Bootstrap и Chart.js, обеспечивающих адаптивное отображение данных и их визуализацию в виде графиков. Для серверной генерации HTML-представлений может использоваться шаблонизатор Thymeleaf.</w:t>
       </w:r>
     </w:p>
     <w:p>
@@ -15922,49 +14141,7 @@
         <w:rPr>
           <w:lang w:eastAsia="en-US"/>
         </w:rPr>
-        <w:t xml:space="preserve">Общая структура программного обеспечения представлена на диаграмме компонентов (рисунок 8). Модуль аналитики интегрирован в </w:t>
-      </w:r>
-      <w:proofErr w:type="spellStart"/>
-      <w:r>
-        <w:rPr>
-          <w:lang w:eastAsia="en-US"/>
-        </w:rPr>
-        <w:t>backend</w:t>
-      </w:r>
-      <w:proofErr w:type="spellEnd"/>
-      <w:r>
-        <w:rPr>
-          <w:lang w:eastAsia="en-US"/>
-        </w:rPr>
-        <w:t xml:space="preserve"> интернет-магазина и взаимодействует с административной панелью через REST API. Внутри модуля выделяются следующие логические слои: контроллеры (точки входа), сервисный слой (бизнес-логика обработки событий и агрегации), слой доступа к данным (репозитории), а также компоненты пользовательского интерфейса. Хранение аналитических данных осуществляется в отдельной схеме базы данных (</w:t>
-      </w:r>
-      <w:proofErr w:type="spellStart"/>
-      <w:r>
-        <w:rPr>
-          <w:lang w:eastAsia="en-US"/>
-        </w:rPr>
-        <w:t>analytics</w:t>
-      </w:r>
-      <w:proofErr w:type="spellEnd"/>
-      <w:r>
-        <w:rPr>
-          <w:lang w:eastAsia="en-US"/>
-        </w:rPr>
-        <w:t>), что обеспечивает их изоляцию от основной схемы интернет-магазина (</w:t>
-      </w:r>
-      <w:proofErr w:type="spellStart"/>
-      <w:r>
-        <w:rPr>
-          <w:lang w:eastAsia="en-US"/>
-        </w:rPr>
-        <w:t>shop</w:t>
-      </w:r>
-      <w:proofErr w:type="spellEnd"/>
-      <w:r>
-        <w:rPr>
-          <w:lang w:eastAsia="en-US"/>
-        </w:rPr>
-        <w:t>)</w:t>
+        <w:t>Общая структура программного обеспечения представлена на диаграмме компонентов (рисунок 8). Модуль аналитики интегрирован в backend интернет-магазина и взаимодействует с административной панелью через REST API. Внутри модуля выделяются следующие логические слои: контроллеры (точки входа), сервисный слой (бизнес-логика обработки событий и агрегации), слой доступа к данным (репозитории), а также компоненты пользовательского интерфейса. Хранение аналитических данных осуществляется в отдельной схеме базы данных (analytics), что обеспечивает их изоляцию от основной схемы интернет-магазина (shop)</w:t>
       </w:r>
       <w:r>
         <w:rPr>
@@ -15981,10 +14158,10 @@
       <w:r>
         <w:lastRenderedPageBreak/>
         <w:drawing>
-          <wp:inline distT="0" distB="0" distL="0" distR="0" wp14:anchorId="4A90E4E4" wp14:editId="22337C00">
-            <wp:extent cx="4393565" cy="2730831"/>
-            <wp:effectExtent l="0" t="0" r="6985" b="0"/>
-            <wp:docPr id="3" name="Рисунок 3"/>
+          <wp:inline distT="0" distB="0" distL="0" distR="0" wp14:anchorId="1F98B4A5" wp14:editId="212EB285">
+            <wp:extent cx="5939790" cy="3205480"/>
+            <wp:effectExtent l="0" t="0" r="3810" b="0"/>
+            <wp:docPr id="752351945" name="Рисунок 1"/>
             <wp:cNvGraphicFramePr>
               <a:graphicFrameLocks xmlns:a="http://schemas.openxmlformats.org/drawingml/2006/main" noChangeAspect="1"/>
             </wp:cNvGraphicFramePr>
@@ -15992,7 +14169,7 @@
               <a:graphicData uri="http://schemas.openxmlformats.org/drawingml/2006/picture">
                 <pic:pic xmlns:pic="http://schemas.openxmlformats.org/drawingml/2006/picture">
                   <pic:nvPicPr>
-                    <pic:cNvPr id="1" name=""/>
+                    <pic:cNvPr id="752351945" name=""/>
                     <pic:cNvPicPr/>
                   </pic:nvPicPr>
                   <pic:blipFill>
@@ -16004,7 +14181,7 @@
                   <pic:spPr>
                     <a:xfrm>
                       <a:off x="0" y="0"/>
-                      <a:ext cx="4408014" cy="2739812"/>
+                      <a:ext cx="5939790" cy="3205480"/>
                     </a:xfrm>
                     <a:prstGeom prst="rect">
                       <a:avLst/>
@@ -16049,21 +14226,7 @@
         <w:rPr>
           <w:lang w:eastAsia="en-US"/>
         </w:rPr>
-        <w:t xml:space="preserve">Внутренняя структура </w:t>
-      </w:r>
-      <w:proofErr w:type="spellStart"/>
-      <w:r>
-        <w:rPr>
-          <w:lang w:eastAsia="en-US"/>
-        </w:rPr>
-        <w:t>backend</w:t>
-      </w:r>
-      <w:proofErr w:type="spellEnd"/>
-      <w:r>
-        <w:rPr>
-          <w:lang w:eastAsia="en-US"/>
-        </w:rPr>
-        <w:t>-модуля аналитики представлена на диаграмме классов (рисунок 9). Модуль включает доменные сущности, отражающие пользовательские события, этапы их обработки и метрики, а также справочные сущности типов. Для работы с данными используются репозитории, реализующие операции чтения и записи. Бизнес-логика сосредоточена в сервисах, обеспечивающих жизненный цикл событий, фиксацию этапов, запись метрик и выполнение агрегации данных. Взаимодействие с модулем осуществляется через публичный интерфейс, обеспечивающий слабую связанность с основным приложением</w:t>
+        <w:t>Внутренняя структура backend-модуля аналитики представлена на диаграмме классов (рисунок 9). Модуль включает доменные сущности, отражающие пользовательские события, этапы их обработки и метрики, а также справочные сущности типов. Для работы с данными используются репозитории, реализующие операции чтения и записи. Бизнес-логика сосредоточена в сервисах, обеспечивающих жизненный цикл событий, фиксацию этапов, запись метрик и выполнение агрегации данных. Взаимодействие с модулем осуществляется через публичный интерфейс, обеспечивающий слабую связанность с основным приложением</w:t>
       </w:r>
       <w:r>
         <w:rPr>
@@ -16126,15 +14289,7 @@
         <w:t xml:space="preserve">Рисунок 9. </w:t>
       </w:r>
       <w:r>
-        <w:t xml:space="preserve">Диаграмма классов </w:t>
-      </w:r>
-      <w:proofErr w:type="spellStart"/>
-      <w:r>
-        <w:t>backend</w:t>
-      </w:r>
-      <w:proofErr w:type="spellEnd"/>
-      <w:r>
-        <w:t>-модуля аналитики</w:t>
+        <w:t>Диаграмма классов backend-модуля аналитики</w:t>
       </w:r>
     </w:p>
     <w:p>
@@ -16288,7 +14443,6 @@
         </w:rPr>
         <w:t xml:space="preserve"> модуля </w:t>
       </w:r>
-      <w:proofErr w:type="gramStart"/>
       <w:r>
         <w:rPr>
           <w:b/>
@@ -16314,7 +14468,6 @@
         </w:rPr>
         <w:t>аналитики</w:t>
       </w:r>
-      <w:proofErr w:type="gramEnd"/>
       <w:r>
         <w:t xml:space="preserve"> </w:t>
       </w:r>
@@ -16353,7 +14506,6 @@
           <w:b/>
           <w:bCs/>
         </w:rPr>
-        <w:lastRenderedPageBreak/>
         <w:t>Техническое обеспечение</w:t>
       </w:r>
       <w:bookmarkEnd w:id="46"/>
@@ -16395,10 +14547,10 @@
           <w:bCs/>
         </w:rPr>
         <w:drawing>
-          <wp:inline distT="0" distB="0" distL="0" distR="0" wp14:anchorId="17A76E12" wp14:editId="219451EC">
-            <wp:extent cx="4415895" cy="2445879"/>
-            <wp:effectExtent l="0" t="0" r="3810" b="0"/>
-            <wp:docPr id="4" name="Рисунок 4"/>
+          <wp:inline distT="0" distB="0" distL="0" distR="0" wp14:anchorId="4B1F0ED4" wp14:editId="1AC44875">
+            <wp:extent cx="5939790" cy="1571625"/>
+            <wp:effectExtent l="0" t="0" r="3810" b="9525"/>
+            <wp:docPr id="1057168948" name="Рисунок 1"/>
             <wp:cNvGraphicFramePr>
               <a:graphicFrameLocks xmlns:a="http://schemas.openxmlformats.org/drawingml/2006/main" noChangeAspect="1"/>
             </wp:cNvGraphicFramePr>
@@ -16406,7 +14558,7 @@
               <a:graphicData uri="http://schemas.openxmlformats.org/drawingml/2006/picture">
                 <pic:pic xmlns:pic="http://schemas.openxmlformats.org/drawingml/2006/picture">
                   <pic:nvPicPr>
-                    <pic:cNvPr id="1" name=""/>
+                    <pic:cNvPr id="1057168948" name=""/>
                     <pic:cNvPicPr/>
                   </pic:nvPicPr>
                   <pic:blipFill>
@@ -16418,7 +14570,7 @@
                   <pic:spPr>
                     <a:xfrm>
                       <a:off x="0" y="0"/>
-                      <a:ext cx="4427461" cy="2452285"/>
+                      <a:ext cx="5939790" cy="1571625"/>
                     </a:xfrm>
                     <a:prstGeom prst="rect">
                       <a:avLst/>
@@ -16494,7 +14646,7 @@
 </file>
 
 <file path=word/endnotes.xml><?xml version="1.0" encoding="utf-8"?>
-<w:endnotes xmlns:wpc="http://schemas.microsoft.com/office/word/2010/wordprocessingCanvas" xmlns:cx="http://schemas.microsoft.com/office/drawing/2014/chartex" xmlns:cx1="http://schemas.microsoft.com/office/drawing/2015/9/8/chartex" xmlns:cx2="http://schemas.microsoft.com/office/drawing/2015/10/21/chartex" xmlns:cx3="http://schemas.microsoft.com/office/drawing/2016/5/9/chartex" xmlns:cx4="http://schemas.microsoft.com/office/drawing/2016/5/10/chartex" xmlns:cx5="http://schemas.microsoft.com/office/drawing/2016/5/11/chartex" xmlns:cx6="http://schemas.microsoft.com/office/drawing/2016/5/12/chartex" xmlns:cx7="http://schemas.microsoft.com/office/drawing/2016/5/13/chartex" xmlns:cx8="http://schemas.microsoft.com/office/drawing/2016/5/14/chartex" xmlns:mc="http://schemas.openxmlformats.org/markup-compatibility/2006" xmlns:aink="http://schemas.microsoft.com/office/drawing/2016/ink" xmlns:am3d="http://schemas.microsoft.com/office/drawing/2017/model3d" xmlns:o="urn:schemas-microsoft-com:office:office" xmlns:r="http://schemas.openxmlformats.org/officeDocument/2006/relationships" xmlns:m="http://schemas.openxmlformats.org/officeDocument/2006/math" xmlns:v="urn:schemas-microsoft-com:vml" xmlns:wp14="http://schemas.microsoft.com/office/word/2010/wordprocessingDrawing" xmlns:wp="http://schemas.openxmlformats.org/drawingml/2006/wordprocessingDrawing" xmlns:w10="urn:schemas-microsoft-com:office:word" xmlns:w="http://schemas.openxmlformats.org/wordprocessingml/2006/main" xmlns:w14="http://schemas.microsoft.com/office/word/2010/wordml" xmlns:w15="http://schemas.microsoft.com/office/word/2012/wordml" xmlns:w16cex="http://schemas.microsoft.com/office/word/2018/wordml/cex" xmlns:w16cid="http://schemas.microsoft.com/office/word/2016/wordml/cid" xmlns:w16="http://schemas.microsoft.com/office/word/2018/wordml" xmlns:w16sdtdh="http://schemas.microsoft.com/office/word/2020/wordml/sdtdatahash" xmlns:w16se="http://schemas.microsoft.com/office/word/2015/wordml/symex" xmlns:wpg="http://schemas.microsoft.com/office/word/2010/wordprocessingGroup" xmlns:wpi="http://schemas.microsoft.com/office/word/2010/wordprocessingInk" xmlns:wne="http://schemas.microsoft.com/office/word/2006/wordml" xmlns:wps="http://schemas.microsoft.com/office/word/2010/wordprocessingShape" mc:Ignorable="w14 w15 w16se w16cid w16 w16cex w16sdtdh wp14">
+<w:endnotes xmlns:wpc="http://schemas.microsoft.com/office/word/2010/wordprocessingCanvas" xmlns:cx="http://schemas.microsoft.com/office/drawing/2014/chartex" xmlns:cx1="http://schemas.microsoft.com/office/drawing/2015/9/8/chartex" xmlns:cx2="http://schemas.microsoft.com/office/drawing/2015/10/21/chartex" xmlns:cx3="http://schemas.microsoft.com/office/drawing/2016/5/9/chartex" xmlns:cx4="http://schemas.microsoft.com/office/drawing/2016/5/10/chartex" xmlns:cx5="http://schemas.microsoft.com/office/drawing/2016/5/11/chartex" xmlns:cx6="http://schemas.microsoft.com/office/drawing/2016/5/12/chartex" xmlns:cx7="http://schemas.microsoft.com/office/drawing/2016/5/13/chartex" xmlns:cx8="http://schemas.microsoft.com/office/drawing/2016/5/14/chartex" xmlns:mc="http://schemas.openxmlformats.org/markup-compatibility/2006" xmlns:aink="http://schemas.microsoft.com/office/drawing/2016/ink" xmlns:am3d="http://schemas.microsoft.com/office/drawing/2017/model3d" xmlns:o="urn:schemas-microsoft-com:office:office" xmlns:oel="http://schemas.microsoft.com/office/2019/extlst" xmlns:r="http://schemas.openxmlformats.org/officeDocument/2006/relationships" xmlns:m="http://schemas.openxmlformats.org/officeDocument/2006/math" xmlns:v="urn:schemas-microsoft-com:vml" xmlns:wp14="http://schemas.microsoft.com/office/word/2010/wordprocessingDrawing" xmlns:wp="http://schemas.openxmlformats.org/drawingml/2006/wordprocessingDrawing" xmlns:w10="urn:schemas-microsoft-com:office:word" xmlns:w="http://schemas.openxmlformats.org/wordprocessingml/2006/main" xmlns:w14="http://schemas.microsoft.com/office/word/2010/wordml" xmlns:w15="http://schemas.microsoft.com/office/word/2012/wordml" xmlns:w16cex="http://schemas.microsoft.com/office/word/2018/wordml/cex" xmlns:w16cid="http://schemas.microsoft.com/office/word/2016/wordml/cid" xmlns:w16="http://schemas.microsoft.com/office/word/2018/wordml" xmlns:w16du="http://schemas.microsoft.com/office/word/2023/wordml/word16du" xmlns:w16sdtdh="http://schemas.microsoft.com/office/word/2020/wordml/sdtdatahash" xmlns:w16sdtfl="http://schemas.microsoft.com/office/word/2024/wordml/sdtformatlock" xmlns:w16se="http://schemas.microsoft.com/office/word/2015/wordml/symex" xmlns:wpg="http://schemas.microsoft.com/office/word/2010/wordprocessingGroup" xmlns:wpi="http://schemas.microsoft.com/office/word/2010/wordprocessingInk" xmlns:wne="http://schemas.microsoft.com/office/word/2006/wordml" xmlns:wps="http://schemas.microsoft.com/office/word/2010/wordprocessingShape" mc:Ignorable="w14 w15 w16se w16cid w16 w16cex w16sdtdh w16sdtfl w16du wp14">
   <w:endnote w:type="separator" w:id="-1">
     <w:p>
       <w:r>
@@ -16513,7 +14665,7 @@
 </file>
 
 <file path=word/footnotes.xml><?xml version="1.0" encoding="utf-8"?>
-<w:footnotes xmlns:wpc="http://schemas.microsoft.com/office/word/2010/wordprocessingCanvas" xmlns:cx="http://schemas.microsoft.com/office/drawing/2014/chartex" xmlns:cx1="http://schemas.microsoft.com/office/drawing/2015/9/8/chartex" xmlns:cx2="http://schemas.microsoft.com/office/drawing/2015/10/21/chartex" xmlns:cx3="http://schemas.microsoft.com/office/drawing/2016/5/9/chartex" xmlns:cx4="http://schemas.microsoft.com/office/drawing/2016/5/10/chartex" xmlns:cx5="http://schemas.microsoft.com/office/drawing/2016/5/11/chartex" xmlns:cx6="http://schemas.microsoft.com/office/drawing/2016/5/12/chartex" xmlns:cx7="http://schemas.microsoft.com/office/drawing/2016/5/13/chartex" xmlns:cx8="http://schemas.microsoft.com/office/drawing/2016/5/14/chartex" xmlns:mc="http://schemas.openxmlformats.org/markup-compatibility/2006" xmlns:aink="http://schemas.microsoft.com/office/drawing/2016/ink" xmlns:am3d="http://schemas.microsoft.com/office/drawing/2017/model3d" xmlns:o="urn:schemas-microsoft-com:office:office" xmlns:r="http://schemas.openxmlformats.org/officeDocument/2006/relationships" xmlns:m="http://schemas.openxmlformats.org/officeDocument/2006/math" xmlns:v="urn:schemas-microsoft-com:vml" xmlns:wp14="http://schemas.microsoft.com/office/word/2010/wordprocessingDrawing" xmlns:wp="http://schemas.openxmlformats.org/drawingml/2006/wordprocessingDrawing" xmlns:w10="urn:schemas-microsoft-com:office:word" xmlns:w="http://schemas.openxmlformats.org/wordprocessingml/2006/main" xmlns:w14="http://schemas.microsoft.com/office/word/2010/wordml" xmlns:w15="http://schemas.microsoft.com/office/word/2012/wordml" xmlns:w16cex="http://schemas.microsoft.com/office/word/2018/wordml/cex" xmlns:w16cid="http://schemas.microsoft.com/office/word/2016/wordml/cid" xmlns:w16="http://schemas.microsoft.com/office/word/2018/wordml" xmlns:w16sdtdh="http://schemas.microsoft.com/office/word/2020/wordml/sdtdatahash" xmlns:w16se="http://schemas.microsoft.com/office/word/2015/wordml/symex" xmlns:wpg="http://schemas.microsoft.com/office/word/2010/wordprocessingGroup" xmlns:wpi="http://schemas.microsoft.com/office/word/2010/wordprocessingInk" xmlns:wne="http://schemas.microsoft.com/office/word/2006/wordml" xmlns:wps="http://schemas.microsoft.com/office/word/2010/wordprocessingShape" mc:Ignorable="w14 w15 w16se w16cid w16 w16cex w16sdtdh wp14">
+<w:footnotes xmlns:wpc="http://schemas.microsoft.com/office/word/2010/wordprocessingCanvas" xmlns:cx="http://schemas.microsoft.com/office/drawing/2014/chartex" xmlns:cx1="http://schemas.microsoft.com/office/drawing/2015/9/8/chartex" xmlns:cx2="http://schemas.microsoft.com/office/drawing/2015/10/21/chartex" xmlns:cx3="http://schemas.microsoft.com/office/drawing/2016/5/9/chartex" xmlns:cx4="http://schemas.microsoft.com/office/drawing/2016/5/10/chartex" xmlns:cx5="http://schemas.microsoft.com/office/drawing/2016/5/11/chartex" xmlns:cx6="http://schemas.microsoft.com/office/drawing/2016/5/12/chartex" xmlns:cx7="http://schemas.microsoft.com/office/drawing/2016/5/13/chartex" xmlns:cx8="http://schemas.microsoft.com/office/drawing/2016/5/14/chartex" xmlns:mc="http://schemas.openxmlformats.org/markup-compatibility/2006" xmlns:aink="http://schemas.microsoft.com/office/drawing/2016/ink" xmlns:am3d="http://schemas.microsoft.com/office/drawing/2017/model3d" xmlns:o="urn:schemas-microsoft-com:office:office" xmlns:oel="http://schemas.microsoft.com/office/2019/extlst" xmlns:r="http://schemas.openxmlformats.org/officeDocument/2006/relationships" xmlns:m="http://schemas.openxmlformats.org/officeDocument/2006/math" xmlns:v="urn:schemas-microsoft-com:vml" xmlns:wp14="http://schemas.microsoft.com/office/word/2010/wordprocessingDrawing" xmlns:wp="http://schemas.openxmlformats.org/drawingml/2006/wordprocessingDrawing" xmlns:w10="urn:schemas-microsoft-com:office:word" xmlns:w="http://schemas.openxmlformats.org/wordprocessingml/2006/main" xmlns:w14="http://schemas.microsoft.com/office/word/2010/wordml" xmlns:w15="http://schemas.microsoft.com/office/word/2012/wordml" xmlns:w16cex="http://schemas.microsoft.com/office/word/2018/wordml/cex" xmlns:w16cid="http://schemas.microsoft.com/office/word/2016/wordml/cid" xmlns:w16="http://schemas.microsoft.com/office/word/2018/wordml" xmlns:w16du="http://schemas.microsoft.com/office/word/2023/wordml/word16du" xmlns:w16sdtdh="http://schemas.microsoft.com/office/word/2020/wordml/sdtdatahash" xmlns:w16sdtfl="http://schemas.microsoft.com/office/word/2024/wordml/sdtformatlock" xmlns:w16se="http://schemas.microsoft.com/office/word/2015/wordml/symex" xmlns:wpg="http://schemas.microsoft.com/office/word/2010/wordprocessingGroup" xmlns:wpi="http://schemas.microsoft.com/office/word/2010/wordprocessingInk" xmlns:wne="http://schemas.microsoft.com/office/word/2006/wordml" xmlns:wps="http://schemas.microsoft.com/office/word/2010/wordprocessingShape" mc:Ignorable="w14 w15 w16se w16cid w16 w16cex w16sdtdh w16sdtfl w16du wp14">
   <w:footnote w:type="separator" w:id="-1">
     <w:p>
       <w:r>
@@ -16532,7 +14684,7 @@
 </file>
 
 <file path=word/numbering.xml><?xml version="1.0" encoding="utf-8"?>
-<w:numbering xmlns:wpc="http://schemas.microsoft.com/office/word/2010/wordprocessingCanvas" xmlns:cx="http://schemas.microsoft.com/office/drawing/2014/chartex" xmlns:cx1="http://schemas.microsoft.com/office/drawing/2015/9/8/chartex" xmlns:cx2="http://schemas.microsoft.com/office/drawing/2015/10/21/chartex" xmlns:cx3="http://schemas.microsoft.com/office/drawing/2016/5/9/chartex" xmlns:cx4="http://schemas.microsoft.com/office/drawing/2016/5/10/chartex" xmlns:cx5="http://schemas.microsoft.com/office/drawing/2016/5/11/chartex" xmlns:cx6="http://schemas.microsoft.com/office/drawing/2016/5/12/chartex" xmlns:cx7="http://schemas.microsoft.com/office/drawing/2016/5/13/chartex" xmlns:cx8="http://schemas.microsoft.com/office/drawing/2016/5/14/chartex" xmlns:mc="http://schemas.openxmlformats.org/markup-compatibility/2006" xmlns:aink="http://schemas.microsoft.com/office/drawing/2016/ink" xmlns:am3d="http://schemas.microsoft.com/office/drawing/2017/model3d" xmlns:o="urn:schemas-microsoft-com:office:office" xmlns:r="http://schemas.openxmlformats.org/officeDocument/2006/relationships" xmlns:m="http://schemas.openxmlformats.org/officeDocument/2006/math" xmlns:v="urn:schemas-microsoft-com:vml" xmlns:wp14="http://schemas.microsoft.com/office/word/2010/wordprocessingDrawing" xmlns:wp="http://schemas.openxmlformats.org/drawingml/2006/wordprocessingDrawing" xmlns:w10="urn:schemas-microsoft-com:office:word" xmlns:w="http://schemas.openxmlformats.org/wordprocessingml/2006/main" xmlns:w14="http://schemas.microsoft.com/office/word/2010/wordml" xmlns:w15="http://schemas.microsoft.com/office/word/2012/wordml" xmlns:w16cex="http://schemas.microsoft.com/office/word/2018/wordml/cex" xmlns:w16cid="http://schemas.microsoft.com/office/word/2016/wordml/cid" xmlns:w16="http://schemas.microsoft.com/office/word/2018/wordml" xmlns:w16sdtdh="http://schemas.microsoft.com/office/word/2020/wordml/sdtdatahash" xmlns:w16se="http://schemas.microsoft.com/office/word/2015/wordml/symex" xmlns:wpg="http://schemas.microsoft.com/office/word/2010/wordprocessingGroup" xmlns:wpi="http://schemas.microsoft.com/office/word/2010/wordprocessingInk" xmlns:wne="http://schemas.microsoft.com/office/word/2006/wordml" xmlns:wps="http://schemas.microsoft.com/office/word/2010/wordprocessingShape" mc:Ignorable="w14 w15 w16se w16cid w16 w16cex w16sdtdh wp14">
+<w:numbering xmlns:wpc="http://schemas.microsoft.com/office/word/2010/wordprocessingCanvas" xmlns:cx="http://schemas.microsoft.com/office/drawing/2014/chartex" xmlns:cx1="http://schemas.microsoft.com/office/drawing/2015/9/8/chartex" xmlns:cx2="http://schemas.microsoft.com/office/drawing/2015/10/21/chartex" xmlns:cx3="http://schemas.microsoft.com/office/drawing/2016/5/9/chartex" xmlns:cx4="http://schemas.microsoft.com/office/drawing/2016/5/10/chartex" xmlns:cx5="http://schemas.microsoft.com/office/drawing/2016/5/11/chartex" xmlns:cx6="http://schemas.microsoft.com/office/drawing/2016/5/12/chartex" xmlns:cx7="http://schemas.microsoft.com/office/drawing/2016/5/13/chartex" xmlns:cx8="http://schemas.microsoft.com/office/drawing/2016/5/14/chartex" xmlns:mc="http://schemas.openxmlformats.org/markup-compatibility/2006" xmlns:aink="http://schemas.microsoft.com/office/drawing/2016/ink" xmlns:am3d="http://schemas.microsoft.com/office/drawing/2017/model3d" xmlns:o="urn:schemas-microsoft-com:office:office" xmlns:oel="http://schemas.microsoft.com/office/2019/extlst" xmlns:r="http://schemas.openxmlformats.org/officeDocument/2006/relationships" xmlns:m="http://schemas.openxmlformats.org/officeDocument/2006/math" xmlns:v="urn:schemas-microsoft-com:vml" xmlns:wp14="http://schemas.microsoft.com/office/word/2010/wordprocessingDrawing" xmlns:wp="http://schemas.openxmlformats.org/drawingml/2006/wordprocessingDrawing" xmlns:w10="urn:schemas-microsoft-com:office:word" xmlns:w="http://schemas.openxmlformats.org/wordprocessingml/2006/main" xmlns:w14="http://schemas.microsoft.com/office/word/2010/wordml" xmlns:w15="http://schemas.microsoft.com/office/word/2012/wordml" xmlns:w16cex="http://schemas.microsoft.com/office/word/2018/wordml/cex" xmlns:w16cid="http://schemas.microsoft.com/office/word/2016/wordml/cid" xmlns:w16="http://schemas.microsoft.com/office/word/2018/wordml" xmlns:w16du="http://schemas.microsoft.com/office/word/2023/wordml/word16du" xmlns:w16sdtdh="http://schemas.microsoft.com/office/word/2020/wordml/sdtdatahash" xmlns:w16sdtfl="http://schemas.microsoft.com/office/word/2024/wordml/sdtformatlock" xmlns:w16se="http://schemas.microsoft.com/office/word/2015/wordml/symex" xmlns:wpg="http://schemas.microsoft.com/office/word/2010/wordprocessingGroup" xmlns:wpi="http://schemas.microsoft.com/office/word/2010/wordprocessingInk" xmlns:wne="http://schemas.microsoft.com/office/word/2006/wordml" xmlns:wps="http://schemas.microsoft.com/office/word/2010/wordprocessingShape" mc:Ignorable="w14 w15 w16se w16cid w16 w16cex w16sdtdh w16sdtfl w16du wp14">
   <w:abstractNum w:abstractNumId="0" w15:restartNumberingAfterBreak="0">
     <w:nsid w:val="016B0CDF"/>
     <w:multiLevelType w:val="hybridMultilevel"/>
@@ -19116,76 +17268,76 @@
       </w:pPr>
     </w:lvl>
   </w:abstractNum>
-  <w:num w:numId="1">
+  <w:num w:numId="1" w16cid:durableId="590117478">
     <w:abstractNumId w:val="2"/>
   </w:num>
-  <w:num w:numId="2">
+  <w:num w:numId="2" w16cid:durableId="1572503208">
     <w:abstractNumId w:val="12"/>
   </w:num>
-  <w:num w:numId="3">
+  <w:num w:numId="3" w16cid:durableId="1405906376">
     <w:abstractNumId w:val="11"/>
   </w:num>
-  <w:num w:numId="4">
+  <w:num w:numId="4" w16cid:durableId="1668094881">
     <w:abstractNumId w:val="6"/>
   </w:num>
-  <w:num w:numId="5">
+  <w:num w:numId="5" w16cid:durableId="921723294">
     <w:abstractNumId w:val="23"/>
   </w:num>
-  <w:num w:numId="6">
+  <w:num w:numId="6" w16cid:durableId="1979556">
     <w:abstractNumId w:val="19"/>
   </w:num>
-  <w:num w:numId="7">
+  <w:num w:numId="7" w16cid:durableId="1209300741">
     <w:abstractNumId w:val="0"/>
   </w:num>
-  <w:num w:numId="8">
+  <w:num w:numId="8" w16cid:durableId="2005819755">
     <w:abstractNumId w:val="14"/>
   </w:num>
-  <w:num w:numId="9">
+  <w:num w:numId="9" w16cid:durableId="1261179252">
     <w:abstractNumId w:val="4"/>
   </w:num>
-  <w:num w:numId="10">
+  <w:num w:numId="10" w16cid:durableId="1217164672">
     <w:abstractNumId w:val="20"/>
   </w:num>
-  <w:num w:numId="11">
+  <w:num w:numId="11" w16cid:durableId="801575305">
     <w:abstractNumId w:val="17"/>
   </w:num>
-  <w:num w:numId="12">
+  <w:num w:numId="12" w16cid:durableId="438258790">
     <w:abstractNumId w:val="8"/>
   </w:num>
-  <w:num w:numId="13">
+  <w:num w:numId="13" w16cid:durableId="2083403018">
     <w:abstractNumId w:val="13"/>
   </w:num>
-  <w:num w:numId="14">
+  <w:num w:numId="14" w16cid:durableId="1090154121">
     <w:abstractNumId w:val="7"/>
   </w:num>
-  <w:num w:numId="15">
+  <w:num w:numId="15" w16cid:durableId="1132601666">
     <w:abstractNumId w:val="18"/>
   </w:num>
-  <w:num w:numId="16">
+  <w:num w:numId="16" w16cid:durableId="559438359">
     <w:abstractNumId w:val="10"/>
   </w:num>
-  <w:num w:numId="17">
+  <w:num w:numId="17" w16cid:durableId="2134127726">
     <w:abstractNumId w:val="3"/>
   </w:num>
-  <w:num w:numId="18">
+  <w:num w:numId="18" w16cid:durableId="2036154578">
     <w:abstractNumId w:val="21"/>
   </w:num>
-  <w:num w:numId="19">
+  <w:num w:numId="19" w16cid:durableId="1669357583">
     <w:abstractNumId w:val="9"/>
   </w:num>
-  <w:num w:numId="20">
+  <w:num w:numId="20" w16cid:durableId="2140881890">
     <w:abstractNumId w:val="15"/>
   </w:num>
-  <w:num w:numId="21">
+  <w:num w:numId="21" w16cid:durableId="897589315">
     <w:abstractNumId w:val="5"/>
   </w:num>
-  <w:num w:numId="22">
+  <w:num w:numId="22" w16cid:durableId="1232891523">
     <w:abstractNumId w:val="1"/>
   </w:num>
-  <w:num w:numId="23">
+  <w:num w:numId="23" w16cid:durableId="1423649744">
     <w:abstractNumId w:val="16"/>
   </w:num>
-  <w:num w:numId="24">
+  <w:num w:numId="24" w16cid:durableId="1764568930">
     <w:abstractNumId w:val="22"/>
   </w:num>
   <w:numIdMacAtCleanup w:val="5"/>
@@ -19193,7 +17345,7 @@
 </file>
 
 <file path=word/styles.xml><?xml version="1.0" encoding="utf-8"?>
-<w:styles xmlns:mc="http://schemas.openxmlformats.org/markup-compatibility/2006" xmlns:r="http://schemas.openxmlformats.org/officeDocument/2006/relationships" xmlns:w="http://schemas.openxmlformats.org/wordprocessingml/2006/main" xmlns:w14="http://schemas.microsoft.com/office/word/2010/wordml" xmlns:w15="http://schemas.microsoft.com/office/word/2012/wordml" xmlns:w16cex="http://schemas.microsoft.com/office/word/2018/wordml/cex" xmlns:w16cid="http://schemas.microsoft.com/office/word/2016/wordml/cid" xmlns:w16="http://schemas.microsoft.com/office/word/2018/wordml" xmlns:w16sdtdh="http://schemas.microsoft.com/office/word/2020/wordml/sdtdatahash" xmlns:w16se="http://schemas.microsoft.com/office/word/2015/wordml/symex" mc:Ignorable="w14 w15 w16se w16cid w16 w16cex w16sdtdh">
+<w:styles xmlns:mc="http://schemas.openxmlformats.org/markup-compatibility/2006" xmlns:r="http://schemas.openxmlformats.org/officeDocument/2006/relationships" xmlns:w="http://schemas.openxmlformats.org/wordprocessingml/2006/main" xmlns:w14="http://schemas.microsoft.com/office/word/2010/wordml" xmlns:w15="http://schemas.microsoft.com/office/word/2012/wordml" xmlns:w16cex="http://schemas.microsoft.com/office/word/2018/wordml/cex" xmlns:w16cid="http://schemas.microsoft.com/office/word/2016/wordml/cid" xmlns:w16="http://schemas.microsoft.com/office/word/2018/wordml" xmlns:w16du="http://schemas.microsoft.com/office/word/2023/wordml/word16du" xmlns:w16sdtdh="http://schemas.microsoft.com/office/word/2020/wordml/sdtdatahash" xmlns:w16sdtfl="http://schemas.microsoft.com/office/word/2024/wordml/sdtformatlock" xmlns:w16se="http://schemas.microsoft.com/office/word/2015/wordml/symex" mc:Ignorable="w14 w15 w16se w16cid w16 w16cex w16sdtdh w16sdtfl w16du">
   <w:docDefaults>
     <w:rPrDefault>
       <w:rPr>
